--- a/documento/Investigacion (1).docx
+++ b/documento/Investigacion (1).docx
@@ -6709,7 +6709,7 @@
         <w:rPr>
           <w:rtl w:val="0"/>
         </w:rPr>
-        <w:t xml:space="preserve">El resultado obtenido fue de: 316.961 registros, este valor permitió comprobar que el conjunto completo fue almacenado en Oracle.</w:t>
+        <w:t xml:space="preserve">El resultado obtenido fue de: 316.961 registros. Este valor permitió comprobar la cantidad de filas almacenadas en Oracle, aunque por sí solo no demuestra que las fechas, coordenadas y textos extensos se hayan importado correctamente. La consulta P02 de 02profiling.sql permite repetir este conteo y contrastarlo con la cantidad de INSPECTION_ID distintos.</w:t>
       </w:r>
       <w:r>
         <w:rPr>
@@ -6767,43 +6767,43 @@
         <w:rPr>
           <w:rtl w:val="0"/>
         </w:rPr>
-        <w:t xml:space="preserve">La columna </w:t>
-      </w:r>
-      <w:r>
-        <w:rPr>
-          <w:rtl w:val="0"/>
-        </w:rPr>
-        <w:t xml:space="preserve">VIOLATIONS</w:t>
-      </w:r>
-      <w:r>
-        <w:rPr>
-          <w:rtl w:val="0"/>
-        </w:rPr>
-        <w:t xml:space="preserve"> contiene descripciones extensas acerca de las infracciones encontradas durante las inspecciones. Inicialmente se intentó utilizar </w:t>
-      </w:r>
-      <w:r>
-        <w:rPr>
-          <w:rtl w:val="0"/>
-        </w:rPr>
-        <w:t xml:space="preserve">VARCHAR2(4000)</w:t>
-      </w:r>
-      <w:r>
-        <w:rPr>
-          <w:rtl w:val="0"/>
-        </w:rPr>
-        <w:t xml:space="preserve">, sin embargo, se encontraron registros que superaban este tamaño, llegando al menos a 4.920 caracteres. Por esta razón se decidió utilizar el tipo de dato </w:t>
-      </w:r>
-      <w:r>
-        <w:rPr>
-          <w:rtl w:val="0"/>
-        </w:rPr>
-        <w:t xml:space="preserve">CLOB</w:t>
-      </w:r>
-      <w:r>
-        <w:rPr>
-          <w:rtl w:val="0"/>
-        </w:rPr>
-        <w:t xml:space="preserve">, permitiendo almacenar textos de mayor longitud sin eliminar información.</w:t>
+        <w:t xml:space="preserve">La columna VIOLATIONS contiene descripciones extensas acerca de las infracciones encontradas durante las inspecciones. Inicialmente se intentó utilizar VARCHAR2(4000), sin embargo, se encontraron registros que superaban este tamaño, llegando al menos a 4.920 caracteres. Por esta razón se decidió utilizar el tipo de dato CLOB, permitiendo almacenar textos de mayor longitud sin eliminar información. La longitud máxima completa y la cantidad de textos superiores a 4.000 caracteres quedan pendientes de confirmar en Oracle mediante P29 y P30.</w:t>
+      </w:r>
+      <w:r>
+        <w:rPr>
+          <w:rtl w:val="0"/>
+        </w:rPr>
+        <w:t xml:space="preserve"/>
+      </w:r>
+      <w:r>
+        <w:rPr>
+          <w:rtl w:val="0"/>
+        </w:rPr>
+        <w:t xml:space="preserve"/>
+      </w:r>
+      <w:r>
+        <w:rPr>
+          <w:rtl w:val="0"/>
+        </w:rPr>
+        <w:t xml:space="preserve"/>
+      </w:r>
+      <w:r>
+        <w:rPr>
+          <w:rtl w:val="0"/>
+        </w:rPr>
+        <w:t xml:space="preserve"/>
+      </w:r>
+      <w:r>
+        <w:rPr>
+          <w:rtl w:val="0"/>
+        </w:rPr>
+        <w:t xml:space="preserve"/>
+      </w:r>
+      <w:r>
+        <w:rPr>
+          <w:rtl w:val="0"/>
+        </w:rPr>
+        <w:t xml:space="preserve"/>
       </w:r>
     </w:p>
     <w:p>
@@ -6910,43 +6910,43 @@
         <w:rPr>
           <w:rtl w:val="0"/>
         </w:rPr>
-        <w:t xml:space="preserve">La columna </w:t>
-      </w:r>
-      <w:r>
-        <w:rPr>
-          <w:rtl w:val="0"/>
-        </w:rPr>
-        <w:t xml:space="preserve">INSPECTION_DATE</w:t>
-      </w:r>
-      <w:r>
-        <w:rPr>
-          <w:rtl w:val="0"/>
-        </w:rPr>
-        <w:t xml:space="preserve"> fue almacenada utilizando el tipo </w:t>
-      </w:r>
-      <w:r>
-        <w:rPr>
-          <w:rtl w:val="0"/>
-        </w:rPr>
-        <w:t xml:space="preserve">DATE</w:t>
-      </w:r>
-      <w:r>
-        <w:rPr>
-          <w:rtl w:val="0"/>
-        </w:rPr>
-        <w:t xml:space="preserve">. Durante la importación se especificó el formato: </w:t>
-      </w:r>
-      <w:r>
-        <w:rPr>
-          <w:rtl w:val="0"/>
-        </w:rPr>
-        <w:t xml:space="preserve">MM/DD/YYYY, </w:t>
-      </w:r>
-      <w:r>
-        <w:rPr>
-          <w:rtl w:val="0"/>
-        </w:rPr>
-        <w:t xml:space="preserve">debido a que las fechas del conjunto original se encuentran en formato estadounidense.</w:t>
+        <w:t xml:space="preserve">La columna INSPECTION_DATE fue almacenada utilizando el tipo DATE. Durante la importación se especificó el formato: MM/DD/YYYY, debido a que las fechas del conjunto original se encuentran en formato estadounidense. La correspondencia entre las fechas del CSV y las almacenadas se comprobará mediante P03 y P04.</w:t>
+      </w:r>
+      <w:r>
+        <w:rPr>
+          <w:rtl w:val="0"/>
+        </w:rPr>
+        <w:t xml:space="preserve"/>
+      </w:r>
+      <w:r>
+        <w:rPr>
+          <w:rtl w:val="0"/>
+        </w:rPr>
+        <w:t xml:space="preserve"/>
+      </w:r>
+      <w:r>
+        <w:rPr>
+          <w:rtl w:val="0"/>
+        </w:rPr>
+        <w:t xml:space="preserve"/>
+      </w:r>
+      <w:r>
+        <w:rPr>
+          <w:rtl w:val="0"/>
+        </w:rPr>
+        <w:t xml:space="preserve"/>
+      </w:r>
+      <w:r>
+        <w:rPr>
+          <w:rtl w:val="0"/>
+        </w:rPr>
+        <w:t xml:space="preserve"/>
+      </w:r>
+      <w:r>
+        <w:rPr>
+          <w:rtl w:val="0"/>
+        </w:rPr>
+        <w:t xml:space="preserve"/>
       </w:r>
       <w:r>
         <w:rPr>
@@ -7246,7 +7246,7 @@
         <w:rPr>
           <w:rtl w:val="0"/>
         </w:rPr>
-        <w:t xml:space="preserve">Una vez almacenado el conjunto completo en Oracle, se realizó un perfilado inicial con el objetivo de conocer el estado de los datos antes de aplicar modificaciones. Este proceso permitió identificar valores faltantes, comprobar la existencia de identificadores duplicados y comenzar a revisar las variables categóricas, las fechas y las coordenadas geográficas.</w:t>
+        <w:t xml:space="preserve">Una vez almacenado el conjunto completo en Oracle, se realizó un perfilado inicial con el objetivo de conocer el estado de los datos antes de aplicar modificaciones. Este proceso permitió identificar valores faltantes, comprobar la existencia de identificadores duplicados y comenzar a revisar las variables categóricas, las fechas y las coordenadas geográficas. Los resultados descritos a continuación corresponden al perfilado inicial registrado. Las consultas de validación ampliada se identifican con los códigos P01 a P34 en 02profiling.sql; sus resultados deberán ejecutarse y guardarse en Oracle antes de dar por cerrado el perfilado.</w:t>
       </w:r>
     </w:p>
     <w:p>
@@ -7507,7 +7507,7 @@
         <w:rPr>
           <w:rtl w:val="0"/>
         </w:rPr>
-        <w:t xml:space="preserve">Estos resultados permiten identificar las columnas que requieren mayor atención durante la etapa de limpieza. Sin embargo, la presencia de valores nulos no implica necesariamente que deban eliminarse los registros, ya que el tratamiento dependerá de la naturaleza de cada variable y de su importancia para los análisis posteriores.</w:t>
+        <w:t xml:space="preserve">Estos resultados permiten identificar las columnas que requieren mayor atención durante la etapa de limpieza. Sin embargo, la presencia de valores nulos no implica necesariamente que deban eliminarse los registros, ya que el tratamiento dependerá de la naturaleza de cada variable y de su importancia para los análisis posteriores. El análisis inicial de NULL no identifica por sí solo cadenas formadas únicamente por espacios. P06 separa ambos casos en las 17 columnas y P07 muestra ejemplos de blancos en las columnas de texto. Esta validación ampliada está pendiente de ejecución en Oracle.</w:t>
       </w:r>
     </w:p>
     <w:p>
@@ -7563,19 +7563,19 @@
         <w:rPr>
           <w:rtl w:val="0"/>
         </w:rPr>
-        <w:t xml:space="preserve">Este resultado indica que no se detectaron repeticiones del identificador </w:t>
-      </w:r>
-      <w:r>
-        <w:rPr>
-          <w:rtl w:val="0"/>
-        </w:rPr>
-        <w:t xml:space="preserve">INSPECTION_ID</w:t>
-      </w:r>
-      <w:r>
-        <w:rPr>
-          <w:rtl w:val="0"/>
-        </w:rPr>
-        <w:t xml:space="preserve">. No obstante, esta comprobación no descarta por sí sola la existencia de registros completamente duplicados, lo cual requeriría una validación adicional.</w:t>
+        <w:t xml:space="preserve">Este resultado indica que no se detectaron repeticiones del identificador INSPECTION_ID. Si el identificador se incluye en la comparación, su unicidad impide filas completamente idénticas. Sin embargo, pueden existir registros con contenido idéntico en las otras 16 columnas e identificadores diferentes. Las consultas P09 y P10 verifican este caso comparando también el contenido completo de VIOLATIONS mediante DBMS_LOB.COMPARE; sus resultados están pendientes de confirmación en Oracle y no implican una decisión de eliminación.</w:t>
+      </w:r>
+      <w:r>
+        <w:rPr>
+          <w:rtl w:val="0"/>
+        </w:rPr>
+        <w:t xml:space="preserve"/>
+      </w:r>
+      <w:r>
+        <w:rPr>
+          <w:rtl w:val="0"/>
+        </w:rPr>
+        <w:t xml:space="preserve"/>
       </w:r>
     </w:p>
     <w:p>
@@ -7715,7 +7715,7 @@
         <w:rPr>
           <w:rtl w:val="0"/>
         </w:rPr>
-        <w:t xml:space="preserve">Durante esta revisión inicial no se observaron variantes de escritura que evidenciaron inconsistencias en los valores identificados. Por tanto, las siete categorías se mantienen como valores válidos para continuar con el perfilado, sin aplicar modificaciones en esta etapa.</w:t>
+        <w:t xml:space="preserve">Durante esta revisión inicial no se observaron variantes de escritura que evidenciaran inconsistencias en los valores identificados. Por tanto, las siete categorías se mantienen como valores observados en la tabla RAW para continuar con el perfilado, sin aplicar modificaciones en esta etapa.</w:t>
       </w:r>
     </w:p>
     <w:p>
@@ -7819,32 +7819,32 @@
         <w:rPr>
           <w:rtl w:val="0"/>
         </w:rPr>
-        <w:t xml:space="preserve">Debido a que este último valor podía resultar ambiguo, se analizaron los registros asociados antes de decidir si era necesario modificarlo. Se observó que </w:t>
-      </w:r>
-      <w:r>
-        <w:rPr>
-          <w:rtl w:val="0"/>
-        </w:rPr>
-        <w:t xml:space="preserve">All</w:t>
-      </w:r>
-      <w:r>
-        <w:rPr>
-          <w:rtl w:val="0"/>
-        </w:rPr>
-        <w:t xml:space="preserve"> aparecía en distintos tipos de inspección, establecimientos y resultados. Al no encontrar evidencia suficiente para considerarlo una inconsistencia, se decidió conservar el valor original.</w:t>
-      </w:r>
-    </w:p>
-    <w:p>
-      <w:pPr>
-        <w:spacing w:after="240" w:before="240" w:lineRule="auto"/>
-        <w:jc w:val="both"/>
-        <w:rPr/>
-      </w:pPr>
-      <w:r>
-        <w:rPr>
-          <w:rtl w:val="0"/>
-        </w:rPr>
-        <w:t xml:space="preserve">Esta decisión evita modificar información sin una justificación suficiente y permite posponer el tratamiento de los valores faltantes hasta comprender mejor su significado y su posible impacto en los análisis posteriores.</w:t>
+        <w:t xml:space="preserve">Debido a que este último valor podía resultar ambiguo, se analizaron los registros asociados antes de decidir si era necesario modificarlo. Se observó que All aparecía en distintos tipos de inspección, establecimientos y resultados. Durante el perfilado se conservó el valor original, sin reclasificarlo. Su significado y su posible tratamiento siguen pendientes de confirmación.</w:t>
+      </w:r>
+      <w:r>
+        <w:rPr>
+          <w:rtl w:val="0"/>
+        </w:rPr>
+        <w:t xml:space="preserve"/>
+      </w:r>
+      <w:r>
+        <w:rPr>
+          <w:rtl w:val="0"/>
+        </w:rPr>
+        <w:t xml:space="preserve"/>
+      </w:r>
+    </w:p>
+    <w:p>
+      <w:pPr>
+        <w:spacing w:after="240" w:before="240" w:lineRule="auto"/>
+        <w:jc w:val="both"/>
+        <w:rPr/>
+      </w:pPr>
+      <w:r>
+        <w:rPr>
+          <w:rtl w:val="0"/>
+        </w:rPr>
+        <w:t xml:space="preserve">Esta revisión evita modificar información sin una justificación suficiente y permite posponer el tratamiento de los valores faltantes hasta comprender mejor su significado y su posible impacto en los análisis posteriores.</w:t>
       </w:r>
     </w:p>
     <w:p>
@@ -7926,19 +7926,19 @@
         <w:rPr>
           <w:rtl w:val="0"/>
         </w:rPr>
-        <w:t xml:space="preserve">El resultado obtenido fue de </w:t>
-      </w:r>
-      <w:r>
-        <w:rPr>
-          <w:rtl w:val="0"/>
-        </w:rPr>
-        <w:t xml:space="preserve">527 valores distintos</w:t>
-      </w:r>
-      <w:r>
-        <w:rPr>
-          <w:rtl w:val="0"/>
-        </w:rPr>
-        <w:t xml:space="preserve"> en esta columna. Este resultado permite conocer la variedad de valores registrados y constituye un punto de partida para revisar posteriormente si existen categorías inconsistentes, diferencias de escritura o valores que requieran normalización. Sin embargo, la cantidad de valores distintos no implica que todos correspondan a categorías válidas ni que sean necesariamente inconsistentes.</w:t>
+        <w:t xml:space="preserve">El resultado obtenido fue de 527 valores distintos en esta columna. Este resultado permite conocer la variedad de valores registrados y constituye un punto de partida para revisar posteriormente si existen categorías inconsistentes, diferencias de escritura o valores que requieran normalización. Sin embargo, la cantidad de valores distintos no implica que todos correspondan a categorías válidas ni que sean necesariamente inconsistentes. P15 permite repetir el conteo; P16, P21 y P22 amplían la revisión de frecuencias y variantes por mayúsculas, minúsculas y espacios, sin modificar los datos.</w:t>
+      </w:r>
+      <w:r>
+        <w:rPr>
+          <w:rtl w:val="0"/>
+        </w:rPr>
+        <w:t xml:space="preserve"/>
+      </w:r>
+      <w:r>
+        <w:rPr>
+          <w:rtl w:val="0"/>
+        </w:rPr>
+        <w:t xml:space="preserve"/>
       </w:r>
     </w:p>
     <w:p>
@@ -8106,19 +8106,19 @@
         <w:rPr>
           <w:rtl w:val="0"/>
         </w:rPr>
-        <w:t xml:space="preserve">Estos resultados muestran que las inspecciones de tipo </w:t>
-      </w:r>
-      <w:r>
-        <w:rPr>
-          <w:rtl w:val="0"/>
-        </w:rPr>
-        <w:t xml:space="preserve">Canvass</w:t>
-      </w:r>
-      <w:r>
-        <w:rPr>
-          <w:rtl w:val="0"/>
-        </w:rPr>
-        <w:t xml:space="preserve"> tienen una presencia considerable dentro del conjunto de datos. La distribución obtenida permite conocer cuáles son los tipos de inspección más frecuentes y sirve como base para análisis posteriores sobre la actividad de inspección. La identificación de posibles categorías inconsistentes requiere una revisión adicional de los valores registrados.</w:t>
+        <w:t xml:space="preserve">Estos resultados muestran que las inspecciones de tipo Canvass tienen una presencia considerable dentro del conjunto de datos. La distribución obtenida permite conocer cuáles son los tipos de inspección más frecuentes y sirve como base para análisis posteriores sobre la actividad de inspección. La identificación de posibles categorías inconsistentes requiere una revisión adicional de los valores registrados. La consulta de frecuencias quedó incorporada en P17. P18 a P24 amplían el diagnóstico de CITY, STATE y ZIP; sus resultados y las variantes de escritura están pendientes de revisar en Oracle.</w:t>
+      </w:r>
+      <w:r>
+        <w:rPr>
+          <w:rtl w:val="0"/>
+        </w:rPr>
+        <w:t xml:space="preserve"/>
+      </w:r>
+      <w:r>
+        <w:rPr>
+          <w:rtl w:val="0"/>
+        </w:rPr>
+        <w:t xml:space="preserve"/>
       </w:r>
     </w:p>
     <w:p>
@@ -8148,43 +8148,43 @@
         <w:rPr>
           <w:rtl w:val="0"/>
         </w:rPr>
-        <w:t xml:space="preserve">Se realizó una consulta SQL sobre la columna </w:t>
-      </w:r>
-      <w:r>
-        <w:rPr>
-          <w:rtl w:val="0"/>
-        </w:rPr>
-        <w:t xml:space="preserve">INSPECTION_DATE</w:t>
-      </w:r>
-      <w:r>
-        <w:rPr>
-          <w:rtl w:val="0"/>
-        </w:rPr>
-        <w:t xml:space="preserve"> para identificar la fecha más antigua y la más reciente registradas en el conjunto de datos. Para ello, se utilizaron las funciones </w:t>
-      </w:r>
-      <w:r>
-        <w:rPr>
-          <w:rtl w:val="0"/>
-        </w:rPr>
-        <w:t xml:space="preserve">MIN()</w:t>
-      </w:r>
-      <w:r>
-        <w:rPr>
-          <w:rtl w:val="0"/>
-        </w:rPr>
-        <w:t xml:space="preserve"> y </w:t>
-      </w:r>
-      <w:r>
-        <w:rPr>
-          <w:rtl w:val="0"/>
-        </w:rPr>
-        <w:t xml:space="preserve">MAX()</w:t>
-      </w:r>
-      <w:r>
-        <w:rPr>
-          <w:rtl w:val="0"/>
-        </w:rPr>
-        <w:t xml:space="preserve">, que permiten obtener, respectivamente, la fecha mínima y máxima.</w:t>
+        <w:t xml:space="preserve">Se realizó una consulta SQL sobre la columna INSPECTION_DATE para identificar la fecha más antigua y la más reciente registradas en el conjunto de datos. Para ello, se utilizaron las funciones MIN() y MAX(), que permiten obtener, respectivamente, la fecha mínima y máxima. P03 presenta ambos extremos en formato YYYY-MM-DD para evitar ambigüedad entre día y mes.</w:t>
+      </w:r>
+      <w:r>
+        <w:rPr>
+          <w:rtl w:val="0"/>
+        </w:rPr>
+        <w:t xml:space="preserve"/>
+      </w:r>
+      <w:r>
+        <w:rPr>
+          <w:rtl w:val="0"/>
+        </w:rPr>
+        <w:t xml:space="preserve"/>
+      </w:r>
+      <w:r>
+        <w:rPr>
+          <w:rtl w:val="0"/>
+        </w:rPr>
+        <w:t xml:space="preserve"/>
+      </w:r>
+      <w:r>
+        <w:rPr>
+          <w:rtl w:val="0"/>
+        </w:rPr>
+        <w:t xml:space="preserve"/>
+      </w:r>
+      <w:r>
+        <w:rPr>
+          <w:rtl w:val="0"/>
+        </w:rPr>
+        <w:t xml:space="preserve"/>
+      </w:r>
+      <w:r>
+        <w:rPr>
+          <w:rtl w:val="0"/>
+        </w:rPr>
+        <w:t xml:space="preserve"/>
       </w:r>
     </w:p>
     <w:p>
@@ -8197,7 +8197,7 @@
         <w:rPr>
           <w:rtl w:val="0"/>
         </w:rPr>
-        <w:t xml:space="preserve">El resultado obtenido mostró que la fecha más antigua registrada es el </w:t>
+        <w:t xml:space="preserve">Las fechas anteriormente descritas como 1 de abril de 2010 y 10 de septiembre de 2026 no se consideran confirmadas. El CSV revisado, interpretado con el formato MM/DD/YYYY indicado durante la carga, abarca del 4 de enero de 2010 (2010-01-04) al 9 de octubre de 2026 (2026-10-09). Estas fechas se utilizan como referencia de contraste; el rango realmente almacenado en Oracle queda pendiente de confirmar mediante P03.</w:t>
       </w:r>
       <w:r>
         <w:rPr>
@@ -8205,13 +8205,13 @@
           <w:bCs w:val="1"/>
           <w:rtl w:val="0"/>
         </w:rPr>
-        <w:t xml:space="preserve">1 de abril del año 2010</w:t>
-      </w:r>
-      <w:r>
-        <w:rPr>
-          <w:rtl w:val="0"/>
-        </w:rPr>
-        <w:t xml:space="preserve">, mientras que la fecha más reciente corresponde al </w:t>
+        <w:t xml:space="preserve"/>
+      </w:r>
+      <w:r>
+        <w:rPr>
+          <w:rtl w:val="0"/>
+        </w:rPr>
+        <w:t xml:space="preserve"/>
       </w:r>
       <w:r>
         <w:rPr>
@@ -8219,13 +8219,13 @@
           <w:bCs w:val="1"/>
           <w:rtl w:val="0"/>
         </w:rPr>
-        <w:t xml:space="preserve">10 de septiembre de 2026</w:t>
-      </w:r>
-      <w:r>
-        <w:rPr>
-          <w:rtl w:val="0"/>
-        </w:rPr>
-        <w:t xml:space="preserve">.</w:t>
+        <w:t xml:space="preserve"/>
+      </w:r>
+      <w:r>
+        <w:rPr>
+          <w:rtl w:val="0"/>
+        </w:rPr>
+        <w:t xml:space="preserve"/>
       </w:r>
     </w:p>
     <w:p>
@@ -8238,7 +8238,7 @@
         <w:rPr>
           <w:rtl w:val="0"/>
         </w:rPr>
-        <w:t xml:space="preserve">La fecha más antigua resulta inusual para un conjunto de datos de inspecciones sanitarias, por lo que será necesario revisar el registro correspondiente para determinar si se trata de un dato incorrecto o de un problema ocurrido durante la importación. Asimismo, la fecha más reciente deberá contrastarse con la fuente original para comprobar su validez.</w:t>
+        <w:t xml:space="preserve">Para distinguir una interpretación incorrecta en la redacción de un posible problema de importación, P04 consulta específicamente los INSPECTION_ID 67757 y 2644019. Sus fechas esperadas según el CSV son 2010-01-04 y 2026-10-09, respectivamente. La consulta muestra la fecha de Oracle en formato YYYY-MM-DD y señala si coincide con la referencia, sin corregirla ni modificar registros.</w:t>
       </w:r>
     </w:p>
     <w:p>
@@ -8251,7 +8251,7 @@
         <w:rPr>
           <w:rtl w:val="0"/>
         </w:rPr>
-        <w:t xml:space="preserve">Esta revisión permite identificar posibles anomalías temporales antes de realizar la limpieza y transformación de los datos.</w:t>
+        <w:t xml:space="preserve">Esta revisión permite identificar posibles anomalías temporales antes de realizar la limpieza y transformación de los datos. No se afirma la existencia de fechas del año 1 mientras no exista un resultado de Oracle que lo demuestre.</w:t>
       </w:r>
       <w:r>
         <w:rPr>
@@ -8287,31 +8287,31 @@
         <w:rPr>
           <w:rtl w:val="0"/>
         </w:rPr>
-        <w:t xml:space="preserve">Se realizó una consulta sobre las columnas </w:t>
-      </w:r>
-      <w:r>
-        <w:rPr>
-          <w:rtl w:val="0"/>
-        </w:rPr>
-        <w:t xml:space="preserve">LATITUDE</w:t>
-      </w:r>
-      <w:r>
-        <w:rPr>
-          <w:rtl w:val="0"/>
-        </w:rPr>
-        <w:t xml:space="preserve"> y </w:t>
-      </w:r>
-      <w:r>
-        <w:rPr>
-          <w:rtl w:val="0"/>
-        </w:rPr>
-        <w:t xml:space="preserve">LONGITUDE</w:t>
-      </w:r>
-      <w:r>
-        <w:rPr>
-          <w:rtl w:val="0"/>
-        </w:rPr>
-        <w:t xml:space="preserve"> con el objetivo de comprobar si las coordenadas registradas podían interpretarse como valores numéricos y si se encontraban dentro de los rangos geográficos permitidos. Para ello, se consideraron los límites de latitud, entre -90 y 90 grados, y de longitud, entre -180 y 180 grados.</w:t>
+        <w:t xml:space="preserve">Se realizó una consulta sobre las columnas LATITUDE y LONGITUDE con el objetivo de comprobar si las coordenadas registradas podían interpretarse como valores numéricos y si se encontraban dentro de los rangos geográficos permitidos. Para ello, se consideraron los límites de latitud, entre -90 y 90 grados, y de longitud, entre -180 y 180 grados. P25 a P28 amplían esta comprobación con conversión decimal explícita y comparación con LOCATION; su ejecución está pendiente.</w:t>
+      </w:r>
+      <w:r>
+        <w:rPr>
+          <w:rtl w:val="0"/>
+        </w:rPr>
+        <w:t xml:space="preserve"/>
+      </w:r>
+      <w:r>
+        <w:rPr>
+          <w:rtl w:val="0"/>
+        </w:rPr>
+        <w:t xml:space="preserve"/>
+      </w:r>
+      <w:r>
+        <w:rPr>
+          <w:rtl w:val="0"/>
+        </w:rPr>
+        <w:t xml:space="preserve"/>
+      </w:r>
+      <w:r>
+        <w:rPr>
+          <w:rtl w:val="0"/>
+        </w:rPr>
+        <w:t xml:space="preserve"/>
       </w:r>
     </w:p>
     <w:p>
@@ -8325,7 +8325,7 @@
         <w:rPr>
           <w:rtl w:val="0"/>
         </w:rPr>
-        <w:t xml:space="preserve">El resultado de la consulta indicó que no se encontraron registros con coordenadas inválidas, de acuerdo con los criterios establecidos. En total, se identificaron 0 registros que presentaran valores que no pudieran convertirse a números o que estuvieran fuera de los rangos geográficos permitidos para la latitud y la longitud.</w:t>
+        <w:t xml:space="preserve">La consulta inicial reportó 0 registros con coordenadas inválidas según los criterios aplicados en esa sesión de Oracle. Este resultado se conserva como antecedente del perfilado, pero no cierra la validación porque la conversión original no fijaba explícitamente la configuración decimal.</w:t>
       </w:r>
     </w:p>
     <w:p>
@@ -8339,7 +8339,20 @@
         <w:rPr>
           <w:rtl w:val="0"/>
         </w:rPr>
-        <w:t xml:space="preserve">Este resultado indica que los valores no nulos de las columnas LATITUDE y LONGITUDE cumplen con los criterios de validación aplicados en la consulta. Por lo tanto, no se detectaron inconsistencias de este tipo en las coordenadas almacenadas. Sin embargo, este resultado no implica que todos los registros tengan coordenadas disponibles, ya que también existen valores nulos que deben considerarse por separado.</w:t>
+        <w:t xml:space="preserve">La validación ampliada utiliza un modelo numérico y NLS_NUMERIC_CHARACTERS explícitos para interpretar coma o punto decimal sin depender de la configuración regional de la sesión. P25 separa ausencia, errores de conversión y valores fuera de rango; P26 muestra ejemplos. P27 y P28 comparan LATITUDE y LONGITUDE con LOCATION cuando los tres están disponibles, con una tolerancia de 0,00000001 grados. Los resultados de estas consultas siguen pendientes de confirmación en Oracle.</w:t>
+      </w:r>
+    </w:p>
+    <w:p>
+      <w:pPr>
+        <w:spacing w:after="240" w:before="240" w:lineRule="auto"/>
+        <w:jc w:val="both"/>
+        <w:rPr/>
+      </w:pPr>
+      <w:r>
+        <w:rPr>
+          <w:rtl w:val="0"/>
+        </w:rPr>
+        <w:t xml:space="preserve">También quedan pendientes de ejecución P29 a P32, que verifican la longitud completa de VIOLATIONS, los textos superiores a 4.000 caracteres, los casos más largos y la ausencia de texto según RESULTS. P33 y P34 revisan LICENSE_NUMBER, distinguiendo NULL, cero y valores negativos. Estos diagnósticos no autorizan reemplazar ni eliminar información.</w:t>
       </w:r>
     </w:p>
     <w:p>
@@ -8368,67 +8381,67 @@
         <w:rPr>
           <w:rtl w:val="0"/>
         </w:rPr>
-        <w:t xml:space="preserve">Los análisis realizados hasta el momento permitieron identificar valores faltantes en 12 de las 17 columnas, comprobar que no existen identificadores </w:t>
-      </w:r>
-      <w:r>
-        <w:rPr>
-          <w:rtl w:val="0"/>
-        </w:rPr>
-        <w:t xml:space="preserve">INSPECTION_ID</w:t>
-      </w:r>
-      <w:r>
-        <w:rPr>
-          <w:rtl w:val="0"/>
-        </w:rPr>
-        <w:t xml:space="preserve"> duplicados y conocer la distribución inicial de varias variables categóricas. También se detectaron posibles anomalías en las fechas y las coordenadas geográficas que requieren una validación adicional.</w:t>
-      </w:r>
-    </w:p>
-    <w:p>
-      <w:pPr>
-        <w:spacing w:after="240" w:before="240" w:lineRule="auto"/>
-        <w:rPr/>
-      </w:pPr>
-      <w:r>
-        <w:rPr>
-          <w:rtl w:val="0"/>
-        </w:rPr>
-        <w:t xml:space="preserve">En cuanto a las categorías inconsistentes, la revisión todavía es parcial. Aunque no se encontraron inconsistencias evidentes en </w:t>
-      </w:r>
-      <w:r>
-        <w:rPr>
-          <w:rtl w:val="0"/>
-        </w:rPr>
-        <w:t xml:space="preserve">RESULTS</w:t>
-      </w:r>
-      <w:r>
-        <w:rPr>
-          <w:rtl w:val="0"/>
-        </w:rPr>
-        <w:t xml:space="preserve"> y se decidió conservar el valor </w:t>
-      </w:r>
-      <w:r>
-        <w:rPr>
-          <w:rtl w:val="0"/>
-        </w:rPr>
-        <w:t xml:space="preserve">All</w:t>
-      </w:r>
-      <w:r>
-        <w:rPr>
-          <w:rtl w:val="0"/>
-        </w:rPr>
-        <w:t xml:space="preserve"> en </w:t>
-      </w:r>
-      <w:r>
-        <w:rPr>
-          <w:rtl w:val="0"/>
-        </w:rPr>
-        <w:t xml:space="preserve">RISK</w:t>
-      </w:r>
-      <w:r>
-        <w:rPr>
-          <w:rtl w:val="0"/>
-        </w:rPr>
-        <w:t xml:space="preserve">, aún es necesario completar la revisión de las demás variables categóricas para establecer una conclusión global.</w:t>
+        <w:t xml:space="preserve">Los análisis iniciales permitieron identificar valores NULL en 12 de las 17 columnas, no encontrar identificadores INSPECTION_ID duplicados y conocer la distribución inicial de varias variables categóricas. El cierre del perfilado aún requiere confirmar el rango de fechas, los blancos, las repeticiones de contenido, las variantes de categorías y la validación geográfica ampliada. Una comprobación pendiente no se presenta como una anomalía confirmada.</w:t>
+      </w:r>
+      <w:r>
+        <w:rPr>
+          <w:rtl w:val="0"/>
+        </w:rPr>
+        <w:t xml:space="preserve"/>
+      </w:r>
+      <w:r>
+        <w:rPr>
+          <w:rtl w:val="0"/>
+        </w:rPr>
+        <w:t xml:space="preserve"/>
+      </w:r>
+    </w:p>
+    <w:p>
+      <w:pPr>
+        <w:spacing w:after="240" w:before="240" w:lineRule="auto"/>
+        <w:rPr/>
+      </w:pPr>
+      <w:r>
+        <w:rPr>
+          <w:rtl w:val="0"/>
+        </w:rPr>
+        <w:t xml:space="preserve">En cuanto a las categorías inconsistentes, la revisión todavía es parcial. Aunque no se encontraron inconsistencias evidentes en RESULTS y se conservó el valor original All en RISK durante el perfilado, aún es necesario completar la revisión de las demás variables categóricas para establecer una conclusión global.</w:t>
+      </w:r>
+      <w:r>
+        <w:rPr>
+          <w:rtl w:val="0"/>
+        </w:rPr>
+        <w:t xml:space="preserve"/>
+      </w:r>
+      <w:r>
+        <w:rPr>
+          <w:rtl w:val="0"/>
+        </w:rPr>
+        <w:t xml:space="preserve"/>
+      </w:r>
+      <w:r>
+        <w:rPr>
+          <w:rtl w:val="0"/>
+        </w:rPr>
+        <w:t xml:space="preserve"/>
+      </w:r>
+      <w:r>
+        <w:rPr>
+          <w:rtl w:val="0"/>
+        </w:rPr>
+        <w:t xml:space="preserve"/>
+      </w:r>
+      <w:r>
+        <w:rPr>
+          <w:rtl w:val="0"/>
+        </w:rPr>
+        <w:t xml:space="preserve"/>
+      </w:r>
+      <w:r>
+        <w:rPr>
+          <w:rtl w:val="0"/>
+        </w:rPr>
+        <w:t xml:space="preserve"/>
       </w:r>
     </w:p>
     <w:p>
@@ -9047,7 +9060,7 @@
               <w:rPr>
                 <w:rtl w:val="0"/>
               </w:rPr>
-              <w:t xml:space="preserve">Hay valores nulos en 12 columnas</w:t>
+              <w:t xml:space="preserve">Hay NULL en 12 columnas; blancos pendientes de validar (P06-P07)</w:t>
             </w:r>
           </w:p>
         </w:tc>
@@ -9240,31 +9253,31 @@
               <w:rPr>
                 <w:rtl w:val="0"/>
               </w:rPr>
-              <w:t xml:space="preserve">Se perfilaron </w:t>
+              <w:t xml:space="preserve">RESULTS y RISK revisados; ampliación de categorías pendiente (P15-P24)</w:t>
             </w:r>
             <w:r>
               <w:rPr>
                 <w:rtl w:val="0"/>
               </w:rPr>
-              <w:t xml:space="preserve">RESULTS</w:t>
+              <w:t xml:space="preserve"/>
             </w:r>
             <w:r>
               <w:rPr>
                 <w:rtl w:val="0"/>
               </w:rPr>
-              <w:t xml:space="preserve"> y </w:t>
+              <w:t xml:space="preserve"/>
             </w:r>
             <w:r>
               <w:rPr>
                 <w:rtl w:val="0"/>
               </w:rPr>
-              <w:t xml:space="preserve">RISK</w:t>
+              <w:t xml:space="preserve"/>
             </w:r>
             <w:r>
               <w:rPr>
                 <w:rtl w:val="0"/>
               </w:rPr>
-              <w:t xml:space="preserve">; quedan revisiones por completar</w:t>
+              <w:t xml:space="preserve"/>
             </w:r>
           </w:p>
         </w:tc>
@@ -9355,7 +9368,7 @@
               <w:rPr>
                 <w:rtl w:val="0"/>
               </w:rPr>
-              <w:t xml:space="preserve">Se detectó como inusual el 1 de enero del año 1</w:t>
+              <w:t xml:space="preserve">Rango de Oracle pendiente de confirmar en formato YYYY-MM-DD (P03-P04)</w:t>
             </w:r>
           </w:p>
         </w:tc>
@@ -9446,7 +9459,7 @@
               <w:rPr>
                 <w:rtl w:val="0"/>
               </w:rPr>
-              <w:t xml:space="preserve">Revisión pendiente</w:t>
+              <w:t xml:space="preserve">Control inicial: 0 inválidas; validación explícita pendiente (P25-P28)</w:t>
             </w:r>
           </w:p>
         </w:tc>
@@ -9542,7 +9555,7 @@
               <w:rPr>
                 <w:rtl w:val="0"/>
               </w:rPr>
-              <w:t xml:space="preserve">Revisión de longitud y contenido pendiente</w:t>
+              <w:t xml:space="preserve">Intervalos disponibles; máximo y textos &gt;4.000 pendientes (P29-P31)</w:t>
             </w:r>
           </w:p>
         </w:tc>
@@ -9621,7 +9634,7 @@
         <w:rPr>
           <w:rtl w:val="0"/>
         </w:rPr>
-        <w:t xml:space="preserve">La etapa de Data Engineering recibe como entrada el archivo CSV original de Chicago Food Inspections y lo almacena inicialmente en Oracle. Posteriormente se realizará el perfilado, limpieza, validación y transformaciones necesarias para producir un conjunto de datos confiable y preparado.</w:t>
+        <w:t xml:space="preserve">La etapa de Data Engineering recibe como entrada el archivo CSV original de Chicago Food Inspections y lo almacena inicialmente en Oracle. Se inició el perfilado y se prepararon sus consultas de validación ampliada, cuyos resultados todavía deben confirmarse. La limpieza y las transformaciones posteriores no se han iniciado.</w:t>
       </w:r>
     </w:p>
     <w:p>

--- a/documento/Investigacion (1).docx
+++ b/documento/Investigacion (1).docx
@@ -6709,7 +6709,7 @@
         <w:rPr>
           <w:rtl w:val="0"/>
         </w:rPr>
-        <w:t xml:space="preserve">El resultado obtenido fue de: 316.961 registros. Este valor permitió comprobar la cantidad de filas almacenadas en Oracle, aunque por sí solo no demuestra que las fechas, coordenadas y textos extensos se hayan importado correctamente. La consulta P02 de 02profiling.sql permite repetir este conteo y contrastarlo con la cantidad de INSPECTION_ID distintos.</w:t>
+        <w:t xml:space="preserve">El resultado obtenido fue de: 316.961 registros. Este valor permitió comprobar la cantidad de filas almacenadas en Oracle, aunque por sí solo no demuestra que las fechas, coordenadas y textos extensos se hayan importado correctamente. La primera consulta de sql/02profiling.sql permite repetir este conteo y contrastarlo con la cantidad de INSPECTION_ID distintos.</w:t>
       </w:r>
       <w:r>
         <w:rPr>
@@ -6767,7 +6767,7 @@
         <w:rPr>
           <w:rtl w:val="0"/>
         </w:rPr>
-        <w:t xml:space="preserve">La columna VIOLATIONS contiene descripciones extensas acerca de las infracciones encontradas durante las inspecciones. Inicialmente se intentó utilizar VARCHAR2(4000), sin embargo, se encontraron registros que superaban este tamaño, llegando al menos a 4.920 caracteres. Por esta razón se decidió utilizar el tipo de dato CLOB, permitiendo almacenar textos de mayor longitud sin eliminar información. La longitud máxima completa y la cantidad de textos superiores a 4.000 caracteres quedan pendientes de confirmar en Oracle mediante P29 y P30.</w:t>
+        <w:t xml:space="preserve">La columna VIOLATIONS contiene descripciones extensas acerca de las infracciones encontradas durante las inspecciones. Inicialmente se intentó utilizar VARCHAR2(4000), sin embargo, se encontraron registros que superaban este tamaño, alcanzando una longitud máxima de 12.706 caracteres. Por esta razón se decidió utilizar el tipo de dato CLOB, permitiendo almacenar textos de mayor longitud sin eliminar información. El perfilado confirmó 4.469 textos superiores a 4.000 caracteres.</w:t>
       </w:r>
       <w:r>
         <w:rPr>
@@ -6910,7 +6910,7 @@
         <w:rPr>
           <w:rtl w:val="0"/>
         </w:rPr>
-        <w:t xml:space="preserve">La columna INSPECTION_DATE fue almacenada utilizando el tipo DATE. Durante la importación se especificó el formato: MM/DD/YYYY, debido a que las fechas del conjunto original se encuentran en formato estadounidense. La correspondencia entre las fechas del CSV y las almacenadas se comprobará mediante P03 y P04.</w:t>
+        <w:t xml:space="preserve">La columna INSPECTION_DATE fue almacenada utilizando el tipo DATE. Durante la importación se especificó el formato: MM/DD/YYYY, debido a que las fechas del conjunto original se encuentran en formato estadounidense. La correspondencia con el CSV se confirmó para los ID 67757 y 2644019.</w:t>
       </w:r>
       <w:r>
         <w:rPr>
@@ -7239,14 +7239,51 @@
     <w:p>
       <w:pPr>
         <w:spacing w:after="240" w:before="240" w:lineRule="auto"/>
-        <w:jc w:val="both"/>
-        <w:rPr/>
-      </w:pPr>
-      <w:r>
-        <w:rPr>
-          <w:rtl w:val="0"/>
-        </w:rPr>
-        <w:t xml:space="preserve">Una vez almacenado el conjunto completo en Oracle, se realizó un perfilado inicial con el objetivo de conocer el estado de los datos antes de aplicar modificaciones. Este proceso permitió identificar valores faltantes, comprobar la existencia de identificadores duplicados y comenzar a revisar las variables categóricas, las fechas y las coordenadas geográficas. Los resultados descritos a continuación corresponden al perfilado inicial registrado. Las consultas de validación ampliada se identifican con los códigos P01 a P34 en 02profiling.sql; sus resultados deberán ejecutarse y guardarse en Oracle antes de dar por cerrado el perfilado.</w:t>
+        <w:ind w:firstLine="720"/>
+        <w:jc w:val="both"/>
+        <w:rPr/>
+      </w:pPr>
+      <w:r>
+        <w:rPr>
+          <w:rtl w:val="0"/>
+        </w:rPr>
+        <w:t xml:space="preserve">El perfilado se realizó mediante 12 consultas SELECT ejecutadas en Oracle, sin modificar los registros. El script completo se conserva en sql/02profiling.sql y sus salidas en evidencias/perfilado_final/perfilado_resultados.txt.</w:t>
+      </w:r>
+      <w:r>
+        <w:rPr>
+          <w:rtl w:val="0"/>
+        </w:rPr>
+        <w:t xml:space="preserve"/>
+      </w:r>
+      <w:r>
+        <w:rPr>
+          <w:rtl w:val="0"/>
+        </w:rPr>
+        <w:t xml:space="preserve"/>
+      </w:r>
+      <w:r>
+        <w:rPr>
+          <w:rtl w:val="0"/>
+        </w:rPr>
+        <w:t xml:space="preserve"/>
+      </w:r>
+      <w:r>
+        <w:rPr>
+          <w:rtl w:val="0"/>
+        </w:rPr>
+        <w:t xml:space="preserve"/>
+      </w:r>
+      <w:r>
+        <w:rPr>
+          <w:rtl w:val="0"/>
+        </w:rPr>
+        <w:t xml:space="preserve"/>
+      </w:r>
+      <w:r>
+        <w:rPr>
+          <w:rtl w:val="0"/>
+        </w:rPr>
+        <w:t xml:space="preserve"/>
       </w:r>
     </w:p>
     <w:p>
@@ -7264,250 +7301,57 @@
           <w:bCs w:val="1"/>
           <w:rtl w:val="0"/>
         </w:rPr>
-        <w:t xml:space="preserve">Análisis de valores nulos</w:t>
-      </w:r>
-    </w:p>
-    <w:p>
-      <w:pPr>
-        <w:spacing w:after="240" w:before="240" w:lineRule="auto"/>
-        <w:jc w:val="both"/>
-        <w:rPr/>
-      </w:pPr>
-      <w:r>
-        <w:rPr>
-          <w:rtl w:val="0"/>
-        </w:rPr>
-        <w:t xml:space="preserve">El primer análisis consistió en identificar los valores nulos presentes en cada una de las columnas. Se encontraron valores faltantes en 12 de las 17 columnas del conjunto de datos. La columna con mayor cantidad de valores nulos fue </w:t>
-      </w:r>
-      <w:r>
-        <w:rPr>
-          <w:rtl w:val="0"/>
-        </w:rPr>
-        <w:t xml:space="preserve">VIOLATIONS</w:t>
-      </w:r>
-      <w:r>
-        <w:rPr>
-          <w:rtl w:val="0"/>
-        </w:rPr>
-        <w:t xml:space="preserve">, con 89.410 registros (28,21 %), seguida de </w:t>
-      </w:r>
-      <w:r>
-        <w:rPr>
-          <w:rtl w:val="0"/>
-        </w:rPr>
-        <w:t xml:space="preserve">FACILITY_TYPE</w:t>
-      </w:r>
-      <w:r>
-        <w:rPr>
-          <w:rtl w:val="0"/>
-        </w:rPr>
-        <w:t xml:space="preserve">, con 5.357 registros (1,69 %), y </w:t>
-      </w:r>
-      <w:r>
-        <w:rPr>
-          <w:rtl w:val="0"/>
-        </w:rPr>
-        <w:t xml:space="preserve">AKA_NAME</w:t>
-      </w:r>
-      <w:r>
-        <w:rPr>
-          <w:rtl w:val="0"/>
-        </w:rPr>
-        <w:t xml:space="preserve">, con 2.426 registros (0,77 %).</w:t>
-      </w:r>
-    </w:p>
-    <w:p>
-      <w:pPr>
-        <w:spacing w:after="240" w:before="240" w:lineRule="auto"/>
-        <w:jc w:val="both"/>
-        <w:rPr/>
-      </w:pPr>
-      <w:r>
-        <w:rPr>
-          <w:rtl w:val="0"/>
-        </w:rPr>
-        <w:t xml:space="preserve">Por su parte, las columnas </w:t>
-      </w:r>
-      <w:r>
-        <w:rPr>
-          <w:rtl w:val="0"/>
-        </w:rPr>
-        <w:t xml:space="preserve">LATITUDE</w:t>
-      </w:r>
-      <w:r>
-        <w:rPr>
-          <w:rtl w:val="0"/>
-        </w:rPr>
-        <w:t xml:space="preserve">, </w:t>
-      </w:r>
-      <w:r>
-        <w:rPr>
-          <w:rtl w:val="0"/>
-        </w:rPr>
-        <w:t xml:space="preserve">LONGITUDE</w:t>
-      </w:r>
-      <w:r>
-        <w:rPr>
-          <w:rtl w:val="0"/>
-        </w:rPr>
-        <w:t xml:space="preserve"> y </w:t>
-      </w:r>
-      <w:r>
-        <w:rPr>
-          <w:rtl w:val="0"/>
-        </w:rPr>
-        <w:t xml:space="preserve">LOCATION</w:t>
-      </w:r>
-      <w:r>
-        <w:rPr>
-          <w:rtl w:val="0"/>
-        </w:rPr>
-        <w:t xml:space="preserve"> presentaron 1.061 valores nulos cada una (0,33 %). También se identificaron valores faltantes en cantidades menores en las columnas </w:t>
-      </w:r>
-      <w:r>
-        <w:rPr>
-          <w:rtl w:val="0"/>
-        </w:rPr>
-        <w:t xml:space="preserve">CITY</w:t>
-      </w:r>
-      <w:r>
-        <w:rPr>
-          <w:rtl w:val="0"/>
-        </w:rPr>
-        <w:t xml:space="preserve">, </w:t>
-      </w:r>
-      <w:r>
-        <w:rPr>
-          <w:rtl w:val="0"/>
-        </w:rPr>
-        <w:t xml:space="preserve">RISK</w:t>
-      </w:r>
-      <w:r>
-        <w:rPr>
-          <w:rtl w:val="0"/>
-        </w:rPr>
-        <w:t xml:space="preserve">, </w:t>
-      </w:r>
-      <w:r>
-        <w:rPr>
-          <w:rtl w:val="0"/>
-        </w:rPr>
-        <w:t xml:space="preserve">STATE</w:t>
-      </w:r>
-      <w:r>
-        <w:rPr>
-          <w:rtl w:val="0"/>
-        </w:rPr>
-        <w:t xml:space="preserve">, </w:t>
-      </w:r>
-      <w:r>
-        <w:rPr>
-          <w:rtl w:val="0"/>
-        </w:rPr>
-        <w:t xml:space="preserve">ZIP</w:t>
-      </w:r>
-      <w:r>
-        <w:rPr>
-          <w:rtl w:val="0"/>
-        </w:rPr>
-        <w:t xml:space="preserve">, </w:t>
-      </w:r>
-      <w:r>
-        <w:rPr>
-          <w:rtl w:val="0"/>
-        </w:rPr>
-        <w:t xml:space="preserve">LICENSE_NUMBER</w:t>
-      </w:r>
-      <w:r>
-        <w:rPr>
-          <w:rtl w:val="0"/>
-        </w:rPr>
-        <w:t xml:space="preserve"> e </w:t>
-      </w:r>
-      <w:r>
-        <w:rPr>
-          <w:rtl w:val="0"/>
-        </w:rPr>
-        <w:t xml:space="preserve">INSPECTION_TYPE</w:t>
-      </w:r>
-      <w:r>
-        <w:rPr>
-          <w:rtl w:val="0"/>
-        </w:rPr>
-        <w:t xml:space="preserve">. Finalmente, las columnas </w:t>
-      </w:r>
-      <w:r>
-        <w:rPr>
-          <w:rtl w:val="0"/>
-        </w:rPr>
-        <w:t xml:space="preserve">INSPECTION_DATE</w:t>
-      </w:r>
-      <w:r>
-        <w:rPr>
-          <w:rtl w:val="0"/>
-        </w:rPr>
-        <w:t xml:space="preserve">, </w:t>
-      </w:r>
-      <w:r>
-        <w:rPr>
-          <w:rtl w:val="0"/>
-        </w:rPr>
-        <w:t xml:space="preserve">RESULTS</w:t>
-      </w:r>
-      <w:r>
-        <w:rPr>
-          <w:rtl w:val="0"/>
-        </w:rPr>
-        <w:t xml:space="preserve">, </w:t>
-      </w:r>
-      <w:r>
-        <w:rPr>
-          <w:rtl w:val="0"/>
-        </w:rPr>
-        <w:t xml:space="preserve">DBA_NAME</w:t>
-      </w:r>
-      <w:r>
-        <w:rPr>
-          <w:rtl w:val="0"/>
-        </w:rPr>
-        <w:t xml:space="preserve">, </w:t>
-      </w:r>
-      <w:r>
-        <w:rPr>
-          <w:rtl w:val="0"/>
-        </w:rPr>
-        <w:t xml:space="preserve">INSPECTION_ID</w:t>
-      </w:r>
-      <w:r>
-        <w:rPr>
-          <w:rtl w:val="0"/>
-        </w:rPr>
-        <w:t xml:space="preserve"> y </w:t>
-      </w:r>
-      <w:r>
-        <w:rPr>
-          <w:rtl w:val="0"/>
-        </w:rPr>
-        <w:t xml:space="preserve">ADDRESS</w:t>
-      </w:r>
-      <w:r>
-        <w:rPr>
-          <w:rtl w:val="0"/>
-        </w:rPr>
-        <w:t xml:space="preserve"> no presentaron valores nulos.</w:t>
-      </w:r>
-    </w:p>
-    <w:p>
-      <w:pPr>
-        <w:spacing w:after="240" w:before="240" w:lineRule="auto"/>
-        <w:jc w:val="both"/>
-        <w:rPr/>
-      </w:pPr>
-      <w:r>
-        <w:rPr>
-          <w:rtl w:val="0"/>
-        </w:rPr>
-        <w:t xml:space="preserve">Estos resultados permiten identificar las columnas que requieren mayor atención durante la etapa de limpieza. Sin embargo, la presencia de valores nulos no implica necesariamente que deban eliminarse los registros, ya que el tratamiento dependerá de la naturaleza de cada variable y de su importancia para los análisis posteriores. El análisis inicial de NULL no identifica por sí solo cadenas formadas únicamente por espacios. P06 separa ambos casos en las 17 columnas y P07 muestra ejemplos de blancos en las columnas de texto. Esta validación ampliada está pendiente de ejecución en Oracle.</w:t>
+        <w:t xml:space="preserve">Conteo general e identificadores</w:t>
+      </w:r>
+    </w:p>
+    <w:p>
+      <w:pPr>
+        <w:spacing w:after="240" w:before="240" w:lineRule="auto"/>
+        <w:ind w:firstLine="720"/>
+        <w:jc w:val="both"/>
+        <w:rPr/>
+      </w:pPr>
+      <w:r>
+        <w:rPr>
+          <w:rtl w:val="0"/>
+        </w:rPr>
+        <w:t xml:space="preserve">Se verificaron 316.961 registros y el mismo número de INSPECTION_ID distintos, sin identificadores NULL ni repetidos. Este control confirmó el volumen almacenado y la unicidad del identificador de cada inspección.</w:t>
+      </w:r>
+      <w:r>
+        <w:rPr>
+          <w:rtl w:val="0"/>
+        </w:rPr>
+        <w:t xml:space="preserve"/>
+      </w:r>
+      <w:r>
+        <w:rPr>
+          <w:rtl w:val="0"/>
+        </w:rPr>
+        <w:t xml:space="preserve"/>
+      </w:r>
+      <w:r>
+        <w:rPr>
+          <w:rtl w:val="0"/>
+        </w:rPr>
+        <w:t xml:space="preserve"/>
+      </w:r>
+      <w:r>
+        <w:rPr>
+          <w:rtl w:val="0"/>
+        </w:rPr>
+        <w:t xml:space="preserve"/>
+      </w:r>
+      <w:r>
+        <w:rPr>
+          <w:rtl w:val="0"/>
+        </w:rPr>
+        <w:t xml:space="preserve"/>
+      </w:r>
+      <w:r>
+        <w:rPr>
+          <w:rtl w:val="0"/>
+        </w:rPr>
+        <w:t xml:space="preserve"/>
       </w:r>
     </w:p>
     <w:p>
@@ -7525,45 +7369,45 @@
           <w:bCs w:val="1"/>
           <w:rtl w:val="0"/>
         </w:rPr>
-        <w:t xml:space="preserve">Verificación de identificadores duplicados</w:t>
-      </w:r>
-    </w:p>
-    <w:p>
-      <w:pPr>
-        <w:spacing w:after="240" w:before="240" w:lineRule="auto"/>
-        <w:jc w:val="both"/>
-        <w:rPr/>
-      </w:pPr>
-      <w:r>
-        <w:rPr>
-          <w:rtl w:val="0"/>
-        </w:rPr>
-        <w:t xml:space="preserve">Posteriormente, se comprobó si existían identificadores de inspección repetidos mediante una consulta SQL que agrupó los registros por </w:t>
-      </w:r>
-      <w:r>
-        <w:rPr>
-          <w:rtl w:val="0"/>
-        </w:rPr>
-        <w:t xml:space="preserve">INSPECTION_ID</w:t>
-      </w:r>
-      <w:r>
-        <w:rPr>
-          <w:rtl w:val="0"/>
-        </w:rPr>
-        <w:t xml:space="preserve"> y buscó aquellos identificadores con más de una aparición. La consulta no devolvió resultados, por lo que no se encontraron identificadores de inspección duplicados.</w:t>
-      </w:r>
-    </w:p>
-    <w:p>
-      <w:pPr>
-        <w:spacing w:after="240" w:before="240" w:lineRule="auto"/>
-        <w:jc w:val="both"/>
-        <w:rPr/>
-      </w:pPr>
-      <w:r>
-        <w:rPr>
-          <w:rtl w:val="0"/>
-        </w:rPr>
-        <w:t xml:space="preserve">Este resultado indica que no se detectaron repeticiones del identificador INSPECTION_ID. Si el identificador se incluye en la comparación, su unicidad impide filas completamente idénticas. Sin embargo, pueden existir registros con contenido idéntico en las otras 16 columnas e identificadores diferentes. Las consultas P09 y P10 verifican este caso comparando también el contenido completo de VIOLATIONS mediante DBMS_LOB.COMPARE; sus resultados están pendientes de confirmación en Oracle y no implican una decisión de eliminación.</w:t>
+        <w:t xml:space="preserve">Valores NULL y textos con espacios</w:t>
+      </w:r>
+    </w:p>
+    <w:p>
+      <w:pPr>
+        <w:spacing w:after="240" w:before="240" w:lineRule="auto"/>
+        <w:ind w:firstLine="720"/>
+        <w:jc w:val="both"/>
+        <w:rPr/>
+      </w:pPr>
+      <w:r>
+        <w:rPr>
+          <w:rtl w:val="0"/>
+        </w:rPr>
+        <w:t xml:space="preserve">Se encontraron NULL en 12 de las 17 columnas. FACILITY_TYPE y AKA_NAME presentaron 5.357 y 2.426 valores faltantes, respectivamente. ADDRESS no presentó NULL, pero tuvo tres registros formados únicamente por espacios; por tanto, la ausencia de NULL no garantiza contenido útil.</w:t>
+      </w:r>
+      <w:r>
+        <w:rPr>
+          <w:rtl w:val="0"/>
+        </w:rPr>
+        <w:t xml:space="preserve"/>
+      </w:r>
+      <w:r>
+        <w:rPr>
+          <w:rtl w:val="0"/>
+        </w:rPr>
+        <w:t xml:space="preserve"/>
+      </w:r>
+      <w:r>
+        <w:rPr>
+          <w:rtl w:val="0"/>
+        </w:rPr>
+        <w:t xml:space="preserve"/>
+      </w:r>
+      <w:r>
+        <w:rPr>
+          <w:rtl w:val="0"/>
+        </w:rPr>
+        <w:t xml:space="preserve"/>
       </w:r>
       <w:r>
         <w:rPr>
@@ -7593,129 +7437,57 @@
           <w:bCs w:val="1"/>
           <w:rtl w:val="0"/>
         </w:rPr>
-        <w:t xml:space="preserve">Revisión de las categorías de la variable RESULTS</w:t>
-      </w:r>
-    </w:p>
-    <w:p>
-      <w:pPr>
-        <w:spacing w:after="240" w:before="240" w:lineRule="auto"/>
-        <w:jc w:val="both"/>
-        <w:rPr/>
-      </w:pPr>
-      <w:r>
-        <w:rPr>
-          <w:rtl w:val="0"/>
-        </w:rPr>
-        <w:t xml:space="preserve">Se revisó la columna </w:t>
-      </w:r>
-      <w:r>
-        <w:rPr>
-          <w:rtl w:val="0"/>
-        </w:rPr>
-        <w:t xml:space="preserve">RESULTS</w:t>
-      </w:r>
-      <w:r>
-        <w:rPr>
-          <w:rtl w:val="0"/>
-        </w:rPr>
-        <w:t xml:space="preserve"> para identificar las categorías de resultados de las inspecciones. Se encontraron siete categorías diferentes: </w:t>
-      </w:r>
-      <w:r>
-        <w:rPr>
-          <w:rtl w:val="0"/>
-        </w:rPr>
-        <w:t xml:space="preserve">Pass</w:t>
-      </w:r>
-      <w:r>
-        <w:rPr>
-          <w:rtl w:val="0"/>
-        </w:rPr>
-        <w:t xml:space="preserve">, </w:t>
-      </w:r>
-      <w:r>
-        <w:rPr>
-          <w:rtl w:val="0"/>
-        </w:rPr>
-        <w:t xml:space="preserve">Fail</w:t>
-      </w:r>
-      <w:r>
-        <w:rPr>
-          <w:rtl w:val="0"/>
-        </w:rPr>
-        <w:t xml:space="preserve">, </w:t>
-      </w:r>
-      <w:r>
-        <w:rPr>
-          <w:rtl w:val="0"/>
-        </w:rPr>
-        <w:t xml:space="preserve">Pass w/ Conditions</w:t>
-      </w:r>
-      <w:r>
-        <w:rPr>
-          <w:rtl w:val="0"/>
-        </w:rPr>
-        <w:t xml:space="preserve">, </w:t>
-      </w:r>
-      <w:r>
-        <w:rPr>
-          <w:rtl w:val="0"/>
-        </w:rPr>
-        <w:t xml:space="preserve">Out of Business</w:t>
-      </w:r>
-      <w:r>
-        <w:rPr>
-          <w:rtl w:val="0"/>
-        </w:rPr>
-        <w:t xml:space="preserve">, </w:t>
-      </w:r>
-      <w:r>
-        <w:rPr>
-          <w:rtl w:val="0"/>
-        </w:rPr>
-        <w:t xml:space="preserve">No Entry</w:t>
-      </w:r>
-      <w:r>
-        <w:rPr>
-          <w:rtl w:val="0"/>
-        </w:rPr>
-        <w:t xml:space="preserve">, </w:t>
-      </w:r>
-      <w:r>
-        <w:rPr>
-          <w:rtl w:val="0"/>
-        </w:rPr>
-        <w:t xml:space="preserve">Not Ready</w:t>
-      </w:r>
-      <w:r>
-        <w:rPr>
-          <w:rtl w:val="0"/>
-        </w:rPr>
-        <w:t xml:space="preserve"> y </w:t>
-      </w:r>
-      <w:r>
-        <w:rPr>
-          <w:rtl w:val="0"/>
-        </w:rPr>
-        <w:t xml:space="preserve">Business Not Located</w:t>
-      </w:r>
-      <w:r>
-        <w:rPr>
-          <w:rtl w:val="0"/>
-        </w:rPr>
-        <w:t xml:space="preserve">.</w:t>
-      </w:r>
-    </w:p>
-    <w:p>
-      <w:pPr>
-        <w:spacing w:after="240" w:before="240" w:lineRule="auto"/>
-        <w:jc w:val="both"/>
-        <w:rPr/>
-      </w:pPr>
-      <w:r>
-        <w:rPr>
-          <w:rtl w:val="0"/>
-        </w:rPr>
-        <w:t xml:space="preserve">Durante esta revisión inicial no se observaron variantes de escritura que evidenciaran inconsistencias en los valores identificados. Por tanto, las siete categorías se mantienen como valores observados en la tabla RAW para continuar con el perfilado, sin aplicar modificaciones en esta etapa.</w:t>
+        <w:t xml:space="preserve">Variables categóricas principales</w:t>
+      </w:r>
+    </w:p>
+    <w:p>
+      <w:pPr>
+        <w:spacing w:after="240" w:before="240" w:lineRule="auto"/>
+        <w:ind w:firstLine="720"/>
+        <w:jc w:val="both"/>
+        <w:rPr/>
+      </w:pPr>
+      <w:r>
+        <w:rPr>
+          <w:rtl w:val="0"/>
+        </w:rPr>
+        <w:t xml:space="preserve">RESULTS presentó siete categorías; Pass (164.074) y Fail (61.038) fueron las más frecuentes. RISK mostró los tres niveles de riesgo, además de 87 valores All y 87 NULL. FACILITY_TYPE e INSPECTION_TYPE registraron 527 y 110 valores distintos no nulos, respectivamente. Canvass fue el tipo de inspección más frecuente (163.611). Se observaron variantes de escritura, como BANQUET HALL/Banquet Hall y No Entry/NO ENTRY. El significado de All y las reglas de normalización permanecen pendientes.</w:t>
+      </w:r>
+      <w:r>
+        <w:rPr>
+          <w:rtl w:val="0"/>
+        </w:rPr>
+        <w:t xml:space="preserve"/>
+      </w:r>
+      <w:r>
+        <w:rPr>
+          <w:rtl w:val="0"/>
+        </w:rPr>
+        <w:t xml:space="preserve"/>
+      </w:r>
+      <w:r>
+        <w:rPr>
+          <w:rtl w:val="0"/>
+        </w:rPr>
+        <w:t xml:space="preserve"/>
+      </w:r>
+      <w:r>
+        <w:rPr>
+          <w:rtl w:val="0"/>
+        </w:rPr>
+        <w:t xml:space="preserve"/>
+      </w:r>
+      <w:r>
+        <w:rPr>
+          <w:rtl w:val="0"/>
+        </w:rPr>
+        <w:t xml:space="preserve"/>
+      </w:r>
+      <w:r>
+        <w:rPr>
+          <w:rtl w:val="0"/>
+        </w:rPr>
+        <w:t xml:space="preserve"/>
       </w:r>
     </w:p>
     <w:p>
@@ -7733,93 +7505,21 @@
           <w:bCs w:val="1"/>
           <w:rtl w:val="0"/>
         </w:rPr>
-        <w:t xml:space="preserve">Revisión de las categorías de la variable RISK</w:t>
-      </w:r>
-    </w:p>
-    <w:p>
-      <w:pPr>
-        <w:spacing w:after="240" w:before="240" w:lineRule="auto"/>
-        <w:jc w:val="both"/>
-        <w:rPr/>
-      </w:pPr>
-      <w:r>
-        <w:rPr>
-          <w:rtl w:val="0"/>
-        </w:rPr>
-        <w:t xml:space="preserve">En la columna </w:t>
-      </w:r>
-      <w:r>
-        <w:rPr>
-          <w:rtl w:val="0"/>
-        </w:rPr>
-        <w:t xml:space="preserve">RISK</w:t>
-      </w:r>
-      <w:r>
-        <w:rPr>
-          <w:rtl w:val="0"/>
-        </w:rPr>
-        <w:t xml:space="preserve"> se identificaron las categorías </w:t>
-      </w:r>
-      <w:r>
-        <w:rPr>
-          <w:rtl w:val="0"/>
-        </w:rPr>
-        <w:t xml:space="preserve">Risk 1 (High)</w:t>
-      </w:r>
-      <w:r>
-        <w:rPr>
-          <w:rtl w:val="0"/>
-        </w:rPr>
-        <w:t xml:space="preserve">, </w:t>
-      </w:r>
-      <w:r>
-        <w:rPr>
-          <w:rtl w:val="0"/>
-        </w:rPr>
-        <w:t xml:space="preserve">Risk 2 (Medium)</w:t>
-      </w:r>
-      <w:r>
-        <w:rPr>
-          <w:rtl w:val="0"/>
-        </w:rPr>
-        <w:t xml:space="preserve"> y </w:t>
-      </w:r>
-      <w:r>
-        <w:rPr>
-          <w:rtl w:val="0"/>
-        </w:rPr>
-        <w:t xml:space="preserve">Risk 3 (Low)</w:t>
-      </w:r>
-      <w:r>
-        <w:rPr>
-          <w:rtl w:val="0"/>
-        </w:rPr>
-        <w:t xml:space="preserve">. Además, se encontraron 87 valores nulos y 87 registros con el valor </w:t>
-      </w:r>
-      <w:r>
-        <w:rPr>
-          <w:rtl w:val="0"/>
-        </w:rPr>
-        <w:t xml:space="preserve">All</w:t>
-      </w:r>
-      <w:r>
-        <w:rPr>
-          <w:rtl w:val="0"/>
-        </w:rPr>
-        <w:t xml:space="preserve">.</w:t>
-      </w:r>
-    </w:p>
-    <w:p>
-      <w:pPr>
-        <w:spacing w:after="240" w:before="240" w:lineRule="auto"/>
-        <w:jc w:val="both"/>
-        <w:rPr/>
-      </w:pPr>
-      <w:r>
-        <w:rPr>
-          <w:rtl w:val="0"/>
-        </w:rPr>
-        <w:t xml:space="preserve">Debido a que este último valor podía resultar ambiguo, se analizaron los registros asociados antes de decidir si era necesario modificarlo. Se observó que All aparecía en distintos tipos de inspección, establecimientos y resultados. Durante el perfilado se conservó el valor original, sin reclasificarlo. Su significado y su posible tratamiento siguen pendientes de confirmación.</w:t>
+        <w:t xml:space="preserve">Fechas de inspección</w:t>
+      </w:r>
+    </w:p>
+    <w:p>
+      <w:pPr>
+        <w:spacing w:after="240" w:before="240" w:lineRule="auto"/>
+        <w:ind w:firstLine="720"/>
+        <w:jc w:val="both"/>
+        <w:rPr/>
+      </w:pPr>
+      <w:r>
+        <w:rPr>
+          <w:rtl w:val="0"/>
+        </w:rPr>
+        <w:t xml:space="preserve">INSPECTION_DATE abarcó de 2010-01-04 a 2026-10-09, sin valores NULL. Las fechas de los ID 67757 y 2644019 coincidieron con las del CSV, respectivamente. La presentación en formato YYYY-MM-DD permitió corregir la interpretación previa del día y el mes.</w:t>
       </w:r>
       <w:r>
         <w:rPr>
@@ -7833,18 +7533,29 @@
         </w:rPr>
         <w:t xml:space="preserve"/>
       </w:r>
-    </w:p>
-    <w:p>
-      <w:pPr>
-        <w:spacing w:after="240" w:before="240" w:lineRule="auto"/>
-        <w:jc w:val="both"/>
-        <w:rPr/>
-      </w:pPr>
-      <w:r>
-        <w:rPr>
-          <w:rtl w:val="0"/>
-        </w:rPr>
-        <w:t xml:space="preserve">Esta revisión evita modificar información sin una justificación suficiente y permite posponer el tratamiento de los valores faltantes hasta comprender mejor su significado y su posible impacto en los análisis posteriores.</w:t>
+      <w:r>
+        <w:rPr>
+          <w:rtl w:val="0"/>
+        </w:rPr>
+        <w:t xml:space="preserve"/>
+      </w:r>
+      <w:r>
+        <w:rPr>
+          <w:rtl w:val="0"/>
+        </w:rPr>
+        <w:t xml:space="preserve"/>
+      </w:r>
+      <w:r>
+        <w:rPr>
+          <w:rtl w:val="0"/>
+        </w:rPr>
+        <w:t xml:space="preserve"/>
+      </w:r>
+      <w:r>
+        <w:rPr>
+          <w:rtl w:val="0"/>
+        </w:rPr>
+        <w:t xml:space="preserve"/>
       </w:r>
     </w:p>
     <w:p>
@@ -7862,71 +7573,45 @@
           <w:bCs w:val="1"/>
           <w:rtl w:val="0"/>
         </w:rPr>
-        <w:t xml:space="preserve">Revisión de los tipos de establecimiento</w:t>
-      </w:r>
-    </w:p>
-    <w:p>
-      <w:pPr>
-        <w:spacing w:after="240" w:before="240" w:lineRule="auto"/>
-        <w:ind w:firstLine="720"/>
-        <w:jc w:val="both"/>
-        <w:rPr/>
-      </w:pPr>
-      <w:r>
-        <w:rPr>
-          <w:rtl w:val="0"/>
-        </w:rPr>
-        <w:t xml:space="preserve">Se realizó una consulta sobre la columna </w:t>
-      </w:r>
-      <w:r>
-        <w:rPr>
-          <w:rtl w:val="0"/>
-        </w:rPr>
-        <w:t xml:space="preserve">FACILITY_TYPE</w:t>
-      </w:r>
-      <w:r>
-        <w:rPr>
-          <w:rtl w:val="0"/>
-        </w:rPr>
-        <w:t xml:space="preserve"> para identificar cuántos tipos diferentes de establecimiento existen en el conjunto de datos. Para ello, se utilizó la función </w:t>
-      </w:r>
-      <w:r>
-        <w:rPr>
-          <w:rtl w:val="0"/>
-        </w:rPr>
-        <w:t xml:space="preserve">COUNT</w:t>
-      </w:r>
-      <w:r>
-        <w:rPr>
-          <w:rtl w:val="0"/>
-        </w:rPr>
-        <w:t xml:space="preserve"> junto con </w:t>
-      </w:r>
-      <w:r>
-        <w:rPr>
-          <w:rtl w:val="0"/>
-        </w:rPr>
-        <w:t xml:space="preserve">DISTINCT</w:t>
-      </w:r>
-      <w:r>
-        <w:rPr>
-          <w:rtl w:val="0"/>
-        </w:rPr>
-        <w:t xml:space="preserve">, lo que permite contar los valores diferentes sin repetirlos.</w:t>
-      </w:r>
-    </w:p>
-    <w:p>
-      <w:pPr>
-        <w:spacing w:after="240" w:before="240" w:lineRule="auto"/>
-        <w:ind w:firstLine="720"/>
-        <w:jc w:val="both"/>
-        <w:rPr/>
-      </w:pPr>
-      <w:r>
-        <w:rPr>
-          <w:rtl w:val="0"/>
-        </w:rPr>
-        <w:t xml:space="preserve">El resultado obtenido fue de 527 valores distintos en esta columna. Este resultado permite conocer la variedad de valores registrados y constituye un punto de partida para revisar posteriormente si existen categorías inconsistentes, diferencias de escritura o valores que requieran normalización. Sin embargo, la cantidad de valores distintos no implica que todos correspondan a categorías válidas ni que sean necesariamente inconsistentes. P15 permite repetir el conteo; P16, P21 y P22 amplían la revisión de frecuencias y variantes por mayúsculas, minúsculas y espacios, sin modificar los datos.</w:t>
+        <w:t xml:space="preserve">Posibles duplicados de contenido</w:t>
+      </w:r>
+    </w:p>
+    <w:p>
+      <w:pPr>
+        <w:spacing w:after="240" w:before="240" w:lineRule="auto"/>
+        <w:ind w:firstLine="720"/>
+        <w:jc w:val="both"/>
+        <w:rPr/>
+      </w:pPr>
+      <w:r>
+        <w:rPr>
+          <w:rtl w:val="0"/>
+        </w:rPr>
+        <w:t xml:space="preserve">Se detectaron 104 grupos candidatos con INSPECTION_ID diferentes, coincidencia en los campos comparados e igual longitud de VIOLATIONS. La consulta no compara el texto completo del CLOB; estos grupos no constituyen duplicados exactos confirmados ni justifican eliminar registros.</w:t>
+      </w:r>
+      <w:r>
+        <w:rPr>
+          <w:rtl w:val="0"/>
+        </w:rPr>
+        <w:t xml:space="preserve"/>
+      </w:r>
+      <w:r>
+        <w:rPr>
+          <w:rtl w:val="0"/>
+        </w:rPr>
+        <w:t xml:space="preserve"/>
+      </w:r>
+      <w:r>
+        <w:rPr>
+          <w:rtl w:val="0"/>
+        </w:rPr>
+        <w:t xml:space="preserve"/>
+      </w:r>
+      <w:r>
+        <w:rPr>
+          <w:rtl w:val="0"/>
+        </w:rPr>
+        <w:t xml:space="preserve"/>
       </w:r>
       <w:r>
         <w:rPr>
@@ -7956,157 +7641,21 @@
           <w:bCs w:val="1"/>
           <w:rtl w:val="0"/>
         </w:rPr>
-        <w:t xml:space="preserve">Revisión de los tipos de inspección</w:t>
-      </w:r>
-    </w:p>
-    <w:p>
-      <w:pPr>
-        <w:spacing w:after="240" w:before="240" w:lineRule="auto"/>
-        <w:ind w:left="0" w:firstLine="566.9291338582677"/>
-        <w:jc w:val="both"/>
-        <w:rPr/>
-      </w:pPr>
-      <w:r>
-        <w:rPr>
-          <w:rtl w:val="0"/>
-        </w:rPr>
-        <w:t xml:space="preserve">Se analizó la columna </w:t>
-      </w:r>
-      <w:r>
-        <w:rPr>
-          <w:rtl w:val="0"/>
-        </w:rPr>
-        <w:t xml:space="preserve">INSPECTION_TYPE</w:t>
-      </w:r>
-      <w:r>
-        <w:rPr>
-          <w:rtl w:val="0"/>
-        </w:rPr>
-        <w:t xml:space="preserve"> mediante una consulta SQL que agrupó los registros según su tipo de inspección y contabilizó la frecuencia de cada categoría. Para ello, se utilizó la cláusula </w:t>
-      </w:r>
-      <w:r>
-        <w:rPr>
-          <w:rtl w:val="0"/>
-        </w:rPr>
-        <w:t xml:space="preserve">GROUP BY</w:t>
-      </w:r>
-      <w:r>
-        <w:rPr>
-          <w:rtl w:val="0"/>
-        </w:rPr>
-        <w:t xml:space="preserve"> junto con la función </w:t>
-      </w:r>
-      <w:r>
-        <w:rPr>
-          <w:rtl w:val="0"/>
-        </w:rPr>
-        <w:t xml:space="preserve">COUNT(*)</w:t>
-      </w:r>
-      <w:r>
-        <w:rPr>
-          <w:rtl w:val="0"/>
-        </w:rPr>
-        <w:t xml:space="preserve">. Además, se aplicó </w:t>
-      </w:r>
-      <w:r>
-        <w:rPr>
-          <w:rtl w:val="0"/>
-        </w:rPr>
-        <w:t xml:space="preserve">ORDER BY</w:t>
-      </w:r>
-      <w:r>
-        <w:rPr>
-          <w:rtl w:val="0"/>
-        </w:rPr>
-        <w:t xml:space="preserve"> en orden descendente para mostrar primero las categorías con mayor cantidad de registros.</w:t>
-      </w:r>
-    </w:p>
-    <w:p>
-      <w:pPr>
-        <w:spacing w:after="240" w:before="240" w:lineRule="auto"/>
-        <w:ind w:left="0" w:firstLine="566.9291338582677"/>
-        <w:jc w:val="both"/>
-        <w:rPr/>
-      </w:pPr>
-      <w:r>
-        <w:rPr>
-          <w:rtl w:val="0"/>
-        </w:rPr>
-        <w:t xml:space="preserve">Entre los resultados obtenidos, la categoría más frecuente fue </w:t>
-      </w:r>
-      <w:r>
-        <w:rPr>
-          <w:rtl w:val="0"/>
-        </w:rPr>
-        <w:t xml:space="preserve">Canvass</w:t>
-      </w:r>
-      <w:r>
-        <w:rPr>
-          <w:rtl w:val="0"/>
-        </w:rPr>
-        <w:t xml:space="preserve">, con 163.611 registros, seguida de </w:t>
-      </w:r>
-      <w:r>
-        <w:rPr>
-          <w:rtl w:val="0"/>
-        </w:rPr>
-        <w:t xml:space="preserve">License</w:t>
-      </w:r>
-      <w:r>
-        <w:rPr>
-          <w:rtl w:val="0"/>
-        </w:rPr>
-        <w:t xml:space="preserve">, con 42.510 registros, y </w:t>
-      </w:r>
-      <w:r>
-        <w:rPr>
-          <w:rtl w:val="0"/>
-        </w:rPr>
-        <w:t xml:space="preserve">Canvass Re-Inspection</w:t>
-      </w:r>
-      <w:r>
-        <w:rPr>
-          <w:rtl w:val="0"/>
-        </w:rPr>
-        <w:t xml:space="preserve">, con 35.304 registros. Asimismo, la categoría </w:t>
-      </w:r>
-      <w:r>
-        <w:rPr>
-          <w:rtl w:val="0"/>
-        </w:rPr>
-        <w:t xml:space="preserve">Complaint</w:t>
-      </w:r>
-      <w:r>
-        <w:rPr>
-          <w:rtl w:val="0"/>
-        </w:rPr>
-        <w:t xml:space="preserve"> presentó 30.075 registros, mientras que </w:t>
-      </w:r>
-      <w:r>
-        <w:rPr>
-          <w:rtl w:val="0"/>
-        </w:rPr>
-        <w:t xml:space="preserve">License Re-Inspection</w:t>
-      </w:r>
-      <w:r>
-        <w:rPr>
-          <w:rtl w:val="0"/>
-        </w:rPr>
-        <w:t xml:space="preserve"> registró 12.852.</w:t>
-      </w:r>
-    </w:p>
-    <w:p>
-      <w:pPr>
-        <w:spacing w:after="240" w:before="240" w:lineRule="auto"/>
-        <w:ind w:left="0" w:firstLine="566.9291338582677"/>
-        <w:jc w:val="both"/>
-        <w:rPr/>
-      </w:pPr>
-      <w:r>
-        <w:rPr>
-          <w:rtl w:val="0"/>
-        </w:rPr>
-        <w:t xml:space="preserve">Estos resultados muestran que las inspecciones de tipo Canvass tienen una presencia considerable dentro del conjunto de datos. La distribución obtenida permite conocer cuáles son los tipos de inspección más frecuentes y sirve como base para análisis posteriores sobre la actividad de inspección. La identificación de posibles categorías inconsistentes requiere una revisión adicional de los valores registrados. La consulta de frecuencias quedó incorporada en P17. P18 a P24 amplían el diagnóstico de CITY, STATE y ZIP; sus resultados y las variantes de escritura están pendientes de revisar en Oracle.</w:t>
+        <w:t xml:space="preserve">Coordenadas geográficas</w:t>
+      </w:r>
+    </w:p>
+    <w:p>
+      <w:pPr>
+        <w:spacing w:after="240" w:before="240" w:lineRule="auto"/>
+        <w:ind w:firstLine="720"/>
+        <w:jc w:val="both"/>
+        <w:rPr/>
+      </w:pPr>
+      <w:r>
+        <w:rPr>
+          <w:rtl w:val="0"/>
+        </w:rPr>
+        <w:t xml:space="preserve">Los 315.900 valores no nulos de cada columna se convirtieron sin errores; LATITUDE y LONGITUDE tuvieron 1.061 faltantes cada una. Los rangos mostrados por SQL*Plus fueron de 41,6446701 a 42,0210642 para latitud y de -87,906874 a -87,525094 para longitud. No hubo valores fuera de -90 a 90 y -180 a 180, respectivamente. Esta validación de rangos generales no demuestra pertenencia exacta a Chicago.</w:t>
       </w:r>
       <w:r>
         <w:rPr>
@@ -8120,10 +7669,35 @@
         </w:rPr>
         <w:t xml:space="preserve"/>
       </w:r>
-    </w:p>
-    <w:p>
-      <w:pPr>
-        <w:spacing w:after="240" w:before="240" w:lineRule="auto"/>
+      <w:r>
+        <w:rPr>
+          <w:rtl w:val="0"/>
+        </w:rPr>
+        <w:t xml:space="preserve"/>
+      </w:r>
+      <w:r>
+        <w:rPr>
+          <w:rtl w:val="0"/>
+        </w:rPr>
+        <w:t xml:space="preserve"/>
+      </w:r>
+      <w:r>
+        <w:rPr>
+          <w:rtl w:val="0"/>
+        </w:rPr>
+        <w:t xml:space="preserve"/>
+      </w:r>
+      <w:r>
+        <w:rPr>
+          <w:rtl w:val="0"/>
+        </w:rPr>
+        <w:t xml:space="preserve"/>
+      </w:r>
+    </w:p>
+    <w:p>
+      <w:pPr>
+        <w:spacing w:after="240" w:before="240" w:lineRule="auto"/>
+        <w:jc w:val="both"/>
         <w:rPr>
           <w:b w:val="1"/>
           <w:bCs w:val="1"/>
@@ -8135,20 +7709,21 @@
           <w:bCs w:val="1"/>
           <w:rtl w:val="0"/>
         </w:rPr>
-        <w:t xml:space="preserve">Revisión del rango de fechas de las inspecciones</w:t>
-      </w:r>
-    </w:p>
-    <w:p>
-      <w:pPr>
-        <w:spacing w:after="240" w:before="240" w:lineRule="auto"/>
-        <w:ind w:firstLine="720"/>
-        <w:rPr/>
-      </w:pPr>
-      <w:r>
-        <w:rPr>
-          <w:rtl w:val="0"/>
-        </w:rPr>
-        <w:t xml:space="preserve">Se realizó una consulta SQL sobre la columna INSPECTION_DATE para identificar la fecha más antigua y la más reciente registradas en el conjunto de datos. Para ello, se utilizaron las funciones MIN() y MAX(), que permiten obtener, respectivamente, la fecha mínima y máxima. P03 presenta ambos extremos en formato YYYY-MM-DD para evitar ambigüedad entre día y mes.</w:t>
+        <w:t xml:space="preserve">Descripción de infracciones</w:t>
+      </w:r>
+    </w:p>
+    <w:p>
+      <w:pPr>
+        <w:spacing w:after="240" w:before="240" w:lineRule="auto"/>
+        <w:ind w:firstLine="720"/>
+        <w:jc w:val="both"/>
+        <w:rPr/>
+      </w:pPr>
+      <w:r>
+        <w:rPr>
+          <w:rtl w:val="0"/>
+        </w:rPr>
+        <w:t xml:space="preserve">VIOLATIONS presentó 89.410 NULL, cero textos vacíos o formados solo por espacios, una longitud máxima de 12.706 caracteres y 4.469 textos superiores a 4.000. Esto respalda el uso de CLOB para conservar descripciones extensas. Un NULL no demuestra ausencia de infracciones.</w:t>
       </w:r>
       <w:r>
         <w:rPr>
@@ -8190,35 +7765,38 @@
     <w:p>
       <w:pPr>
         <w:spacing w:after="240" w:before="240" w:lineRule="auto"/>
-        <w:ind w:firstLine="720"/>
-        <w:rPr/>
-      </w:pPr>
-      <w:r>
-        <w:rPr>
-          <w:rtl w:val="0"/>
-        </w:rPr>
-        <w:t xml:space="preserve">Las fechas anteriormente descritas como 1 de abril de 2010 y 10 de septiembre de 2026 no se consideran confirmadas. El CSV revisado, interpretado con el formato MM/DD/YYYY indicado durante la carga, abarca del 4 de enero de 2010 (2010-01-04) al 9 de octubre de 2026 (2026-10-09). Estas fechas se utilizan como referencia de contraste; el rango realmente almacenado en Oracle queda pendiente de confirmar mediante P03.</w:t>
-      </w:r>
-      <w:r>
+        <w:jc w:val="both"/>
         <w:rPr>
           <w:b w:val="1"/>
           <w:bCs w:val="1"/>
-          <w:rtl w:val="0"/>
-        </w:rPr>
-        <w:t xml:space="preserve"/>
-      </w:r>
-      <w:r>
-        <w:rPr>
-          <w:rtl w:val="0"/>
-        </w:rPr>
-        <w:t xml:space="preserve"/>
-      </w:r>
+        </w:rPr>
+      </w:pPr>
       <w:r>
         <w:rPr>
           <w:b w:val="1"/>
           <w:bCs w:val="1"/>
           <w:rtl w:val="0"/>
         </w:rPr>
+        <w:t xml:space="preserve">Licencias</w:t>
+      </w:r>
+    </w:p>
+    <w:p>
+      <w:pPr>
+        <w:spacing w:after="240" w:before="240" w:lineRule="auto"/>
+        <w:ind w:firstLine="720"/>
+        <w:jc w:val="both"/>
+        <w:rPr/>
+      </w:pPr>
+      <w:r>
+        <w:rPr>
+          <w:rtl w:val="0"/>
+        </w:rPr>
+        <w:t xml:space="preserve">LICENSE_NUMBER registró 19 NULL y 837 valores cero. Se mantuvieron sin cambios; su interpretación y tratamiento deberán justificarse antes de utilizar la licencia como identificador de establecimiento. El valor cero no se interpretó automáticamente como una licencia válida ni como un dato faltante.</w:t>
+      </w:r>
+      <w:r>
+        <w:rPr>
+          <w:rtl w:val="0"/>
+        </w:rPr>
         <w:t xml:space="preserve"/>
       </w:r>
       <w:r>
@@ -8227,68 +7805,6 @@
         </w:rPr>
         <w:t xml:space="preserve"/>
       </w:r>
-    </w:p>
-    <w:p>
-      <w:pPr>
-        <w:spacing w:after="240" w:before="240" w:lineRule="auto"/>
-        <w:ind w:firstLine="720"/>
-        <w:rPr/>
-      </w:pPr>
-      <w:r>
-        <w:rPr>
-          <w:rtl w:val="0"/>
-        </w:rPr>
-        <w:t xml:space="preserve">Para distinguir una interpretación incorrecta en la redacción de un posible problema de importación, P04 consulta específicamente los INSPECTION_ID 67757 y 2644019. Sus fechas esperadas según el CSV son 2010-01-04 y 2026-10-09, respectivamente. La consulta muestra la fecha de Oracle en formato YYYY-MM-DD y señala si coincide con la referencia, sin corregirla ni modificar registros.</w:t>
-      </w:r>
-    </w:p>
-    <w:p>
-      <w:pPr>
-        <w:spacing w:after="240" w:before="240" w:lineRule="auto"/>
-        <w:ind w:firstLine="720"/>
-        <w:rPr/>
-      </w:pPr>
-      <w:r>
-        <w:rPr>
-          <w:rtl w:val="0"/>
-        </w:rPr>
-        <w:t xml:space="preserve">Esta revisión permite identificar posibles anomalías temporales antes de realizar la limpieza y transformación de los datos. No se afirma la existencia de fechas del año 1 mientras no exista un resultado de Oracle que lo demuestre.</w:t>
-      </w:r>
-      <w:r>
-        <w:rPr>
-          <w:rtl w:val="0"/>
-        </w:rPr>
-      </w:r>
-    </w:p>
-    <w:p>
-      <w:pPr>
-        <w:spacing w:after="240" w:before="240" w:lineRule="auto"/>
-        <w:rPr>
-          <w:b w:val="1"/>
-          <w:bCs w:val="1"/>
-        </w:rPr>
-      </w:pPr>
-      <w:r>
-        <w:rPr>
-          <w:b w:val="1"/>
-          <w:bCs w:val="1"/>
-          <w:rtl w:val="0"/>
-        </w:rPr>
-        <w:t xml:space="preserve">Revisión de las coordenadas geográficas</w:t>
-      </w:r>
-    </w:p>
-    <w:p>
-      <w:pPr>
-        <w:spacing w:after="240" w:before="240" w:lineRule="auto"/>
-        <w:ind w:left="0" w:firstLine="566.9291338582677"/>
-        <w:jc w:val="both"/>
-        <w:rPr/>
-      </w:pPr>
-      <w:r>
-        <w:rPr>
-          <w:rtl w:val="0"/>
-        </w:rPr>
-        <w:t xml:space="preserve">Se realizó una consulta sobre las columnas LATITUDE y LONGITUDE con el objetivo de comprobar si las coordenadas registradas podían interpretarse como valores numéricos y si se encontraban dentro de los rangos geográficos permitidos. Para ello, se consideraron los límites de latitud, entre -90 y 90 grados, y de longitud, entre -180 y 180 grados. P25 a P28 amplían esta comprobación con conversión decimal explícita y comparación con LOCATION; su ejecución está pendiente.</w:t>
-      </w:r>
       <w:r>
         <w:rPr>
           <w:rtl w:val="0"/>
@@ -8312,148 +7828,6 @@
           <w:rtl w:val="0"/>
         </w:rPr>
         <w:t xml:space="preserve"/>
-      </w:r>
-    </w:p>
-    <w:p>
-      <w:pPr>
-        <w:spacing w:after="240" w:before="240" w:lineRule="auto"/>
-        <w:ind w:left="0" w:firstLine="566.9291338582677"/>
-        <w:jc w:val="both"/>
-        <w:rPr/>
-      </w:pPr>
-      <w:r>
-        <w:rPr>
-          <w:rtl w:val="0"/>
-        </w:rPr>
-        <w:t xml:space="preserve">La consulta inicial reportó 0 registros con coordenadas inválidas según los criterios aplicados en esa sesión de Oracle. Este resultado se conserva como antecedente del perfilado, pero no cierra la validación porque la conversión original no fijaba explícitamente la configuración decimal.</w:t>
-      </w:r>
-    </w:p>
-    <w:p>
-      <w:pPr>
-        <w:spacing w:after="240" w:before="240" w:lineRule="auto"/>
-        <w:ind w:left="0" w:firstLine="566.9291338582677"/>
-        <w:jc w:val="both"/>
-        <w:rPr/>
-      </w:pPr>
-      <w:r>
-        <w:rPr>
-          <w:rtl w:val="0"/>
-        </w:rPr>
-        <w:t xml:space="preserve">La validación ampliada utiliza un modelo numérico y NLS_NUMERIC_CHARACTERS explícitos para interpretar coma o punto decimal sin depender de la configuración regional de la sesión. P25 separa ausencia, errores de conversión y valores fuera de rango; P26 muestra ejemplos. P27 y P28 comparan LATITUDE y LONGITUDE con LOCATION cuando los tres están disponibles, con una tolerancia de 0,00000001 grados. Los resultados de estas consultas siguen pendientes de confirmación en Oracle.</w:t>
-      </w:r>
-    </w:p>
-    <w:p>
-      <w:pPr>
-        <w:spacing w:after="240" w:before="240" w:lineRule="auto"/>
-        <w:jc w:val="both"/>
-        <w:rPr/>
-      </w:pPr>
-      <w:r>
-        <w:rPr>
-          <w:rtl w:val="0"/>
-        </w:rPr>
-        <w:t xml:space="preserve">También quedan pendientes de ejecución P29 a P32, que verifican la longitud completa de VIOLATIONS, los textos superiores a 4.000 caracteres, los casos más largos y la ausencia de texto según RESULTS. P33 y P34 revisan LICENSE_NUMBER, distinguiendo NULL, cero y valores negativos. Estos diagnósticos no autorizan reemplazar ni eliminar información.</w:t>
-      </w:r>
-    </w:p>
-    <w:p>
-      <w:pPr>
-        <w:spacing w:after="240" w:before="240" w:lineRule="auto"/>
-        <w:rPr>
-          <w:b w:val="1"/>
-          <w:bCs w:val="1"/>
-        </w:rPr>
-      </w:pPr>
-      <w:r>
-        <w:rPr>
-          <w:b w:val="1"/>
-          <w:bCs w:val="1"/>
-          <w:rtl w:val="0"/>
-        </w:rPr>
-        <w:t xml:space="preserve">Resumen del perfilado inicial</w:t>
-      </w:r>
-    </w:p>
-    <w:p>
-      <w:pPr>
-        <w:spacing w:after="240" w:before="240" w:lineRule="auto"/>
-        <w:rPr/>
-      </w:pPr>
-      <w:r>
-        <w:rPr>
-          <w:rtl w:val="0"/>
-        </w:rPr>
-        <w:t xml:space="preserve">Los análisis iniciales permitieron identificar valores NULL en 12 de las 17 columnas, no encontrar identificadores INSPECTION_ID duplicados y conocer la distribución inicial de varias variables categóricas. El cierre del perfilado aún requiere confirmar el rango de fechas, los blancos, las repeticiones de contenido, las variantes de categorías y la validación geográfica ampliada. Una comprobación pendiente no se presenta como una anomalía confirmada.</w:t>
-      </w:r>
-      <w:r>
-        <w:rPr>
-          <w:rtl w:val="0"/>
-        </w:rPr>
-        <w:t xml:space="preserve"/>
-      </w:r>
-      <w:r>
-        <w:rPr>
-          <w:rtl w:val="0"/>
-        </w:rPr>
-        <w:t xml:space="preserve"/>
-      </w:r>
-    </w:p>
-    <w:p>
-      <w:pPr>
-        <w:spacing w:after="240" w:before="240" w:lineRule="auto"/>
-        <w:rPr/>
-      </w:pPr>
-      <w:r>
-        <w:rPr>
-          <w:rtl w:val="0"/>
-        </w:rPr>
-        <w:t xml:space="preserve">En cuanto a las categorías inconsistentes, la revisión todavía es parcial. Aunque no se encontraron inconsistencias evidentes en RESULTS y se conservó el valor original All en RISK durante el perfilado, aún es necesario completar la revisión de las demás variables categóricas para establecer una conclusión global.</w:t>
-      </w:r>
-      <w:r>
-        <w:rPr>
-          <w:rtl w:val="0"/>
-        </w:rPr>
-        <w:t xml:space="preserve"/>
-      </w:r>
-      <w:r>
-        <w:rPr>
-          <w:rtl w:val="0"/>
-        </w:rPr>
-        <w:t xml:space="preserve"/>
-      </w:r>
-      <w:r>
-        <w:rPr>
-          <w:rtl w:val="0"/>
-        </w:rPr>
-        <w:t xml:space="preserve"/>
-      </w:r>
-      <w:r>
-        <w:rPr>
-          <w:rtl w:val="0"/>
-        </w:rPr>
-        <w:t xml:space="preserve"/>
-      </w:r>
-      <w:r>
-        <w:rPr>
-          <w:rtl w:val="0"/>
-        </w:rPr>
-        <w:t xml:space="preserve"/>
-      </w:r>
-      <w:r>
-        <w:rPr>
-          <w:rtl w:val="0"/>
-        </w:rPr>
-        <w:t xml:space="preserve"/>
-      </w:r>
-    </w:p>
-    <w:p>
-      <w:pPr>
-        <w:spacing w:after="240" w:before="240" w:lineRule="auto"/>
-        <w:rPr/>
-      </w:pPr>
-      <w:r>
-        <w:rPr>
-          <w:rtl w:val="0"/>
-        </w:rPr>
-        <w:t xml:space="preserve">Durante esta etapa no se eliminaron ni modificaron registros. Los resultados obtenidos servirán como referencia para comparar el estado original del conjunto de datos con el resultado posterior a los procesos de limpieza, validación y transformación.</w:t>
       </w:r>
     </w:p>
     <w:p>
@@ -9060,7 +8434,7 @@
               <w:rPr>
                 <w:rtl w:val="0"/>
               </w:rPr>
-              <w:t xml:space="preserve">Hay NULL en 12 columnas; blancos pendientes de validar (P06-P07)</w:t>
+              <w:t xml:space="preserve">NULL en 12 columnas; tres ADDRESS con solo espacios</w:t>
             </w:r>
           </w:p>
         </w:tc>
@@ -9253,7 +8627,7 @@
               <w:rPr>
                 <w:rtl w:val="0"/>
               </w:rPr>
-              <w:t xml:space="preserve">RESULTS y RISK revisados; ampliación de categorías pendiente (P15-P24)</w:t>
+              <w:t xml:space="preserve">RESULTS: 7; RISK: tres niveles y All; FACILITY_TYPE: 527; INSPECTION_TYPE: 110</w:t>
             </w:r>
             <w:r>
               <w:rPr>
@@ -9368,7 +8742,7 @@
               <w:rPr>
                 <w:rtl w:val="0"/>
               </w:rPr>
-              <w:t xml:space="preserve">Rango de Oracle pendiente de confirmar en formato YYYY-MM-DD (P03-P04)</w:t>
+              <w:t xml:space="preserve">2010-01-04 a 2026-10-09; sin fechas NULL</w:t>
             </w:r>
           </w:p>
         </w:tc>
@@ -9459,7 +8833,7 @@
               <w:rPr>
                 <w:rtl w:val="0"/>
               </w:rPr>
-              <w:t xml:space="preserve">Control inicial: 0 inválidas; validación explícita pendiente (P25-P28)</w:t>
+              <w:t xml:space="preserve">1.061 faltantes por columna; conversión correcta; 0 fuera de rango</w:t>
             </w:r>
           </w:p>
         </w:tc>
@@ -9555,7 +8929,7 @@
               <w:rPr>
                 <w:rtl w:val="0"/>
               </w:rPr>
-              <w:t xml:space="preserve">Intervalos disponibles; máximo y textos &gt;4.000 pendientes (P29-P31)</w:t>
+              <w:t xml:space="preserve">Máximo: 12.706 caracteres; 4.469 textos &gt;4.000; 89.410 NULL</w:t>
             </w:r>
           </w:p>
         </w:tc>
@@ -9634,7 +9008,7 @@
         <w:rPr>
           <w:rtl w:val="0"/>
         </w:rPr>
-        <w:t xml:space="preserve">La etapa de Data Engineering recibe como entrada el archivo CSV original de Chicago Food Inspections y lo almacena inicialmente en Oracle. Se inició el perfilado y se prepararon sus consultas de validación ampliada, cuyos resultados todavía deben confirmarse. La limpieza y las transformaciones posteriores no se han iniciado.</w:t>
+        <w:t xml:space="preserve">Data Engineering recibe el CSV original de Chicago Food Inspections y lo almacena en Oracle. El perfilado se completó mediante 12 consultas SELECT, con resultados verificados. La limpieza y transformación siguen pendientes; todavía no se dispone del conjunto de datos preparados.</w:t>
       </w:r>
     </w:p>
     <w:p>

--- a/documento/Investigacion (1).docx
+++ b/documento/Investigacion (1).docx
@@ -8093,7 +8093,7 @@
               <w:rPr>
                 <w:rtl w:val="0"/>
               </w:rPr>
-              <w:t xml:space="preserve">Pendiente de completar</w:t>
+              <w:t xml:space="preserve">FOOD_INSPECTIONS_RAW</w:t>
             </w:r>
           </w:p>
         </w:tc>
@@ -8189,7 +8189,7 @@
               <w:rPr>
                 <w:rtl w:val="0"/>
               </w:rPr>
-              <w:t xml:space="preserve">Pendiente de crear o definir</w:t>
+              <w:t xml:space="preserve">CLEAN</w:t>
             </w:r>
           </w:p>
         </w:tc>
@@ -8280,7 +8280,7 @@
               <w:rPr>
                 <w:rtl w:val="0"/>
               </w:rPr>
-              <w:t xml:space="preserve">Pendiente de verificar</w:t>
+              <w:t xml:space="preserve">316.961</w:t>
             </w:r>
           </w:p>
         </w:tc>
@@ -8371,7 +8371,7 @@
               <w:rPr>
                 <w:rtl w:val="0"/>
               </w:rPr>
-              <w:t xml:space="preserve">Pendiente de verificar</w:t>
+              <w:t xml:space="preserve">17</w:t>
             </w:r>
           </w:p>
         </w:tc>
@@ -8462,7 +8462,7 @@
               <w:rPr>
                 <w:rtl w:val="0"/>
               </w:rPr>
-              <w:t xml:space="preserve">Pendiente: indicar cuáles se trataron y cómo</w:t>
+              <w:t xml:space="preserve">3 ADDRESS pasaron a NULL; demás faltantes conservados</w:t>
             </w:r>
           </w:p>
         </w:tc>
@@ -8564,7 +8564,7 @@
               <w:rPr>
                 <w:rtl w:val="0"/>
               </w:rPr>
-              <w:t xml:space="preserve">Pendiente de verificar después de las transformaciones</w:t>
+              <w:t xml:space="preserve">0; se conservaron todas las filas</w:t>
             </w:r>
           </w:p>
         </w:tc>
@@ -8679,7 +8679,7 @@
               <w:rPr>
                 <w:rtl w:val="0"/>
               </w:rPr>
-              <w:t xml:space="preserve">Pendiente</w:t>
+              <w:t xml:space="preserve">FACILITY_TYPE: 473; INSPECTION_TYPE: 98; RESULTS y RISK conservados</w:t>
             </w:r>
           </w:p>
         </w:tc>
@@ -8770,7 +8770,7 @@
               <w:rPr>
                 <w:rtl w:val="0"/>
               </w:rPr>
-              <w:t xml:space="preserve">Pendiente de validar y tratar</w:t>
+              <w:t xml:space="preserve">Mismo rango; fechas conservadas</w:t>
             </w:r>
           </w:p>
         </w:tc>
@@ -8861,7 +8861,7 @@
               <w:rPr>
                 <w:rtl w:val="0"/>
               </w:rPr>
-              <w:t xml:space="preserve">Pendiente</w:t>
+              <w:t xml:space="preserve">NUMBER; 1.061 NULL; 0 fuera de rango</w:t>
             </w:r>
           </w:p>
         </w:tc>
@@ -8957,7 +8957,7 @@
               <w:rPr>
                 <w:rtl w:val="0"/>
               </w:rPr>
-              <w:t xml:space="preserve">Pendiente</w:t>
+              <w:t xml:space="preserve">CLOB; mismas longitudes y 89.410 NULL</w:t>
             </w:r>
           </w:p>
         </w:tc>
@@ -9008,7 +9008,7 @@
         <w:rPr>
           <w:rtl w:val="0"/>
         </w:rPr>
-        <w:t xml:space="preserve">Data Engineering recibe el CSV original de Chicago Food Inspections y lo almacena en Oracle. El perfilado se completó mediante 12 consultas SELECT, con resultados verificados. La limpieza y transformación siguen pendientes; todavía no se dispone del conjunto de datos preparados.</w:t>
+        <w:t xml:space="preserve">El perfilado y la limpieza aprobada se completaron en Oracle. Se aplicó TRIM a ADDRESS, UPPER(TRIM()) a FACILITY_TYPE e INSPECTION_TYPE y la conversión explícita de coordenadas a NUMBER. CLEAN conserva las 316.961 filas; RAW permanece intacta. Las validaciones coincidieron con lo esperado y no se eliminaron candidatos a duplicados.</w:t>
       </w:r>
     </w:p>
     <w:p>
@@ -9022,7 +9022,7 @@
         <w:rPr>
           <w:rtl w:val="0"/>
         </w:rPr>
-        <w:t xml:space="preserve">El principal entregable de esta etapa será una tabla o conjunto de tablas con datos preparados para ser utilizados posteriormente por Data Analytics y Data Science.</w:t>
+        <w:t xml:space="preserve">FOOD_INSPECTIONS_CLEAN entrega 17 columnas a Data Analytics y Data Science. El proceso se conserva en sql/03cleaning.sql y evidencias/limpieza/.</w:t>
       </w:r>
     </w:p>
     <w:p>

--- a/documento/Investigacion (1).docx
+++ b/documento/Investigacion (1).docx
@@ -8678,76 +8678,109 @@
         <w:widowControl w:val="1"/>
       </w:pPr>
       <w:r>
-        <w:rPr>
-          <w:rtl w:val="0"/>
-        </w:rPr>
-        <w:t xml:space="preserve">Data Analytics utilizará los datos preparados en la etapa anterior y realizará consultas sobre la base de datos para obtener indicadores, identificar tendencias y responder preguntas relacionadas con las inspecciones.</w:t>
+        <w:t xml:space="preserve">Data Analytics utilizó únicamente FOOD_INSPECTIONS_CLEAN. Las siete consultas se ejecutaron en Oracle con GRUPO2 y sus resultados fueron verificados.</w:t>
       </w:r>
     </w:p>
     <w:p>
       <w:pPr>
         <w:spacing w:after="200" w:before="0" w:lineRule="auto" w:line="360"/>
         <w:ind w:left="0" w:right="0" w:firstLine="0"/>
-        <w:rPr/>
-        <w:jc w:val="left"/>
-      </w:pPr>
-      <w:r>
-        <w:rPr>
-          <w:rtl w:val="0"/>
-        </w:rPr>
-        <w:t xml:space="preserve">Preguntas de análisis: [Pendiente de definir después del perfilado.]</w:t>
+        <w:jc w:val="both"/>
+        <w:rPr/>
+        <w:widowControl w:val="1"/>
+      </w:pPr>
+      <w:r>
+        <w:rPr>
+          <w:b/>
+        </w:rPr>
+        <w:t xml:space="preserve">Pregunta de análisis: </w:t>
+      </w:r>
+      <w:r>
+        <w:t xml:space="preserve">¿Qué características de las inspecciones están asociadas con una mayor proporción de resultados Fail?</w:t>
       </w:r>
     </w:p>
     <w:p>
       <w:pPr>
         <w:spacing w:after="200" w:before="0" w:lineRule="auto" w:line="360"/>
         <w:ind w:left="0" w:right="0" w:firstLine="0"/>
-        <w:rPr/>
-        <w:jc w:val="left"/>
-      </w:pPr>
-      <w:r>
-        <w:rPr>
-          <w:rtl w:val="0"/>
-        </w:rPr>
-        <w:t xml:space="preserve">Consultas realizadas: [Pendiente.]</w:t>
+        <w:jc w:val="both"/>
+        <w:rPr/>
+        <w:widowControl w:val="1"/>
+      </w:pPr>
+      <w:r>
+        <w:rPr>
+          <w:b/>
+        </w:rPr>
+        <w:t xml:space="preserve">Consultas e indicadores: </w:t>
+      </w:r>
+      <w:r>
+        <w:t xml:space="preserve">El script sql/04analytics.sql incluye dos verificaciones y cinco análisis: resultado general, RISK, INSPECTION_TYPE, FACILITY_TYPE y año. Se calcularon total de registros, cantidad de Fail y porcentaje de Fail sobre todos los registros de cada grupo. Para los tipos de inspección y establecimiento se exigió un mínimo de 1.000 registros.</w:t>
       </w:r>
     </w:p>
     <w:p>
       <w:pPr>
         <w:spacing w:after="200" w:before="0" w:lineRule="auto" w:line="360"/>
         <w:ind w:left="0" w:right="0" w:firstLine="0"/>
-        <w:rPr/>
-        <w:jc w:val="left"/>
-      </w:pPr>
-      <w:r>
-        <w:rPr>
-          <w:rtl w:val="0"/>
-        </w:rPr>
-        <w:t xml:space="preserve">Visualizaciones: [Pendiente.]</w:t>
+        <w:jc w:val="both"/>
+        <w:rPr/>
+        <w:widowControl w:val="1"/>
+      </w:pPr>
+      <w:r>
+        <w:rPr>
+          <w:b/>
+        </w:rPr>
+        <w:t xml:space="preserve">Hallazgos: </w:t>
+      </w:r>
+      <w:r>
+        <w:t xml:space="preserve">61.038 de 316.961 registros tienen RESULTS = 'Fail', equivalente al 19,26 % del total de registros. En RISK, Risk 3 (Low) presentó 20,89 % de Fail, Risk 1 (High) 19,14 % y Risk 2 (Medium) 19,05 %.</w:t>
+      </w:r>
+    </w:p>
+    <w:p>
+      <w:pPr>
+        <w:spacing w:after="200" w:before="0" w:lineRule="auto" w:line="360"/>
+        <w:ind w:left="0" w:right="0" w:firstLine="720"/>
+        <w:jc w:val="both"/>
+        <w:rPr/>
+        <w:widowControl w:val="1"/>
+      </w:pPr>
+      <w:r>
+        <w:t xml:space="preserve">Entre las categorías con al menos 1.000 registros, COMPLAINT presentó la mayor proporción por tipo de inspección (33,23 %), seguida de LICENSE (29,75 %). Por establecimiento destacaron LIQUOR (31,51 %) y MOBILE FOOD PREPARER (25,04 %); RESTAURANT registró 18,64 %.</w:t>
       </w:r>
     </w:p>
     <w:p>
       <w:pPr>
         <w:spacing w:after="200" w:before="0" w:lineRule="auto" w:line="360"/>
         <w:ind w:left="0" w:right="0" w:firstLine="0"/>
-        <w:rPr>
-          <w:b w:val="1"/>
-          <w:bCs w:val="1"/>
-          <w:i w:val="1"/>
-          <w:iCs w:val="1"/>
-        </w:rPr>
-        <w:jc w:val="left"/>
-      </w:pPr>
-      <w:r>
-        <w:rPr>
-          <w:rtl w:val="0"/>
-        </w:rPr>
-        <w:t xml:space="preserve">Hallazgos: [Pendiente.]</w:t>
-      </w:r>
-      <w:r>
-        <w:rPr>
-          <w:rtl w:val="0"/>
-        </w:rPr>
+        <w:jc w:val="both"/>
+        <w:rPr/>
+        <w:widowControl w:val="1"/>
+      </w:pPr>
+      <w:r>
+        <w:rPr>
+          <w:b/>
+        </w:rPr>
+        <w:t xml:space="preserve">Evolución temporal: </w:t>
+      </w:r>
+      <w:r>
+        <w:t xml:space="preserve">El porcentaje fluctuó entre 24,92 % en 2010 y 15,99 % en 2013; en 2025 fue 17,66 %. En 2026 fue 18,10 %, pero el año solo cubre hasta el 9 de octubre y no debe compararse como si tuviera la misma cobertura que los años completos.</w:t>
+      </w:r>
+    </w:p>
+    <w:p>
+      <w:pPr>
+        <w:spacing w:after="200" w:before="0" w:lineRule="auto" w:line="360"/>
+        <w:ind w:left="0" w:right="0" w:firstLine="0"/>
+        <w:jc w:val="both"/>
+        <w:rPr/>
+        <w:widowControl w:val="1"/>
+      </w:pPr>
+      <w:r>
+        <w:rPr>
+          <w:b/>
+        </w:rPr>
+        <w:t xml:space="preserve">Interpretación y limitaciones: </w:t>
+      </w:r>
+      <w:r>
+        <w:t xml:space="preserve">Son asociaciones descriptivas y no demuestran que el riesgo u otra característica cause Fail. Una fila representa una inspección; un establecimiento puede aparecer varias veces. El denominador incluye las siete categorías de RESULTS, no únicamente Pass y Fail. NON-INSPECTION conserva 5.738 registros y 11 Fail; su significado ambiguo impide usarla para conclusiones sobre inspecciones efectivas. RISK conserva 87 All y 87 NULL, grupos pequeños que requieren cautela. No se eliminaron ni reclasificaron registros.</w:t>
       </w:r>
     </w:p>
     <w:p>

--- a/documento/Investigacion (1).docx
+++ b/documento/Investigacion (1).docx
@@ -7057,7 +7057,7 @@
         <w:rPr>
           <w:rtl w:val="0"/>
         </w:rPr>
-        <w:t xml:space="preserve">RESULTS presentó siete categorías; Pass (164.074) y Fail (61.038) fueron las más frecuentes. RISK mostró los tres niveles de riesgo, además de 87 valores All y 87 NULL. FACILITY_TYPE e INSPECTION_TYPE registraron 527 y 110 valores distintos no nulos, respectivamente. Canvass fue el tipo de inspección más frecuente (163.611). Se observaron variantes de escritura, como BANQUET HALL/Banquet Hall y No Entry/NO ENTRY. El significado de All y las reglas de normalización permanecen pendientes.</w:t>
+        <w:t xml:space="preserve">RESULTS presentó siete categorías; Pass (164.074) y Fail (61.038) fueron las más frecuentes. RISK mostró los tres niveles de riesgo, además de 87 valores All y 87 NULL. FACILITY_TYPE e INSPECTION_TYPE registraron 527 y 110 valores distintos no nulos, respectivamente. Canvass fue el tipo de inspección más frecuente (163.611). Se observaron variantes de escritura, como BANQUET HALL/Banquet Hall y No Entry/NO ENTRY. UPPER(TRIM()) ya se aplicó a FACILITY_TYPE e INSPECTION_TYPE. RISK = All se conservó sin cambios, sin reinterpretarlo ni reclasificarlo.</w:t>
       </w:r>
       <w:r>
         <w:rPr>
@@ -9097,6 +9097,230 @@
         <w:t xml:space="preserve">[Pendiente después de finalizar el caso.]</w:t>
       </w:r>
     </w:p>
+    <w:p>
+      <w:pPr>
+        <w:pStyle w:val="Heading1"/>
+        <w:keepNext/>
+        <w:pageBreakBefore/>
+        <w:spacing w:before="0" w:after="200" w:line="360" w:lineRule="auto"/>
+        <w:ind w:left="0" w:right="0" w:firstLine="0"/>
+        <w:jc w:val="center"/>
+      </w:pPr>
+      <w:r>
+        <w:rPr>
+          <w:rFonts w:ascii="Times New Roman" w:hAnsi="Times New Roman" w:eastAsia="Times New Roman" w:cs="Times New Roman"/>
+          <w:sz w:val="24"/>
+          <w:szCs w:val="24"/>
+          <w:b/>
+          <w:bCs/>
+        </w:rPr>
+        <w:t xml:space="preserve">Referencias</w:t>
+      </w:r>
+    </w:p>
+    <w:p>
+      <w:pPr>
+        <w:keepLines/>
+        <w:spacing w:before="0" w:after="200" w:line="360" w:lineRule="auto"/>
+        <w:ind w:left="720" w:hanging="720"/>
+        <w:jc w:val="left"/>
+      </w:pPr>
+      <w:r>
+        <w:rPr>
+          <w:rFonts w:ascii="Times New Roman" w:hAnsi="Times New Roman" w:eastAsia="Times New Roman" w:cs="Times New Roman"/>
+          <w:sz w:val="24"/>
+          <w:szCs w:val="24"/>
+        </w:rPr>
+        <w:t xml:space="preserve">Heck, P. (2024). What about the data? A mapping study on data engineering for AI systems. En </w:t>
+      </w:r>
+      <w:r>
+        <w:rPr>
+          <w:rFonts w:ascii="Times New Roman" w:hAnsi="Times New Roman" w:eastAsia="Times New Roman" w:cs="Times New Roman"/>
+          <w:sz w:val="24"/>
+          <w:szCs w:val="24"/>
+          <w:i/>
+          <w:iCs/>
+        </w:rPr>
+        <w:t xml:space="preserve">Proceedings of the 2024 IEEE/ACM 3rd International Conference on AI Engineering – Software Engineering for AI (CAIN 2024)</w:t>
+      </w:r>
+      <w:r>
+        <w:rPr>
+          <w:rFonts w:ascii="Times New Roman" w:hAnsi="Times New Roman" w:eastAsia="Times New Roman" w:cs="Times New Roman"/>
+          <w:sz w:val="24"/>
+          <w:szCs w:val="24"/>
+        </w:rPr>
+        <w:t xml:space="preserve"> (pp. 43–52). Association for Computing Machinery. https://doi.org/10.1145/3644815.3644954</w:t>
+      </w:r>
+    </w:p>
+    <w:p>
+      <w:pPr>
+        <w:keepLines/>
+        <w:spacing w:before="0" w:after="200" w:line="360" w:lineRule="auto"/>
+        <w:ind w:left="720" w:hanging="720"/>
+        <w:jc w:val="left"/>
+      </w:pPr>
+      <w:r>
+        <w:rPr>
+          <w:rFonts w:ascii="Times New Roman" w:hAnsi="Times New Roman" w:eastAsia="Times New Roman" w:cs="Times New Roman"/>
+          <w:sz w:val="24"/>
+          <w:szCs w:val="24"/>
+        </w:rPr>
+        <w:t xml:space="preserve">Huyen, C. (2023). </w:t>
+      </w:r>
+      <w:r>
+        <w:rPr>
+          <w:rFonts w:ascii="Times New Roman" w:hAnsi="Times New Roman" w:eastAsia="Times New Roman" w:cs="Times New Roman"/>
+          <w:sz w:val="24"/>
+          <w:szCs w:val="24"/>
+          <w:i/>
+          <w:iCs/>
+        </w:rPr>
+        <w:t xml:space="preserve">Diseño de sistemas de machine learning</w:t>
+      </w:r>
+      <w:r>
+        <w:rPr>
+          <w:rFonts w:ascii="Times New Roman" w:hAnsi="Times New Roman" w:eastAsia="Times New Roman" w:cs="Times New Roman"/>
+          <w:sz w:val="24"/>
+          <w:szCs w:val="24"/>
+        </w:rPr>
+        <w:t xml:space="preserve"> (M. Á. Torres, Trad.). Marcombo.</w:t>
+      </w:r>
+    </w:p>
+    <w:p>
+      <w:pPr>
+        <w:keepLines/>
+        <w:spacing w:before="0" w:after="200" w:line="360" w:lineRule="auto"/>
+        <w:ind w:left="720" w:hanging="720"/>
+        <w:jc w:val="left"/>
+      </w:pPr>
+      <w:r>
+        <w:rPr>
+          <w:rFonts w:ascii="Times New Roman" w:hAnsi="Times New Roman" w:eastAsia="Times New Roman" w:cs="Times New Roman"/>
+          <w:sz w:val="24"/>
+          <w:szCs w:val="24"/>
+        </w:rPr>
+        <w:t xml:space="preserve">Kleppmann, M. (2017). </w:t>
+      </w:r>
+      <w:r>
+        <w:rPr>
+          <w:rFonts w:ascii="Times New Roman" w:hAnsi="Times New Roman" w:eastAsia="Times New Roman" w:cs="Times New Roman"/>
+          <w:sz w:val="24"/>
+          <w:szCs w:val="24"/>
+          <w:i/>
+          <w:iCs/>
+        </w:rPr>
+        <w:t xml:space="preserve">Designing data-intensive applications: The big ideas behind reliable, scalable, and maintainable systems</w:t>
+      </w:r>
+      <w:r>
+        <w:rPr>
+          <w:rFonts w:ascii="Times New Roman" w:hAnsi="Times New Roman" w:eastAsia="Times New Roman" w:cs="Times New Roman"/>
+          <w:sz w:val="24"/>
+          <w:szCs w:val="24"/>
+        </w:rPr>
+        <w:t xml:space="preserve">. O’Reilly Media.</w:t>
+      </w:r>
+    </w:p>
+    <w:p>
+      <w:pPr>
+        <w:keepLines/>
+        <w:spacing w:before="0" w:after="200" w:line="360" w:lineRule="auto"/>
+        <w:ind w:left="720" w:hanging="720"/>
+        <w:jc w:val="left"/>
+      </w:pPr>
+      <w:r>
+        <w:rPr>
+          <w:rFonts w:ascii="Times New Roman" w:hAnsi="Times New Roman" w:eastAsia="Times New Roman" w:cs="Times New Roman"/>
+          <w:sz w:val="24"/>
+          <w:szCs w:val="24"/>
+        </w:rPr>
+        <w:t xml:space="preserve">Mazumdar, D., Hughes, J., &amp; Onofré, J.-B. (2023). </w:t>
+      </w:r>
+      <w:r>
+        <w:rPr>
+          <w:rFonts w:ascii="Times New Roman" w:hAnsi="Times New Roman" w:eastAsia="Times New Roman" w:cs="Times New Roman"/>
+          <w:sz w:val="24"/>
+          <w:szCs w:val="24"/>
+          <w:i/>
+          <w:iCs/>
+        </w:rPr>
+        <w:t xml:space="preserve">The data lakehouse: Data warehousing and more</w:t>
+      </w:r>
+      <w:r>
+        <w:rPr>
+          <w:rFonts w:ascii="Times New Roman" w:hAnsi="Times New Roman" w:eastAsia="Times New Roman" w:cs="Times New Roman"/>
+          <w:sz w:val="24"/>
+          <w:szCs w:val="24"/>
+        </w:rPr>
+        <w:t xml:space="preserve"> [Prepublicación]. arXiv. https://doi.org/10.48550/arXiv.2310.08697</w:t>
+      </w:r>
+    </w:p>
+    <w:p>
+      <w:pPr>
+        <w:keepLines/>
+        <w:spacing w:before="0" w:after="200" w:line="360" w:lineRule="auto"/>
+        <w:ind w:left="720" w:hanging="720"/>
+        <w:jc w:val="left"/>
+      </w:pPr>
+      <w:r>
+        <w:rPr>
+          <w:rFonts w:ascii="Times New Roman" w:hAnsi="Times New Roman" w:eastAsia="Times New Roman" w:cs="Times New Roman"/>
+          <w:sz w:val="24"/>
+          <w:szCs w:val="24"/>
+        </w:rPr>
+        <w:t xml:space="preserve">Reis, J., &amp; Housley, M. (2022). </w:t>
+      </w:r>
+      <w:r>
+        <w:rPr>
+          <w:rFonts w:ascii="Times New Roman" w:hAnsi="Times New Roman" w:eastAsia="Times New Roman" w:cs="Times New Roman"/>
+          <w:sz w:val="24"/>
+          <w:szCs w:val="24"/>
+          <w:i/>
+          <w:iCs/>
+        </w:rPr>
+        <w:t xml:space="preserve">Fundamentals of data engineering: Plan and build robust data systems</w:t>
+      </w:r>
+      <w:r>
+        <w:rPr>
+          <w:rFonts w:ascii="Times New Roman" w:hAnsi="Times New Roman" w:eastAsia="Times New Roman" w:cs="Times New Roman"/>
+          <w:sz w:val="24"/>
+          <w:szCs w:val="24"/>
+        </w:rPr>
+        <w:t xml:space="preserve">. O’Reilly Media.</w:t>
+      </w:r>
+    </w:p>
+    <w:p>
+      <w:pPr>
+        <w:keepLines/>
+        <w:spacing w:before="0" w:after="200" w:line="360" w:lineRule="auto"/>
+        <w:ind w:left="720" w:hanging="720"/>
+        <w:jc w:val="left"/>
+      </w:pPr>
+      <w:r>
+        <w:rPr>
+          <w:rFonts w:ascii="Times New Roman" w:hAnsi="Times New Roman" w:eastAsia="Times New Roman" w:cs="Times New Roman"/>
+          <w:sz w:val="24"/>
+          <w:szCs w:val="24"/>
+        </w:rPr>
+        <w:t xml:space="preserve">Wells, D. (2020). </w:t>
+      </w:r>
+      <w:r>
+        <w:rPr>
+          <w:rFonts w:ascii="Times New Roman" w:hAnsi="Times New Roman" w:eastAsia="Times New Roman" w:cs="Times New Roman"/>
+          <w:sz w:val="24"/>
+          <w:szCs w:val="24"/>
+          <w:i/>
+          <w:iCs/>
+        </w:rPr>
+        <w:t xml:space="preserve">Architecting and automating data pipelines: A guide to efficient data engineering for BI and data science</w:t>
+      </w:r>
+      <w:r>
+        <w:rPr>
+          <w:rFonts w:ascii="Times New Roman" w:hAnsi="Times New Roman" w:eastAsia="Times New Roman" w:cs="Times New Roman"/>
+          <w:sz w:val="24"/>
+          <w:szCs w:val="24"/>
+        </w:rPr>
+        <w:t xml:space="preserve">. Eckerson Group. https://info.minitab.com/hubfs/pdf/minitab-eckerson-report-architecting-automating-data-pipelines.pdf</w:t>
+      </w:r>
+    </w:p>
     <w:sectPr>
       <w:headerReference r:id="rId13" w:type="default"/>
       <w:footerReference r:id="rId14" w:type="default"/>

--- a/documento/Investigacion (1).docx
+++ b/documento/Investigacion (1).docx
@@ -8820,10 +8820,7 @@
         <w:widowControl w:val="1"/>
       </w:pPr>
       <w:r>
-        <w:rPr>
-          <w:rtl w:val="0"/>
-        </w:rPr>
-        <w:t xml:space="preserve">Data Science utilizará los datos preparados durante Data Engineering y los resultados obtenidos mediante Data Analytics para desarrollar un análisis de mayor complejidad mediante técnicas estadísticas o de aprendizaje automático.</w:t>
+        <w:t>Pregunta predictiva: ¿Podemos predecir Fail en inspecciones con resultado Fail, Pass o Pass w/ Conditions utilizando información previa al resultado? El target se definió como Fail = 1; Pass y Pass w/ Conditions = 0.</w:t>
       </w:r>
     </w:p>
     <w:p>
@@ -8835,107 +8832,1270 @@
         <w:widowControl w:val="1"/>
       </w:pPr>
       <w:r>
-        <w:rPr>
-          <w:rtl w:val="0"/>
-        </w:rPr>
-        <w:t xml:space="preserve">La implementación se realizará utilizando Python y herramientas destinadas a la preparación, modelado y evaluación de los datos.</w:t>
+        <w:t>Conjunto utilizado: La vista de solo lectura FOOD_INSPECTIONS_SCIENCE consulta FOOD_INSPECTIONS_CLEAN sin duplicar ni modificar sus datos. Incluye los tres RESULTS indicados, excluye NON-INSPECTION y abarca 2019–2025. Quedaron 103.596 registros: 23.838 Fail y 79.758 No Fail; se apartaron 18 NON-INSPECTION de ese periodo.</w:t>
       </w:r>
     </w:p>
     <w:p>
       <w:pPr>
         <w:spacing w:after="200" w:before="0" w:lineRule="auto" w:line="360"/>
-        <w:rPr/>
-        <w:ind w:left="0" w:right="0" w:firstLine="0"/>
-        <w:jc w:val="left"/>
-      </w:pPr>
-      <w:r>
-        <w:rPr>
-          <w:b w:val="1"/>
-          <w:bCs w:val="1"/>
-          <w:rtl w:val="0"/>
-        </w:rPr>
-        <w:t xml:space="preserve">Problema a resolver:</w:t>
-      </w:r>
-      <w:r>
-        <w:rPr>
-          <w:rtl w:val="0"/>
-        </w:rPr>
-        <w:t xml:space="preserve"> [Pendiente]</w:t>
-        <w:br w:type="textWrapping"/>
-      </w:r>
-      <w:r>
-        <w:rPr>
-          <w:b w:val="1"/>
-          <w:bCs w:val="1"/>
-          <w:rtl w:val="0"/>
-        </w:rPr>
-        <w:t xml:space="preserve">Variable objetivo:</w:t>
-      </w:r>
-      <w:r>
-        <w:rPr>
-          <w:rtl w:val="0"/>
-        </w:rPr>
-        <w:t xml:space="preserve"> [Pendiente]</w:t>
-        <w:br w:type="textWrapping"/>
-      </w:r>
-      <w:r>
-        <w:rPr>
-          <w:b w:val="1"/>
-          <w:bCs w:val="1"/>
-          <w:rtl w:val="0"/>
-        </w:rPr>
-        <w:t xml:space="preserve">Variables utilizadas:</w:t>
-      </w:r>
-      <w:r>
-        <w:rPr>
-          <w:rtl w:val="0"/>
-        </w:rPr>
-        <w:t xml:space="preserve"> [Pendiente]</w:t>
-        <w:br w:type="textWrapping"/>
-      </w:r>
-      <w:r>
-        <w:rPr>
-          <w:b w:val="1"/>
-          <w:bCs w:val="1"/>
-          <w:rtl w:val="0"/>
-        </w:rPr>
-        <w:t xml:space="preserve">Modelo seleccionado:</w:t>
-      </w:r>
-      <w:r>
-        <w:rPr>
-          <w:rtl w:val="0"/>
-        </w:rPr>
-        <w:t xml:space="preserve"> [Pendiente]</w:t>
-        <w:br w:type="textWrapping"/>
-      </w:r>
-      <w:r>
-        <w:rPr>
-          <w:b w:val="1"/>
-          <w:bCs w:val="1"/>
-          <w:rtl w:val="0"/>
-        </w:rPr>
-        <w:t xml:space="preserve">Resultados:</w:t>
-      </w:r>
-      <w:r>
-        <w:rPr>
-          <w:rtl w:val="0"/>
-        </w:rPr>
-        <w:t xml:space="preserve"> [Pendiente]</w:t>
-        <w:br w:type="textWrapping"/>
-      </w:r>
-      <w:r>
-        <w:rPr>
-          <w:b w:val="1"/>
-          <w:bCs w:val="1"/>
-          <w:rtl w:val="0"/>
-        </w:rPr>
-        <w:t xml:space="preserve">Limitaciones:</w:t>
-      </w:r>
-      <w:r>
-        <w:rPr>
-          <w:rtl w:val="0"/>
-        </w:rPr>
-        <w:t xml:space="preserve"> [Pendiente]</w:t>
+        <w:ind w:firstLine="720"/>
+        <w:rPr/>
+        <w:jc w:val="both"/>
+        <w:widowControl w:val="1"/>
+      </w:pPr>
+      <w:r>
+        <w:t>Predictores: RISK, FACILITY_TYPE, ZIP y MES. Los NULL se representaron como SIN DATO. RESULTS solo forma el target; VIOLATIONS se excluyó porque contiene hallazgos de la propia inspección. Nombres, direcciones, licencias, ubicación y coordenadas se excluyeron por posible memorización de establecimientos. INSPECTION_TYPE se utilizó únicamente en el filtro; ANO, únicamente para separar los periodos.</w:t>
+      </w:r>
+    </w:p>
+    <w:p>
+      <w:pPr>
+        <w:spacing w:after="200" w:before="0" w:lineRule="auto" w:line="360"/>
+        <w:ind w:firstLine="720"/>
+        <w:rPr/>
+        <w:jc w:val="both"/>
+        <w:widowControl w:val="1"/>
+      </w:pPr>
+      <w:r>
+        <w:t>División temporal: Train utilizó 87.539 registros de 2019–2024, con 20.447 Fail (23,36 %). Test utilizó 16.057 registros de 2025, con 3.391 Fail (21,12 %). La codificación categórica se aprendió solo con train y admite categorías desconocidas en test. Se reservó 2026 por estar incompleto hasta el 9 de octubre; no participó en el experimento.</w:t>
+      </w:r>
+    </w:p>
+    <w:p>
+      <w:pPr>
+        <w:spacing w:after="200" w:before="0" w:lineRule="auto" w:line="360"/>
+        <w:ind w:firstLine="720"/>
+        <w:rPr/>
+        <w:jc w:val="both"/>
+        <w:widowControl w:val="1"/>
+      </w:pPr>
+      <w:r>
+        <w:t>Modelos e implementación: Se entrenaron Regresión Logística y Árbol de Decisión con pesos de clase balanceados calculados en train. El árbol se limitó a profundidad 4 y mínimo de 100 registros por hoja; obtuvo 11 hojas. Los parámetros se fijaron antes de evaluar. La implementación quedó organizada en python/01_data_prep.py, python/02_models.py y python/03_evaluate.py.</w:t>
+      </w:r>
+    </w:p>
+    <w:p>
+      <w:pPr>
+        <w:spacing w:after="200" w:before="0" w:lineRule="auto" w:line="360"/>
+        <w:ind w:firstLine="720"/>
+        <w:rPr/>
+        <w:jc w:val="both"/>
+        <w:widowControl w:val="1"/>
+        <w:keepNext w:val="1"/>
+      </w:pPr>
+      <w:r>
+        <w:t>Evaluación: El baseline predijo siempre No Fail, la clase mayoritaria de train. Las métricas siguientes corresponden a test, con Fail como clase positiva, y se expresan de 0 a 1.</w:t>
+      </w:r>
+    </w:p>
+    <w:tbl>
+      <w:tblPr>
+        <w:tblW w:w="9360" w:type="dxa"/>
+        <w:jc w:val="center"/>
+        <w:tblLayout w:type="fixed"/>
+        <w:tblBorders>
+          <w:top w:val="single" w:sz="4" w:color="D9D9D9"/>
+          <w:left w:val="single" w:sz="4" w:color="D9D9D9"/>
+          <w:bottom w:val="single" w:sz="4" w:color="D9D9D9"/>
+          <w:right w:val="single" w:sz="4" w:color="D9D9D9"/>
+          <w:insideH w:val="single" w:sz="4" w:color="D9D9D9"/>
+          <w:insideV w:val="single" w:sz="4" w:color="D9D9D9"/>
+        </w:tblBorders>
+        <w:tblCellMar>
+          <w:top w:w="75" w:type="dxa"/>
+          <w:bottom w:w="75" w:type="dxa"/>
+          <w:left w:w="100" w:type="dxa"/>
+          <w:right w:w="100" w:type="dxa"/>
+        </w:tblCellMar>
+      </w:tblPr>
+      <w:tblGrid>
+        <w:gridCol w:w="2760"/>
+        <w:gridCol w:w="1650"/>
+        <w:gridCol w:w="1650"/>
+        <w:gridCol w:w="1650"/>
+        <w:gridCol w:w="1650"/>
+      </w:tblGrid>
+      <w:tr>
+        <w:trPr>
+          <w:cantSplit/>
+          <w:tblHeader/>
+        </w:trPr>
+        <w:tc>
+          <w:tcPr>
+            <w:tcW w:w="2760" w:type="dxa"/>
+            <w:vAlign w:val="center"/>
+            <w:shd w:val="clear" w:fill="E7EDF3"/>
+          </w:tcPr>
+          <w:p>
+            <w:pPr>
+              <w:spacing w:before="0" w:after="0" w:line="264" w:lineRule="auto"/>
+              <w:ind w:left="0" w:right="0" w:firstLine="0"/>
+              <w:jc w:val="left"/>
+              <w:keepNext w:val="1"/>
+            </w:pPr>
+            <w:r>
+              <w:rPr>
+                <w:rFonts w:ascii="Times New Roman" w:hAnsi="Times New Roman"/>
+                <w:sz w:val="22"/>
+                <w:szCs w:val="22"/>
+                <w:b w:val="1"/>
+              </w:rPr>
+              <w:t>Modelo</w:t>
+            </w:r>
+          </w:p>
+        </w:tc>
+        <w:tc>
+          <w:tcPr>
+            <w:tcW w:w="1650" w:type="dxa"/>
+            <w:vAlign w:val="center"/>
+            <w:shd w:val="clear" w:fill="E7EDF3"/>
+          </w:tcPr>
+          <w:p>
+            <w:pPr>
+              <w:spacing w:before="0" w:after="0" w:line="264" w:lineRule="auto"/>
+              <w:ind w:left="0" w:right="0" w:firstLine="0"/>
+              <w:jc w:val="center"/>
+              <w:keepNext w:val="1"/>
+            </w:pPr>
+            <w:r>
+              <w:rPr>
+                <w:rFonts w:ascii="Times New Roman" w:hAnsi="Times New Roman"/>
+                <w:sz w:val="22"/>
+                <w:szCs w:val="22"/>
+                <w:b w:val="1"/>
+              </w:rPr>
+              <w:t>Accuracy</w:t>
+            </w:r>
+          </w:p>
+        </w:tc>
+        <w:tc>
+          <w:tcPr>
+            <w:tcW w:w="1650" w:type="dxa"/>
+            <w:vAlign w:val="center"/>
+            <w:shd w:val="clear" w:fill="E7EDF3"/>
+          </w:tcPr>
+          <w:p>
+            <w:pPr>
+              <w:spacing w:before="0" w:after="0" w:line="264" w:lineRule="auto"/>
+              <w:ind w:left="0" w:right="0" w:firstLine="0"/>
+              <w:jc w:val="center"/>
+              <w:keepNext w:val="1"/>
+            </w:pPr>
+            <w:r>
+              <w:rPr>
+                <w:rFonts w:ascii="Times New Roman" w:hAnsi="Times New Roman"/>
+                <w:sz w:val="22"/>
+                <w:szCs w:val="22"/>
+                <w:b w:val="1"/>
+              </w:rPr>
+              <w:t>Precision Fail</w:t>
+            </w:r>
+          </w:p>
+        </w:tc>
+        <w:tc>
+          <w:tcPr>
+            <w:tcW w:w="1650" w:type="dxa"/>
+            <w:vAlign w:val="center"/>
+            <w:shd w:val="clear" w:fill="E7EDF3"/>
+          </w:tcPr>
+          <w:p>
+            <w:pPr>
+              <w:spacing w:before="0" w:after="0" w:line="264" w:lineRule="auto"/>
+              <w:ind w:left="0" w:right="0" w:firstLine="0"/>
+              <w:jc w:val="center"/>
+              <w:keepNext w:val="1"/>
+            </w:pPr>
+            <w:r>
+              <w:rPr>
+                <w:rFonts w:ascii="Times New Roman" w:hAnsi="Times New Roman"/>
+                <w:sz w:val="22"/>
+                <w:szCs w:val="22"/>
+                <w:b w:val="1"/>
+              </w:rPr>
+              <w:t>Recall Fail</w:t>
+            </w:r>
+          </w:p>
+        </w:tc>
+        <w:tc>
+          <w:tcPr>
+            <w:tcW w:w="1650" w:type="dxa"/>
+            <w:vAlign w:val="center"/>
+            <w:shd w:val="clear" w:fill="E7EDF3"/>
+          </w:tcPr>
+          <w:p>
+            <w:pPr>
+              <w:spacing w:before="0" w:after="0" w:line="264" w:lineRule="auto"/>
+              <w:ind w:left="0" w:right="0" w:firstLine="0"/>
+              <w:jc w:val="center"/>
+              <w:keepNext w:val="1"/>
+            </w:pPr>
+            <w:r>
+              <w:rPr>
+                <w:rFonts w:ascii="Times New Roman" w:hAnsi="Times New Roman"/>
+                <w:sz w:val="22"/>
+                <w:szCs w:val="22"/>
+                <w:b w:val="1"/>
+              </w:rPr>
+              <w:t>F1 Fail</w:t>
+            </w:r>
+          </w:p>
+        </w:tc>
+      </w:tr>
+      <w:tr>
+        <w:trPr>
+          <w:cantSplit/>
+        </w:trPr>
+        <w:tc>
+          <w:tcPr>
+            <w:tcW w:w="2760" w:type="dxa"/>
+            <w:vAlign w:val="center"/>
+          </w:tcPr>
+          <w:p>
+            <w:pPr>
+              <w:spacing w:before="0" w:after="0" w:line="264" w:lineRule="auto"/>
+              <w:ind w:left="0" w:right="0" w:firstLine="0"/>
+              <w:jc w:val="left"/>
+              <w:keepNext w:val="1"/>
+            </w:pPr>
+            <w:r>
+              <w:rPr>
+                <w:rFonts w:ascii="Times New Roman" w:hAnsi="Times New Roman"/>
+                <w:sz w:val="22"/>
+                <w:szCs w:val="22"/>
+              </w:rPr>
+              <w:t>Regresión Logística</w:t>
+            </w:r>
+          </w:p>
+        </w:tc>
+        <w:tc>
+          <w:tcPr>
+            <w:tcW w:w="1650" w:type="dxa"/>
+            <w:vAlign w:val="center"/>
+          </w:tcPr>
+          <w:p>
+            <w:pPr>
+              <w:spacing w:before="0" w:after="0" w:line="264" w:lineRule="auto"/>
+              <w:ind w:left="0" w:right="0" w:firstLine="0"/>
+              <w:jc w:val="center"/>
+              <w:keepNext w:val="1"/>
+            </w:pPr>
+            <w:r>
+              <w:rPr>
+                <w:rFonts w:ascii="Times New Roman" w:hAnsi="Times New Roman"/>
+                <w:sz w:val="22"/>
+                <w:szCs w:val="22"/>
+              </w:rPr>
+              <w:t>0,535530</w:t>
+            </w:r>
+          </w:p>
+        </w:tc>
+        <w:tc>
+          <w:tcPr>
+            <w:tcW w:w="1650" w:type="dxa"/>
+            <w:vAlign w:val="center"/>
+          </w:tcPr>
+          <w:p>
+            <w:pPr>
+              <w:spacing w:before="0" w:after="0" w:line="264" w:lineRule="auto"/>
+              <w:ind w:left="0" w:right="0" w:firstLine="0"/>
+              <w:jc w:val="center"/>
+              <w:keepNext w:val="1"/>
+            </w:pPr>
+            <w:r>
+              <w:rPr>
+                <w:rFonts w:ascii="Times New Roman" w:hAnsi="Times New Roman"/>
+                <w:sz w:val="22"/>
+                <w:szCs w:val="22"/>
+              </w:rPr>
+              <w:t>0,228831</w:t>
+            </w:r>
+          </w:p>
+        </w:tc>
+        <w:tc>
+          <w:tcPr>
+            <w:tcW w:w="1650" w:type="dxa"/>
+            <w:vAlign w:val="center"/>
+          </w:tcPr>
+          <w:p>
+            <w:pPr>
+              <w:spacing w:before="0" w:after="0" w:line="264" w:lineRule="auto"/>
+              <w:ind w:left="0" w:right="0" w:firstLine="0"/>
+              <w:jc w:val="center"/>
+              <w:keepNext w:val="1"/>
+            </w:pPr>
+            <w:r>
+              <w:rPr>
+                <w:rFonts w:ascii="Times New Roman" w:hAnsi="Times New Roman"/>
+                <w:sz w:val="22"/>
+                <w:szCs w:val="22"/>
+              </w:rPr>
+              <w:t>0,506045</w:t>
+            </w:r>
+          </w:p>
+        </w:tc>
+        <w:tc>
+          <w:tcPr>
+            <w:tcW w:w="1650" w:type="dxa"/>
+            <w:vAlign w:val="center"/>
+          </w:tcPr>
+          <w:p>
+            <w:pPr>
+              <w:spacing w:before="0" w:after="0" w:line="264" w:lineRule="auto"/>
+              <w:ind w:left="0" w:right="0" w:firstLine="0"/>
+              <w:jc w:val="center"/>
+              <w:keepNext w:val="1"/>
+            </w:pPr>
+            <w:r>
+              <w:rPr>
+                <w:rFonts w:ascii="Times New Roman" w:hAnsi="Times New Roman"/>
+                <w:sz w:val="22"/>
+                <w:szCs w:val="22"/>
+              </w:rPr>
+              <w:t>0,315152</w:t>
+            </w:r>
+          </w:p>
+        </w:tc>
+      </w:tr>
+      <w:tr>
+        <w:trPr>
+          <w:cantSplit/>
+        </w:trPr>
+        <w:tc>
+          <w:tcPr>
+            <w:tcW w:w="2760" w:type="dxa"/>
+            <w:vAlign w:val="center"/>
+          </w:tcPr>
+          <w:p>
+            <w:pPr>
+              <w:spacing w:before="0" w:after="0" w:line="264" w:lineRule="auto"/>
+              <w:ind w:left="0" w:right="0" w:firstLine="0"/>
+              <w:jc w:val="left"/>
+              <w:keepNext w:val="1"/>
+            </w:pPr>
+            <w:r>
+              <w:rPr>
+                <w:rFonts w:ascii="Times New Roman" w:hAnsi="Times New Roman"/>
+                <w:sz w:val="22"/>
+                <w:szCs w:val="22"/>
+              </w:rPr>
+              <w:t>Árbol de Decisión</w:t>
+            </w:r>
+          </w:p>
+        </w:tc>
+        <w:tc>
+          <w:tcPr>
+            <w:tcW w:w="1650" w:type="dxa"/>
+            <w:vAlign w:val="center"/>
+          </w:tcPr>
+          <w:p>
+            <w:pPr>
+              <w:spacing w:before="0" w:after="0" w:line="264" w:lineRule="auto"/>
+              <w:ind w:left="0" w:right="0" w:firstLine="0"/>
+              <w:jc w:val="center"/>
+              <w:keepNext w:val="1"/>
+            </w:pPr>
+            <w:r>
+              <w:rPr>
+                <w:rFonts w:ascii="Times New Roman" w:hAnsi="Times New Roman"/>
+                <w:sz w:val="22"/>
+                <w:szCs w:val="22"/>
+              </w:rPr>
+              <w:t>0,771751</w:t>
+            </w:r>
+          </w:p>
+        </w:tc>
+        <w:tc>
+          <w:tcPr>
+            <w:tcW w:w="1650" w:type="dxa"/>
+            <w:vAlign w:val="center"/>
+          </w:tcPr>
+          <w:p>
+            <w:pPr>
+              <w:spacing w:before="0" w:after="0" w:line="264" w:lineRule="auto"/>
+              <w:ind w:left="0" w:right="0" w:firstLine="0"/>
+              <w:jc w:val="center"/>
+              <w:keepNext w:val="1"/>
+            </w:pPr>
+            <w:r>
+              <w:rPr>
+                <w:rFonts w:ascii="Times New Roman" w:hAnsi="Times New Roman"/>
+                <w:sz w:val="22"/>
+                <w:szCs w:val="22"/>
+              </w:rPr>
+              <w:t>0,256228</w:t>
+            </w:r>
+          </w:p>
+        </w:tc>
+        <w:tc>
+          <w:tcPr>
+            <w:tcW w:w="1650" w:type="dxa"/>
+            <w:vAlign w:val="center"/>
+          </w:tcPr>
+          <w:p>
+            <w:pPr>
+              <w:spacing w:before="0" w:after="0" w:line="264" w:lineRule="auto"/>
+              <w:ind w:left="0" w:right="0" w:firstLine="0"/>
+              <w:jc w:val="center"/>
+              <w:keepNext w:val="1"/>
+            </w:pPr>
+            <w:r>
+              <w:rPr>
+                <w:rFonts w:ascii="Times New Roman" w:hAnsi="Times New Roman"/>
+                <w:sz w:val="22"/>
+                <w:szCs w:val="22"/>
+              </w:rPr>
+              <w:t>0,042465</w:t>
+            </w:r>
+          </w:p>
+        </w:tc>
+        <w:tc>
+          <w:tcPr>
+            <w:tcW w:w="1650" w:type="dxa"/>
+            <w:vAlign w:val="center"/>
+          </w:tcPr>
+          <w:p>
+            <w:pPr>
+              <w:spacing w:before="0" w:after="0" w:line="264" w:lineRule="auto"/>
+              <w:ind w:left="0" w:right="0" w:firstLine="0"/>
+              <w:jc w:val="center"/>
+              <w:keepNext w:val="1"/>
+            </w:pPr>
+            <w:r>
+              <w:rPr>
+                <w:rFonts w:ascii="Times New Roman" w:hAnsi="Times New Roman"/>
+                <w:sz w:val="22"/>
+                <w:szCs w:val="22"/>
+              </w:rPr>
+              <w:t>0,072856</w:t>
+            </w:r>
+          </w:p>
+        </w:tc>
+      </w:tr>
+      <w:tr>
+        <w:trPr>
+          <w:cantSplit/>
+        </w:trPr>
+        <w:tc>
+          <w:tcPr>
+            <w:tcW w:w="2760" w:type="dxa"/>
+            <w:vAlign w:val="center"/>
+          </w:tcPr>
+          <w:p>
+            <w:pPr>
+              <w:spacing w:before="0" w:after="0" w:line="264" w:lineRule="auto"/>
+              <w:ind w:left="0" w:right="0" w:firstLine="0"/>
+              <w:jc w:val="left"/>
+            </w:pPr>
+            <w:r>
+              <w:rPr>
+                <w:rFonts w:ascii="Times New Roman" w:hAnsi="Times New Roman"/>
+                <w:sz w:val="22"/>
+                <w:szCs w:val="22"/>
+              </w:rPr>
+              <w:t>Baseline No Fail</w:t>
+            </w:r>
+          </w:p>
+        </w:tc>
+        <w:tc>
+          <w:tcPr>
+            <w:tcW w:w="1650" w:type="dxa"/>
+            <w:vAlign w:val="center"/>
+          </w:tcPr>
+          <w:p>
+            <w:pPr>
+              <w:spacing w:before="0" w:after="0" w:line="264" w:lineRule="auto"/>
+              <w:ind w:left="0" w:right="0" w:firstLine="0"/>
+              <w:jc w:val="center"/>
+            </w:pPr>
+            <w:r>
+              <w:rPr>
+                <w:rFonts w:ascii="Times New Roman" w:hAnsi="Times New Roman"/>
+                <w:sz w:val="22"/>
+                <w:szCs w:val="22"/>
+              </w:rPr>
+              <w:t>0,788815</w:t>
+            </w:r>
+          </w:p>
+        </w:tc>
+        <w:tc>
+          <w:tcPr>
+            <w:tcW w:w="1650" w:type="dxa"/>
+            <w:vAlign w:val="center"/>
+          </w:tcPr>
+          <w:p>
+            <w:pPr>
+              <w:spacing w:before="0" w:after="0" w:line="264" w:lineRule="auto"/>
+              <w:ind w:left="0" w:right="0" w:firstLine="0"/>
+              <w:jc w:val="center"/>
+            </w:pPr>
+            <w:r>
+              <w:rPr>
+                <w:rFonts w:ascii="Times New Roman" w:hAnsi="Times New Roman"/>
+                <w:sz w:val="22"/>
+                <w:szCs w:val="22"/>
+              </w:rPr>
+              <w:t>0,000000</w:t>
+            </w:r>
+          </w:p>
+        </w:tc>
+        <w:tc>
+          <w:tcPr>
+            <w:tcW w:w="1650" w:type="dxa"/>
+            <w:vAlign w:val="center"/>
+          </w:tcPr>
+          <w:p>
+            <w:pPr>
+              <w:spacing w:before="0" w:after="0" w:line="264" w:lineRule="auto"/>
+              <w:ind w:left="0" w:right="0" w:firstLine="0"/>
+              <w:jc w:val="center"/>
+            </w:pPr>
+            <w:r>
+              <w:rPr>
+                <w:rFonts w:ascii="Times New Roman" w:hAnsi="Times New Roman"/>
+                <w:sz w:val="22"/>
+                <w:szCs w:val="22"/>
+              </w:rPr>
+              <w:t>0,000000</w:t>
+            </w:r>
+          </w:p>
+        </w:tc>
+        <w:tc>
+          <w:tcPr>
+            <w:tcW w:w="1650" w:type="dxa"/>
+            <w:vAlign w:val="center"/>
+          </w:tcPr>
+          <w:p>
+            <w:pPr>
+              <w:spacing w:before="0" w:after="0" w:line="264" w:lineRule="auto"/>
+              <w:ind w:left="0" w:right="0" w:firstLine="0"/>
+              <w:jc w:val="center"/>
+            </w:pPr>
+            <w:r>
+              <w:rPr>
+                <w:rFonts w:ascii="Times New Roman" w:hAnsi="Times New Roman"/>
+                <w:sz w:val="22"/>
+                <w:szCs w:val="22"/>
+              </w:rPr>
+              <w:t>0,000000</w:t>
+            </w:r>
+          </w:p>
+        </w:tc>
+      </w:tr>
+    </w:tbl>
+    <w:p>
+      <w:pPr>
+        <w:spacing w:after="200" w:before="0" w:lineRule="auto" w:line="360"/>
+        <w:ind w:firstLine="720"/>
+        <w:rPr/>
+        <w:jc w:val="both"/>
+        <w:widowControl w:val="1"/>
+        <w:keepNext w:val="1"/>
+      </w:pPr>
+      <w:r>
+        <w:t>Matrices de confusión: Las filas indican el resultado real y las columnas, la predicción. Cada matriz contiene los 16.057 registros de test.</w:t>
+      </w:r>
+    </w:p>
+    <w:tbl>
+      <w:tblPr>
+        <w:tblW w:w="9360" w:type="dxa"/>
+        <w:jc w:val="center"/>
+        <w:tblLayout w:type="fixed"/>
+        <w:tblBorders>
+          <w:top w:val="single" w:sz="4" w:color="D9D9D9"/>
+          <w:left w:val="single" w:sz="4" w:color="D9D9D9"/>
+          <w:bottom w:val="single" w:sz="4" w:color="D9D9D9"/>
+          <w:right w:val="single" w:sz="4" w:color="D9D9D9"/>
+          <w:insideH w:val="single" w:sz="4" w:color="D9D9D9"/>
+          <w:insideV w:val="single" w:sz="4" w:color="D9D9D9"/>
+        </w:tblBorders>
+        <w:tblCellMar>
+          <w:top w:w="75" w:type="dxa"/>
+          <w:bottom w:w="75" w:type="dxa"/>
+          <w:left w:w="100" w:type="dxa"/>
+          <w:right w:w="100" w:type="dxa"/>
+        </w:tblCellMar>
+      </w:tblPr>
+      <w:tblGrid>
+        <w:gridCol w:w="2700"/>
+        <w:gridCol w:w="2100"/>
+        <w:gridCol w:w="2280"/>
+        <w:gridCol w:w="2280"/>
+      </w:tblGrid>
+      <w:tr>
+        <w:trPr>
+          <w:cantSplit/>
+          <w:tblHeader/>
+        </w:trPr>
+        <w:tc>
+          <w:tcPr>
+            <w:tcW w:w="2700" w:type="dxa"/>
+            <w:vAlign w:val="center"/>
+            <w:shd w:val="clear" w:fill="E7EDF3"/>
+          </w:tcPr>
+          <w:p>
+            <w:pPr>
+              <w:spacing w:before="0" w:after="0" w:line="264" w:lineRule="auto"/>
+              <w:ind w:left="0" w:right="0" w:firstLine="0"/>
+              <w:jc w:val="left"/>
+              <w:keepNext w:val="1"/>
+            </w:pPr>
+            <w:r>
+              <w:rPr>
+                <w:rFonts w:ascii="Times New Roman" w:hAnsi="Times New Roman"/>
+                <w:sz w:val="22"/>
+                <w:szCs w:val="22"/>
+                <w:b w:val="1"/>
+              </w:rPr>
+              <w:t>Modelo</w:t>
+            </w:r>
+          </w:p>
+        </w:tc>
+        <w:tc>
+          <w:tcPr>
+            <w:tcW w:w="2100" w:type="dxa"/>
+            <w:vAlign w:val="center"/>
+            <w:shd w:val="clear" w:fill="E7EDF3"/>
+          </w:tcPr>
+          <w:p>
+            <w:pPr>
+              <w:spacing w:before="0" w:after="0" w:line="264" w:lineRule="auto"/>
+              <w:ind w:left="0" w:right="0" w:firstLine="0"/>
+              <w:jc w:val="center"/>
+              <w:keepNext w:val="1"/>
+            </w:pPr>
+            <w:r>
+              <w:rPr>
+                <w:rFonts w:ascii="Times New Roman" w:hAnsi="Times New Roman"/>
+                <w:sz w:val="22"/>
+                <w:szCs w:val="22"/>
+                <w:b w:val="1"/>
+              </w:rPr>
+              <w:t>Resultado real</w:t>
+            </w:r>
+          </w:p>
+        </w:tc>
+        <w:tc>
+          <w:tcPr>
+            <w:tcW w:w="2280" w:type="dxa"/>
+            <w:vAlign w:val="center"/>
+            <w:shd w:val="clear" w:fill="E7EDF3"/>
+          </w:tcPr>
+          <w:p>
+            <w:pPr>
+              <w:spacing w:before="0" w:after="0" w:line="264" w:lineRule="auto"/>
+              <w:ind w:left="0" w:right="0" w:firstLine="0"/>
+              <w:jc w:val="center"/>
+              <w:keepNext w:val="1"/>
+            </w:pPr>
+            <w:r>
+              <w:rPr>
+                <w:rFonts w:ascii="Times New Roman" w:hAnsi="Times New Roman"/>
+                <w:sz w:val="22"/>
+                <w:szCs w:val="22"/>
+                <w:b w:val="1"/>
+              </w:rPr>
+              <w:t>Predicho No Fail</w:t>
+            </w:r>
+          </w:p>
+        </w:tc>
+        <w:tc>
+          <w:tcPr>
+            <w:tcW w:w="2280" w:type="dxa"/>
+            <w:vAlign w:val="center"/>
+            <w:shd w:val="clear" w:fill="E7EDF3"/>
+          </w:tcPr>
+          <w:p>
+            <w:pPr>
+              <w:spacing w:before="0" w:after="0" w:line="264" w:lineRule="auto"/>
+              <w:ind w:left="0" w:right="0" w:firstLine="0"/>
+              <w:jc w:val="center"/>
+              <w:keepNext w:val="1"/>
+            </w:pPr>
+            <w:r>
+              <w:rPr>
+                <w:rFonts w:ascii="Times New Roman" w:hAnsi="Times New Roman"/>
+                <w:sz w:val="22"/>
+                <w:szCs w:val="22"/>
+                <w:b w:val="1"/>
+              </w:rPr>
+              <w:t>Predicho Fail</w:t>
+            </w:r>
+          </w:p>
+        </w:tc>
+      </w:tr>
+      <w:tr>
+        <w:trPr>
+          <w:cantSplit/>
+        </w:trPr>
+        <w:tc>
+          <w:tcPr>
+            <w:tcW w:w="2700" w:type="dxa"/>
+            <w:vAlign w:val="center"/>
+          </w:tcPr>
+          <w:p>
+            <w:pPr>
+              <w:spacing w:before="0" w:after="0" w:line="264" w:lineRule="auto"/>
+              <w:ind w:left="0" w:right="0" w:firstLine="0"/>
+              <w:jc w:val="left"/>
+              <w:keepNext w:val="1"/>
+            </w:pPr>
+            <w:r>
+              <w:rPr>
+                <w:rFonts w:ascii="Times New Roman" w:hAnsi="Times New Roman"/>
+                <w:sz w:val="22"/>
+                <w:szCs w:val="22"/>
+              </w:rPr>
+              <w:t>Regresión Logística</w:t>
+            </w:r>
+          </w:p>
+        </w:tc>
+        <w:tc>
+          <w:tcPr>
+            <w:tcW w:w="2100" w:type="dxa"/>
+            <w:vAlign w:val="center"/>
+          </w:tcPr>
+          <w:p>
+            <w:pPr>
+              <w:spacing w:before="0" w:after="0" w:line="264" w:lineRule="auto"/>
+              <w:ind w:left="0" w:right="0" w:firstLine="0"/>
+              <w:jc w:val="center"/>
+              <w:keepNext w:val="1"/>
+            </w:pPr>
+            <w:r>
+              <w:rPr>
+                <w:rFonts w:ascii="Times New Roman" w:hAnsi="Times New Roman"/>
+                <w:sz w:val="22"/>
+                <w:szCs w:val="22"/>
+              </w:rPr>
+              <w:t>No Fail</w:t>
+            </w:r>
+          </w:p>
+        </w:tc>
+        <w:tc>
+          <w:tcPr>
+            <w:tcW w:w="2280" w:type="dxa"/>
+            <w:vAlign w:val="center"/>
+          </w:tcPr>
+          <w:p>
+            <w:pPr>
+              <w:spacing w:before="0" w:after="0" w:line="264" w:lineRule="auto"/>
+              <w:ind w:left="0" w:right="0" w:firstLine="0"/>
+              <w:jc w:val="center"/>
+              <w:keepNext w:val="1"/>
+            </w:pPr>
+            <w:r>
+              <w:rPr>
+                <w:rFonts w:ascii="Times New Roman" w:hAnsi="Times New Roman"/>
+                <w:sz w:val="22"/>
+                <w:szCs w:val="22"/>
+              </w:rPr>
+              <w:t>6.883</w:t>
+            </w:r>
+          </w:p>
+        </w:tc>
+        <w:tc>
+          <w:tcPr>
+            <w:tcW w:w="2280" w:type="dxa"/>
+            <w:vAlign w:val="center"/>
+          </w:tcPr>
+          <w:p>
+            <w:pPr>
+              <w:spacing w:before="0" w:after="0" w:line="264" w:lineRule="auto"/>
+              <w:ind w:left="0" w:right="0" w:firstLine="0"/>
+              <w:jc w:val="center"/>
+              <w:keepNext w:val="1"/>
+            </w:pPr>
+            <w:r>
+              <w:rPr>
+                <w:rFonts w:ascii="Times New Roman" w:hAnsi="Times New Roman"/>
+                <w:sz w:val="22"/>
+                <w:szCs w:val="22"/>
+              </w:rPr>
+              <w:t>5.783</w:t>
+            </w:r>
+          </w:p>
+        </w:tc>
+      </w:tr>
+      <w:tr>
+        <w:trPr>
+          <w:cantSplit/>
+        </w:trPr>
+        <w:tc>
+          <w:tcPr>
+            <w:tcW w:w="2700" w:type="dxa"/>
+            <w:vAlign w:val="center"/>
+          </w:tcPr>
+          <w:p>
+            <w:pPr>
+              <w:spacing w:before="0" w:after="0" w:line="264" w:lineRule="auto"/>
+              <w:ind w:left="0" w:right="0" w:firstLine="0"/>
+              <w:jc w:val="left"/>
+              <w:keepNext w:val="1"/>
+            </w:pPr>
+            <w:r>
+              <w:rPr>
+                <w:rFonts w:ascii="Times New Roman" w:hAnsi="Times New Roman"/>
+                <w:sz w:val="22"/>
+                <w:szCs w:val="22"/>
+              </w:rPr>
+              <w:t>Regresión Logística</w:t>
+            </w:r>
+          </w:p>
+        </w:tc>
+        <w:tc>
+          <w:tcPr>
+            <w:tcW w:w="2100" w:type="dxa"/>
+            <w:vAlign w:val="center"/>
+          </w:tcPr>
+          <w:p>
+            <w:pPr>
+              <w:spacing w:before="0" w:after="0" w:line="264" w:lineRule="auto"/>
+              <w:ind w:left="0" w:right="0" w:firstLine="0"/>
+              <w:jc w:val="center"/>
+              <w:keepNext w:val="1"/>
+            </w:pPr>
+            <w:r>
+              <w:rPr>
+                <w:rFonts w:ascii="Times New Roman" w:hAnsi="Times New Roman"/>
+                <w:sz w:val="22"/>
+                <w:szCs w:val="22"/>
+              </w:rPr>
+              <w:t>Fail</w:t>
+            </w:r>
+          </w:p>
+        </w:tc>
+        <w:tc>
+          <w:tcPr>
+            <w:tcW w:w="2280" w:type="dxa"/>
+            <w:vAlign w:val="center"/>
+          </w:tcPr>
+          <w:p>
+            <w:pPr>
+              <w:spacing w:before="0" w:after="0" w:line="264" w:lineRule="auto"/>
+              <w:ind w:left="0" w:right="0" w:firstLine="0"/>
+              <w:jc w:val="center"/>
+              <w:keepNext w:val="1"/>
+            </w:pPr>
+            <w:r>
+              <w:rPr>
+                <w:rFonts w:ascii="Times New Roman" w:hAnsi="Times New Roman"/>
+                <w:sz w:val="22"/>
+                <w:szCs w:val="22"/>
+              </w:rPr>
+              <w:t>1.675</w:t>
+            </w:r>
+          </w:p>
+        </w:tc>
+        <w:tc>
+          <w:tcPr>
+            <w:tcW w:w="2280" w:type="dxa"/>
+            <w:vAlign w:val="center"/>
+          </w:tcPr>
+          <w:p>
+            <w:pPr>
+              <w:spacing w:before="0" w:after="0" w:line="264" w:lineRule="auto"/>
+              <w:ind w:left="0" w:right="0" w:firstLine="0"/>
+              <w:jc w:val="center"/>
+              <w:keepNext w:val="1"/>
+            </w:pPr>
+            <w:r>
+              <w:rPr>
+                <w:rFonts w:ascii="Times New Roman" w:hAnsi="Times New Roman"/>
+                <w:sz w:val="22"/>
+                <w:szCs w:val="22"/>
+              </w:rPr>
+              <w:t>1.716</w:t>
+            </w:r>
+          </w:p>
+        </w:tc>
+      </w:tr>
+      <w:tr>
+        <w:trPr>
+          <w:cantSplit/>
+        </w:trPr>
+        <w:tc>
+          <w:tcPr>
+            <w:tcW w:w="2700" w:type="dxa"/>
+            <w:vAlign w:val="center"/>
+          </w:tcPr>
+          <w:p>
+            <w:pPr>
+              <w:spacing w:before="0" w:after="0" w:line="264" w:lineRule="auto"/>
+              <w:ind w:left="0" w:right="0" w:firstLine="0"/>
+              <w:jc w:val="left"/>
+              <w:keepNext w:val="1"/>
+            </w:pPr>
+            <w:r>
+              <w:rPr>
+                <w:rFonts w:ascii="Times New Roman" w:hAnsi="Times New Roman"/>
+                <w:sz w:val="22"/>
+                <w:szCs w:val="22"/>
+              </w:rPr>
+              <w:t>Árbol de Decisión</w:t>
+            </w:r>
+          </w:p>
+        </w:tc>
+        <w:tc>
+          <w:tcPr>
+            <w:tcW w:w="2100" w:type="dxa"/>
+            <w:vAlign w:val="center"/>
+          </w:tcPr>
+          <w:p>
+            <w:pPr>
+              <w:spacing w:before="0" w:after="0" w:line="264" w:lineRule="auto"/>
+              <w:ind w:left="0" w:right="0" w:firstLine="0"/>
+              <w:jc w:val="center"/>
+              <w:keepNext w:val="1"/>
+            </w:pPr>
+            <w:r>
+              <w:rPr>
+                <w:rFonts w:ascii="Times New Roman" w:hAnsi="Times New Roman"/>
+                <w:sz w:val="22"/>
+                <w:szCs w:val="22"/>
+              </w:rPr>
+              <w:t>No Fail</w:t>
+            </w:r>
+          </w:p>
+        </w:tc>
+        <w:tc>
+          <w:tcPr>
+            <w:tcW w:w="2280" w:type="dxa"/>
+            <w:vAlign w:val="center"/>
+          </w:tcPr>
+          <w:p>
+            <w:pPr>
+              <w:spacing w:before="0" w:after="0" w:line="264" w:lineRule="auto"/>
+              <w:ind w:left="0" w:right="0" w:firstLine="0"/>
+              <w:jc w:val="center"/>
+              <w:keepNext w:val="1"/>
+            </w:pPr>
+            <w:r>
+              <w:rPr>
+                <w:rFonts w:ascii="Times New Roman" w:hAnsi="Times New Roman"/>
+                <w:sz w:val="22"/>
+                <w:szCs w:val="22"/>
+              </w:rPr>
+              <w:t>12.248</w:t>
+            </w:r>
+          </w:p>
+        </w:tc>
+        <w:tc>
+          <w:tcPr>
+            <w:tcW w:w="2280" w:type="dxa"/>
+            <w:vAlign w:val="center"/>
+          </w:tcPr>
+          <w:p>
+            <w:pPr>
+              <w:spacing w:before="0" w:after="0" w:line="264" w:lineRule="auto"/>
+              <w:ind w:left="0" w:right="0" w:firstLine="0"/>
+              <w:jc w:val="center"/>
+              <w:keepNext w:val="1"/>
+            </w:pPr>
+            <w:r>
+              <w:rPr>
+                <w:rFonts w:ascii="Times New Roman" w:hAnsi="Times New Roman"/>
+                <w:sz w:val="22"/>
+                <w:szCs w:val="22"/>
+              </w:rPr>
+              <w:t>418</w:t>
+            </w:r>
+          </w:p>
+        </w:tc>
+      </w:tr>
+      <w:tr>
+        <w:trPr>
+          <w:cantSplit/>
+        </w:trPr>
+        <w:tc>
+          <w:tcPr>
+            <w:tcW w:w="2700" w:type="dxa"/>
+            <w:vAlign w:val="center"/>
+          </w:tcPr>
+          <w:p>
+            <w:pPr>
+              <w:spacing w:before="0" w:after="0" w:line="264" w:lineRule="auto"/>
+              <w:ind w:left="0" w:right="0" w:firstLine="0"/>
+              <w:jc w:val="left"/>
+              <w:keepNext w:val="1"/>
+            </w:pPr>
+            <w:r>
+              <w:rPr>
+                <w:rFonts w:ascii="Times New Roman" w:hAnsi="Times New Roman"/>
+                <w:sz w:val="22"/>
+                <w:szCs w:val="22"/>
+              </w:rPr>
+              <w:t>Árbol de Decisión</w:t>
+            </w:r>
+          </w:p>
+        </w:tc>
+        <w:tc>
+          <w:tcPr>
+            <w:tcW w:w="2100" w:type="dxa"/>
+            <w:vAlign w:val="center"/>
+          </w:tcPr>
+          <w:p>
+            <w:pPr>
+              <w:spacing w:before="0" w:after="0" w:line="264" w:lineRule="auto"/>
+              <w:ind w:left="0" w:right="0" w:firstLine="0"/>
+              <w:jc w:val="center"/>
+              <w:keepNext w:val="1"/>
+            </w:pPr>
+            <w:r>
+              <w:rPr>
+                <w:rFonts w:ascii="Times New Roman" w:hAnsi="Times New Roman"/>
+                <w:sz w:val="22"/>
+                <w:szCs w:val="22"/>
+              </w:rPr>
+              <w:t>Fail</w:t>
+            </w:r>
+          </w:p>
+        </w:tc>
+        <w:tc>
+          <w:tcPr>
+            <w:tcW w:w="2280" w:type="dxa"/>
+            <w:vAlign w:val="center"/>
+          </w:tcPr>
+          <w:p>
+            <w:pPr>
+              <w:spacing w:before="0" w:after="0" w:line="264" w:lineRule="auto"/>
+              <w:ind w:left="0" w:right="0" w:firstLine="0"/>
+              <w:jc w:val="center"/>
+              <w:keepNext w:val="1"/>
+            </w:pPr>
+            <w:r>
+              <w:rPr>
+                <w:rFonts w:ascii="Times New Roman" w:hAnsi="Times New Roman"/>
+                <w:sz w:val="22"/>
+                <w:szCs w:val="22"/>
+              </w:rPr>
+              <w:t>3.247</w:t>
+            </w:r>
+          </w:p>
+        </w:tc>
+        <w:tc>
+          <w:tcPr>
+            <w:tcW w:w="2280" w:type="dxa"/>
+            <w:vAlign w:val="center"/>
+          </w:tcPr>
+          <w:p>
+            <w:pPr>
+              <w:spacing w:before="0" w:after="0" w:line="264" w:lineRule="auto"/>
+              <w:ind w:left="0" w:right="0" w:firstLine="0"/>
+              <w:jc w:val="center"/>
+              <w:keepNext w:val="1"/>
+            </w:pPr>
+            <w:r>
+              <w:rPr>
+                <w:rFonts w:ascii="Times New Roman" w:hAnsi="Times New Roman"/>
+                <w:sz w:val="22"/>
+                <w:szCs w:val="22"/>
+              </w:rPr>
+              <w:t>144</w:t>
+            </w:r>
+          </w:p>
+        </w:tc>
+      </w:tr>
+      <w:tr>
+        <w:trPr>
+          <w:cantSplit/>
+        </w:trPr>
+        <w:tc>
+          <w:tcPr>
+            <w:tcW w:w="2700" w:type="dxa"/>
+            <w:vAlign w:val="center"/>
+          </w:tcPr>
+          <w:p>
+            <w:pPr>
+              <w:spacing w:before="0" w:after="0" w:line="264" w:lineRule="auto"/>
+              <w:ind w:left="0" w:right="0" w:firstLine="0"/>
+              <w:jc w:val="left"/>
+              <w:keepNext w:val="1"/>
+            </w:pPr>
+            <w:r>
+              <w:rPr>
+                <w:rFonts w:ascii="Times New Roman" w:hAnsi="Times New Roman"/>
+                <w:sz w:val="22"/>
+                <w:szCs w:val="22"/>
+              </w:rPr>
+              <w:t>Baseline No Fail</w:t>
+            </w:r>
+          </w:p>
+        </w:tc>
+        <w:tc>
+          <w:tcPr>
+            <w:tcW w:w="2100" w:type="dxa"/>
+            <w:vAlign w:val="center"/>
+          </w:tcPr>
+          <w:p>
+            <w:pPr>
+              <w:spacing w:before="0" w:after="0" w:line="264" w:lineRule="auto"/>
+              <w:ind w:left="0" w:right="0" w:firstLine="0"/>
+              <w:jc w:val="center"/>
+              <w:keepNext w:val="1"/>
+            </w:pPr>
+            <w:r>
+              <w:rPr>
+                <w:rFonts w:ascii="Times New Roman" w:hAnsi="Times New Roman"/>
+                <w:sz w:val="22"/>
+                <w:szCs w:val="22"/>
+              </w:rPr>
+              <w:t>No Fail</w:t>
+            </w:r>
+          </w:p>
+        </w:tc>
+        <w:tc>
+          <w:tcPr>
+            <w:tcW w:w="2280" w:type="dxa"/>
+            <w:vAlign w:val="center"/>
+          </w:tcPr>
+          <w:p>
+            <w:pPr>
+              <w:spacing w:before="0" w:after="0" w:line="264" w:lineRule="auto"/>
+              <w:ind w:left="0" w:right="0" w:firstLine="0"/>
+              <w:jc w:val="center"/>
+              <w:keepNext w:val="1"/>
+            </w:pPr>
+            <w:r>
+              <w:rPr>
+                <w:rFonts w:ascii="Times New Roman" w:hAnsi="Times New Roman"/>
+                <w:sz w:val="22"/>
+                <w:szCs w:val="22"/>
+              </w:rPr>
+              <w:t>12.666</w:t>
+            </w:r>
+          </w:p>
+        </w:tc>
+        <w:tc>
+          <w:tcPr>
+            <w:tcW w:w="2280" w:type="dxa"/>
+            <w:vAlign w:val="center"/>
+          </w:tcPr>
+          <w:p>
+            <w:pPr>
+              <w:spacing w:before="0" w:after="0" w:line="264" w:lineRule="auto"/>
+              <w:ind w:left="0" w:right="0" w:firstLine="0"/>
+              <w:jc w:val="center"/>
+              <w:keepNext w:val="1"/>
+            </w:pPr>
+            <w:r>
+              <w:rPr>
+                <w:rFonts w:ascii="Times New Roman" w:hAnsi="Times New Roman"/>
+                <w:sz w:val="22"/>
+                <w:szCs w:val="22"/>
+              </w:rPr>
+              <w:t>0</w:t>
+            </w:r>
+          </w:p>
+        </w:tc>
+      </w:tr>
+      <w:tr>
+        <w:trPr>
+          <w:cantSplit/>
+        </w:trPr>
+        <w:tc>
+          <w:tcPr>
+            <w:tcW w:w="2700" w:type="dxa"/>
+            <w:vAlign w:val="center"/>
+          </w:tcPr>
+          <w:p>
+            <w:pPr>
+              <w:spacing w:before="0" w:after="0" w:line="264" w:lineRule="auto"/>
+              <w:ind w:left="0" w:right="0" w:firstLine="0"/>
+              <w:jc w:val="left"/>
+            </w:pPr>
+            <w:r>
+              <w:rPr>
+                <w:rFonts w:ascii="Times New Roman" w:hAnsi="Times New Roman"/>
+                <w:sz w:val="22"/>
+                <w:szCs w:val="22"/>
+              </w:rPr>
+              <w:t>Baseline No Fail</w:t>
+            </w:r>
+          </w:p>
+        </w:tc>
+        <w:tc>
+          <w:tcPr>
+            <w:tcW w:w="2100" w:type="dxa"/>
+            <w:vAlign w:val="center"/>
+          </w:tcPr>
+          <w:p>
+            <w:pPr>
+              <w:spacing w:before="0" w:after="0" w:line="264" w:lineRule="auto"/>
+              <w:ind w:left="0" w:right="0" w:firstLine="0"/>
+              <w:jc w:val="center"/>
+            </w:pPr>
+            <w:r>
+              <w:rPr>
+                <w:rFonts w:ascii="Times New Roman" w:hAnsi="Times New Roman"/>
+                <w:sz w:val="22"/>
+                <w:szCs w:val="22"/>
+              </w:rPr>
+              <w:t>Fail</w:t>
+            </w:r>
+          </w:p>
+        </w:tc>
+        <w:tc>
+          <w:tcPr>
+            <w:tcW w:w="2280" w:type="dxa"/>
+            <w:vAlign w:val="center"/>
+          </w:tcPr>
+          <w:p>
+            <w:pPr>
+              <w:spacing w:before="0" w:after="0" w:line="264" w:lineRule="auto"/>
+              <w:ind w:left="0" w:right="0" w:firstLine="0"/>
+              <w:jc w:val="center"/>
+            </w:pPr>
+            <w:r>
+              <w:rPr>
+                <w:rFonts w:ascii="Times New Roman" w:hAnsi="Times New Roman"/>
+                <w:sz w:val="22"/>
+                <w:szCs w:val="22"/>
+              </w:rPr>
+              <w:t>3.391</w:t>
+            </w:r>
+          </w:p>
+        </w:tc>
+        <w:tc>
+          <w:tcPr>
+            <w:tcW w:w="2280" w:type="dxa"/>
+            <w:vAlign w:val="center"/>
+          </w:tcPr>
+          <w:p>
+            <w:pPr>
+              <w:spacing w:before="0" w:after="0" w:line="264" w:lineRule="auto"/>
+              <w:ind w:left="0" w:right="0" w:firstLine="0"/>
+              <w:jc w:val="center"/>
+            </w:pPr>
+            <w:r>
+              <w:rPr>
+                <w:rFonts w:ascii="Times New Roman" w:hAnsi="Times New Roman"/>
+                <w:sz w:val="22"/>
+                <w:szCs w:val="22"/>
+              </w:rPr>
+              <w:t>0</w:t>
+            </w:r>
+          </w:p>
+        </w:tc>
+      </w:tr>
+    </w:tbl>
+    <w:p>
+      <w:pPr>
+        <w:spacing w:after="200" w:before="0" w:lineRule="auto" w:line="360"/>
+        <w:ind w:firstLine="720"/>
+        <w:rPr/>
+        <w:jc w:val="both"/>
+        <w:widowControl w:val="1"/>
+      </w:pPr>
+      <w:r>
+        <w:t>Interpretación: Se eligió Regresión Logística como modelo principal por su mayor recall (50,60 %) y F1 para Fail (0,315152): detectó 1.716 Fail, frente a 144 del árbol. Accuracy sola resulta insuficiente: el baseline obtuvo 78,88 %, pero no detectó ningún Fail. Los pesos balanceados favorecen la atención a Fail y pueden reducir accuracy.</w:t>
+      </w:r>
+    </w:p>
+    <w:p>
+      <w:pPr>
+        <w:spacing w:after="200" w:before="0" w:lineRule="auto" w:line="360"/>
+        <w:ind w:firstLine="720"/>
+        <w:rPr/>
+        <w:jc w:val="both"/>
+        <w:widowControl w:val="1"/>
+      </w:pPr>
+      <w:r>
+        <w:t>Limitaciones: La precisión de la Regresión Logística fue baja (22,88 %) y produjo 5.783 falsos positivos. Un establecimiento puede aparecer varias veces, incluso en ambos periodos; la evaluación no corresponde exclusivamente a locales nuevos. Hay categorías raras y nuevas, y se asume que los atributos estaban disponibles antes del resultado, pues CLEAN no conserva su historial. Son asociaciones predictivas, no causales. Los resultados no justifican uso operativo.</w:t>
       </w:r>
     </w:p>
     <w:p>

--- a/documento/Investigacion (1).docx
+++ b/documento/Investigacion (1).docx
@@ -10135,10 +10135,7 @@
         <w:widowControl w:val="1"/>
       </w:pPr>
       <w:r>
-        <w:rPr>
-          <w:rtl w:val="0"/>
-        </w:rPr>
-        <w:t xml:space="preserve">En este apartado se busca dejar claro el proceso llevado a cabo por las tres disciplinas desde sus respectivas áreas de trabajo. Data Engineering recibe el archivo original, lo almacena en Oracle, analiza su calidad, realiza las transformaciones necesarias y produce datos preparados.</w:t>
+        <w:t>El CSV original se conservó sin editar y se cargó en FOOD_INSPECTIONS_RAW. El perfilado entregó controles de registros, IDs, fechas, NULL, categorías, coordenadas y VIOLATIONS; permitió definir la limpieza sin modificar RAW.</w:t>
       </w:r>
     </w:p>
     <w:p>
@@ -10150,15 +10147,19 @@
         <w:widowControl w:val="1"/>
       </w:pPr>
       <w:r>
-        <w:rPr>
-          <w:rtl w:val="0"/>
-        </w:rPr>
-        <w:t xml:space="preserve">Posteriormente, Data Analytics recibe estos datos y los utiliza para realizar consultas, calcular indicadores, identificar tendencias y obtener hallazgos. Finalmente, Data Science recibe los datos preparados y el conocimiento obtenido durante el análisis para desarrollar y evaluar un modelo o técnica estadística. </w:t>
-      </w:r>
-      <w:r>
-        <w:rPr>
-          <w:rtl w:val="0"/>
-        </w:rPr>
+        <w:t>La limpieza y transformación generó FOOD_INSPECTIONS_CLEAN con 316.961 registros y 17 columnas, sin eliminar filas. Se normalizaron FACILITY_TYPE e INSPECTION_TYPE, se aplicó TRIM a ADDRESS y se convirtieron las coordenadas a NUMBER. CLEAN entregó a Data Analytics una fuente validada; sus consultas produjeron indicadores y asociaciones descriptivas, como 61.038 Fail (19,26 % de todos los registros).</w:t>
+      </w:r>
+    </w:p>
+    <w:p>
+      <w:pPr>
+        <w:ind w:firstLine="720"/>
+        <w:rPr/>
+        <w:jc w:val="both"/>
+        <w:spacing w:line="360" w:lineRule="auto"/>
+        <w:widowControl w:val="1"/>
+      </w:pPr>
+      <w:r>
+        <w:t>A partir de CLEAN, FOOD_INSPECTIONS_SCIENCE preparó 103.596 registros para predecir Fail, con los filtros y predictores aprobados. Analytics aportó contexto para definir el problema; sus porcentajes no se usaron como predictores. Data Science recibió la vista, entrenó con 2019–2024 y evaluó con 2025. Entregó métricas y matrices de confusión: Regresión Logística fue el modelo principal por recall y F1, aunque los resultados no justifican uso operativo.</w:t>
       </w:r>
     </w:p>
     <w:p>
@@ -10188,7 +10189,55 @@
     </w:p>
     <w:p>
       <w:pPr>
-        <w:spacing w:after="200" w:before="0" w:lineRule="auto" w:line="360"/>
+        <w:ind w:firstLine="720"/>
+        <w:rPr/>
+        <w:jc w:val="both"/>
+        <w:spacing w:line="360" w:lineRule="auto"/>
+        <w:widowControl w:val="1"/>
+      </w:pPr>
+      <w:r>
+        <w:t>Si RAW interpretara mal las fechas MM/DD/YYYY, las fechas incorrectas llegarían a CLEAN y podrían cambiar la agrupación por año y la separación train/test. El proyecto comprobó el formato y contrastó fechas de muestra con el CSV.</w:t>
+      </w:r>
+    </w:p>
+    <w:p>
+      <w:pPr>
+        <w:ind w:firstLine="720"/>
+        <w:rPr/>
+        <w:jc w:val="both"/>
+        <w:spacing w:line="360" w:lineRule="auto"/>
+        <w:widowControl w:val="1"/>
+      </w:pPr>
+      <w:r>
+        <w:t>Si la limpieza eliminara registros de los 104 grupos candidatos como duplicados confirmados, quitaría inspecciones sin justificación y alteraría conteos y proporciones. Se conservaron todas las filas porque esos grupos no demostraban duplicados exactos.</w:t>
+      </w:r>
+    </w:p>
+    <w:p>
+      <w:pPr>
+        <w:ind w:firstLine="720"/>
+        <w:rPr/>
+        <w:jc w:val="both"/>
+        <w:spacing w:line="360" w:lineRule="auto"/>
+        <w:widowControl w:val="1"/>
+      </w:pPr>
+      <w:r>
+        <w:t>Si Analytics presentara el 19,26 % como porcentaje calculado solo entre Pass y Fail, usaría un denominador distinto del verificado, que incluye siete RESULTS. Confundir asociaciones con causas también llevaría a conclusiones no sustentadas.</w:t>
+      </w:r>
+    </w:p>
+    <w:p>
+      <w:pPr>
+        <w:ind w:firstLine="720"/>
+        <w:rPr/>
+        <w:jc w:val="both"/>
+        <w:spacing w:line="360" w:lineRule="auto"/>
+        <w:widowControl w:val="1"/>
+      </w:pPr>
+      <w:r>
+        <w:t>Si Science usara VIOLATIONS o RESULTS como predictor, incorporaría información conocida durante o después de la inspección. El rendimiento podría parecer mejor sin anticipar el resultado; RESULTS se usó solo para construir el target.</w:t>
+      </w:r>
+    </w:p>
+    <w:p>
+      <w:pPr>
+        <w:spacing w:after="120" w:before="240" w:lineRule="auto" w:line="360"/>
         <w:rPr>
           <w:b w:val="1"/>
           <w:bCs w:val="1"/>
@@ -10197,6 +10246,8 @@
         </w:rPr>
         <w:ind w:left="0" w:right="0" w:firstLine="0"/>
         <w:jc w:val="left"/>
+        <w:keepNext w:val="1"/>
+        <w:keepLines w:val="1"/>
       </w:pPr>
       <w:r>
         <w:rPr>
@@ -10206,55 +10257,19 @@
           <w:iCs w:val="1"/>
           <w:rtl w:val="0"/>
         </w:rPr>
-        <w:t xml:space="preserve">[Pendiente después de realizar las tres etapas.]</w:t>
-      </w:r>
-    </w:p>
-    <w:p>
-      <w:pPr>
-        <w:spacing w:after="120" w:before="240" w:lineRule="auto" w:line="360"/>
-        <w:rPr>
-          <w:b w:val="1"/>
-          <w:bCs w:val="1"/>
-          <w:i w:val="1"/>
-          <w:iCs w:val="1"/>
-        </w:rPr>
-        <w:ind w:left="0" w:right="0" w:firstLine="0"/>
-        <w:jc w:val="left"/>
-        <w:keepNext w:val="1"/>
-        <w:keepLines w:val="1"/>
-      </w:pPr>
-      <w:r>
-        <w:rPr>
-          <w:b w:val="1"/>
-          <w:bCs w:val="1"/>
-          <w:i w:val="1"/>
-          <w:iCs w:val="1"/>
-          <w:rtl w:val="0"/>
-        </w:rPr>
         <w:t xml:space="preserve">Importancia de la base de datos</w:t>
       </w:r>
     </w:p>
     <w:p>
       <w:pPr>
-        <w:spacing w:after="200" w:before="0" w:lineRule="auto" w:line="360"/>
-        <w:rPr>
-          <w:b w:val="1"/>
-          <w:bCs w:val="1"/>
-          <w:i w:val="1"/>
-          <w:iCs w:val="1"/>
-        </w:rPr>
-        <w:ind w:left="0" w:right="0" w:firstLine="0"/>
-        <w:jc w:val="left"/>
-      </w:pPr>
-      <w:r>
-        <w:rPr>
-          <w:b w:val="1"/>
-          <w:bCs w:val="1"/>
-          <w:i w:val="1"/>
-          <w:iCs w:val="1"/>
-          <w:rtl w:val="0"/>
-        </w:rPr>
-        <w:t xml:space="preserve">[Pendiente después de finalizar el caso.]</w:t>
+        <w:ind w:firstLine="720"/>
+        <w:rPr/>
+        <w:jc w:val="both"/>
+        <w:spacing w:line="360" w:lineRule="auto"/>
+        <w:widowControl w:val="1"/>
+      </w:pPr>
+      <w:r>
+        <w:t>Oracle permitió conservar RAW como referencia, crear CLEAN mediante reglas SQL y consultar y validar los 316.961 registros. Las comparaciones RAW/CLEAN, los scripts y las salidas guardadas aportan trazabilidad de las transformaciones. Analytics consultó CLEAN y Science recibió una vista de solo lectura sobre esa misma fuente, sin duplicarla ni modificarla; así, los datos preparados y los filtros del experimento pueden revisarse y reproducirse.</w:t>
       </w:r>
     </w:p>
     <w:p>

--- a/documento/Investigacion (1).docx
+++ b/documento/Investigacion (1).docx
@@ -898,7 +898,7 @@
         <w:rPr>
           <w:rtl w:val="0"/>
         </w:rPr>
-        <w:t xml:space="preserve">En la actualidad, los datos se han transformado en un recurso principal para las organizaciones o instituciones, debido a que permiten obtener información útil para entender situaciones,identificar patrones de consumo y apoyar la toma de decisiones. Sin embargo, utilizar los datos de manera adecuada requiere de diferentes procesos y conocimiento, que permitan almacenarlos,transformarlos, analizarlos e interpretarlos. En este contexto adquieren importancia trabajos especializados como Data Engineering, Data Analytics y Data Science, las cuales participan en distintas etapas del ciclo de los datos y cumplen funciones que, aunque se encuentran relacionadas, poseen objetivos y responsabilidades particulares de cada una.</w:t>
+        <w:t>En la actualidad, los datos se han transformado en un recurso principal para las organizaciones o instituciones, debido a que permiten obtener información útil para entender situaciones, identificar patrones de consumo y apoyar la toma de decisiones. Sin embargo, utilizar los datos de manera adecuada requiere de diferentes procesos y conocimiento, que permitan almacenarlos, transformarlos, analizarlos e interpretarlos. En este contexto adquieren importancia trabajos especializados como Data Engineering, Data Analytics y Data Science, las cuales participan en distintas etapas del ciclo de los datos y cumplen funciones que, aunque se encuentran relacionadas, poseen objetivos y responsabilidades particulares de cada una.</w:t>
       </w:r>
     </w:p>
     <w:p>
@@ -943,9 +943,7 @@
         <w:rPr>
           <w:rtl w:val="0"/>
         </w:rPr>
-        <w:t xml:space="preserve">Para complementar el análisis teórico, se desarrollará un caso práctico utilizando un mismo conjunto de datos, mediante el cual se recorrerán las tres disciplinas y evidenciará el aporte que realiza cada una. Con este caso podremos observar cómo los datos pasan por diferentes etapas y cómo el trabajo realizado en una etapa sirve de base para la siguiente.</w:t>
-        <w:t xml:space="preserve"> </w:t>
-        <w:t xml:space="preserve">Además, se documentaran las decisiones tomadas, las herramientas utilizadas, los cambios realizados sobre los datos y los resultados obtenidos, con el propósito de mostrar de manera práctica la relación entre Data Engineering, Data Analytics y Data Science.</w:t>
+        <w:t>Para complementar el análisis teórico, se desarrolló un caso práctico con un mismo conjunto de datos y se recorrieron las tres disciplinas. El caso permitió observar cómo los datos pasan por diferentes etapas y cómo el trabajo de una sirve de base para la siguiente. Se documentaron las decisiones tomadas, las herramientas utilizadas, los cambios realizados sobre los datos y los resultados obtenidos, para mostrar la relación entre Data Engineering, Data Analytics y Data Science.</w:t>
       </w:r>
     </w:p>
     <w:p>
@@ -960,12 +958,32 @@
         <w:rPr>
           <w:rtl w:val="0"/>
         </w:rPr>
-        <w:t xml:space="preserve">En conjunto, esta investigación busca demostrar que estas tres disciplinas no deben entenderse como áreas independientes, sino como componentes relacionados dentro del trabajo con datos. La comparación teórica y el desarrollo del caso permitirán comprender qué aporta cada disciplina, cómo se complementan y por qué la correcta ejecución de cada etapa puede influir en el resultado final del proceso.</w:t>
-      </w:r>
-      <w:r>
-        <w:rPr>
-          <w:rtl w:val="0"/>
-        </w:rPr>
+        <w:t>En conjunto, esta investigación busca demostrar que estas tres disciplinas no deben entenderse como áreas independientes, sino como componentes relacionados dentro del trabajo con datos. La comparación teórica y el desarrollo del caso permitieron comprender qué aporta cada disciplina, cómo se complementan y por qué la correcta ejecución de cada etapa puede influir en el resultado final del proceso.</w:t>
+      </w:r>
+      <w:r>
+        <w:rPr>
+          <w:rtl w:val="0"/>
+        </w:rPr>
+      </w:r>
+    </w:p>
+    <w:p>
+      <w:pPr>
+        <w:pStyle w:val="Heading1"/>
+        <w:keepNext/>
+        <w:keepLines/>
+        <w:spacing w:before="240" w:after="120" w:line="360" w:lineRule="auto"/>
+        <w:ind w:left="0" w:right="0" w:firstLine="0"/>
+        <w:jc w:val="center"/>
+      </w:pPr>
+      <w:r>
+        <w:rPr>
+          <w:rFonts w:ascii="Times New Roman" w:hAnsi="Times New Roman" w:eastAsia="Times New Roman" w:cs="Times New Roman"/>
+          <w:sz w:val="24"/>
+          <w:szCs w:val="24"/>
+          <w:b/>
+          <w:bCs/>
+        </w:rPr>
+        <w:t xml:space="preserve">2. Investigación teórica</w:t>
       </w:r>
     </w:p>
     <w:p>
@@ -1061,7 +1079,7 @@
         <w:rPr>
           <w:rtl w:val="0"/>
         </w:rPr>
-        <w:t xml:space="preserve">El análisis de datos es un proceso que consiste en inspeccionar, limpiar, transformar y modelar datos para descubrir información útil. En términos sencillos, primero se revisa qué datos hay y en qué estados están: Luego, se corrigen errores o vacíos, después se organizan y adaptan para que sean manejables, y finalmente se construyen modelos que permitan entenderlos. No se trata solo de aplicar técnicas aisladas, sino de un método integral que permite interpretar datos de distintas fuentes y formatos, ya sean estructurados o no estructurados (DataCamp, s.f.). </w:t>
+        <w:t xml:space="preserve">El análisis de datos es un proceso que consiste en inspeccionar, limpiar, transformar y modelar datos para descubrir información útil. En términos sencillos, primero se revisa qué datos hay y en qué estado están. Luego, se corrigen errores o vacíos, después se organizan y adaptan para que sean manejables, y finalmente se construyen modelos que permitan entenderlos. No se trata solo de aplicar técnicas aisladas, sino de un método integral que permite interpretar datos de distintas fuentes y formatos, ya sean estructurados o no estructurados (Crabtree y Nehme, 2024). </w:t>
       </w:r>
     </w:p>
     <w:p>
@@ -1087,19 +1105,19 @@
         <w:rPr>
           <w:rtl w:val="0"/>
         </w:rPr>
-        <w:t xml:space="preserve">El objetivo principal del análisis de datos es facilitar la toma de decisiones basadas en evidencia. Esto significa que las personas y las organizaciones pueden elegir mejor que hacer al contar con información concreta en lugar de guiarse sólo por la intuición (</w:t>
-      </w:r>
-      <w:r>
-        <w:rPr>
-          <w:rtl w:val="0"/>
-        </w:rPr>
-        <w:t xml:space="preserve">Datademia</w:t>
-      </w:r>
-      <w:r>
-        <w:rPr>
-          <w:rtl w:val="0"/>
-        </w:rPr>
-        <w:t xml:space="preserve">, 2022). Por ejemplo, una empresa de comercio electrónico puede analizar el comportamiento y las preferencias de sus clientes para personalizar experiencias, prever ventas y optimizar estrategias de marketing (DataCamp, s.f.). En este sentido, el análisis de datos no es un fin en sí mismo, sino una herramienta que ayuda a planificar, predecir tendencias y mejorar la eficacia en las operaciones. </w:t>
+        <w:t>El objetivo principal del análisis de datos es facilitar la toma de decisiones basadas en evidencia. Esto significa que las personas y las organizaciones pueden elegir mejor qué hacer al contar con información concreta en lugar de guiarse sólo por la intuición (</w:t>
+      </w:r>
+      <w:r>
+        <w:rPr>
+          <w:rtl w:val="0"/>
+        </w:rPr>
+        <w:t>Tunnell, 2022</w:t>
+      </w:r>
+      <w:r>
+        <w:rPr>
+          <w:rtl w:val="0"/>
+        </w:rPr>
+        <w:t xml:space="preserve">). Por ejemplo, una empresa de comercio electrónico puede analizar el comportamiento y las preferencias de sus clientes para personalizar experiencias, prever ventas y optimizar estrategias de marketing (Crabtree y Nehme, 2024). En este sentido, el análisis de datos no es un fin en sí mismo, sino una herramienta que ayuda a planificar, predecir tendencias y mejorar la eficacia en las operaciones. </w:t>
       </w:r>
     </w:p>
     <w:p>
@@ -1125,19 +1143,7 @@
         <w:rPr>
           <w:rtl w:val="0"/>
         </w:rPr>
-        <w:t xml:space="preserve">Como señala Datademia (2022), la idea central es que aquello que no se mide no se puede mejorar, por lo que el análisis se convierte en algo fundamental para obtener mejores resultados. Esta idea proviene de una frase famosa de Peter Drucker: “Si no puedes medirlo, no puedes mejorarlo” (como se citó en </w:t>
-      </w:r>
-      <w:r>
-        <w:rPr>
-          <w:rtl w:val="0"/>
-        </w:rPr>
-        <w:t xml:space="preserve">Datademia</w:t>
-      </w:r>
-      <w:r>
-        <w:rPr>
-          <w:rtl w:val="0"/>
-        </w:rPr>
-        <w:t xml:space="preserve">, 2022, párr. 5). En eso consiste el análisis de datos: en tomar acciones con el objetivo de mejorar un resultado, medir después el efecto de esas acciones y comprobar si realmente se han mejorado los resultados.</w:t>
+        <w:t>Como explica Tunnell (2022), el análisis de datos permite tomar acciones orientadas a mejorar un resultado y medir después su efecto. Esto exige definir indicadores y comprobar los cambios observados, en lugar de asumir que una decisión produjo una mejora.</w:t>
       </w:r>
     </w:p>
     <w:p>
@@ -1167,7 +1173,7 @@
         <w:rPr>
           <w:rtl w:val="0"/>
         </w:rPr>
-        <w:t xml:space="preserve">Descriptivas (¿Qué pasó?): Este tipo de análisis revisa los datos para explicar lo que ha ocurrido en el pasado. Su objetivo es identificar patrones o tendencias y mostrar un panorama claro del rendimiento. Por ejemplo, en un hospital, si de repente llegan muchos pacientes a urgencias, el análisis descriptivo indica que eso está pasando y entrega datos como fechas, volúmenes y características de los pacientes. Es la base de todo análisis, porque ayuda a entender qué está sucediendo antes de buscar explicaciones más profundas (Insight Software, s.f.). </w:t>
+        <w:t xml:space="preserve">Descriptivas (¿Qué pasó?): Este tipo de análisis revisa los datos para explicar lo que ha ocurrido en el pasado. Su objetivo es identificar patrones o tendencias y mostrar un panorama claro del rendimiento. Por ejemplo, en un hospital, si de repente llegan muchos pacientes a urgencias, el análisis descriptivo indica que eso está pasando y entrega datos como fechas, volúmenes y características de los pacientes. Es la base de todo análisis, porque ayuda a entender qué está sucediendo antes de buscar explicaciones más profundas (Simba, 2026). </w:t>
       </w:r>
     </w:p>
     <w:p>
@@ -1182,7 +1188,7 @@
         <w:rPr>
           <w:rtl w:val="0"/>
         </w:rPr>
-        <w:t xml:space="preserve">Diagnósticas (¿Por qué pasó?): Una vez que se sabe qué ocurrió, el análisis diagnóstico busca las causas. Se le conoce como “análisis de causa raíz” porque profundiza en los datos para encontrar relaciones y explicar por qué sucedió algo. Siguiendo el ejemplo del hospital, este análisis podría mostrar que todos los pacientes con fiebre, tos y fatiga tienen el mismo agente infeccioso, lo que explica el aumento repentino de ingresos. Así, no solo se describe el problema, sino que se entiende su origen (Insight Software, s.f.). </w:t>
+        <w:t xml:space="preserve">Diagnósticas (¿Por qué pasó?): Una vez que se sabe qué ocurrió, el análisis diagnóstico busca las causas. Se le conoce como “análisis de causa raíz” porque profundiza en los datos para encontrar relaciones y explicar por qué sucedió algo. Siguiendo el ejemplo del hospital, este análisis podría mostrar que todos los pacientes con fiebre, tos y fatiga tienen el mismo agente infeccioso, lo que explica el aumento repentino de ingresos. Así, no solo se describe el problema, sino que se entiende su origen (Simba, 2026). </w:t>
       </w:r>
     </w:p>
     <w:p>
@@ -1197,7 +1203,7 @@
         <w:rPr>
           <w:rtl w:val="0"/>
         </w:rPr>
-        <w:t xml:space="preserve">Predictivas (¿Qué pasará?): Este análisis utiliza datos históricos y modelos estadísticos para anticipar lo que podría ocurrir en el futuro. Toma la información del pasado y la aplica a la situación actual para hacer pronósticos. En el caso del hospital, podría predecir que en las próximas semanas aumentarán los ingresos en urgencias porque la enfermedad se está propagando. Esto permite prepararse con antelación y tomar decisiones más informadas (Insight Software, s.f.). </w:t>
+        <w:t xml:space="preserve">Predictivas (¿Qué pasará?): Este análisis utiliza datos históricos y modelos estadísticos para anticipar lo que podría ocurrir en el futuro. Toma la información del pasado y la aplica a la situación actual para hacer pronósticos. En el caso del hospital, podría predecir que en las próximas semanas aumentarán los ingresos en urgencias porque la enfermedad se está propagando. Esto permite prepararse con antelación y tomar decisiones más informadas (Simba, 2026). </w:t>
       </w:r>
     </w:p>
     <w:p>
@@ -1212,7 +1218,7 @@
         <w:rPr>
           <w:rtl w:val="0"/>
         </w:rPr>
-        <w:t xml:space="preserve">Prescriptivas (¿Qué deberíamos hacer?): El análisis prescriptivo va un paso más allá: no solo dice qué es probable que pase, sino que recomienda qué acciones tomar. Sugiere distintas opciones y explica las posibles consecuencias de cada una. En el ejemplo del hospital, podría recomendar aumentar el personal de urgencias para atender la mayor afluencia de pacientes. Este tipo de análisis ayuda a elegir el mejor camino para alcanzar los resultados deseados (Insight Software, s.f.).</w:t>
+        <w:t>Prescriptivas (¿Qué deberíamos hacer?): El análisis prescriptivo va un paso más allá: no solo dice qué es probable que pase, sino que recomienda qué acciones tomar. Sugiere distintas opciones y explica las posibles consecuencias de cada una. En el ejemplo del hospital, podría recomendar aumentar el personal de urgencias para atender la mayor afluencia de pacientes. Este tipo de análisis ayuda a elegir el mejor camino para alcanzar los resultados deseados (Simba, 2026).</w:t>
       </w:r>
     </w:p>
     <w:p>
@@ -1227,7 +1233,7 @@
         <w:rPr>
           <w:rtl w:val="0"/>
         </w:rPr>
-        <w:t xml:space="preserve">Estos cuatro tipos de análisis funcionan juntos: primero se describe lo que pasó, luego se explica por qué, después se predice qué podría suceder y, finalmente, se recomienda qué hacer. Combinarlos permite a las organizaciones tomar decisiones basadas en datos y mejorar de forma continua (Insight Software, s.f.).</w:t>
+        <w:t>Estos cuatro tipos de análisis funcionan juntos: primero se describe lo que pasó, luego se explica por qué, después se predice qué podría suceder y, finalmente, se recomienda qué hacer. Combinarlos permite a las organizaciones tomar decisiones basadas en datos y mejorar de forma continua (Simba, 2026).</w:t>
       </w:r>
     </w:p>
     <w:p>
@@ -1249,7 +1255,7 @@
           <w:i w:val="1"/>
           <w:iCs w:val="1"/>
         </w:rPr>
-        <w:t xml:space="preserve">2.2.2 Rol y responsabilidades del Data </w:t>
+        <w:t xml:space="preserve">2.2.2 Rol y responsabilidades del Data Analyst</w:t>
       </w:r>
       <w:r>
         <w:rPr>
@@ -1260,7 +1266,7 @@
           <w:b w:val="1"/>
           <w:bCs w:val="1"/>
         </w:rPr>
-        <w:t xml:space="preserve">Analytics</w:t>
+        <w:t xml:space="preserve"/>
       </w:r>
       <w:r>
         <w:rPr>
@@ -1291,7 +1297,7 @@
         <w:rPr>
           <w:rtl w:val="0"/>
         </w:rPr>
-        <w:t xml:space="preserve">Un data analytics, o analista de datos, es la persona encargada de recopilar, procesar e interpretar datos para sacar conclusiones que ayuden a las empresas a tomar mejores decisiones y aprovechar oportunidades de mejora. Según </w:t>
+        <w:t xml:space="preserve">Un Data Analyst, o analista de datos, es la persona encargada de recopilar, procesar e interpretar datos para sacar conclusiones que ayuden a las empresas a tomar mejores decisiones y aprovechar oportunidades de mejora. Según </w:t>
       </w:r>
       <w:r>
         <w:rPr>
@@ -1335,13 +1341,13 @@
         <w:rPr>
           <w:rtl w:val="0"/>
         </w:rPr>
-        <w:t xml:space="preserve">KeepCoding</w:t>
-      </w:r>
-      <w:r>
-        <w:rPr>
-          <w:rtl w:val="0"/>
-        </w:rPr>
-        <w:t xml:space="preserve"> (2025), son: </w:t>
+        <w:t>Martín López (2025)</w:t>
+      </w:r>
+      <w:r>
+        <w:rPr>
+          <w:rtl w:val="0"/>
+        </w:rPr>
+        <w:t xml:space="preserve">, son: </w:t>
       </w:r>
     </w:p>
     <w:p>
@@ -1518,7 +1524,7 @@
         <w:rPr>
           <w:rtl w:val="0"/>
         </w:rPr>
-        <w:t xml:space="preserve">Para hacer su trabajo, un analista de datos no usa una sola herramienta, sino varias que se complementan entre sí. Según KeepCoding (2025), estas tecnologías se pueden agrupar según la tarea que cumplen dentro del proceso de análisis.</w:t>
+        <w:t>Para hacer su trabajo, un analista de datos no usa una sola herramienta, sino varias que se complementan entre sí. Según Martín López (2025), estas tecnologías se pueden agrupar según la tarea que cumplen dentro del proceso de análisis.</w:t>
       </w:r>
     </w:p>
     <w:p>
@@ -1552,7 +1558,7 @@
         <w:rPr>
           <w:rtl w:val="0"/>
         </w:rPr>
-        <w:t xml:space="preserve">La herramienta principal aquí es SQL, un lenguaje que sirve para acceder, extraer y combinar información guardada en bases de datos. Según el Tecnológico de Monterrey (2026), muchas empresas almacenan sus datos en sistemas que solo se pueden consultar con SQL, por lo que saber usarlo le da al analista la capacidad de responder preguntas por su cuenta, sin depender de otros equipos.</w:t>
+        <w:t>La herramienta principal aquí es SQL, un lenguaje que sirve para acceder, extraer y combinar información guardada en bases de datos. Según Educación Continua del Tecnológico de Monterrey (2026), muchas empresas almacenan sus datos en sistemas que solo se pueden consultar con SQL, por lo que saber usarlo le da al analista la capacidad de responder preguntas por su cuenta, sin depender de otros equipos.</w:t>
       </w:r>
     </w:p>
     <w:p>
@@ -1586,7 +1592,7 @@
         <w:rPr>
           <w:rtl w:val="0"/>
         </w:rPr>
-        <w:t xml:space="preserve">Python es uno de los lenguajes más usados para análisis de datos. Según el Tecnológico de Monterrey (2026), permite limpiar información, automatizar tareas, crear reportes y trabajar con bibliotecas como Pandas. El mismo artículo menciona que Pandas sirve específicamente para organizar y analizar datos.</w:t>
+        <w:t>Python es uno de los lenguajes más usados para análisis de datos. Según Educación Continua del Tecnológico de Monterrey (2026), permite limpiar información, automatizar tareas, crear reportes y trabajar con bibliotecas como Pandas. El mismo artículo menciona que Pandas sirve específicamente para organizar y analizar datos.</w:t>
       </w:r>
     </w:p>
     <w:p>
@@ -1620,7 +1626,7 @@
         <w:rPr>
           <w:rtl w:val="0"/>
         </w:rPr>
-        <w:t xml:space="preserve">Aunque parezcan básicas, Excel y Google Sheets siguen siendo útiles para exploraciones rápidas, revisiones simples y para compartir resultados con equipos que no manejan herramientas técnicas. Así lo señala el Tecnológico de Monterrey (2026), que las incluye entre las habilidades básicas del analista. Además, DataCamp (2026) indica que Excel ofrece muchas funciones para manipular, analizar estadísticamente y visualizar datos. Su sencillez y versatilidad la hacen útil tanto para tareas simples como complejas. </w:t>
+        <w:t xml:space="preserve">Aunque parezcan básicas, Excel y Google Sheets siguen siendo útiles para exploraciones rápidas, revisiones simples y para compartir resultados con equipos que no manejan herramientas técnicas. Así lo señala Educación Continua del Tecnológico de Monterrey (2026), que las incluye entre las habilidades básicas del analista. Además, Canales Luna (2024) indica que Excel ofrece muchas funciones para manipular, analizar estadísticamente y visualizar datos. Su sencillez y versatilidad la hacen útil tanto para tareas simples como complejas. </w:t>
       </w:r>
       <w:r>
         <w:rPr>
@@ -1659,7 +1665,7 @@
         <w:rPr>
           <w:rtl w:val="0"/>
         </w:rPr>
-        <w:t xml:space="preserve">Para representar la información de manera clara y atractiva, se suele utilizar herramientas como Tableau o Power BI, según KeepCoding (2025). En cuanto a Power BI, DataCamp (2026) lo presenta como una herramienta de análisis empresarial creada por Microsoft. Ofrece visualizaciones interactivas con funciones de inteligencia empresarial de autoservicio y se utiliza para transformar datos brutos en información valiosa mediante paneles e informes fáciles de entender. Asimismo, DataCamp (2026) describe Tableau como una herramienta potente de visualización de datos usada en inteligencia empresarial. Permite crear paneles interactivos y compartibles que muestran tendencias, variaciones y densidad de los datos mediante gráficos. </w:t>
+        <w:t xml:space="preserve">Para representar la información de manera clara y atractiva, se suele utilizar herramientas como Tableau o Power BI, según Martín López (2025). En cuanto a Power BI, Canales Luna (2024) lo presenta como una herramienta de análisis empresarial creada por Microsoft. Ofrece visualizaciones interactivas con funciones de inteligencia empresarial de autoservicio y se utiliza para transformar datos brutos en información valiosa mediante paneles e informes fáciles de entender. Asimismo, Canales Luna (2024) describe Tableau como una herramienta potente de visualización de datos usada en inteligencia empresarial. Permite crear paneles interactivos y compartibles que muestran tendencias, variaciones y densidad de los datos mediante gráficos. </w:t>
       </w:r>
       <w:r>
         <w:rPr>
@@ -1698,7 +1704,7 @@
         <w:rPr>
           <w:rtl w:val="0"/>
         </w:rPr>
-        <w:t xml:space="preserve">También se menciona que “Para interpretar datos con precisión y detectar correlaciones o tendencias, resulta innegociable tener unas bases firmes en estas áreas” (KeepCoding, 2025, párr. 4).</w:t>
+        <w:t>También se menciona que “Para interpretar datos con precisión y detectar correlaciones o tendencias, resulta innegociable tener unas bases firmes en estas áreas” (Martín López, 2025, párr. 4).</w:t>
       </w:r>
     </w:p>
     <w:p>
@@ -1751,7 +1757,7 @@
         <w:rPr>
           <w:rtl w:val="0"/>
         </w:rPr>
-        <w:t xml:space="preserve">En el caso de Python, DataCamp (2026) señala que es un lenguaje de programación de alto nivel y de propósito general. Es muy popular entre analistas y científicos de datos porque es sencillo y fácil de leer. Además, cuenta con muchas bibliotecas, como pandas, NumPy, Matplotlib y Polars, que lo hacen muy útil para analizar y visualizar datos. Hoy en día, los flujos de trabajo en Python suelen apoyarse en asistentes de codificación con IA para generar código repetitivo y depurar scripts complejos.</w:t>
+        <w:t>En el caso de Python, Canales Luna (2024) señala que es un lenguaje de programación de alto nivel y de propósito general. Es muy popular entre analistas y científicos de datos porque es sencillo y fácil de leer. Además, cuenta con muchas bibliotecas, como pandas, NumPy, Matplotlib y Polars, que lo hacen muy útil para analizar y visualizar datos. Hoy en día, los flujos de trabajo en Python suelen apoyarse en asistentes de codificación con IA para generar código repetitivo y depurar scripts complejos.</w:t>
       </w:r>
     </w:p>
     <w:p>
@@ -1767,7 +1773,7 @@
         <w:rPr>
           <w:rtl w:val="0"/>
         </w:rPr>
-        <w:t xml:space="preserve">En el caso de R, DataCamp (2026) lo define como un lenguaje de programación y un entorno de software libre diseñado para la estadística y los gráficos. Lo usan estadísticos y analistas de datos para crear software estadístico y analizar datos. R ofrece muchas técnicas estadísticas y gráficas, como modelos lineales y no lineales, pruebas estadísticas clásicas, análisis de series temporales y más.</w:t>
+        <w:t>En el caso de R, Canales Luna (2024) lo define como un lenguaje de programación y un entorno de software libre diseñado para la estadística y los gráficos. Lo usan estadísticos y analistas de datos para crear software estadístico y analizar datos. R ofrece muchas técnicas estadísticas y gráficas, como modelos lineales y no lineales, pruebas estadísticas clásicas, análisis de series temporales y más.</w:t>
       </w:r>
     </w:p>
     <w:p>
@@ -1783,7 +1789,7 @@
         <w:rPr>
           <w:rtl w:val="0"/>
         </w:rPr>
-        <w:t xml:space="preserve">Por otra parte, es importante aclarar que SQL no es un motor de base de datos en sí mismo, sino el lenguaje que utilizan estos sistemas para gestionar y manipular los datos (DataCamp, 2026).</w:t>
+        <w:t>Por otra parte, es importante aclarar que SQL no es un motor de base de datos en sí mismo, sino el lenguaje que utilizan estos sistemas para gestionar y manipular los datos (Canales Luna, 2024).</w:t>
       </w:r>
     </w:p>
     <w:p>
@@ -1820,7 +1826,7 @@
         <w:rPr>
           <w:rtl w:val="0"/>
         </w:rPr>
-        <w:t xml:space="preserve">Un motor de base de datos es el componente de software que se encarga de almacenar, procesar y proteger los datos (Microsoft, 2017). Es como el “corazón” del sistema: se ocupa de crear, leer, actualizar y eliminar la información que guardamos. Cuando hablamos de motores como MySQL o PostgreSQL, nos referimos a los sistemas concretos donde realmente se almacenan y se consultan los datos.</w:t>
+        <w:t>Un motor de base de datos es el componente de software que se encarga de almacenar, procesar y proteger los datos (Microsoft, 2026b). Es como el “corazón” del sistema: se ocupa de crear, leer, actualizar y eliminar la información que guardamos. Cuando hablamos de motores como MySQL o PostgreSQL, nos referimos a los sistemas concretos donde realmente se almacenan y se consultan los datos.</w:t>
       </w:r>
     </w:p>
     <w:p>
@@ -1836,7 +1842,7 @@
         <w:rPr>
           <w:rtl w:val="0"/>
         </w:rPr>
-        <w:t xml:space="preserve">Estos motores se pueden dividir en dos grandes grupos según su propósito principal: los motores relacionales tradicionales, pensados para aplicaciones que necesitan guardar y consultar datos en tiempo real (como una tienda en línea o un banco), y los almacenes de datos en la nube, diseñados para analizar grandes volúmenes de información (Metabase, 2026).</w:t>
+        <w:t>En este apartado se comparan motores relacionales y almacenes de datos en la nube, que cubren necesidades distintas. Los primeros se utilizan, por ejemplo, en aplicaciones transaccionales, y los segundos se orientan al análisis de grandes volúmenes de información. Estas categorías describen usos y arquitecturas, no una clasificación excluyente de todas las bases de datos (Metabase, s. f.).</w:t>
       </w:r>
     </w:p>
     <w:p>
@@ -1873,7 +1879,7 @@
         <w:rPr>
           <w:rtl w:val="0"/>
         </w:rPr>
-        <w:t xml:space="preserve">MySQL: es un motor de código abierto muy popular para aplicaciones web y comercio electrónico. Se caracteriza por ser rápido y fácil de usar, y lo utilizan empresas como Facebook o Twitter (MySQL, s.f.).</w:t>
+        <w:t>MySQL: es un motor de código abierto muy popular para aplicaciones web y comercio electrónico. Se caracteriza por ser rápido y fácil de usar, y lo utilizan empresas como Facebook o Twitter (MySQL, s. f.-a).</w:t>
       </w:r>
     </w:p>
     <w:p>
@@ -1905,7 +1911,7 @@
         <w:rPr>
           <w:rtl w:val="0"/>
         </w:rPr>
-        <w:t xml:space="preserve">Microsoft SQL Server: es el motor de Microsoft, muy utilizado en empresas que trabajan con entornos Windows. Ofrece herramientas integradas de inteligencia empresarial y análisis de datos (Microsoft, s.f.).</w:t>
+        <w:t>Microsoft SQL Server: es el motor de Microsoft, muy utilizado en empresas que trabajan con entornos Windows. Ofrece herramientas integradas de inteligencia empresarial y análisis de datos (Microsoft, 2026b).</w:t>
       </w:r>
     </w:p>
     <w:p>
@@ -1921,7 +1927,7 @@
         <w:rPr>
           <w:rtl w:val="0"/>
         </w:rPr>
-        <w:t xml:space="preserve">Oracle Database: es uno de los motores más potentes y completos del mercado. Se usa en aplicaciones críticas donde la seguridad, el rendimiento y la escalabilidad son fundamentales (Oracle, s.f.).</w:t>
+        <w:t>Oracle Database: es uno de los motores más potentes y completos del mercado. Se usa en aplicaciones críticas donde la seguridad, el rendimiento y la escalabilidad son fundamentales (Oracle, s. f.-a).</w:t>
       </w:r>
     </w:p>
     <w:p>
@@ -1958,7 +1964,7 @@
         <w:rPr>
           <w:rtl w:val="0"/>
         </w:rPr>
-        <w:t xml:space="preserve">A medida que los datos crecen y las empresas necesitan analizarlos de forma masiva, aparecen los almacenes de datos en la nube. Estos motores están diseñados para consultas analíticas sobre millones o miles de millones de registros (Metabase, 2026).</w:t>
+        <w:t>A medida que los datos crecen y las empresas necesitan analizarlos de forma masiva, aparecen los almacenes de datos en la nube. Estos motores están diseñados para consultas analíticas sobre millones o miles de millones de registros (Metabase, s. f.).</w:t>
       </w:r>
     </w:p>
     <w:p>
@@ -2061,7 +2067,7 @@
         <w:rPr>
           <w:rtl w:val="0"/>
         </w:rPr>
-        <w:t xml:space="preserve">Según KeepCoding (2025), el flujo diario de un analista sigue cuatro momentos principales. Primero está la extracción y preparación: se identifican las fuentes, se limpian duplicados, se corrigen valores vacíos. Es la parte menos vistosa pero la que consume más tiempo. Después viene el análisis de datos, donde se buscan patrones y relaciones entre los datos. Luego la visualización, que consiste en armar gráficos para que otros entiendan lo que se encontró. Y finalmente la generación de informes: traducir los hallazgos en recomendaciones concretas para el negocio, como reducir costos o mejorar un producto.</w:t>
+        <w:t>Según Martín López (2025), el flujo diario de un analista sigue cuatro momentos principales. Primero está la extracción y preparación: se identifican las fuentes, se limpian duplicados, se corrigen valores vacíos. Es la parte menos vistosa pero la que consume más tiempo. Después viene el análisis de datos, donde se buscan patrones y relaciones entre los datos. Luego la visualización, que consiste en armar gráficos para que otros entiendan lo que se encontró. Y finalmente la generación de informes: traducir los hallazgos en recomendaciones concretas para el negocio, como reducir costos o mejorar un producto.</w:t>
       </w:r>
     </w:p>
     <w:p>
@@ -2124,7 +2130,7 @@
         <w:rPr>
           <w:rtl w:val="0"/>
         </w:rPr>
-        <w:t xml:space="preserve">El trabajo de un Data Analytics no termina cuando se analizan los datos, sino que se materializa en una serie de productos concretos que pueden ser revisados, compartidos y utilizados por otras personas dentro de la organización. A estos productos se les denomina entregables. En este apartado se describen los principales entregables que un Data Analyst produce en su trabajo.</w:t>
+        <w:t>El trabajo de un Data Analyst no termina cuando se analizan los datos, sino que se materializa en una serie de productos concretos que pueden ser revisados, compartidos y utilizados por otras personas dentro de la organización. A estos productos se les denomina entregables. En este apartado se describen los principales entregables que un Data Analyst produce en su trabajo.</w:t>
       </w:r>
     </w:p>
     <w:p>
@@ -2157,7 +2163,7 @@
         <w:rPr>
           <w:rtl w:val="0"/>
         </w:rPr>
-        <w:t xml:space="preserve">Los dashboards son herramientas visuales e interactivas que reúnen en una sola pantalla los indicadores más importantes de una organización. Según Microsoft (2025), la diferencia principal entre un dashboard y un informe es el lugar donde se construyen: los dashboards se crean en el servicio de Power BI y se forman con piezas que provienen de uno o varios informes, mientras que los informes se elaboran en Power BI Desktop y permiten un análisis más detallado. Para que un dashboard sea útil, debe ser claro, interactivo, actualizarse con cierta frecuencia y tener un diseño atractivo (Microsoft, 2025). Los informes, por su parte, presentan la información en varias páginas y sirven como paso previo para construir un dashboard (Microsoft, 2025).</w:t>
+        <w:t>Un dashboard reúne indicadores para facilitar su lectura. En la terminología de Power BI, un dashboard del servicio ocupa una sola página y puede reunir mosaicos de distintos informes, mientras que un informe admite varias páginas, filtros y segmentaciones. Los informes pueden elaborarse en Power BI Desktop o en el servicio; un dashboard del servicio no ofrece los mismos filtros que un informe (Microsoft, 2025). Esta distinción permite describir correctamente el producto elaborado en el caso práctico: un informe de dos páginas en Desktop, utilizado como dashboard para la exposición.</w:t>
       </w:r>
     </w:p>
     <w:p>
@@ -2190,7 +2196,7 @@
         <w:rPr>
           <w:rtl w:val="0"/>
         </w:rPr>
-        <w:t xml:space="preserve">El diccionario de datos es un documento que explica qué significa cada variable de una base de datos y cómo debe interpretarse. Según la Oficina Nacional de Estadística de República Dominicana (2025), elaborar un diccionario de datos requiere seguir varias etapas: planificar, definir técnicamente las variables, construirlo, difundirlo, mantenerlo y evaluarlo. Además de este diccionario, la documentación de las fuentes y de las transformaciones permite que tanto analistas como personas no especializadas entiendan de dónde vienen los datos y qué se hizo con ellos. Esto ayuda a que el trabajo sea más transparente y confiable (Oficina Nacional de Estadística de República Dominicana, 2025).</w:t>
+        <w:t>El diccionario de datos es un documento que explica qué significa cada variable de una base de datos y cómo debe interpretarse. Según la Oficina Nacional de Estadística (2025), elaborar un diccionario de datos requiere seguir varias etapas: planificar, definir técnicamente las variables, construirlo, difundirlo, mantenerlo y evaluarlo. Además de este diccionario, la documentación de las fuentes y de las transformaciones permite que tanto analistas como personas no especializadas entiendan de dónde vienen los datos y qué se hizo con ellos. Esto ayuda a que el trabajo sea más transparente y confiable (Oficina Nacional de Estadística, 2025).</w:t>
       </w:r>
     </w:p>
     <w:p>
@@ -2235,7 +2241,7 @@
         <w:rPr>
           <w:rtl w:val="0"/>
         </w:rPr>
-        <w:t xml:space="preserve">, son herramientas que combinan texto explicativo y código en un mismo documento, lo que facilita repetir el análisis. Según MySQL (s.f.), un notebook está formado por celdas ejecutables, bloques de texto y resultados que se muestran directamente, y resulta apropiado para construir flujos de trabajo que se pueden repetir y para presentar resultados de forma más ordenada que un archivo SQL o Python común. </w:t>
+        <w:t xml:space="preserve">, son herramientas que combinan texto explicativo y código en un mismo documento, lo que facilita repetir el análisis. Según MySQL (s. f.-b), un notebook está formado por celdas ejecutables, bloques de texto y resultados que se muestran directamente, y resulta apropiado para construir flujos de trabajo que se pueden repetir y para presentar resultados de forma más ordenada que un archivo SQL o Python común. </w:t>
       </w:r>
     </w:p>
     <w:p>
@@ -2268,7 +2274,7 @@
         <w:rPr>
           <w:rtl w:val="0"/>
         </w:rPr>
-        <w:t xml:space="preserve">Presentar resultados a personas que no son especialistas en datos requiere resumir hallazgos complejos en mensajes claros que ayuden a tomar decisiones. Según Microsoft (2026), una presentación ejecutiva se diferencia de una revisión exhaustiva de datos porque debe ser breve, estar organizada como una historia y orientarse a la acción. En este contexto, es útil porque convierte los números en una narrativa que lleva a una conclusión concreta.</w:t>
+        <w:t>Presentar resultados a personas que no son especialistas en datos requiere resumir hallazgos complejos en mensajes claros que ayuden a tomar decisiones. Según Microsoft (2026a), una presentación ejecutiva se diferencia de una revisión exhaustiva de datos porque debe ser breve, estar organizada como una historia y orientarse a la acción. En este contexto, es útil porque convierte los números en una narrativa que lleva a una conclusión concreta.</w:t>
       </w:r>
     </w:p>
     <w:p>
@@ -2341,7 +2347,7 @@
         <w:rPr>
           <w:rtl w:val="0"/>
         </w:rPr>
-        <w:t xml:space="preserve">Estos grupos utilizan la información para entender el día a día del negocio. Por ejemplo, según Intone (2025), los equipos de marketing y ventas analizan el comportamiento de los clientes para mejorar campañas, operaciones busca solucionar retrasos o ineficiencias en los procesos, y finanzas revisa los números para cuidar el presupuesto y las proyecciones.</w:t>
+        <w:t>Estos grupos utilizan la información para entender el día a día del negocio. Por ejemplo, según Intone (2026), los equipos de marketing y ventas analizan el comportamiento de los clientes para mejorar campañas, operaciones busca solucionar retrasos o ineficiencias en los procesos, y finanzas revisa los números para cuidar el presupuesto y las proyecciones.</w:t>
       </w:r>
     </w:p>
     <w:p>
@@ -2458,13 +2464,13 @@
         <w:rPr>
           <w:rtl w:val="0"/>
         </w:rPr>
-        <w:t xml:space="preserve">Brickclay</w:t>
-      </w:r>
-      <w:r>
-        <w:rPr>
-          <w:rtl w:val="0"/>
-        </w:rPr>
-        <w:t xml:space="preserve"> (2026), son los profesionales encargados de trabajar con los datos a lo largo de diferentes etapas. Los ingenieros de datos preparan, integran, limpian y estructuran la información para que pueda ser utilizada. Los científicos de datos analizan esos datos para encontrar patrones y desarrollar modelos predictivos, mientras que los analistas y profesionales de BI transforman los resultados en reportes, visualizaciones y herramientas que facilitan la toma de decisiones en la organización.</w:t>
+        <w:t>Brickclay Team (2026)</w:t>
+      </w:r>
+      <w:r>
+        <w:rPr>
+          <w:rtl w:val="0"/>
+        </w:rPr>
+        <w:t>, son los profesionales encargados de trabajar con los datos a lo largo de diferentes etapas. Los ingenieros de datos preparan, integran, limpian y estructuran la información para que pueda ser utilizada. Los científicos de datos analizan esos datos para encontrar patrones y desarrollar modelos predictivos, mientras que los analistas y profesionales de BI transforman los resultados en reportes, visualizaciones y herramientas que facilitan la toma de decisiones en la organización.</w:t>
       </w:r>
     </w:p>
     <w:p>
@@ -2624,8 +2630,7 @@
         <w:rPr>
           <w:rtl w:val="0"/>
         </w:rPr>
-        <w:t xml:space="preserve"/>
-        <w:t xml:space="preserve">Entonces, se puede decir que el objetivo de la ciencia de datos es transformar grandes volúmenes de datos que quizás no se encuentran inicialmente estructurados y no se le pueden extraer una interpretación sólida en conjunto, en información rentable que ayuda a una organización a comprender mejor cómo funcionan sus operaciones, cómo suceden los problemas y realizar una proyección a futuro sobre qué puede suceder y decidir cuál es la mejor ruta de acción. Gracias a la ciencia de datos, se tiene una idea fundamentada sobre lo que podría suceder y no solo suposiciones. De esta manera, “la ciencia de datos implica extraer información útil de los datos para ayudar en la toma de decisiones” (Provost y Fawcett, 2013).</w:t>
+        <w:t>Entonces, se puede decir que el objetivo de la ciencia de datos es transformar grandes volúmenes de datos que quizás no se encuentran inicialmente estructurados y no se le pueden extraer una interpretación sólida en conjunto, en información rentable que ayuda a una organización a comprender mejor cómo funcionan sus operaciones, cómo suceden los problemas y realizar una proyección a futuro sobre qué puede suceder y decidir cuál es la mejor ruta de acción. Gracias a la ciencia de datos, se tiene una idea fundamentada sobre lo que podría suceder y no solo suposiciones. De esta manera, la ciencia de datos busca extraer información útil de los datos para apoyar la toma de decisiones (Provost y Fawcett, 2013).</w:t>
       </w:r>
     </w:p>
     <w:p>
@@ -2664,7 +2669,7 @@
         <w:rPr>
           <w:rtl w:val="0"/>
         </w:rPr>
-        <w:t xml:space="preserve">Un científico de datos (Data Scientist) es un profesional en la ciencia de datos, es decir, es quien se encarga de extraer la información, generar conocimiento y crear modelos de predicción útiles a partir de cantidades masivas de datos utilizando sus distintas capacidades en las múltiples áreas mencionadas como parte de la ciencia de datos, como la matemática y la programación. Algunos de los resultados que busca obtener un científico de datos, son estrategias para determinar posibles tendencias en el futuro, la automatización de procesos y resolución de problemas en el negocio o organización que se encuentra operando. La demanda por este rol en el sector empresarial llegó a crecer mucho, lo cual representó un reto debido a que la cantidad de científicos de datos era suficiente. Según Davenport y Patil (2012), los científicos de datos son aquellos profesionales capaces de extraer respuestas a preguntas clave de negocio a partir de la inmensa cantidad de información no estructurada que existe en la actualidad, siendo la escasez de este talento el principal obstáculo para las organizaciones (p. 72).</w:t>
+        <w:t xml:space="preserve">Un científico de datos (Data Scientist) es un profesional en la ciencia de datos, es decir, es quien se encarga de extraer la información, generar conocimiento y crear modelos de predicción útiles a partir de cantidades masivas de datos utilizando sus distintas capacidades en las múltiples áreas mencionadas como parte de la ciencia de datos, como la matemática y la programación. Algunos de los resultados que busca obtener un científico de datos, son estrategias para determinar posibles tendencias en el futuro, la automatización de procesos y resolución de problemas en el negocio o organización que se encuentra operando. La demanda por este rol en el sector empresarial llegó a crecer mucho, lo cual representó un reto debido a que la cantidad de científicos de datos era insuficiente. Según Davenport y Patil (2012), los científicos de datos son aquellos profesionales capaces de extraer respuestas a preguntas clave de negocio a partir de la inmensa cantidad de información no estructurada que existe en la actualidad, siendo la escasez de este talento el principal obstáculo para las organizaciones (p. 72).</w:t>
       </w:r>
     </w:p>
     <w:p>
@@ -2694,7 +2699,7 @@
         <w:rPr>
           <w:rtl w:val="0"/>
         </w:rPr>
-        <w:t xml:space="preserve">En la etapa de comprensión de las necesidades o problemas del negocio, el científico de datos debe determinar los pasos a seguir para llegar a las metas que el negocio desea alcanzar, identificando las métricas que busca trabajar. Según Wirth y Hipp (2000), la fase inicial de la metodología se enfoca en comprender los objetivos y requerimientos del proyecto desde una perspectiva de negocio, para luego transformar este conocimiento en la definición de un problema de minería de datos y en un plan preliminar de trabajo diseñado para alcanzar dichos objetivos (p. 31). En esta etapa, el científico de datos formula cinco preguntas: en primer lugar, “¿Qué sucede?” corresponde al análisis descriptivo para entender la situación actual de una organización mediante el resumen de datos e informes gráficos; en segundo lugar, “¿Por qué sucedió?” es el análisis diagnóstico, importante para descubrir la raíz de un problema o éxito mediante la identificación de patrones y relaciones de causa y efecto; en tercer lugar, “¿Qué sucederá?” representa el análisis predictivo, cuya importancia radica en permitir la anticipación a problemas futuros estimando tendencias y comportamientos mediante modelos estadísticos; “¿A qué se quiere llegar?” es el análisis estratégico, para establecer metas claras y alinear el trabajo técnico con la visión y los indicadores de éxito del negocio. Finalmente, “¿Qué se debe hacer?” es la pregunta prescriptiva, la etapa de mayor valor que convierte todo el conocimiento previo en recomendaciones concretas y rutas de acción para aprovechar oportunidades o disminuir riesgos.</w:t>
+        <w:t>En la etapa de comprensión de las necesidades o problemas del negocio, el científico de datos debe determinar los pasos a seguir para llegar a las metas que el negocio desea alcanzar, identificando las métricas que busca trabajar. Según Wirth y Hipp (2000), la fase inicial de la metodología se enfoca en comprender los objetivos y requerimientos del proyecto desde una perspectiva de negocio, para luego transformar este conocimiento en la definición de un problema de minería de datos y en un plan preliminar de trabajo diseñado para alcanzar dichos objetivos. En esta etapa, el científico de datos formula cinco preguntas: en primer lugar, “¿Qué sucede?” corresponde al análisis descriptivo para entender la situación actual de una organización mediante el resumen de datos e informes gráficos; en segundo lugar, “¿Por qué sucedió?” es el análisis diagnóstico, importante para descubrir la raíz de un problema o éxito mediante la identificación de patrones y relaciones de causa y efecto; en tercer lugar, “¿Qué sucederá?” representa el análisis predictivo, cuya importancia radica en permitir la anticipación a problemas futuros estimando tendencias y comportamientos mediante modelos estadísticos; “¿A qué se quiere llegar?” es el análisis estratégico, para establecer metas claras y alinear el trabajo técnico con la visión y los indicadores de éxito del negocio. Finalmente, “¿Qué se debe hacer?” es la pregunta prescriptiva, la etapa de mayor valor que convierte todo el conocimiento previo en recomendaciones concretas y rutas de acción para aprovechar oportunidades o disminuir riesgos.</w:t>
       </w:r>
     </w:p>
     <w:p>
@@ -2709,7 +2714,7 @@
         <w:rPr>
           <w:rtl w:val="0"/>
         </w:rPr>
-        <w:t xml:space="preserve">En la etapa de recolección y comprensión de los datos, el científico de datos identifica dónde se encuentra la información necesaria para responder a las preguntas planteadas. Consulta las bases de datos, las cuales pueden ser o no relacionales, busca archivos locales, utiliza APIs, entre otras acciones orientadas a obtener la cantidad total de datos requerida. Seguido de esto, se encuentra la etapa de preparación y análisis de los datos, en la cual el científico de datos se encarga de corregir los registros incompletos, eliminar datos duplicados, y elegir qué hacer con datos nulos. Además, busca maneras de moldear los datos en formatos fácilmente manejables para los algoritmos que se utilicen durante la resolución del problema. Según Wirth y Hipp (2000), las tareas de preparación de datos suelen realizarse múltiples veces y no siguen un orden preestablecido, abarcando desde la selección de tablas, registros y atributos, hasta la limpieza de datos, la construcción de nuevas variables y la transformación de la información para las herramientas de modelado (p. 31). </w:t>
+        <w:t xml:space="preserve">En la etapa de recolección y comprensión de los datos, el científico de datos identifica dónde se encuentra la información necesaria para responder a las preguntas planteadas. Consulta las bases de datos, las cuales pueden ser o no relacionales, busca archivos locales, utiliza APIs, entre otras acciones orientadas a obtener la cantidad total de datos requerida. Seguido de esto, se encuentra la etapa de preparación y análisis de los datos, en la cual el científico de datos se encarga de corregir los registros incompletos, eliminar datos duplicados, y elegir qué hacer con datos nulos. Además, busca maneras de moldear los datos en formatos fácilmente manejables para los algoritmos que se utilicen durante la resolución del problema. Según Wirth y Hipp (2000), las tareas de preparación de datos suelen realizarse múltiples veces y no siguen un orden preestablecido, abarcando desde la selección de tablas, registros y atributos, hasta la limpieza de datos, la construcción de nuevas variables y la transformación de la información para las herramientas de modelado. </w:t>
       </w:r>
     </w:p>
     <w:p>
@@ -2754,7 +2759,7 @@
         <w:rPr>
           <w:rtl w:val="0"/>
         </w:rPr>
-        <w:t xml:space="preserve">En la etapa del despliegue, el científico de datos toma el modelo ya entrenado y probado y lo conecta con los sistemas de la empresa; el algoritmo construido se convierte en una aplicación. Luego de esta etapa, lo que continúa es el mantenimiento, en el cual el científico de datos supervisa de forma periódica el modelo y su desempeño, identificando y actuando si ocurre algún desajuste que pueda afectar la eficiencia o precisión de sus métodos y resultados. También entrena constantemente el algoritmo ante la entrada de nuevos datos. Existen distintos tipos de consumidores que se benefician de lo que surge de esta etapa, los cuales varían de acuerdo a su rol en la organización, su nivel de conocimiento técnico y de qué manera aprovechan estas aplicaciones:</w:t>
+        <w:t>En la etapa del despliegue, el científico de datos toma el modelo ya entrenado y probado y lo conecta con los sistemas de la empresa; el modelo se integra en una aplicación o servicio. Luego de esta etapa, lo que continúa es el mantenimiento, en el cual el científico de datos supervisa de forma periódica el modelo y su desempeño, identificando y actuando si ocurre algún desajuste que pueda afectar la eficiencia o precisión de sus métodos y resultados. El modelo puede reentrenarse cuando los datos y la evaluación de su rendimiento lo justifiquen. Existen distintos tipos de consumidores que se benefician de lo que surge de esta etapa, los cuales varían de acuerdo a su rol en la organización, su nivel de conocimiento técnico y de qué manera aprovechan estas aplicaciones:</w:t>
       </w:r>
     </w:p>
     <w:p>
@@ -2859,7 +2864,7 @@
         <w:rPr>
           <w:rtl w:val="0"/>
         </w:rPr>
-        <w:t xml:space="preserve">Son los encargados de integrar, mantener o escalar las soluciones creadas por el científico de datos dentro de la infraestructura tecnológica de la organización. Según Treveil et al. (2020), su consumo se da mediante interfaces de programación de aplicaciones, servicios web y modelos encriptados o empaquetados, asegurando que los algoritmos funcionen de forma estable, segura e integrada en las aplicaciones o software finales.</w:t>
+        <w:t>Son los encargados de integrar, mantener o escalar las soluciones creadas por el científico de datos dentro de la infraestructura tecnológica de la organización. Según Treveil et al. (2020), su consumo se da mediante interfaces de programación de aplicaciones, servicios web y modelos serializados o empaquetados, asegurando que los algoritmos funcionen de forma estable, segura e integrada en las aplicaciones o software finales.</w:t>
       </w:r>
     </w:p>
     <w:p>
@@ -2984,7 +2989,7 @@
         <w:rPr>
           <w:rtl w:val="0"/>
         </w:rPr>
-        <w:t xml:space="preserve">Tenemos, en primer lugar, lo que son los lenguajes de programación, entre los cuales se encuentran Python, sumamente utilizado y estandarizado a nivel industrial el cual se caracteriza por poseer una sintaxis simple y fácil de aprender para muchos programadores, utilizado en la ciencia de datos para los algoritmos y modelos de producción que corresponden a la etapa de modelado. La ventaja de Python radica en que “es un lenguaje de alto nivel ya que contiene implícitas algunas estructuras de datos como listas, diccionarios, conjuntos y tuplas, que permiten realizar algunas tareas complejas en pocas líneas de código y de manera legible” (Challenger Pérez et al., 2014, p. 3). También se encuentra R, un lenguaje muy útil en estos contextos para la parte estadística en el análisis de datos.</w:t>
+        <w:t>Tenemos, en primer lugar, lo que son los lenguajes de programación, entre los cuales se encuentran Python, sumamente utilizado y estandarizado a nivel industrial el cual se caracteriza por poseer una sintaxis simple y fácil de aprender para muchos programadores, utilizado en la ciencia de datos para los algoritmos y modelos de producción que corresponden a la etapa de modelado. La ventaja de Python radica en que “es un lenguaje de alto nivel ya que contiene implícitas algunas estructuras de datos como listas, diccionarios, conjuntos y tuplas, que permiten realizar algunas tareas complejas en pocas líneas de código y de manera legible” (Challenger-Pérez et al., 2014, p. 3). También se encuentra R, un lenguaje muy útil en estos contextos para la parte estadística en el análisis de datos.</w:t>
       </w:r>
     </w:p>
     <w:p>
@@ -3014,7 +3019,7 @@
         <w:rPr>
           <w:rtl w:val="0"/>
         </w:rPr>
-        <w:t xml:space="preserve">En la ciencia de datos también son relevantes los motores de bases de datos y almacenamiento. Entre los motores de bases de datos se encuentran aquellos que son relacionales y los que no, como los columnares. Y se tiene lo que son los motores de almacenamiento para guardar y procesar volúmenes muy grandes de datos a nivel empresarial.</w:t>
+        <w:t xml:space="preserve">En la ciencia de datos también son relevantes los motores de bases de datos y almacenamiento. Entre los motores de bases de datos se encuentran sistemas relacionales y no relacionales; el almacenamiento por columnas puede utilizarse en ambos. Y se tiene lo que son los motores de almacenamiento para guardar y procesar volúmenes muy grandes de datos a nivel empresarial.</w:t>
       </w:r>
     </w:p>
     <w:p>
@@ -3029,7 +3034,7 @@
         <w:rPr>
           <w:rtl w:val="0"/>
         </w:rPr>
-        <w:t xml:space="preserve">Entre los motores relacionales, se encuentran PostgreSQL, MySQL, SQL Server y Oracle, para consultar y estructurar datos relacionales de transacciones. Las bases de datos relacionales tradicionales como PostgreSQL, MySQL, SQL Server y Oracle, que utilizan el lenguaje SQL, siguen siendo fundamentales para las operaciones transaccionales gracias a que garantizan la integridad y consistencia de los datos mediante las propiedades ACID (Silberschatz et al., 2020). Por otra parte, se encuentran aquellos NoSQL, tales como los documentales como MongoDB, o los columnares como Cassandra, A diferencia de los modelos relacionales rígidos, los sistemas NoSQL como MongoDB (orientado a documentos) y Apache Cassandra (columnar) se diseñaron para escalar de manera horizontal, ofreciendo alta velocidad de escritura y flexibilidad en el manejo de grandes volúmenes de datos no estructurados o semiestructurados (Sadalage &amp; Fowler, 2013). Con respecto a los sistemas de almacenamiento, se dispone de aquellos como Snowflake o Google BigQuery, que soportan el almacenamiento de cantidades de datos sumamente grandes.</w:t>
+        <w:t xml:space="preserve">Entre los motores relacionales, se encuentran PostgreSQL, MySQL, SQL Server y Oracle, para consultar y estructurar datos relacionales de transacciones. Las bases de datos relacionales tradicionales como PostgreSQL, MySQL, SQL Server y Oracle, que utilizan el lenguaje SQL, siguen siendo fundamentales para las operaciones transaccionales gracias a que garantizan la integridad y consistencia de los datos mediante las propiedades ACID (Silberschatz et al., 2020). Por otra parte, se encuentran aquellos NoSQL, tales como los documentales como MongoDB, o los de familias de columnas como Cassandra. A diferencia de los modelos relacionales rígidos, los sistemas NoSQL como MongoDB (orientado a documentos) y Apache Cassandra (de familias de columnas) se diseñaron para escalar de manera horizontal, ofreciendo alta velocidad de escritura y flexibilidad en el manejo de grandes volúmenes de datos no estructurados o semiestructurados (Sadalage &amp; Fowler, 2013). Con respecto a los sistemas de almacenamiento, se dispone de aquellos como Snowflake o Google BigQuery, que soportan el almacenamiento de cantidades de datos sumamente grandes.</w:t>
       </w:r>
     </w:p>
     <w:p>
@@ -3044,7 +3049,7 @@
         <w:rPr>
           <w:rtl w:val="0"/>
         </w:rPr>
-        <w:t xml:space="preserve">En la ciencia de datos, se utilizan muchas bibliotecas y librerías cuando se construyen los algoritmos con lenguajes como Python o R, para resolver distintos problemas con conocimientos de áreas como álgebra lineal o cálculo; entre ellos, se puede mencionar Pandas o NumPy. No solo para el análisis de datos se utilizan estos recursos; para una clara visualización de los datos, se emplean herramientas para hacer de esta experiencia algo más comprensible e interactivo. Por ejemplo, Matplotlib (propia de Python) o ggplot2 (propia de R). En el análisis de datos moderno, el uso de Python y R se fundamenta en bibliotecas vectoriales y matriciales como NumPy y Pandas, las cuales facilitan la manipulación, limpieza y estructuración de conjuntos de datos complejos (McKinney, 2018). Las bibliotecas o librerías también son usadas para el aprendizaje profundo de un algoritmo, como Scikit-learn o XGBoost. Para el desarrollo de modelos predictivos y aprendizaje automático, el ecosistema abarca desde algoritmos tradicionales estandarizados en Scikit-learn (Pedregosa et al., 2011) hasta técnicas avanzadas de potenciar árboles (</w:t>
+        <w:t xml:space="preserve">En la ciencia de datos, se utilizan muchas bibliotecas y librerías cuando se construyen los algoritmos con lenguajes como Python o R, para resolver distintos problemas con conocimientos de áreas como álgebra lineal o cálculo; entre ellos, se puede mencionar Pandas o NumPy. No solo para el análisis de datos se utilizan estos recursos; para una clara visualización de los datos, se emplean herramientas para hacer de esta experiencia algo más comprensible e interactivo. Por ejemplo, Matplotlib (propia de Python) o ggplot2 (propia de R). En el análisis de datos moderno, el uso de Python y R se fundamenta en bibliotecas vectoriales y matriciales como NumPy y Pandas, las cuales facilitan la manipulación, limpieza y estructuración de conjuntos de datos complejos (McKinney, 2018). Scikit-learn y XGBoost se utilizan para aprendizaje automático; no se clasifican como bibliotecas de aprendizaje profundo. Para el desarrollo de modelos predictivos y aprendizaje automático, el ecosistema abarca desde algoritmos tradicionales estandarizados en Scikit-learn (Pedregosa et al., 2011) hasta técnicas avanzadas de potenciar árboles (</w:t>
       </w:r>
       <w:r>
         <w:rPr>
@@ -3087,8 +3092,7 @@
         <w:rPr>
           <w:rtl w:val="0"/>
         </w:rPr>
-        <w:t xml:space="preserve"/>
-        <w:t xml:space="preserve">Como parte del despliegue del modelo se utilizan también programas o plataformas para construir, probar y entregar el proyecto. Por ejemplo, están los entornos de desarrollo; un ejemplo de esto es Visual Studio Code, muy adecuado para proyectos de software de un mediano o gran tamaño. Los entornos se utilizan también para simplificar el manejo de datos distribuidos en más de un servidor, como Apache Spark, que distribuye los datos y el trabajo de ellos en distintas computadoras para un procesamiento más óptimo. Para la organización del tiempo y la automatización se utilizan programas como MLFlow, que funciona para llevar un registro de las veces que se ha probado ejecutar un algoritmo y los datos que se utilizaron; también está ApacheAirflow, el cual tiene la función de poder establecer horas específicas para que un algoritmo realice una determinada tarea, como podría ser cargar nuevos datos o limpiarlos. En el ámbito de MLOps, herramientas como MLflow actúan como bitácoras para registrar parámetros, métricas y artefactos de cada experimento, mientras que orquestadores como Apache Airflow automatizan y programan los flujos de trabajo ETL y el reentrenamiento periódico de los algoritmos (Treveil et al., 2020). </w:t>
+        <w:t xml:space="preserve">Como parte del despliegue del modelo se utilizan también programas o plataformas para construir, probar y entregar el proyecto. Por ejemplo, están los entornos de desarrollo; un ejemplo de esto es Visual Studio Code, muy adecuado para proyectos de software de un mediano o gran tamaño. Para procesar datos distribuidos se utilizan motores como Apache Spark, que reparte los datos y el trabajo entre varias computadoras. Para la organización del tiempo y la automatización se utilizan programas como MLflow, que funciona para llevar un registro de las veces que se ha probado ejecutar un algoritmo y los datos que se utilizaron; también está Apache Airflow, el cual tiene la función de poder establecer horas específicas para que un algoritmo realice una determinada tarea, como podría ser cargar nuevos datos o limpiarlos. En el ámbito de MLOps, herramientas como MLflow actúan como bitácoras para registrar parámetros, métricas y artefactos de cada experimento, mientras que orquestadores como Apache Airflow automatizan y programan los flujos de trabajo ETL y el reentrenamiento periódico de los algoritmos (Treveil et al., 2020). </w:t>
       </w:r>
       <w:r>
         <w:rPr>
@@ -3146,7 +3150,7 @@
         <w:rPr>
           <w:rtl w:val="0"/>
         </w:rPr>
-        <w:t xml:space="preserve">Tal y como se mencionó anteriormente, el ciclo de vida de la ciencia de datos es esencial en este campo y es parte de los procesos de trabajo y metodologías en la ciencia de datos. Este ciclo de vida se acopla, por lo general, al procedimiento CRISP-DM(Cross-Industry Standard Process for Data Mining), creado en 1996 para ofrecer una estructura estándar para el sector industrial que se centra en los objetivos del negocio. Como destacan Wirth y Hipp (2020), este marco proporciona una estructura no rígida e iterativa que abarca desde la comprensión del negocio hasta el despliegue de los modelos. No es la única metodología, ya que mucho de lo que se debe tomar en cuenta para implementar una de ellas es el origen y el contexto del proyecto, pero sí es la más popular.</w:t>
+        <w:t>Tal y como se mencionó anteriormente, el ciclo de vida de la ciencia de datos es esencial en este campo y es parte de los procesos de trabajo y metodologías en la ciencia de datos. Este ciclo de vida se acopla, por lo general, al procedimiento CRISP-DM (Cross-Industry Standard Process for Data Mining), creado en 1996 para ofrecer una estructura estándar para el sector industrial que se centra en los objetivos del negocio. Como destacan Wirth y Hipp (2000), este marco proporciona una estructura no rígida e iterativa que abarca desde la comprensión del negocio hasta el despliegue de los modelos. No es la única metodología, ya que mucho de lo que se debe tomar en cuenta para implementar una de ellas es el origen y el contexto del proyecto, pero sí es la más popular.</w:t>
       </w:r>
     </w:p>
     <w:p>
@@ -3318,7 +3322,7 @@
         <w:rPr>
           <w:rtl w:val="0"/>
         </w:rPr>
-        <w:t xml:space="preserve">En primer lugar, el entregable más complejo que un científico de datos puede entregar es un modelo de Machine Learning, el cual consiste en algoritmos entrenados y desplegados para automatizar predicciones o clasificaciones en tiempo real o en partes. Estos proyectos suelen entregarse como servicios backend mediante APIs REST para evaluar eventos al instante (como, por ejemplo, detección de fraude), integrarse en motores de recomendación para plataformas digitales o acompañarse de pipelines de MLOps que supervisan de forma continua el rendimiento del modelo para reentrenarlo cuando los datos cambian (Treveil et al. 2020).</w:t>
+        <w:t>En primer lugar, el entregable más complejo que un científico de datos puede entregar es un modelo de Machine Learning, el cual consiste en algoritmos entrenados y desplegados para automatizar predicciones o clasificaciones en tiempo real o en partes. Estos proyectos suelen entregarse como servicios backend mediante APIs REST para evaluar eventos al instante (como, por ejemplo, detección de fraude), integrarse en motores de recomendación para plataformas digitales o acompañarse de pipelines de MLOps que supervisan de forma continua el rendimiento del modelo para reentrenarlo cuando los datos cambian (Treveil et al., 2020).</w:t>
       </w:r>
     </w:p>
     <w:p>
@@ -3948,13 +3952,13 @@
         <w:rPr>
           <w:rtl w:val="0"/>
         </w:rPr>
-        <w:t xml:space="preserve">informaciòn</w:t>
-      </w:r>
-      <w:r>
-        <w:rPr>
-          <w:rtl w:val="0"/>
-        </w:rPr>
-        <w:t xml:space="preserve"> y datos para responder preguntas y apoyar la toma de decisiones; mientras Data Science usa mètodos estadìsticos, matemàticos y computacionales para descubrir patrones , desarrollar modelos predictivos y resolver problemas complejos.</w:t>
+        <w:t>información</w:t>
+      </w:r>
+      <w:r>
+        <w:rPr>
+          <w:rtl w:val="0"/>
+        </w:rPr>
+        <w:t xml:space="preserve"> y datos para responder preguntas y apoyar la toma de decisiones; mientras Data Science usa métodos estadísticos, matemáticos y computacionales para descubrir patrones, desarrollar modelos predictivos y resolver problemas complejos.</w:t>
       </w:r>
     </w:p>
     <w:p>
@@ -3969,7 +3973,7 @@
         <w:rPr>
           <w:rtl w:val="0"/>
         </w:rPr>
-        <w:t xml:space="preserve">Estas disciplinas permiten comprender que el aprovechamiento de los datos no depende solamente de analizar, sino que contar con una infraestructura adecuada y aplicar métodos que den resultados seguros. De esta manera, las tres áreas contribuyen a formar los datos en recursos útiles para las compañías , aunque sus aportes se muestran en diferentes etapas y mediante distintos tipos de resultados. </w:t>
+        <w:t xml:space="preserve">Estas disciplinas permiten comprender que el aprovechamiento de los datos no depende solamente de analizar, sino que contar con una infraestructura adecuada y aplicar métodos que den resultados seguros. De esta manera, las tres áreas contribuyen a formar los datos en recursos útiles para las compañías, aunque sus aportes se muestran en diferentes etapas y mediante distintos tipos de resultados. </w:t>
       </w:r>
     </w:p>
     <w:p>
@@ -4067,7 +4071,7 @@
         <w:rPr>
           <w:rtl w:val="0"/>
         </w:rPr>
-        <w:t xml:space="preserve">Por otra parte, Data Science tiene como propósito extraer conocimiento mediante métodos analíticos, estadísticos y computacionales que dejan meterse en problemas de mayor de complejidad. Los científicos de datos pueden desarrollar modelos de aprendizaje automático, hacer predicciones, clasificar información y reconocer patrones que no son evidentes mediante un análisis convencional. Además, evalúan el rendimiento de los sistemas y, cuando corresponde, participan en su implementación y mantenimiento. </w:t>
+        <w:t xml:space="preserve">Por otra parte, Data Science tiene como propósito extraer conocimiento mediante métodos analíticos, estadísticos y computacionales que permiten abordar problemas de mayor complejidad. Los científicos de datos pueden desarrollar modelos de aprendizaje automático, hacer predicciones, clasificar información y reconocer patrones que no son evidentes mediante un análisis convencional. Además, evalúan el rendimiento de los sistemas y, cuando corresponde, participan en su implementación y mantenimiento. </w:t>
       </w:r>
     </w:p>
     <w:p>
@@ -4123,7 +4127,7 @@
         <w:rPr>
           <w:rtl w:val="0"/>
         </w:rPr>
-        <w:t xml:space="preserve">A pesar de las diferencias, Data Analytics, Data Science y Data Engineering comparten cosas que facilitan la colaboración entre sus profesionales. En primer lugar, las tres trabajas con datos y buscan aprovechar estos para mejorar procesos, resolver problemas o necesidades de organización.</w:t>
+        <w:t>A pesar de las diferencias, Data Analytics, Data Science y Data Engineering comparten cosas que facilitan la colaboración entre sus profesionales. En primer lugar, las tres trabajan con datos y buscan aprovechar estos para mejorar procesos, resolver problemas o necesidades de organización.</w:t>
       </w:r>
     </w:p>
     <w:p>
@@ -4138,7 +4142,7 @@
         <w:rPr>
           <w:rtl w:val="0"/>
         </w:rPr>
-        <w:t xml:space="preserve">Otra similitud, corresponde a la importancia de la calidad de los datos. Aunque las responsabilidades, consistente y adecuada para el propósito del proyecto. Data Engineering se encarga de la construcción de procesos de validación, integración y transformación; Data Analytics revisa la información para identificar errores o inconsistencias que puedan afectar resultados; y Data Science necesita datos apropiados para entrenar y evaluar sus modelos. En consecuencia, los errores que pueden haber pueden afectar tanto los resultados analíticos como el funcionamiento de los modelos predictivos.</w:t>
+        <w:t>Otra similitud, corresponde a la importancia de la calidad de los datos. Aunque las responsabilidades son distintas, las tres disciplinas necesitan información consistente y adecuada para el propósito del proyecto. Data Engineering se encarga de la construcción de procesos de validación, integración y transformación; Data Analytics revisa la información para identificar errores o inconsistencias que puedan afectar resultados; y Data Science necesita datos apropiados para entrenar y evaluar sus modelos. En consecuencia, los errores en los datos pueden afectar tanto los resultados analíticos como el funcionamiento de los modelos predictivos.</w:t>
       </w:r>
     </w:p>
     <w:p>
@@ -4153,7 +4157,7 @@
         <w:rPr>
           <w:rtl w:val="0"/>
         </w:rPr>
-        <w:t xml:space="preserve">También comparten el uso de lenguajes de programación y bases de datos, aunque por supuesto su aplicación depende de las necesidades de cada actividad. Comparten la necesidad de comprender el contexto del problema que se desea resolver. Antes de hacer una infraestructura, preparar un informe o hacer un modelo predictivo, es necesario identificar qué datos requiere, cúal es el origen del problema y cómo se usarán los resultados.</w:t>
+        <w:t>También comparten el uso de lenguajes de programación y bases de datos, aunque por supuesto su aplicación depende de las necesidades de cada actividad. Comparten la necesidad de comprender el contexto del problema que se desea resolver. Antes de hacer una infraestructura, preparar un informe o hacer un modelo predictivo, es necesario identificar qué datos requiere, cuál es el origen del problema y cómo se usarán los resultados.</w:t>
       </w:r>
     </w:p>
     <w:p>
@@ -4209,7 +4213,7 @@
         <w:rPr>
           <w:rtl w:val="0"/>
         </w:rPr>
-        <w:t xml:space="preserve">Las herramientas pueden coincidir debido a que las tres disciplinas necesitan acceder,procesar y utilizar datos. Sin embargo, el que compartan la tecnología no significa que lo hagan por el mismo objetivo. La herramienta depende del problema, el volumen de información y las actividades que se deben desarrollar.</w:t>
+        <w:t>Las herramientas pueden coincidir debido a que las tres disciplinas necesitan acceder, procesar y utilizar datos. Sin embargo, el que compartan la tecnología no significa que lo hagan por el mismo objetivo. La herramienta depende del problema, el volumen de información y las actividades que se deben desarrollar.</w:t>
       </w:r>
     </w:p>
     <w:p>
@@ -4450,9 +4454,7 @@
         <w:rPr>
           <w:rtl w:val="0"/>
         </w:rPr>
-        <w:t xml:space="preserve">Aunque Data Analytics, Data Science y Data Engineering poseen responsabilidades diferenciadas, existen puntos de traslape por donde el trabajo de datos requiere conocimientos y experiencias compartidas por </w:t>
-        <w:t xml:space="preserve"> </w:t>
-        <w:t xml:space="preserve">que dependiendo del tamaño y las necesidades de una organización, un mismo trabajador puede asumir tareas que están en más de una disciplina.</w:t>
+        <w:t>Aunque Data Analytics, Data Science y Data Engineering poseen responsabilidades diferenciadas, existen puntos de traslape por donde el trabajo de datos requiere conocimientos y experiencias compartidas porque dependiendo del tamaño y las necesidades de una organización, un mismo trabajador puede asumir tareas que están en más de una disciplina.</w:t>
       </w:r>
     </w:p>
     <w:p>
@@ -4484,7 +4486,7 @@
         <w:rPr>
           <w:rtl w:val="0"/>
         </w:rPr>
-        <w:t xml:space="preserve">Otro punto de traslape es en el análisis de datos. Tanto los analistas como los científicos pueden utilizar estadísticas,gráficos, y medidas de resumen para identificar patrones y relaciones entre variables. Pero, los Data Analytics suelen orientar esto al negocio y comunicar resultados, mientras que Data Science puede usarlas para hacer hipótesis, seleccionar variables y establecer las bases de un modelo predictivo.</w:t>
+        <w:t>Otro punto de traslape es en el análisis de datos. Tanto los analistas como los científicos pueden utilizar estadísticas, gráficos, y medidas de resumen para identificar patrones y relaciones entre variables. Pero, los analistas de datos suelen orientar esto al negocio y comunicar resultados, mientras que Data Science puede usarlas para hacer hipótesis, seleccionar variables y establecer las bases de un modelo predictivo.</w:t>
       </w:r>
     </w:p>
     <w:p>
@@ -5971,7 +5973,7 @@
         <w:rPr>
           <w:rtl w:val="0"/>
         </w:rPr>
-        <w:t xml:space="preserve">Para el desarrollo del caso práctico se escogió el conjunto de datos Chicago Food Inspections, publicado por la Ciudad de Chicago. El conjunto contiene información relacionada con inspecciones sanitarias realizadas a establecimientos de alimentos.</w:t>
+        <w:t>Para el desarrollo del caso práctico se escogió el conjunto de datos Chicago Food Inspections, publicado por la Ciudad de Chicago (City of Chicago, s. f.-a). El conjunto contiene información relacionada con inspecciones sanitarias realizadas a establecimientos de alimentos.</w:t>
       </w:r>
     </w:p>
     <w:p>
@@ -6220,6 +6222,21 @@
     </w:p>
     <w:p>
       <w:pPr>
+        <w:spacing w:after="200" w:before="0" w:lineRule="auto" w:line="360"/>
+        <w:ind w:firstLine="720"/>
+        <w:jc w:val="both"/>
+        <w:rPr/>
+        <w:widowControl w:val="1"/>
+      </w:pPr>
+      <w:r>
+        <w:rPr>
+          <w:rtl w:val="0"/>
+        </w:rPr>
+        <w:t>Para la exposición se implementó y verificó una demostración reproducible de SQL*Loader (Oracle, s. f.-b) con 500 filas: CSV de muestra → archivo .ctl → SQL*Loader → FOOD_INSPECTIONS_RAW_LOADER_TEST → validación. Se obtuvieron 500 IDs únicos, cero rechazos y cero diferencias frente a RAW. La prueba anterior de carga completa con SQL*Loader alcanzó el límite de 12 GB de Oracle XE (ORA-12954) al intentar crear otra copia completa; la implementación para exposición utiliza únicamente la muestra.</w:t>
+      </w:r>
+    </w:p>
+    <w:p>
+      <w:pPr>
         <w:pStyle w:val="Heading3"/>
         <w:keepNext w:val="1"/>
         <w:keepLines w:val="1"/>
@@ -7490,15 +7507,21 @@
         <w:tblW w:w="9360.0" w:type="dxa"/>
         <w:jc w:val="left"/>
         <w:tblBorders>
-          <w:top w:color="000000" w:space="0" w:sz="0" w:val="nil"/>
-          <w:left w:color="000000" w:space="0" w:sz="0" w:val="nil"/>
-          <w:bottom w:color="000000" w:space="0" w:sz="0" w:val="nil"/>
-          <w:right w:color="000000" w:space="0" w:sz="0" w:val="nil"/>
-          <w:insideH w:color="000000" w:space="0" w:sz="0" w:val="nil"/>
-          <w:insideV w:color="000000" w:space="0" w:sz="0" w:val="nil"/>
+          <w:top w:color="D9D9D9" w:space="0" w:sz="4" w:val="single"/>
+          <w:left w:color="D9D9D9" w:space="0" w:sz="4" w:val="single"/>
+          <w:bottom w:color="D9D9D9" w:space="0" w:sz="4" w:val="single"/>
+          <w:right w:color="D9D9D9" w:space="0" w:sz="4" w:val="single"/>
+          <w:insideH w:color="D9D9D9" w:space="0" w:sz="4" w:val="single"/>
+          <w:insideV w:color="D9D9D9" w:space="0" w:sz="4" w:val="single"/>
         </w:tblBorders>
         <w:tblLayout w:type="fixed"/>
         <w:tblLook w:val="0600"/>
+        <w:tblCellMar>
+          <w:top w:w="75" w:type="dxa"/>
+          <w:bottom w:w="75" w:type="dxa"/>
+          <w:left w:w="100" w:type="dxa"/>
+          <w:right w:w="100" w:type="dxa"/>
+        </w:tblCellMar>
       </w:tblPr>
       <w:tblGrid>
         <w:gridCol w:w="2217.891373801917"/>
@@ -7516,16 +7539,10 @@
         <w:trPr>
           <w:cantSplit w:val="0"/>
           <w:trHeight w:val="515" w:hRule="atLeast"/>
-          <w:tblHeader w:val="0"/>
+          <w:tblHeader w:val="1"/>
         </w:trPr>
         <w:tc>
           <w:tcPr>
-            <w:tcBorders>
-              <w:top w:color="000000" w:space="0" w:sz="0" w:val="nil"/>
-              <w:left w:color="000000" w:space="0" w:sz="0" w:val="nil"/>
-              <w:bottom w:color="000000" w:space="0" w:sz="0" w:val="nil"/>
-              <w:right w:color="000000" w:space="0" w:sz="0" w:val="nil"/>
-            </w:tcBorders>
             <w:tcMar>
               <w:top w:w="100.0" w:type="dxa"/>
               <w:left w:w="100.0" w:type="dxa"/>
@@ -7533,35 +7550,40 @@
               <w:right w:w="100.0" w:type="dxa"/>
             </w:tcMar>
             <w:vAlign w:val="top"/>
+            <w:shd w:val="clear" w:color="auto" w:fill="E7EDF3"/>
           </w:tcPr>
           <w:p>
             <w:pPr>
               <w:jc w:val="center"/>
               <w:rPr/>
+              <w:spacing w:before="0" w:after="0" w:line="360" w:lineRule="auto"/>
+              <w:ind w:left="0" w:right="0" w:firstLine="0"/>
             </w:pPr>
             <w:r>
               <w:rPr>
                 <w:b w:val="1"/>
                 <w:bCs w:val="1"/>
                 <w:rtl w:val="0"/>
+                <w:rFonts w:ascii="Times New Roman" w:hAnsi="Times New Roman" w:eastAsia="Times New Roman" w:cs="Times New Roman"/>
+                <w:sz w:val="24"/>
+                <w:szCs w:val="24"/>
               </w:rPr>
               <w:t xml:space="preserve">Aspecto</w:t>
             </w:r>
             <w:r>
               <w:rPr>
                 <w:rtl w:val="0"/>
+                <w:rFonts w:ascii="Times New Roman" w:hAnsi="Times New Roman" w:eastAsia="Times New Roman" w:cs="Times New Roman"/>
+                <w:sz w:val="24"/>
+                <w:szCs w:val="24"/>
+                <w:b w:val="1"/>
+                <w:bCs w:val="1"/>
               </w:rPr>
             </w:r>
           </w:p>
         </w:tc>
         <w:tc>
           <w:tcPr>
-            <w:tcBorders>
-              <w:top w:color="000000" w:space="0" w:sz="0" w:val="nil"/>
-              <w:left w:color="000000" w:space="0" w:sz="0" w:val="nil"/>
-              <w:bottom w:color="000000" w:space="0" w:sz="0" w:val="nil"/>
-              <w:right w:color="000000" w:space="0" w:sz="0" w:val="nil"/>
-            </w:tcBorders>
             <w:tcMar>
               <w:top w:w="100.0" w:type="dxa"/>
               <w:left w:w="100.0" w:type="dxa"/>
@@ -7569,35 +7591,40 @@
               <w:right w:w="100.0" w:type="dxa"/>
             </w:tcMar>
             <w:vAlign w:val="top"/>
+            <w:shd w:val="clear" w:color="auto" w:fill="E7EDF3"/>
           </w:tcPr>
           <w:p>
             <w:pPr>
               <w:jc w:val="center"/>
               <w:rPr/>
+              <w:spacing w:before="0" w:after="0" w:line="360" w:lineRule="auto"/>
+              <w:ind w:left="0" w:right="0" w:firstLine="0"/>
             </w:pPr>
             <w:r>
               <w:rPr>
                 <w:b w:val="1"/>
                 <w:bCs w:val="1"/>
                 <w:rtl w:val="0"/>
+                <w:rFonts w:ascii="Times New Roman" w:hAnsi="Times New Roman" w:eastAsia="Times New Roman" w:cs="Times New Roman"/>
+                <w:sz w:val="24"/>
+                <w:szCs w:val="24"/>
               </w:rPr>
               <w:t xml:space="preserve">Antes: tabla original</w:t>
             </w:r>
             <w:r>
               <w:rPr>
                 <w:rtl w:val="0"/>
+                <w:rFonts w:ascii="Times New Roman" w:hAnsi="Times New Roman" w:eastAsia="Times New Roman" w:cs="Times New Roman"/>
+                <w:sz w:val="24"/>
+                <w:szCs w:val="24"/>
+                <w:b w:val="1"/>
+                <w:bCs w:val="1"/>
               </w:rPr>
             </w:r>
           </w:p>
         </w:tc>
         <w:tc>
           <w:tcPr>
-            <w:tcBorders>
-              <w:top w:color="000000" w:space="0" w:sz="0" w:val="nil"/>
-              <w:left w:color="000000" w:space="0" w:sz="0" w:val="nil"/>
-              <w:bottom w:color="000000" w:space="0" w:sz="0" w:val="nil"/>
-              <w:right w:color="000000" w:space="0" w:sz="0" w:val="nil"/>
-            </w:tcBorders>
             <w:tcMar>
               <w:top w:w="100.0" w:type="dxa"/>
               <w:left w:w="100.0" w:type="dxa"/>
@@ -7605,23 +7632,34 @@
               <w:right w:w="100.0" w:type="dxa"/>
             </w:tcMar>
             <w:vAlign w:val="top"/>
+            <w:shd w:val="clear" w:color="auto" w:fill="E7EDF3"/>
           </w:tcPr>
           <w:p>
             <w:pPr>
               <w:jc w:val="center"/>
               <w:rPr/>
+              <w:spacing w:before="0" w:after="0" w:line="360" w:lineRule="auto"/>
+              <w:ind w:left="0" w:right="0" w:firstLine="0"/>
             </w:pPr>
             <w:r>
               <w:rPr>
                 <w:b w:val="1"/>
                 <w:bCs w:val="1"/>
                 <w:rtl w:val="0"/>
+                <w:rFonts w:ascii="Times New Roman" w:hAnsi="Times New Roman" w:eastAsia="Times New Roman" w:cs="Times New Roman"/>
+                <w:sz w:val="24"/>
+                <w:szCs w:val="24"/>
               </w:rPr>
               <w:t xml:space="preserve">Después: conjunto limpio</w:t>
             </w:r>
             <w:r>
               <w:rPr>
                 <w:rtl w:val="0"/>
+                <w:rFonts w:ascii="Times New Roman" w:hAnsi="Times New Roman" w:eastAsia="Times New Roman" w:cs="Times New Roman"/>
+                <w:sz w:val="24"/>
+                <w:szCs w:val="24"/>
+                <w:b w:val="1"/>
+                <w:bCs w:val="1"/>
               </w:rPr>
             </w:r>
           </w:p>
@@ -7635,12 +7673,6 @@
         </w:trPr>
         <w:tc>
           <w:tcPr>
-            <w:tcBorders>
-              <w:top w:color="000000" w:space="0" w:sz="0" w:val="nil"/>
-              <w:left w:color="000000" w:space="0" w:sz="0" w:val="nil"/>
-              <w:bottom w:color="000000" w:space="0" w:sz="0" w:val="nil"/>
-              <w:right w:color="000000" w:space="0" w:sz="0" w:val="nil"/>
-            </w:tcBorders>
             <w:tcMar>
               <w:top w:w="100.0" w:type="dxa"/>
               <w:left w:w="100.0" w:type="dxa"/>
@@ -7652,10 +7684,15 @@
           <w:p>
             <w:pPr>
               <w:rPr/>
+              <w:spacing w:before="0" w:after="0" w:line="360" w:lineRule="auto"/>
+              <w:ind w:left="0" w:right="0" w:firstLine="0"/>
             </w:pPr>
             <w:r>
               <w:rPr>
                 <w:rtl w:val="0"/>
+                <w:rFonts w:ascii="Times New Roman" w:hAnsi="Times New Roman" w:eastAsia="Times New Roman" w:cs="Times New Roman"/>
+                <w:sz w:val="24"/>
+                <w:szCs w:val="24"/>
               </w:rPr>
               <w:t xml:space="preserve">Fuente</w:t>
             </w:r>
@@ -7663,12 +7700,6 @@
         </w:tc>
         <w:tc>
           <w:tcPr>
-            <w:tcBorders>
-              <w:top w:color="000000" w:space="0" w:sz="0" w:val="nil"/>
-              <w:left w:color="000000" w:space="0" w:sz="0" w:val="nil"/>
-              <w:bottom w:color="000000" w:space="0" w:sz="0" w:val="nil"/>
-              <w:right w:color="000000" w:space="0" w:sz="0" w:val="nil"/>
-            </w:tcBorders>
             <w:tcMar>
               <w:top w:w="100.0" w:type="dxa"/>
               <w:left w:w="100.0" w:type="dxa"/>
@@ -7680,10 +7711,15 @@
           <w:p>
             <w:pPr>
               <w:rPr/>
+              <w:spacing w:before="0" w:after="0" w:line="360" w:lineRule="auto"/>
+              <w:ind w:left="0" w:right="0" w:firstLine="0"/>
             </w:pPr>
             <w:r>
               <w:rPr>
                 <w:rtl w:val="0"/>
+                <w:rFonts w:ascii="Times New Roman" w:hAnsi="Times New Roman" w:eastAsia="Times New Roman" w:cs="Times New Roman"/>
+                <w:sz w:val="24"/>
+                <w:szCs w:val="24"/>
               </w:rPr>
               <w:t xml:space="preserve">Archivo CSV original</w:t>
             </w:r>
@@ -7691,12 +7727,6 @@
         </w:tc>
         <w:tc>
           <w:tcPr>
-            <w:tcBorders>
-              <w:top w:color="000000" w:space="0" w:sz="0" w:val="nil"/>
-              <w:left w:color="000000" w:space="0" w:sz="0" w:val="nil"/>
-              <w:bottom w:color="000000" w:space="0" w:sz="0" w:val="nil"/>
-              <w:right w:color="000000" w:space="0" w:sz="0" w:val="nil"/>
-            </w:tcBorders>
             <w:tcMar>
               <w:top w:w="100.0" w:type="dxa"/>
               <w:left w:w="100.0" w:type="dxa"/>
@@ -7708,10 +7738,15 @@
           <w:p>
             <w:pPr>
               <w:rPr/>
+              <w:spacing w:before="0" w:after="0" w:line="360" w:lineRule="auto"/>
+              <w:ind w:left="0" w:right="0" w:firstLine="0"/>
             </w:pPr>
             <w:r>
               <w:rPr>
                 <w:rtl w:val="0"/>
+                <w:rFonts w:ascii="Times New Roman" w:hAnsi="Times New Roman" w:eastAsia="Times New Roman" w:cs="Times New Roman"/>
+                <w:sz w:val="24"/>
+                <w:szCs w:val="24"/>
               </w:rPr>
               <w:t xml:space="preserve">FOOD_INSPECTIONS_RAW</w:t>
             </w:r>
@@ -7726,12 +7761,6 @@
         </w:trPr>
         <w:tc>
           <w:tcPr>
-            <w:tcBorders>
-              <w:top w:color="000000" w:space="0" w:sz="0" w:val="nil"/>
-              <w:left w:color="000000" w:space="0" w:sz="0" w:val="nil"/>
-              <w:bottom w:color="000000" w:space="0" w:sz="0" w:val="nil"/>
-              <w:right w:color="000000" w:space="0" w:sz="0" w:val="nil"/>
-            </w:tcBorders>
             <w:tcMar>
               <w:top w:w="100.0" w:type="dxa"/>
               <w:left w:w="100.0" w:type="dxa"/>
@@ -7743,10 +7772,15 @@
           <w:p>
             <w:pPr>
               <w:rPr/>
+              <w:spacing w:before="0" w:after="0" w:line="360" w:lineRule="auto"/>
+              <w:ind w:left="0" w:right="0" w:firstLine="0"/>
             </w:pPr>
             <w:r>
               <w:rPr>
                 <w:rtl w:val="0"/>
+                <w:rFonts w:ascii="Times New Roman" w:hAnsi="Times New Roman" w:eastAsia="Times New Roman" w:cs="Times New Roman"/>
+                <w:sz w:val="24"/>
+                <w:szCs w:val="24"/>
               </w:rPr>
               <w:t xml:space="preserve">Tabla</w:t>
             </w:r>
@@ -7754,12 +7788,6 @@
         </w:tc>
         <w:tc>
           <w:tcPr>
-            <w:tcBorders>
-              <w:top w:color="000000" w:space="0" w:sz="0" w:val="nil"/>
-              <w:left w:color="000000" w:space="0" w:sz="0" w:val="nil"/>
-              <w:bottom w:color="000000" w:space="0" w:sz="0" w:val="nil"/>
-              <w:right w:color="000000" w:space="0" w:sz="0" w:val="nil"/>
-            </w:tcBorders>
             <w:tcMar>
               <w:top w:w="100.0" w:type="dxa"/>
               <w:left w:w="100.0" w:type="dxa"/>
@@ -7771,28 +7799,30 @@
           <w:p>
             <w:pPr>
               <w:rPr/>
+              <w:spacing w:before="0" w:after="0" w:line="360" w:lineRule="auto"/>
+              <w:ind w:left="0" w:right="0" w:firstLine="0"/>
             </w:pPr>
             <w:r>
               <w:rPr>
                 <w:rtl w:val="0"/>
+                <w:rFonts w:ascii="Times New Roman" w:hAnsi="Times New Roman" w:eastAsia="Times New Roman" w:cs="Times New Roman"/>
+                <w:sz w:val="24"/>
+                <w:szCs w:val="24"/>
               </w:rPr>
               <w:t xml:space="preserve">FOOD_INSPECTIONS_RAW</w:t>
             </w:r>
             <w:r>
               <w:rPr>
                 <w:rtl w:val="0"/>
+                <w:rFonts w:ascii="Times New Roman" w:hAnsi="Times New Roman" w:eastAsia="Times New Roman" w:cs="Times New Roman"/>
+                <w:sz w:val="24"/>
+                <w:szCs w:val="24"/>
               </w:rPr>
             </w:r>
           </w:p>
         </w:tc>
         <w:tc>
           <w:tcPr>
-            <w:tcBorders>
-              <w:top w:color="000000" w:space="0" w:sz="0" w:val="nil"/>
-              <w:left w:color="000000" w:space="0" w:sz="0" w:val="nil"/>
-              <w:bottom w:color="000000" w:space="0" w:sz="0" w:val="nil"/>
-              <w:right w:color="000000" w:space="0" w:sz="0" w:val="nil"/>
-            </w:tcBorders>
             <w:tcMar>
               <w:top w:w="100.0" w:type="dxa"/>
               <w:left w:w="100.0" w:type="dxa"/>
@@ -7804,10 +7834,15 @@
           <w:p>
             <w:pPr>
               <w:rPr/>
+              <w:spacing w:before="0" w:after="0" w:line="360" w:lineRule="auto"/>
+              <w:ind w:left="0" w:right="0" w:firstLine="0"/>
             </w:pPr>
             <w:r>
               <w:rPr>
                 <w:rtl w:val="0"/>
+                <w:rFonts w:ascii="Times New Roman" w:hAnsi="Times New Roman" w:eastAsia="Times New Roman" w:cs="Times New Roman"/>
+                <w:sz w:val="24"/>
+                <w:szCs w:val="24"/>
               </w:rPr>
               <w:t xml:space="preserve">CLEAN</w:t>
             </w:r>
@@ -7822,12 +7857,6 @@
         </w:trPr>
         <w:tc>
           <w:tcPr>
-            <w:tcBorders>
-              <w:top w:color="000000" w:space="0" w:sz="0" w:val="nil"/>
-              <w:left w:color="000000" w:space="0" w:sz="0" w:val="nil"/>
-              <w:bottom w:color="000000" w:space="0" w:sz="0" w:val="nil"/>
-              <w:right w:color="000000" w:space="0" w:sz="0" w:val="nil"/>
-            </w:tcBorders>
             <w:tcMar>
               <w:top w:w="100.0" w:type="dxa"/>
               <w:left w:w="100.0" w:type="dxa"/>
@@ -7839,10 +7868,15 @@
           <w:p>
             <w:pPr>
               <w:rPr/>
+              <w:spacing w:before="0" w:after="0" w:line="360" w:lineRule="auto"/>
+              <w:ind w:left="0" w:right="0" w:firstLine="0"/>
             </w:pPr>
             <w:r>
               <w:rPr>
                 <w:rtl w:val="0"/>
+                <w:rFonts w:ascii="Times New Roman" w:hAnsi="Times New Roman" w:eastAsia="Times New Roman" w:cs="Times New Roman"/>
+                <w:sz w:val="24"/>
+                <w:szCs w:val="24"/>
               </w:rPr>
               <w:t xml:space="preserve">Registros</w:t>
             </w:r>
@@ -7850,12 +7884,6 @@
         </w:tc>
         <w:tc>
           <w:tcPr>
-            <w:tcBorders>
-              <w:top w:color="000000" w:space="0" w:sz="0" w:val="nil"/>
-              <w:left w:color="000000" w:space="0" w:sz="0" w:val="nil"/>
-              <w:bottom w:color="000000" w:space="0" w:sz="0" w:val="nil"/>
-              <w:right w:color="000000" w:space="0" w:sz="0" w:val="nil"/>
-            </w:tcBorders>
             <w:tcMar>
               <w:top w:w="100.0" w:type="dxa"/>
               <w:left w:w="100.0" w:type="dxa"/>
@@ -7867,10 +7895,15 @@
           <w:p>
             <w:pPr>
               <w:rPr/>
+              <w:spacing w:before="0" w:after="0" w:line="360" w:lineRule="auto"/>
+              <w:ind w:left="0" w:right="0" w:firstLine="0"/>
             </w:pPr>
             <w:r>
               <w:rPr>
                 <w:rtl w:val="0"/>
+                <w:rFonts w:ascii="Times New Roman" w:hAnsi="Times New Roman" w:eastAsia="Times New Roman" w:cs="Times New Roman"/>
+                <w:sz w:val="24"/>
+                <w:szCs w:val="24"/>
               </w:rPr>
               <w:t xml:space="preserve">316.961</w:t>
             </w:r>
@@ -7878,12 +7911,6 @@
         </w:tc>
         <w:tc>
           <w:tcPr>
-            <w:tcBorders>
-              <w:top w:color="000000" w:space="0" w:sz="0" w:val="nil"/>
-              <w:left w:color="000000" w:space="0" w:sz="0" w:val="nil"/>
-              <w:bottom w:color="000000" w:space="0" w:sz="0" w:val="nil"/>
-              <w:right w:color="000000" w:space="0" w:sz="0" w:val="nil"/>
-            </w:tcBorders>
             <w:tcMar>
               <w:top w:w="100.0" w:type="dxa"/>
               <w:left w:w="100.0" w:type="dxa"/>
@@ -7895,10 +7922,15 @@
           <w:p>
             <w:pPr>
               <w:rPr/>
+              <w:spacing w:before="0" w:after="0" w:line="360" w:lineRule="auto"/>
+              <w:ind w:left="0" w:right="0" w:firstLine="0"/>
             </w:pPr>
             <w:r>
               <w:rPr>
                 <w:rtl w:val="0"/>
+                <w:rFonts w:ascii="Times New Roman" w:hAnsi="Times New Roman" w:eastAsia="Times New Roman" w:cs="Times New Roman"/>
+                <w:sz w:val="24"/>
+                <w:szCs w:val="24"/>
               </w:rPr>
               <w:t xml:space="preserve">316.961</w:t>
             </w:r>
@@ -7913,12 +7945,6 @@
         </w:trPr>
         <w:tc>
           <w:tcPr>
-            <w:tcBorders>
-              <w:top w:color="000000" w:space="0" w:sz="0" w:val="nil"/>
-              <w:left w:color="000000" w:space="0" w:sz="0" w:val="nil"/>
-              <w:bottom w:color="000000" w:space="0" w:sz="0" w:val="nil"/>
-              <w:right w:color="000000" w:space="0" w:sz="0" w:val="nil"/>
-            </w:tcBorders>
             <w:tcMar>
               <w:top w:w="100.0" w:type="dxa"/>
               <w:left w:w="100.0" w:type="dxa"/>
@@ -7930,10 +7956,15 @@
           <w:p>
             <w:pPr>
               <w:rPr/>
+              <w:spacing w:before="0" w:after="0" w:line="360" w:lineRule="auto"/>
+              <w:ind w:left="0" w:right="0" w:firstLine="0"/>
             </w:pPr>
             <w:r>
               <w:rPr>
                 <w:rtl w:val="0"/>
+                <w:rFonts w:ascii="Times New Roman" w:hAnsi="Times New Roman" w:eastAsia="Times New Roman" w:cs="Times New Roman"/>
+                <w:sz w:val="24"/>
+                <w:szCs w:val="24"/>
               </w:rPr>
               <w:t xml:space="preserve">Columnas</w:t>
             </w:r>
@@ -7941,12 +7972,6 @@
         </w:tc>
         <w:tc>
           <w:tcPr>
-            <w:tcBorders>
-              <w:top w:color="000000" w:space="0" w:sz="0" w:val="nil"/>
-              <w:left w:color="000000" w:space="0" w:sz="0" w:val="nil"/>
-              <w:bottom w:color="000000" w:space="0" w:sz="0" w:val="nil"/>
-              <w:right w:color="000000" w:space="0" w:sz="0" w:val="nil"/>
-            </w:tcBorders>
             <w:tcMar>
               <w:top w:w="100.0" w:type="dxa"/>
               <w:left w:w="100.0" w:type="dxa"/>
@@ -7958,10 +7983,15 @@
           <w:p>
             <w:pPr>
               <w:rPr/>
+              <w:spacing w:before="0" w:after="0" w:line="360" w:lineRule="auto"/>
+              <w:ind w:left="0" w:right="0" w:firstLine="0"/>
             </w:pPr>
             <w:r>
               <w:rPr>
                 <w:rtl w:val="0"/>
+                <w:rFonts w:ascii="Times New Roman" w:hAnsi="Times New Roman" w:eastAsia="Times New Roman" w:cs="Times New Roman"/>
+                <w:sz w:val="24"/>
+                <w:szCs w:val="24"/>
               </w:rPr>
               <w:t xml:space="preserve">17</w:t>
             </w:r>
@@ -7969,12 +7999,6 @@
         </w:tc>
         <w:tc>
           <w:tcPr>
-            <w:tcBorders>
-              <w:top w:color="000000" w:space="0" w:sz="0" w:val="nil"/>
-              <w:left w:color="000000" w:space="0" w:sz="0" w:val="nil"/>
-              <w:bottom w:color="000000" w:space="0" w:sz="0" w:val="nil"/>
-              <w:right w:color="000000" w:space="0" w:sz="0" w:val="nil"/>
-            </w:tcBorders>
             <w:tcMar>
               <w:top w:w="100.0" w:type="dxa"/>
               <w:left w:w="100.0" w:type="dxa"/>
@@ -7986,10 +8010,15 @@
           <w:p>
             <w:pPr>
               <w:rPr/>
+              <w:spacing w:before="0" w:after="0" w:line="360" w:lineRule="auto"/>
+              <w:ind w:left="0" w:right="0" w:firstLine="0"/>
             </w:pPr>
             <w:r>
               <w:rPr>
                 <w:rtl w:val="0"/>
+                <w:rFonts w:ascii="Times New Roman" w:hAnsi="Times New Roman" w:eastAsia="Times New Roman" w:cs="Times New Roman"/>
+                <w:sz w:val="24"/>
+                <w:szCs w:val="24"/>
               </w:rPr>
               <w:t xml:space="preserve">17</w:t>
             </w:r>
@@ -8004,12 +8033,6 @@
         </w:trPr>
         <w:tc>
           <w:tcPr>
-            <w:tcBorders>
-              <w:top w:color="000000" w:space="0" w:sz="0" w:val="nil"/>
-              <w:left w:color="000000" w:space="0" w:sz="0" w:val="nil"/>
-              <w:bottom w:color="000000" w:space="0" w:sz="0" w:val="nil"/>
-              <w:right w:color="000000" w:space="0" w:sz="0" w:val="nil"/>
-            </w:tcBorders>
             <w:tcMar>
               <w:top w:w="100.0" w:type="dxa"/>
               <w:left w:w="100.0" w:type="dxa"/>
@@ -8021,10 +8044,15 @@
           <w:p>
             <w:pPr>
               <w:rPr/>
+              <w:spacing w:before="0" w:after="0" w:line="360" w:lineRule="auto"/>
+              <w:ind w:left="0" w:right="0" w:firstLine="0"/>
             </w:pPr>
             <w:r>
               <w:rPr>
                 <w:rtl w:val="0"/>
+                <w:rFonts w:ascii="Times New Roman" w:hAnsi="Times New Roman" w:eastAsia="Times New Roman" w:cs="Times New Roman"/>
+                <w:sz w:val="24"/>
+                <w:szCs w:val="24"/>
               </w:rPr>
               <w:t xml:space="preserve">Valores nulos</w:t>
             </w:r>
@@ -8032,12 +8060,6 @@
         </w:tc>
         <w:tc>
           <w:tcPr>
-            <w:tcBorders>
-              <w:top w:color="000000" w:space="0" w:sz="0" w:val="nil"/>
-              <w:left w:color="000000" w:space="0" w:sz="0" w:val="nil"/>
-              <w:bottom w:color="000000" w:space="0" w:sz="0" w:val="nil"/>
-              <w:right w:color="000000" w:space="0" w:sz="0" w:val="nil"/>
-            </w:tcBorders>
             <w:tcMar>
               <w:top w:w="100.0" w:type="dxa"/>
               <w:left w:w="100.0" w:type="dxa"/>
@@ -8049,10 +8071,15 @@
           <w:p>
             <w:pPr>
               <w:rPr/>
+              <w:spacing w:before="0" w:after="0" w:line="360" w:lineRule="auto"/>
+              <w:ind w:left="0" w:right="0" w:firstLine="0"/>
             </w:pPr>
             <w:r>
               <w:rPr>
                 <w:rtl w:val="0"/>
+                <w:rFonts w:ascii="Times New Roman" w:hAnsi="Times New Roman" w:eastAsia="Times New Roman" w:cs="Times New Roman"/>
+                <w:sz w:val="24"/>
+                <w:szCs w:val="24"/>
               </w:rPr>
               <w:t xml:space="preserve">NULL en 12 columnas; tres ADDRESS con solo espacios</w:t>
             </w:r>
@@ -8060,12 +8087,6 @@
         </w:tc>
         <w:tc>
           <w:tcPr>
-            <w:tcBorders>
-              <w:top w:color="000000" w:space="0" w:sz="0" w:val="nil"/>
-              <w:left w:color="000000" w:space="0" w:sz="0" w:val="nil"/>
-              <w:bottom w:color="000000" w:space="0" w:sz="0" w:val="nil"/>
-              <w:right w:color="000000" w:space="0" w:sz="0" w:val="nil"/>
-            </w:tcBorders>
             <w:tcMar>
               <w:top w:w="100.0" w:type="dxa"/>
               <w:left w:w="100.0" w:type="dxa"/>
@@ -8077,10 +8098,15 @@
           <w:p>
             <w:pPr>
               <w:rPr/>
+              <w:spacing w:before="0" w:after="0" w:line="360" w:lineRule="auto"/>
+              <w:ind w:left="0" w:right="0" w:firstLine="0"/>
             </w:pPr>
             <w:r>
               <w:rPr>
                 <w:rtl w:val="0"/>
+                <w:rFonts w:ascii="Times New Roman" w:hAnsi="Times New Roman" w:eastAsia="Times New Roman" w:cs="Times New Roman"/>
+                <w:sz w:val="24"/>
+                <w:szCs w:val="24"/>
               </w:rPr>
               <w:t xml:space="preserve">3 ADDRESS pasaron a NULL; demás faltantes conservados</w:t>
             </w:r>
@@ -8095,12 +8121,6 @@
         </w:trPr>
         <w:tc>
           <w:tcPr>
-            <w:tcBorders>
-              <w:top w:color="000000" w:space="0" w:sz="0" w:val="nil"/>
-              <w:left w:color="000000" w:space="0" w:sz="0" w:val="nil"/>
-              <w:bottom w:color="000000" w:space="0" w:sz="0" w:val="nil"/>
-              <w:right w:color="000000" w:space="0" w:sz="0" w:val="nil"/>
-            </w:tcBorders>
             <w:tcMar>
               <w:top w:w="100.0" w:type="dxa"/>
               <w:left w:w="100.0" w:type="dxa"/>
@@ -8112,34 +8132,39 @@
           <w:p>
             <w:pPr>
               <w:rPr/>
+              <w:spacing w:before="0" w:after="0" w:line="360" w:lineRule="auto"/>
+              <w:ind w:left="0" w:right="0" w:firstLine="0"/>
             </w:pPr>
             <w:r>
               <w:rPr>
                 <w:rtl w:val="0"/>
+                <w:rFonts w:ascii="Times New Roman" w:hAnsi="Times New Roman" w:eastAsia="Times New Roman" w:cs="Times New Roman"/>
+                <w:sz w:val="24"/>
+                <w:szCs w:val="24"/>
               </w:rPr>
               <w:t xml:space="preserve">Duplicados por </w:t>
             </w:r>
             <w:r>
               <w:rPr>
                 <w:rtl w:val="0"/>
+                <w:rFonts w:ascii="Times New Roman" w:hAnsi="Times New Roman" w:eastAsia="Times New Roman" w:cs="Times New Roman"/>
+                <w:sz w:val="24"/>
+                <w:szCs w:val="24"/>
               </w:rPr>
               <w:t xml:space="preserve">INSPECTION_ID</w:t>
             </w:r>
             <w:r>
               <w:rPr>
                 <w:rtl w:val="0"/>
+                <w:rFonts w:ascii="Times New Roman" w:hAnsi="Times New Roman" w:eastAsia="Times New Roman" w:cs="Times New Roman"/>
+                <w:sz w:val="24"/>
+                <w:szCs w:val="24"/>
               </w:rPr>
             </w:r>
           </w:p>
         </w:tc>
         <w:tc>
           <w:tcPr>
-            <w:tcBorders>
-              <w:top w:color="000000" w:space="0" w:sz="0" w:val="nil"/>
-              <w:left w:color="000000" w:space="0" w:sz="0" w:val="nil"/>
-              <w:bottom w:color="000000" w:space="0" w:sz="0" w:val="nil"/>
-              <w:right w:color="000000" w:space="0" w:sz="0" w:val="nil"/>
-            </w:tcBorders>
             <w:tcMar>
               <w:top w:w="100.0" w:type="dxa"/>
               <w:left w:w="100.0" w:type="dxa"/>
@@ -8151,10 +8176,15 @@
           <w:p>
             <w:pPr>
               <w:rPr/>
+              <w:spacing w:before="0" w:after="0" w:line="360" w:lineRule="auto"/>
+              <w:ind w:left="0" w:right="0" w:firstLine="0"/>
             </w:pPr>
             <w:r>
               <w:rPr>
                 <w:rtl w:val="0"/>
+                <w:rFonts w:ascii="Times New Roman" w:hAnsi="Times New Roman" w:eastAsia="Times New Roman" w:cs="Times New Roman"/>
+                <w:sz w:val="24"/>
+                <w:szCs w:val="24"/>
               </w:rPr>
               <w:t xml:space="preserve">0</w:t>
             </w:r>
@@ -8162,12 +8192,6 @@
         </w:tc>
         <w:tc>
           <w:tcPr>
-            <w:tcBorders>
-              <w:top w:color="000000" w:space="0" w:sz="0" w:val="nil"/>
-              <w:left w:color="000000" w:space="0" w:sz="0" w:val="nil"/>
-              <w:bottom w:color="000000" w:space="0" w:sz="0" w:val="nil"/>
-              <w:right w:color="000000" w:space="0" w:sz="0" w:val="nil"/>
-            </w:tcBorders>
             <w:tcMar>
               <w:top w:w="100.0" w:type="dxa"/>
               <w:left w:w="100.0" w:type="dxa"/>
@@ -8179,10 +8203,15 @@
           <w:p>
             <w:pPr>
               <w:rPr/>
+              <w:spacing w:before="0" w:after="0" w:line="360" w:lineRule="auto"/>
+              <w:ind w:left="0" w:right="0" w:firstLine="0"/>
             </w:pPr>
             <w:r>
               <w:rPr>
                 <w:rtl w:val="0"/>
+                <w:rFonts w:ascii="Times New Roman" w:hAnsi="Times New Roman" w:eastAsia="Times New Roman" w:cs="Times New Roman"/>
+                <w:sz w:val="24"/>
+                <w:szCs w:val="24"/>
               </w:rPr>
               <w:t xml:space="preserve">0; se conservaron todas las filas</w:t>
             </w:r>
@@ -8197,12 +8226,6 @@
         </w:trPr>
         <w:tc>
           <w:tcPr>
-            <w:tcBorders>
-              <w:top w:color="000000" w:space="0" w:sz="0" w:val="nil"/>
-              <w:left w:color="000000" w:space="0" w:sz="0" w:val="nil"/>
-              <w:bottom w:color="000000" w:space="0" w:sz="0" w:val="nil"/>
-              <w:right w:color="000000" w:space="0" w:sz="0" w:val="nil"/>
-            </w:tcBorders>
             <w:tcMar>
               <w:top w:w="100.0" w:type="dxa"/>
               <w:left w:w="100.0" w:type="dxa"/>
@@ -8214,10 +8237,15 @@
           <w:p>
             <w:pPr>
               <w:rPr/>
+              <w:spacing w:before="0" w:after="0" w:line="360" w:lineRule="auto"/>
+              <w:ind w:left="0" w:right="0" w:firstLine="0"/>
             </w:pPr>
             <w:r>
               <w:rPr>
                 <w:rtl w:val="0"/>
+                <w:rFonts w:ascii="Times New Roman" w:hAnsi="Times New Roman" w:eastAsia="Times New Roman" w:cs="Times New Roman"/>
+                <w:sz w:val="24"/>
+                <w:szCs w:val="24"/>
               </w:rPr>
               <w:t xml:space="preserve">Categorías</w:t>
             </w:r>
@@ -8225,12 +8253,6 @@
         </w:tc>
         <w:tc>
           <w:tcPr>
-            <w:tcBorders>
-              <w:top w:color="000000" w:space="0" w:sz="0" w:val="nil"/>
-              <w:left w:color="000000" w:space="0" w:sz="0" w:val="nil"/>
-              <w:bottom w:color="000000" w:space="0" w:sz="0" w:val="nil"/>
-              <w:right w:color="000000" w:space="0" w:sz="0" w:val="nil"/>
-            </w:tcBorders>
             <w:tcMar>
               <w:top w:w="100.0" w:type="dxa"/>
               <w:left w:w="100.0" w:type="dxa"/>
@@ -8242,34 +8264,51 @@
           <w:p>
             <w:pPr>
               <w:rPr/>
+              <w:spacing w:before="0" w:after="0" w:line="360" w:lineRule="auto"/>
+              <w:ind w:left="0" w:right="0" w:firstLine="0"/>
             </w:pPr>
             <w:r>
               <w:rPr>
                 <w:rtl w:val="0"/>
+                <w:rFonts w:ascii="Times New Roman" w:hAnsi="Times New Roman" w:eastAsia="Times New Roman" w:cs="Times New Roman"/>
+                <w:sz w:val="24"/>
+                <w:szCs w:val="24"/>
               </w:rPr>
               <w:t xml:space="preserve">RESULTS: 7; RISK: tres niveles y All; FACILITY_TYPE: 527; INSPECTION_TYPE: 110</w:t>
             </w:r>
             <w:r>
               <w:rPr>
                 <w:rtl w:val="0"/>
+                <w:rFonts w:ascii="Times New Roman" w:hAnsi="Times New Roman" w:eastAsia="Times New Roman" w:cs="Times New Roman"/>
+                <w:sz w:val="24"/>
+                <w:szCs w:val="24"/>
               </w:rPr>
               <w:t xml:space="preserve"/>
             </w:r>
             <w:r>
               <w:rPr>
                 <w:rtl w:val="0"/>
+                <w:rFonts w:ascii="Times New Roman" w:hAnsi="Times New Roman" w:eastAsia="Times New Roman" w:cs="Times New Roman"/>
+                <w:sz w:val="24"/>
+                <w:szCs w:val="24"/>
               </w:rPr>
               <w:t xml:space="preserve"/>
             </w:r>
             <w:r>
               <w:rPr>
                 <w:rtl w:val="0"/>
+                <w:rFonts w:ascii="Times New Roman" w:hAnsi="Times New Roman" w:eastAsia="Times New Roman" w:cs="Times New Roman"/>
+                <w:sz w:val="24"/>
+                <w:szCs w:val="24"/>
               </w:rPr>
               <w:t xml:space="preserve"/>
             </w:r>
             <w:r>
               <w:rPr>
                 <w:rtl w:val="0"/>
+                <w:rFonts w:ascii="Times New Roman" w:hAnsi="Times New Roman" w:eastAsia="Times New Roman" w:cs="Times New Roman"/>
+                <w:sz w:val="24"/>
+                <w:szCs w:val="24"/>
               </w:rPr>
               <w:t xml:space="preserve"/>
             </w:r>
@@ -8277,12 +8316,6 @@
         </w:tc>
         <w:tc>
           <w:tcPr>
-            <w:tcBorders>
-              <w:top w:color="000000" w:space="0" w:sz="0" w:val="nil"/>
-              <w:left w:color="000000" w:space="0" w:sz="0" w:val="nil"/>
-              <w:bottom w:color="000000" w:space="0" w:sz="0" w:val="nil"/>
-              <w:right w:color="000000" w:space="0" w:sz="0" w:val="nil"/>
-            </w:tcBorders>
             <w:tcMar>
               <w:top w:w="100.0" w:type="dxa"/>
               <w:left w:w="100.0" w:type="dxa"/>
@@ -8294,10 +8327,15 @@
           <w:p>
             <w:pPr>
               <w:rPr/>
+              <w:spacing w:before="0" w:after="0" w:line="360" w:lineRule="auto"/>
+              <w:ind w:left="0" w:right="0" w:firstLine="0"/>
             </w:pPr>
             <w:r>
               <w:rPr>
                 <w:rtl w:val="0"/>
+                <w:rFonts w:ascii="Times New Roman" w:hAnsi="Times New Roman" w:eastAsia="Times New Roman" w:cs="Times New Roman"/>
+                <w:sz w:val="24"/>
+                <w:szCs w:val="24"/>
               </w:rPr>
               <w:t xml:space="preserve">FACILITY_TYPE: 473; INSPECTION_TYPE: 98; RESULTS y RISK conservados</w:t>
             </w:r>
@@ -8312,12 +8350,6 @@
         </w:trPr>
         <w:tc>
           <w:tcPr>
-            <w:tcBorders>
-              <w:top w:color="000000" w:space="0" w:sz="0" w:val="nil"/>
-              <w:left w:color="000000" w:space="0" w:sz="0" w:val="nil"/>
-              <w:bottom w:color="000000" w:space="0" w:sz="0" w:val="nil"/>
-              <w:right w:color="000000" w:space="0" w:sz="0" w:val="nil"/>
-            </w:tcBorders>
             <w:tcMar>
               <w:top w:w="100.0" w:type="dxa"/>
               <w:left w:w="100.0" w:type="dxa"/>
@@ -8329,10 +8361,15 @@
           <w:p>
             <w:pPr>
               <w:rPr/>
+              <w:spacing w:before="0" w:after="0" w:line="360" w:lineRule="auto"/>
+              <w:ind w:left="0" w:right="0" w:firstLine="0"/>
             </w:pPr>
             <w:r>
               <w:rPr>
                 <w:rtl w:val="0"/>
+                <w:rFonts w:ascii="Times New Roman" w:hAnsi="Times New Roman" w:eastAsia="Times New Roman" w:cs="Times New Roman"/>
+                <w:sz w:val="24"/>
+                <w:szCs w:val="24"/>
               </w:rPr>
               <w:t xml:space="preserve">Fechas</w:t>
             </w:r>
@@ -8340,12 +8377,6 @@
         </w:tc>
         <w:tc>
           <w:tcPr>
-            <w:tcBorders>
-              <w:top w:color="000000" w:space="0" w:sz="0" w:val="nil"/>
-              <w:left w:color="000000" w:space="0" w:sz="0" w:val="nil"/>
-              <w:bottom w:color="000000" w:space="0" w:sz="0" w:val="nil"/>
-              <w:right w:color="000000" w:space="0" w:sz="0" w:val="nil"/>
-            </w:tcBorders>
             <w:tcMar>
               <w:top w:w="100.0" w:type="dxa"/>
               <w:left w:w="100.0" w:type="dxa"/>
@@ -8357,10 +8388,15 @@
           <w:p>
             <w:pPr>
               <w:rPr/>
+              <w:spacing w:before="0" w:after="0" w:line="360" w:lineRule="auto"/>
+              <w:ind w:left="0" w:right="0" w:firstLine="0"/>
             </w:pPr>
             <w:r>
               <w:rPr>
                 <w:rtl w:val="0"/>
+                <w:rFonts w:ascii="Times New Roman" w:hAnsi="Times New Roman" w:eastAsia="Times New Roman" w:cs="Times New Roman"/>
+                <w:sz w:val="24"/>
+                <w:szCs w:val="24"/>
               </w:rPr>
               <w:t xml:space="preserve">2010-01-04 a 2026-10-09; sin fechas NULL</w:t>
             </w:r>
@@ -8368,12 +8404,6 @@
         </w:tc>
         <w:tc>
           <w:tcPr>
-            <w:tcBorders>
-              <w:top w:color="000000" w:space="0" w:sz="0" w:val="nil"/>
-              <w:left w:color="000000" w:space="0" w:sz="0" w:val="nil"/>
-              <w:bottom w:color="000000" w:space="0" w:sz="0" w:val="nil"/>
-              <w:right w:color="000000" w:space="0" w:sz="0" w:val="nil"/>
-            </w:tcBorders>
             <w:tcMar>
               <w:top w:w="100.0" w:type="dxa"/>
               <w:left w:w="100.0" w:type="dxa"/>
@@ -8385,10 +8415,15 @@
           <w:p>
             <w:pPr>
               <w:rPr/>
+              <w:spacing w:before="0" w:after="0" w:line="360" w:lineRule="auto"/>
+              <w:ind w:left="0" w:right="0" w:firstLine="0"/>
             </w:pPr>
             <w:r>
               <w:rPr>
                 <w:rtl w:val="0"/>
+                <w:rFonts w:ascii="Times New Roman" w:hAnsi="Times New Roman" w:eastAsia="Times New Roman" w:cs="Times New Roman"/>
+                <w:sz w:val="24"/>
+                <w:szCs w:val="24"/>
               </w:rPr>
               <w:t xml:space="preserve">Mismo rango; fechas conservadas</w:t>
             </w:r>
@@ -8403,12 +8438,6 @@
         </w:trPr>
         <w:tc>
           <w:tcPr>
-            <w:tcBorders>
-              <w:top w:color="000000" w:space="0" w:sz="0" w:val="nil"/>
-              <w:left w:color="000000" w:space="0" w:sz="0" w:val="nil"/>
-              <w:bottom w:color="000000" w:space="0" w:sz="0" w:val="nil"/>
-              <w:right w:color="000000" w:space="0" w:sz="0" w:val="nil"/>
-            </w:tcBorders>
             <w:tcMar>
               <w:top w:w="100.0" w:type="dxa"/>
               <w:left w:w="100.0" w:type="dxa"/>
@@ -8420,10 +8449,15 @@
           <w:p>
             <w:pPr>
               <w:rPr/>
+              <w:spacing w:before="0" w:after="0" w:line="360" w:lineRule="auto"/>
+              <w:ind w:left="0" w:right="0" w:firstLine="0"/>
             </w:pPr>
             <w:r>
               <w:rPr>
                 <w:rtl w:val="0"/>
+                <w:rFonts w:ascii="Times New Roman" w:hAnsi="Times New Roman" w:eastAsia="Times New Roman" w:cs="Times New Roman"/>
+                <w:sz w:val="24"/>
+                <w:szCs w:val="24"/>
               </w:rPr>
               <w:t xml:space="preserve">Coordenadas</w:t>
             </w:r>
@@ -8431,12 +8465,6 @@
         </w:tc>
         <w:tc>
           <w:tcPr>
-            <w:tcBorders>
-              <w:top w:color="000000" w:space="0" w:sz="0" w:val="nil"/>
-              <w:left w:color="000000" w:space="0" w:sz="0" w:val="nil"/>
-              <w:bottom w:color="000000" w:space="0" w:sz="0" w:val="nil"/>
-              <w:right w:color="000000" w:space="0" w:sz="0" w:val="nil"/>
-            </w:tcBorders>
             <w:tcMar>
               <w:top w:w="100.0" w:type="dxa"/>
               <w:left w:w="100.0" w:type="dxa"/>
@@ -8448,10 +8476,15 @@
           <w:p>
             <w:pPr>
               <w:rPr/>
+              <w:spacing w:before="0" w:after="0" w:line="360" w:lineRule="auto"/>
+              <w:ind w:left="0" w:right="0" w:firstLine="0"/>
             </w:pPr>
             <w:r>
               <w:rPr>
                 <w:rtl w:val="0"/>
+                <w:rFonts w:ascii="Times New Roman" w:hAnsi="Times New Roman" w:eastAsia="Times New Roman" w:cs="Times New Roman"/>
+                <w:sz w:val="24"/>
+                <w:szCs w:val="24"/>
               </w:rPr>
               <w:t xml:space="preserve">1.061 faltantes por columna; conversión correcta; 0 fuera de rango</w:t>
             </w:r>
@@ -8459,12 +8492,6 @@
         </w:tc>
         <w:tc>
           <w:tcPr>
-            <w:tcBorders>
-              <w:top w:color="000000" w:space="0" w:sz="0" w:val="nil"/>
-              <w:left w:color="000000" w:space="0" w:sz="0" w:val="nil"/>
-              <w:bottom w:color="000000" w:space="0" w:sz="0" w:val="nil"/>
-              <w:right w:color="000000" w:space="0" w:sz="0" w:val="nil"/>
-            </w:tcBorders>
             <w:tcMar>
               <w:top w:w="100.0" w:type="dxa"/>
               <w:left w:w="100.0" w:type="dxa"/>
@@ -8476,10 +8503,15 @@
           <w:p>
             <w:pPr>
               <w:rPr/>
+              <w:spacing w:before="0" w:after="0" w:line="360" w:lineRule="auto"/>
+              <w:ind w:left="0" w:right="0" w:firstLine="0"/>
             </w:pPr>
             <w:r>
               <w:rPr>
                 <w:rtl w:val="0"/>
+                <w:rFonts w:ascii="Times New Roman" w:hAnsi="Times New Roman" w:eastAsia="Times New Roman" w:cs="Times New Roman"/>
+                <w:sz w:val="24"/>
+                <w:szCs w:val="24"/>
               </w:rPr>
               <w:t xml:space="preserve">NUMBER; 1.061 NULL; 0 fuera de rango</w:t>
             </w:r>
@@ -8494,12 +8526,6 @@
         </w:trPr>
         <w:tc>
           <w:tcPr>
-            <w:tcBorders>
-              <w:top w:color="000000" w:space="0" w:sz="0" w:val="nil"/>
-              <w:left w:color="000000" w:space="0" w:sz="0" w:val="nil"/>
-              <w:bottom w:color="000000" w:space="0" w:sz="0" w:val="nil"/>
-              <w:right w:color="000000" w:space="0" w:sz="0" w:val="nil"/>
-            </w:tcBorders>
             <w:tcMar>
               <w:top w:w="100.0" w:type="dxa"/>
               <w:left w:w="100.0" w:type="dxa"/>
@@ -8511,28 +8537,30 @@
           <w:p>
             <w:pPr>
               <w:rPr/>
+              <w:spacing w:before="0" w:after="0" w:line="360" w:lineRule="auto"/>
+              <w:ind w:left="0" w:right="0" w:firstLine="0"/>
             </w:pPr>
             <w:r>
               <w:rPr>
                 <w:rtl w:val="0"/>
+                <w:rFonts w:ascii="Times New Roman" w:hAnsi="Times New Roman" w:eastAsia="Times New Roman" w:cs="Times New Roman"/>
+                <w:sz w:val="24"/>
+                <w:szCs w:val="24"/>
               </w:rPr>
               <w:t xml:space="preserve">VIOLATIONS</w:t>
             </w:r>
             <w:r>
               <w:rPr>
                 <w:rtl w:val="0"/>
+                <w:rFonts w:ascii="Times New Roman" w:hAnsi="Times New Roman" w:eastAsia="Times New Roman" w:cs="Times New Roman"/>
+                <w:sz w:val="24"/>
+                <w:szCs w:val="24"/>
               </w:rPr>
             </w:r>
           </w:p>
         </w:tc>
         <w:tc>
           <w:tcPr>
-            <w:tcBorders>
-              <w:top w:color="000000" w:space="0" w:sz="0" w:val="nil"/>
-              <w:left w:color="000000" w:space="0" w:sz="0" w:val="nil"/>
-              <w:bottom w:color="000000" w:space="0" w:sz="0" w:val="nil"/>
-              <w:right w:color="000000" w:space="0" w:sz="0" w:val="nil"/>
-            </w:tcBorders>
             <w:tcMar>
               <w:top w:w="100.0" w:type="dxa"/>
               <w:left w:w="100.0" w:type="dxa"/>
@@ -8544,10 +8572,15 @@
           <w:p>
             <w:pPr>
               <w:rPr/>
+              <w:spacing w:before="0" w:after="0" w:line="360" w:lineRule="auto"/>
+              <w:ind w:left="0" w:right="0" w:firstLine="0"/>
             </w:pPr>
             <w:r>
               <w:rPr>
                 <w:rtl w:val="0"/>
+                <w:rFonts w:ascii="Times New Roman" w:hAnsi="Times New Roman" w:eastAsia="Times New Roman" w:cs="Times New Roman"/>
+                <w:sz w:val="24"/>
+                <w:szCs w:val="24"/>
               </w:rPr>
               <w:t xml:space="preserve">Máximo: 12.706 caracteres; 4.469 textos &gt;4.000; 89.410 NULL</w:t>
             </w:r>
@@ -8555,12 +8588,6 @@
         </w:tc>
         <w:tc>
           <w:tcPr>
-            <w:tcBorders>
-              <w:top w:color="000000" w:space="0" w:sz="0" w:val="nil"/>
-              <w:left w:color="000000" w:space="0" w:sz="0" w:val="nil"/>
-              <w:bottom w:color="000000" w:space="0" w:sz="0" w:val="nil"/>
-              <w:right w:color="000000" w:space="0" w:sz="0" w:val="nil"/>
-            </w:tcBorders>
             <w:tcMar>
               <w:top w:w="100.0" w:type="dxa"/>
               <w:left w:w="100.0" w:type="dxa"/>
@@ -8572,10 +8599,15 @@
           <w:p>
             <w:pPr>
               <w:rPr/>
+              <w:spacing w:before="0" w:after="0" w:line="360" w:lineRule="auto"/>
+              <w:ind w:left="0" w:right="0" w:firstLine="0"/>
             </w:pPr>
             <w:r>
               <w:rPr>
                 <w:rtl w:val="0"/>
+                <w:rFonts w:ascii="Times New Roman" w:hAnsi="Times New Roman" w:eastAsia="Times New Roman" w:cs="Times New Roman"/>
+                <w:sz w:val="24"/>
+                <w:szCs w:val="24"/>
               </w:rPr>
               <w:t xml:space="preserve">CLOB; mismas longitudes y 89.410 NULL</w:t>
             </w:r>
@@ -8671,116 +8703,245 @@
     </w:p>
     <w:p>
       <w:pPr>
-        <w:spacing w:after="200" w:before="0" w:lineRule="auto" w:line="360"/>
-        <w:ind w:left="0" w:right="0" w:firstLine="720"/>
-        <w:jc w:val="both"/>
-        <w:rPr/>
-        <w:widowControl w:val="1"/>
-      </w:pPr>
-      <w:r>
-        <w:t xml:space="preserve">Data Analytics utilizó únicamente FOOD_INSPECTIONS_CLEAN. Las siete consultas se ejecutaron en Oracle con GRUPO2 y sus resultados fueron verificados.</w:t>
-      </w:r>
-    </w:p>
-    <w:p>
-      <w:pPr>
-        <w:spacing w:after="200" w:before="0" w:lineRule="auto" w:line="360"/>
-        <w:ind w:left="0" w:right="0" w:firstLine="0"/>
-        <w:jc w:val="both"/>
-        <w:rPr/>
-        <w:widowControl w:val="1"/>
-      </w:pPr>
-      <w:r>
-        <w:rPr>
-          <w:b/>
-        </w:rPr>
-        <w:t xml:space="preserve">Pregunta de análisis: </w:t>
-      </w:r>
-      <w:r>
-        <w:t xml:space="preserve">¿Qué características de las inspecciones están asociadas con una mayor proporción de resultados Fail?</w:t>
-      </w:r>
-    </w:p>
-    <w:p>
-      <w:pPr>
-        <w:spacing w:after="200" w:before="0" w:lineRule="auto" w:line="360"/>
-        <w:ind w:left="0" w:right="0" w:firstLine="0"/>
-        <w:jc w:val="both"/>
-        <w:rPr/>
-        <w:widowControl w:val="1"/>
-      </w:pPr>
-      <w:r>
-        <w:rPr>
-          <w:b/>
-        </w:rPr>
-        <w:t xml:space="preserve">Consultas e indicadores: </w:t>
-      </w:r>
-      <w:r>
-        <w:t xml:space="preserve">El script sql/04analytics.sql incluye dos verificaciones y cinco análisis: resultado general, RISK, INSPECTION_TYPE, FACILITY_TYPE y año. Se calcularon total de registros, cantidad de Fail y porcentaje de Fail sobre todos los registros de cada grupo. Para los tipos de inspección y establecimiento se exigió un mínimo de 1.000 registros.</w:t>
-      </w:r>
-    </w:p>
-    <w:p>
-      <w:pPr>
-        <w:spacing w:after="200" w:before="0" w:lineRule="auto" w:line="360"/>
-        <w:ind w:left="0" w:right="0" w:firstLine="0"/>
-        <w:jc w:val="both"/>
-        <w:rPr/>
-        <w:widowControl w:val="1"/>
-      </w:pPr>
-      <w:r>
-        <w:rPr>
-          <w:b/>
-        </w:rPr>
-        <w:t xml:space="preserve">Hallazgos: </w:t>
-      </w:r>
-      <w:r>
-        <w:t xml:space="preserve">61.038 de 316.961 registros tienen RESULTS = 'Fail', equivalente al 19,26 % del total de registros. En RISK, Risk 3 (Low) presentó 20,89 % de Fail, Risk 1 (High) 19,14 % y Risk 2 (Medium) 19,05 %.</w:t>
-      </w:r>
-    </w:p>
-    <w:p>
-      <w:pPr>
-        <w:spacing w:after="200" w:before="0" w:lineRule="auto" w:line="360"/>
-        <w:ind w:left="0" w:right="0" w:firstLine="720"/>
-        <w:jc w:val="both"/>
-        <w:rPr/>
-        <w:widowControl w:val="1"/>
-      </w:pPr>
-      <w:r>
-        <w:t xml:space="preserve">Entre las categorías con al menos 1.000 registros, COMPLAINT presentó la mayor proporción por tipo de inspección (33,23 %), seguida de LICENSE (29,75 %). Por establecimiento destacaron LIQUOR (31,51 %) y MOBILE FOOD PREPARER (25,04 %); RESTAURANT registró 18,64 %.</w:t>
-      </w:r>
-    </w:p>
-    <w:p>
-      <w:pPr>
-        <w:spacing w:after="200" w:before="0" w:lineRule="auto" w:line="360"/>
-        <w:ind w:left="0" w:right="0" w:firstLine="0"/>
-        <w:jc w:val="both"/>
-        <w:rPr/>
-        <w:widowControl w:val="1"/>
-      </w:pPr>
-      <w:r>
-        <w:rPr>
-          <w:b/>
-        </w:rPr>
-        <w:t xml:space="preserve">Evolución temporal: </w:t>
-      </w:r>
-      <w:r>
-        <w:t xml:space="preserve">El porcentaje fluctuó entre 24,92 % en 2010 y 15,99 % en 2013; en 2025 fue 17,66 %. En 2026 fue 18,10 %, pero el año solo cubre hasta el 9 de octubre y no debe compararse como si tuviera la misma cobertura que los años completos.</w:t>
-      </w:r>
-    </w:p>
-    <w:p>
-      <w:pPr>
-        <w:spacing w:after="200" w:before="0" w:lineRule="auto" w:line="360"/>
-        <w:ind w:left="0" w:right="0" w:firstLine="0"/>
-        <w:jc w:val="both"/>
-        <w:rPr/>
-        <w:widowControl w:val="1"/>
-      </w:pPr>
-      <w:r>
-        <w:rPr>
-          <w:b/>
-        </w:rPr>
-        <w:t xml:space="preserve">Interpretación y limitaciones: </w:t>
-      </w:r>
-      <w:r>
-        <w:t xml:space="preserve">Son asociaciones descriptivas y no demuestran que el riesgo u otra característica cause Fail. Una fila representa una inspección; un establecimiento puede aparecer varias veces. El denominador incluye las siete categorías de RESULTS, no únicamente Pass y Fail. NON-INSPECTION conserva 5.738 registros y 11 Fail; su significado ambiguo impide usarla para conclusiones sobre inspecciones efectivas. RISK conserva 87 All y 87 NULL, grupos pequeños que requieren cautela. No se eliminaron ni reclasificaron registros.</w:t>
+        <w:spacing w:line="360" w:lineRule="auto" w:before="0" w:after="120"/>
+        <w:ind w:firstLine="720"/>
+      </w:pPr>
+      <w:r>
+        <w:rPr>
+          <w:rFonts w:ascii="Times New Roman" w:hAnsi="Times New Roman"/>
+          <w:sz w:val="24"/>
+        </w:rPr>
+        <w:t>Data Analytics utilizó únicamente FOOD_INSPECTIONS_CLEAN, validada en Data Engineering, para responder: ¿Qué características de las inspecciones están asociadas con una mayor proporción de resultados Fail?</w:t>
+      </w:r>
+    </w:p>
+    <w:p>
+      <w:pPr>
+        <w:spacing w:line="360" w:lineRule="auto" w:before="0" w:after="120"/>
+        <w:ind w:firstLine="720"/>
+      </w:pPr>
+      <w:r>
+        <w:rPr>
+          <w:rFonts w:ascii="Times New Roman" w:hAnsi="Times New Roman"/>
+          <w:sz w:val="24"/>
+        </w:rPr>
+        <w:t>Primero se verificaron en Oracle con GRUPO2 las siete consultas de sql/04analytics.sql: dos controles y cinco análisis del resultado general, RISK, INSPECTION_TYPE, FACILITY_TYPE y año. Se calcularon total, cantidad de Fail y porcentaje sobre todos los registros de cada grupo.</w:t>
+      </w:r>
+    </w:p>
+    <w:p>
+      <w:pPr>
+        <w:spacing w:line="360" w:lineRule="auto" w:before="0" w:after="120"/>
+        <w:ind w:firstLine="720"/>
+      </w:pPr>
+      <w:r>
+        <w:rPr>
+          <w:rFonts w:ascii="Times New Roman" w:hAnsi="Times New Roman"/>
+          <w:sz w:val="24"/>
+        </w:rPr>
+        <w:t>El resultado general fue de 61.038 registros con RESULTS = 'Fail' entre 316.961, equivalente al 19,26 % del total. El denominador incluye las siete categorías de RESULTS, no solamente Pass y Fail. En RISK, Risk 3 (Low) presentó 20,89 %, Risk 1 (High) 19,14 % y Risk 2 (Medium) 19,05 % de Fail.</w:t>
+      </w:r>
+    </w:p>
+    <w:p>
+      <w:pPr>
+        <w:spacing w:line="360" w:lineRule="auto" w:before="0" w:after="120"/>
+        <w:ind w:firstLine="720"/>
+      </w:pPr>
+      <w:r>
+        <w:rPr>
+          <w:rFonts w:ascii="Times New Roman" w:hAnsi="Times New Roman"/>
+          <w:sz w:val="24"/>
+        </w:rPr>
+        <w:t>Entre los grupos con al menos 1.000 registros, COMPLAINT presentó la mayor proporción por tipo de inspección, con 33,23 %, seguida de LICENSE, con 29,75 %. Por establecimiento destacaron LIQUOR, con 31,51 %, y MOBILE FOOD PREPARER, con 25,04 %; RESTAURANT registró 18,64 %.</w:t>
+      </w:r>
+    </w:p>
+    <w:p>
+      <w:pPr>
+        <w:spacing w:line="360" w:lineRule="auto" w:before="0" w:after="120"/>
+        <w:ind w:firstLine="720"/>
+      </w:pPr>
+      <w:r>
+        <w:rPr>
+          <w:rFonts w:ascii="Times New Roman" w:hAnsi="Times New Roman"/>
+          <w:sz w:val="24"/>
+        </w:rPr>
+        <w:t>El porcentaje anual fue 24,92 % en 2010 y 15,99 % en 2013. En 2025 se verificaron 19.205 inspecciones y 3.391 Fail, un 17,66 %. En 2026 fue 18,10 %, con cobertura hasta el 9 de octubre; no debe compararse como un año completo.</w:t>
+      </w:r>
+    </w:p>
+    <w:p>
+      <w:pPr>
+        <w:spacing w:line="360" w:lineRule="auto" w:before="0" w:after="120"/>
+        <w:ind w:firstLine="720"/>
+      </w:pPr>
+      <w:r>
+        <w:rPr>
+          <w:rFonts w:ascii="Times New Roman" w:hAnsi="Times New Roman"/>
+          <w:sz w:val="24"/>
+        </w:rPr>
+        <w:t>Después se utilizó Power BI para presentar y explorar los resultados validados con SQL. El proyecto Data Analytics codex.pbip consume CLEAN desde Oracle, sin repetir la limpieza principal. Es un informe de dos páginas en Desktop, utilizado como dashboard para la exposición.</w:t>
+      </w:r>
+    </w:p>
+    <w:p>
+      <w:pPr>
+        <w:spacing w:line="360" w:lineRule="auto" w:before="0" w:after="120"/>
+        <w:ind w:firstLine="720"/>
+      </w:pPr>
+      <w:r>
+        <w:rPr>
+          <w:rFonts w:ascii="Times New Roman" w:hAnsi="Times New Roman"/>
+          <w:sz w:val="24"/>
+        </w:rPr>
+        <w:t>Panorama general reúne las tres tarjetas de total, Fail y porcentaje, una dona de RESULTS, barras por RISK y cantidad anual, y una línea del porcentaje anual. Comparación de características muestra barras horizontales del porcentaje de Fail por INSPECTION_TYPE y FACILITY_TYPE.</w:t>
+      </w:r>
+    </w:p>
+    <w:p>
+      <w:pPr>
+        <w:spacing w:line="360" w:lineRule="auto" w:before="0" w:after="120"/>
+        <w:ind w:firstLine="720"/>
+      </w:pPr>
+      <w:r>
+        <w:rPr>
+          <w:rFonts w:ascii="Times New Roman" w:hAnsi="Times New Roman"/>
+          <w:sz w:val="24"/>
+        </w:rPr>
+        <w:t>Los filtros de año, riesgo y establecimiento se sincronizan entre ambas páginas. La segunda exige al menos 1.000 inspecciones por grupo en la selección actual para evitar conclusiones con pocos casos. No elimina filas de CLEAN. Sin filtros y con 2025 seleccionado, las tarjetas reproducen los respectivos conteos y porcentajes verificados con SQL. Cada porcentaje debe leerse junto con su volumen.</w:t>
+      </w:r>
+    </w:p>
+    <w:p>
+      <w:pPr>
+        <w:spacing w:line="360" w:lineRule="auto" w:before="0" w:after="120"/>
+        <w:ind w:firstLine="720"/>
+      </w:pPr>
+      <w:r>
+        <w:rPr>
+          <w:rFonts w:ascii="Times New Roman" w:hAnsi="Times New Roman"/>
+          <w:sz w:val="24"/>
+        </w:rPr>
+        <w:t>Son asociaciones descriptivas, sin demostrar que el riesgo u otra característica cause Fail. Una fila es una inspección y un establecimiento puede repetirse. Se conservaron los 5.738 NON-INSPECTION, incluidos 11 Fail, pero su significado ambiguo impide concluir sobre inspecciones efectivas. RISK mantiene 87 All y 87 NULL, grupos pequeños que requieren cautela. No se eliminaron ni reclasificaron registros.</w:t>
+      </w:r>
+    </w:p>
+    <w:p>
+      <w:pPr>
+        <w:keepNext/>
+        <w:pageBreakBefore/>
+        <w:spacing w:line="360" w:lineRule="auto" w:before="0" w:after="120"/>
+        <w:ind w:firstLine="0"/>
+      </w:pPr>
+      <w:r>
+        <w:rPr>
+          <w:rFonts w:ascii="Times New Roman" w:hAnsi="Times New Roman"/>
+          <w:sz w:val="24"/>
+        </w:rPr>
+        <w:t>Figura 1. Panorama general del dashboard final de Power BI.</w:t>
+      </w:r>
+    </w:p>
+    <w:p>
+      <w:pPr>
+        <w:keepNext/>
+        <w:spacing w:line="240" w:lineRule="auto" w:before="0" w:after="140"/>
+        <w:ind w:firstLine="0"/>
+        <w:jc w:val="center"/>
+      </w:pPr>
+      <w:r>
+        <w:drawing>
+          <wp:inline>
+            <wp:extent cx="5623560" cy="3161926"/>
+            <wp:docPr id="2" name="Picture 2"/>
+            <wp:cNvGraphicFramePr>
+              <a:graphicFrameLocks noChangeAspect="1"/>
+            </wp:cNvGraphicFramePr>
+            <a:graphic>
+              <a:graphicData uri="http://schemas.openxmlformats.org/drawingml/2006/picture">
+                <pic:pic>
+                  <pic:nvPicPr>
+                    <pic:cNvPr id="0" name="dashboard_panorama_region.png"/>
+                    <pic:cNvPicPr/>
+                  </pic:nvPicPr>
+                  <pic:blipFill>
+                    <a:blip r:embed="rId15"/>
+                    <a:stretch>
+                      <a:fillRect/>
+                    </a:stretch>
+                  </pic:blipFill>
+                  <pic:spPr>
+                    <a:xfrm>
+                      <a:off x="0" y="0"/>
+                      <a:ext cx="5623560" cy="3161926"/>
+                    </a:xfrm>
+                    <a:prstGeom prst="rect"/>
+                  </pic:spPr>
+                </pic:pic>
+              </a:graphicData>
+            </a:graphic>
+          </wp:inline>
+        </w:drawing>
+      </w:r>
+    </w:p>
+    <w:p>
+      <w:pPr>
+        <w:keepNext/>
+        <w:spacing w:line="360" w:lineRule="auto" w:before="0" w:after="120"/>
+        <w:ind w:firstLine="0"/>
+      </w:pPr>
+      <w:r>
+        <w:rPr>
+          <w:rFonts w:ascii="Times New Roman" w:hAnsi="Times New Roman"/>
+          <w:sz w:val="24"/>
+        </w:rPr>
+        <w:t>Figura 2. Comparación de características del dashboard final de Power BI.</w:t>
+      </w:r>
+    </w:p>
+    <w:p>
+      <w:pPr>
+        <w:keepNext w:val="0"/>
+        <w:spacing w:line="240" w:lineRule="auto" w:before="0" w:after="140"/>
+        <w:ind w:firstLine="0"/>
+        <w:jc w:val="center"/>
+      </w:pPr>
+      <w:r>
+        <w:drawing>
+          <wp:inline>
+            <wp:extent cx="5623560" cy="3161926"/>
+            <wp:docPr id="3" name="Picture 3"/>
+            <wp:cNvGraphicFramePr>
+              <a:graphicFrameLocks noChangeAspect="1"/>
+            </wp:cNvGraphicFramePr>
+            <a:graphic>
+              <a:graphicData uri="http://schemas.openxmlformats.org/drawingml/2006/picture">
+                <pic:pic>
+                  <pic:nvPicPr>
+                    <pic:cNvPr id="0" name="dashboard_comparacion_region.png"/>
+                    <pic:cNvPicPr/>
+                  </pic:nvPicPr>
+                  <pic:blipFill>
+                    <a:blip r:embed="rId16"/>
+                    <a:stretch>
+                      <a:fillRect/>
+                    </a:stretch>
+                  </pic:blipFill>
+                  <pic:spPr>
+                    <a:xfrm>
+                      <a:off x="0" y="0"/>
+                      <a:ext cx="5623560" cy="3161926"/>
+                    </a:xfrm>
+                    <a:prstGeom prst="rect"/>
+                  </pic:spPr>
+                </pic:pic>
+              </a:graphicData>
+            </a:graphic>
+          </wp:inline>
+        </w:drawing>
+      </w:r>
+    </w:p>
+    <w:p>
+      <w:pPr>
+        <w:spacing w:line="360" w:lineRule="auto" w:before="0" w:after="120"/>
+        <w:ind w:firstLine="0"/>
+      </w:pPr>
+      <w:r>
+        <w:rPr>
+          <w:rFonts w:ascii="Times New Roman" w:hAnsi="Times New Roman"/>
+          <w:sz w:val="24"/>
+        </w:rPr>
+        <w:t>Nota. Capturas reales del informe terminado, sin filtros. Fuente: FOOD_INSPECTIONS_CLEAN en Oracle, contrastada con SQL.</w:t>
       </w:r>
     </w:p>
     <w:p>
@@ -8868,7 +9029,7 @@
         <w:widowControl w:val="1"/>
       </w:pPr>
       <w:r>
-        <w:t>Modelos e implementación: Se entrenaron Regresión Logística y Árbol de Decisión con pesos de clase balanceados calculados en train. El árbol se limitó a profundidad 4 y mínimo de 100 registros por hoja; obtuvo 11 hojas. Los parámetros se fijaron antes de evaluar. La implementación quedó organizada en python/01_data_prep.py, python/02_models.py y python/03_evaluate.py.</w:t>
+        <w:t>Modelos e implementación: Se eligieron Regresión Logística y Árbol de Decisión por ser simples y explicables, y se entrenaron con pesos de clase balanceados calculados en train. El árbol se limitó a profundidad 4 y mínimo de 100 registros por hoja; obtuvo 11 hojas. Los parámetros se fijaron antes de evaluar. La implementación quedó organizada en python/01_data_prep.py, python/02_models.py y python/03_evaluate.py.</w:t>
       </w:r>
     </w:p>
     <w:p>
@@ -8890,12 +9051,12 @@
         <w:jc w:val="center"/>
         <w:tblLayout w:type="fixed"/>
         <w:tblBorders>
-          <w:top w:val="single" w:sz="4" w:color="D9D9D9"/>
-          <w:left w:val="single" w:sz="4" w:color="D9D9D9"/>
-          <w:bottom w:val="single" w:sz="4" w:color="D9D9D9"/>
-          <w:right w:val="single" w:sz="4" w:color="D9D9D9"/>
-          <w:insideH w:val="single" w:sz="4" w:color="D9D9D9"/>
-          <w:insideV w:val="single" w:sz="4" w:color="D9D9D9"/>
+          <w:top w:val="single" w:sz="4" w:color="D9D9D9" w:space="0"/>
+          <w:left w:val="single" w:sz="4" w:color="D9D9D9" w:space="0"/>
+          <w:bottom w:val="single" w:sz="4" w:color="D9D9D9" w:space="0"/>
+          <w:right w:val="single" w:sz="4" w:color="D9D9D9" w:space="0"/>
+          <w:insideH w:val="single" w:sz="4" w:color="D9D9D9" w:space="0"/>
+          <w:insideV w:val="single" w:sz="4" w:color="D9D9D9" w:space="0"/>
         </w:tblBorders>
         <w:tblCellMar>
           <w:top w:w="75" w:type="dxa"/>
@@ -8914,27 +9075,28 @@
       <w:tr>
         <w:trPr>
           <w:cantSplit/>
-          <w:tblHeader/>
+          <w:tblHeader w:val="1"/>
         </w:trPr>
         <w:tc>
           <w:tcPr>
             <w:tcW w:w="2760" w:type="dxa"/>
             <w:vAlign w:val="center"/>
-            <w:shd w:val="clear" w:fill="E7EDF3"/>
+            <w:shd w:val="clear" w:fill="E7EDF3" w:color="auto"/>
           </w:tcPr>
           <w:p>
             <w:pPr>
-              <w:spacing w:before="0" w:after="0" w:line="264" w:lineRule="auto"/>
+              <w:spacing w:before="0" w:after="0" w:line="360" w:lineRule="auto"/>
               <w:ind w:left="0" w:right="0" w:firstLine="0"/>
-              <w:jc w:val="left"/>
+              <w:jc w:val="center"/>
               <w:keepNext w:val="1"/>
             </w:pPr>
             <w:r>
               <w:rPr>
-                <w:rFonts w:ascii="Times New Roman" w:hAnsi="Times New Roman"/>
-                <w:sz w:val="22"/>
-                <w:szCs w:val="22"/>
+                <w:rFonts w:ascii="Times New Roman" w:hAnsi="Times New Roman" w:eastAsia="Times New Roman" w:cs="Times New Roman"/>
+                <w:sz w:val="24"/>
+                <w:szCs w:val="24"/>
                 <w:b w:val="1"/>
+                <w:bCs w:val="1"/>
               </w:rPr>
               <w:t>Modelo</w:t>
             </w:r>
@@ -8944,21 +9106,22 @@
           <w:tcPr>
             <w:tcW w:w="1650" w:type="dxa"/>
             <w:vAlign w:val="center"/>
-            <w:shd w:val="clear" w:fill="E7EDF3"/>
+            <w:shd w:val="clear" w:fill="E7EDF3" w:color="auto"/>
           </w:tcPr>
           <w:p>
             <w:pPr>
-              <w:spacing w:before="0" w:after="0" w:line="264" w:lineRule="auto"/>
+              <w:spacing w:before="0" w:after="0" w:line="360" w:lineRule="auto"/>
               <w:ind w:left="0" w:right="0" w:firstLine="0"/>
               <w:jc w:val="center"/>
               <w:keepNext w:val="1"/>
             </w:pPr>
             <w:r>
               <w:rPr>
-                <w:rFonts w:ascii="Times New Roman" w:hAnsi="Times New Roman"/>
-                <w:sz w:val="22"/>
-                <w:szCs w:val="22"/>
+                <w:rFonts w:ascii="Times New Roman" w:hAnsi="Times New Roman" w:eastAsia="Times New Roman" w:cs="Times New Roman"/>
+                <w:sz w:val="24"/>
+                <w:szCs w:val="24"/>
                 <w:b w:val="1"/>
+                <w:bCs w:val="1"/>
               </w:rPr>
               <w:t>Accuracy</w:t>
             </w:r>
@@ -8968,21 +9131,22 @@
           <w:tcPr>
             <w:tcW w:w="1650" w:type="dxa"/>
             <w:vAlign w:val="center"/>
-            <w:shd w:val="clear" w:fill="E7EDF3"/>
+            <w:shd w:val="clear" w:fill="E7EDF3" w:color="auto"/>
           </w:tcPr>
           <w:p>
             <w:pPr>
-              <w:spacing w:before="0" w:after="0" w:line="264" w:lineRule="auto"/>
+              <w:spacing w:before="0" w:after="0" w:line="360" w:lineRule="auto"/>
               <w:ind w:left="0" w:right="0" w:firstLine="0"/>
               <w:jc w:val="center"/>
               <w:keepNext w:val="1"/>
             </w:pPr>
             <w:r>
               <w:rPr>
-                <w:rFonts w:ascii="Times New Roman" w:hAnsi="Times New Roman"/>
-                <w:sz w:val="22"/>
-                <w:szCs w:val="22"/>
+                <w:rFonts w:ascii="Times New Roman" w:hAnsi="Times New Roman" w:eastAsia="Times New Roman" w:cs="Times New Roman"/>
+                <w:sz w:val="24"/>
+                <w:szCs w:val="24"/>
                 <w:b w:val="1"/>
+                <w:bCs w:val="1"/>
               </w:rPr>
               <w:t>Precision Fail</w:t>
             </w:r>
@@ -8992,21 +9156,22 @@
           <w:tcPr>
             <w:tcW w:w="1650" w:type="dxa"/>
             <w:vAlign w:val="center"/>
-            <w:shd w:val="clear" w:fill="E7EDF3"/>
+            <w:shd w:val="clear" w:fill="E7EDF3" w:color="auto"/>
           </w:tcPr>
           <w:p>
             <w:pPr>
-              <w:spacing w:before="0" w:after="0" w:line="264" w:lineRule="auto"/>
+              <w:spacing w:before="0" w:after="0" w:line="360" w:lineRule="auto"/>
               <w:ind w:left="0" w:right="0" w:firstLine="0"/>
               <w:jc w:val="center"/>
               <w:keepNext w:val="1"/>
             </w:pPr>
             <w:r>
               <w:rPr>
-                <w:rFonts w:ascii="Times New Roman" w:hAnsi="Times New Roman"/>
-                <w:sz w:val="22"/>
-                <w:szCs w:val="22"/>
+                <w:rFonts w:ascii="Times New Roman" w:hAnsi="Times New Roman" w:eastAsia="Times New Roman" w:cs="Times New Roman"/>
+                <w:sz w:val="24"/>
+                <w:szCs w:val="24"/>
                 <w:b w:val="1"/>
+                <w:bCs w:val="1"/>
               </w:rPr>
               <w:t>Recall Fail</w:t>
             </w:r>
@@ -9016,21 +9181,22 @@
           <w:tcPr>
             <w:tcW w:w="1650" w:type="dxa"/>
             <w:vAlign w:val="center"/>
-            <w:shd w:val="clear" w:fill="E7EDF3"/>
+            <w:shd w:val="clear" w:fill="E7EDF3" w:color="auto"/>
           </w:tcPr>
           <w:p>
             <w:pPr>
-              <w:spacing w:before="0" w:after="0" w:line="264" w:lineRule="auto"/>
+              <w:spacing w:before="0" w:after="0" w:line="360" w:lineRule="auto"/>
               <w:ind w:left="0" w:right="0" w:firstLine="0"/>
               <w:jc w:val="center"/>
               <w:keepNext w:val="1"/>
             </w:pPr>
             <w:r>
               <w:rPr>
-                <w:rFonts w:ascii="Times New Roman" w:hAnsi="Times New Roman"/>
-                <w:sz w:val="22"/>
-                <w:szCs w:val="22"/>
+                <w:rFonts w:ascii="Times New Roman" w:hAnsi="Times New Roman" w:eastAsia="Times New Roman" w:cs="Times New Roman"/>
+                <w:sz w:val="24"/>
+                <w:szCs w:val="24"/>
                 <w:b w:val="1"/>
+                <w:bCs w:val="1"/>
               </w:rPr>
               <w:t>F1 Fail</w:t>
             </w:r>
@@ -9048,16 +9214,16 @@
           </w:tcPr>
           <w:p>
             <w:pPr>
-              <w:spacing w:before="0" w:after="0" w:line="264" w:lineRule="auto"/>
+              <w:spacing w:before="0" w:after="0" w:line="360" w:lineRule="auto"/>
               <w:ind w:left="0" w:right="0" w:firstLine="0"/>
               <w:jc w:val="left"/>
               <w:keepNext w:val="1"/>
             </w:pPr>
             <w:r>
               <w:rPr>
-                <w:rFonts w:ascii="Times New Roman" w:hAnsi="Times New Roman"/>
-                <w:sz w:val="22"/>
-                <w:szCs w:val="22"/>
+                <w:rFonts w:ascii="Times New Roman" w:hAnsi="Times New Roman" w:eastAsia="Times New Roman" w:cs="Times New Roman"/>
+                <w:sz w:val="24"/>
+                <w:szCs w:val="24"/>
               </w:rPr>
               <w:t>Regresión Logística</w:t>
             </w:r>
@@ -9070,16 +9236,16 @@
           </w:tcPr>
           <w:p>
             <w:pPr>
-              <w:spacing w:before="0" w:after="0" w:line="264" w:lineRule="auto"/>
+              <w:spacing w:before="0" w:after="0" w:line="360" w:lineRule="auto"/>
               <w:ind w:left="0" w:right="0" w:firstLine="0"/>
               <w:jc w:val="center"/>
               <w:keepNext w:val="1"/>
             </w:pPr>
             <w:r>
               <w:rPr>
-                <w:rFonts w:ascii="Times New Roman" w:hAnsi="Times New Roman"/>
-                <w:sz w:val="22"/>
-                <w:szCs w:val="22"/>
+                <w:rFonts w:ascii="Times New Roman" w:hAnsi="Times New Roman" w:eastAsia="Times New Roman" w:cs="Times New Roman"/>
+                <w:sz w:val="24"/>
+                <w:szCs w:val="24"/>
               </w:rPr>
               <w:t>0,535530</w:t>
             </w:r>
@@ -9092,16 +9258,16 @@
           </w:tcPr>
           <w:p>
             <w:pPr>
-              <w:spacing w:before="0" w:after="0" w:line="264" w:lineRule="auto"/>
+              <w:spacing w:before="0" w:after="0" w:line="360" w:lineRule="auto"/>
               <w:ind w:left="0" w:right="0" w:firstLine="0"/>
               <w:jc w:val="center"/>
               <w:keepNext w:val="1"/>
             </w:pPr>
             <w:r>
               <w:rPr>
-                <w:rFonts w:ascii="Times New Roman" w:hAnsi="Times New Roman"/>
-                <w:sz w:val="22"/>
-                <w:szCs w:val="22"/>
+                <w:rFonts w:ascii="Times New Roman" w:hAnsi="Times New Roman" w:eastAsia="Times New Roman" w:cs="Times New Roman"/>
+                <w:sz w:val="24"/>
+                <w:szCs w:val="24"/>
               </w:rPr>
               <w:t>0,228831</w:t>
             </w:r>
@@ -9114,16 +9280,16 @@
           </w:tcPr>
           <w:p>
             <w:pPr>
-              <w:spacing w:before="0" w:after="0" w:line="264" w:lineRule="auto"/>
+              <w:spacing w:before="0" w:after="0" w:line="360" w:lineRule="auto"/>
               <w:ind w:left="0" w:right="0" w:firstLine="0"/>
               <w:jc w:val="center"/>
               <w:keepNext w:val="1"/>
             </w:pPr>
             <w:r>
               <w:rPr>
-                <w:rFonts w:ascii="Times New Roman" w:hAnsi="Times New Roman"/>
-                <w:sz w:val="22"/>
-                <w:szCs w:val="22"/>
+                <w:rFonts w:ascii="Times New Roman" w:hAnsi="Times New Roman" w:eastAsia="Times New Roman" w:cs="Times New Roman"/>
+                <w:sz w:val="24"/>
+                <w:szCs w:val="24"/>
               </w:rPr>
               <w:t>0,506045</w:t>
             </w:r>
@@ -9136,16 +9302,16 @@
           </w:tcPr>
           <w:p>
             <w:pPr>
-              <w:spacing w:before="0" w:after="0" w:line="264" w:lineRule="auto"/>
+              <w:spacing w:before="0" w:after="0" w:line="360" w:lineRule="auto"/>
               <w:ind w:left="0" w:right="0" w:firstLine="0"/>
               <w:jc w:val="center"/>
               <w:keepNext w:val="1"/>
             </w:pPr>
             <w:r>
               <w:rPr>
-                <w:rFonts w:ascii="Times New Roman" w:hAnsi="Times New Roman"/>
-                <w:sz w:val="22"/>
-                <w:szCs w:val="22"/>
+                <w:rFonts w:ascii="Times New Roman" w:hAnsi="Times New Roman" w:eastAsia="Times New Roman" w:cs="Times New Roman"/>
+                <w:sz w:val="24"/>
+                <w:szCs w:val="24"/>
               </w:rPr>
               <w:t>0,315152</w:t>
             </w:r>
@@ -9163,16 +9329,16 @@
           </w:tcPr>
           <w:p>
             <w:pPr>
-              <w:spacing w:before="0" w:after="0" w:line="264" w:lineRule="auto"/>
+              <w:spacing w:before="0" w:after="0" w:line="360" w:lineRule="auto"/>
               <w:ind w:left="0" w:right="0" w:firstLine="0"/>
               <w:jc w:val="left"/>
               <w:keepNext w:val="1"/>
             </w:pPr>
             <w:r>
               <w:rPr>
-                <w:rFonts w:ascii="Times New Roman" w:hAnsi="Times New Roman"/>
-                <w:sz w:val="22"/>
-                <w:szCs w:val="22"/>
+                <w:rFonts w:ascii="Times New Roman" w:hAnsi="Times New Roman" w:eastAsia="Times New Roman" w:cs="Times New Roman"/>
+                <w:sz w:val="24"/>
+                <w:szCs w:val="24"/>
               </w:rPr>
               <w:t>Árbol de Decisión</w:t>
             </w:r>
@@ -9185,16 +9351,16 @@
           </w:tcPr>
           <w:p>
             <w:pPr>
-              <w:spacing w:before="0" w:after="0" w:line="264" w:lineRule="auto"/>
+              <w:spacing w:before="0" w:after="0" w:line="360" w:lineRule="auto"/>
               <w:ind w:left="0" w:right="0" w:firstLine="0"/>
               <w:jc w:val="center"/>
               <w:keepNext w:val="1"/>
             </w:pPr>
             <w:r>
               <w:rPr>
-                <w:rFonts w:ascii="Times New Roman" w:hAnsi="Times New Roman"/>
-                <w:sz w:val="22"/>
-                <w:szCs w:val="22"/>
+                <w:rFonts w:ascii="Times New Roman" w:hAnsi="Times New Roman" w:eastAsia="Times New Roman" w:cs="Times New Roman"/>
+                <w:sz w:val="24"/>
+                <w:szCs w:val="24"/>
               </w:rPr>
               <w:t>0,771751</w:t>
             </w:r>
@@ -9207,16 +9373,16 @@
           </w:tcPr>
           <w:p>
             <w:pPr>
-              <w:spacing w:before="0" w:after="0" w:line="264" w:lineRule="auto"/>
+              <w:spacing w:before="0" w:after="0" w:line="360" w:lineRule="auto"/>
               <w:ind w:left="0" w:right="0" w:firstLine="0"/>
               <w:jc w:val="center"/>
               <w:keepNext w:val="1"/>
             </w:pPr>
             <w:r>
               <w:rPr>
-                <w:rFonts w:ascii="Times New Roman" w:hAnsi="Times New Roman"/>
-                <w:sz w:val="22"/>
-                <w:szCs w:val="22"/>
+                <w:rFonts w:ascii="Times New Roman" w:hAnsi="Times New Roman" w:eastAsia="Times New Roman" w:cs="Times New Roman"/>
+                <w:sz w:val="24"/>
+                <w:szCs w:val="24"/>
               </w:rPr>
               <w:t>0,256228</w:t>
             </w:r>
@@ -9229,16 +9395,16 @@
           </w:tcPr>
           <w:p>
             <w:pPr>
-              <w:spacing w:before="0" w:after="0" w:line="264" w:lineRule="auto"/>
+              <w:spacing w:before="0" w:after="0" w:line="360" w:lineRule="auto"/>
               <w:ind w:left="0" w:right="0" w:firstLine="0"/>
               <w:jc w:val="center"/>
               <w:keepNext w:val="1"/>
             </w:pPr>
             <w:r>
               <w:rPr>
-                <w:rFonts w:ascii="Times New Roman" w:hAnsi="Times New Roman"/>
-                <w:sz w:val="22"/>
-                <w:szCs w:val="22"/>
+                <w:rFonts w:ascii="Times New Roman" w:hAnsi="Times New Roman" w:eastAsia="Times New Roman" w:cs="Times New Roman"/>
+                <w:sz w:val="24"/>
+                <w:szCs w:val="24"/>
               </w:rPr>
               <w:t>0,042465</w:t>
             </w:r>
@@ -9251,16 +9417,16 @@
           </w:tcPr>
           <w:p>
             <w:pPr>
-              <w:spacing w:before="0" w:after="0" w:line="264" w:lineRule="auto"/>
+              <w:spacing w:before="0" w:after="0" w:line="360" w:lineRule="auto"/>
               <w:ind w:left="0" w:right="0" w:firstLine="0"/>
               <w:jc w:val="center"/>
               <w:keepNext w:val="1"/>
             </w:pPr>
             <w:r>
               <w:rPr>
-                <w:rFonts w:ascii="Times New Roman" w:hAnsi="Times New Roman"/>
-                <w:sz w:val="22"/>
-                <w:szCs w:val="22"/>
+                <w:rFonts w:ascii="Times New Roman" w:hAnsi="Times New Roman" w:eastAsia="Times New Roman" w:cs="Times New Roman"/>
+                <w:sz w:val="24"/>
+                <w:szCs w:val="24"/>
               </w:rPr>
               <w:t>0,072856</w:t>
             </w:r>
@@ -9278,15 +9444,15 @@
           </w:tcPr>
           <w:p>
             <w:pPr>
-              <w:spacing w:before="0" w:after="0" w:line="264" w:lineRule="auto"/>
+              <w:spacing w:before="0" w:after="0" w:line="360" w:lineRule="auto"/>
               <w:ind w:left="0" w:right="0" w:firstLine="0"/>
               <w:jc w:val="left"/>
             </w:pPr>
             <w:r>
               <w:rPr>
-                <w:rFonts w:ascii="Times New Roman" w:hAnsi="Times New Roman"/>
-                <w:sz w:val="22"/>
-                <w:szCs w:val="22"/>
+                <w:rFonts w:ascii="Times New Roman" w:hAnsi="Times New Roman" w:eastAsia="Times New Roman" w:cs="Times New Roman"/>
+                <w:sz w:val="24"/>
+                <w:szCs w:val="24"/>
               </w:rPr>
               <w:t>Baseline No Fail</w:t>
             </w:r>
@@ -9299,15 +9465,15 @@
           </w:tcPr>
           <w:p>
             <w:pPr>
-              <w:spacing w:before="0" w:after="0" w:line="264" w:lineRule="auto"/>
+              <w:spacing w:before="0" w:after="0" w:line="360" w:lineRule="auto"/>
               <w:ind w:left="0" w:right="0" w:firstLine="0"/>
               <w:jc w:val="center"/>
             </w:pPr>
             <w:r>
               <w:rPr>
-                <w:rFonts w:ascii="Times New Roman" w:hAnsi="Times New Roman"/>
-                <w:sz w:val="22"/>
-                <w:szCs w:val="22"/>
+                <w:rFonts w:ascii="Times New Roman" w:hAnsi="Times New Roman" w:eastAsia="Times New Roman" w:cs="Times New Roman"/>
+                <w:sz w:val="24"/>
+                <w:szCs w:val="24"/>
               </w:rPr>
               <w:t>0,788815</w:t>
             </w:r>
@@ -9320,15 +9486,15 @@
           </w:tcPr>
           <w:p>
             <w:pPr>
-              <w:spacing w:before="0" w:after="0" w:line="264" w:lineRule="auto"/>
+              <w:spacing w:before="0" w:after="0" w:line="360" w:lineRule="auto"/>
               <w:ind w:left="0" w:right="0" w:firstLine="0"/>
               <w:jc w:val="center"/>
             </w:pPr>
             <w:r>
               <w:rPr>
-                <w:rFonts w:ascii="Times New Roman" w:hAnsi="Times New Roman"/>
-                <w:sz w:val="22"/>
-                <w:szCs w:val="22"/>
+                <w:rFonts w:ascii="Times New Roman" w:hAnsi="Times New Roman" w:eastAsia="Times New Roman" w:cs="Times New Roman"/>
+                <w:sz w:val="24"/>
+                <w:szCs w:val="24"/>
               </w:rPr>
               <w:t>0,000000</w:t>
             </w:r>
@@ -9341,15 +9507,15 @@
           </w:tcPr>
           <w:p>
             <w:pPr>
-              <w:spacing w:before="0" w:after="0" w:line="264" w:lineRule="auto"/>
+              <w:spacing w:before="0" w:after="0" w:line="360" w:lineRule="auto"/>
               <w:ind w:left="0" w:right="0" w:firstLine="0"/>
               <w:jc w:val="center"/>
             </w:pPr>
             <w:r>
               <w:rPr>
-                <w:rFonts w:ascii="Times New Roman" w:hAnsi="Times New Roman"/>
-                <w:sz w:val="22"/>
-                <w:szCs w:val="22"/>
+                <w:rFonts w:ascii="Times New Roman" w:hAnsi="Times New Roman" w:eastAsia="Times New Roman" w:cs="Times New Roman"/>
+                <w:sz w:val="24"/>
+                <w:szCs w:val="24"/>
               </w:rPr>
               <w:t>0,000000</w:t>
             </w:r>
@@ -9362,15 +9528,15 @@
           </w:tcPr>
           <w:p>
             <w:pPr>
-              <w:spacing w:before="0" w:after="0" w:line="264" w:lineRule="auto"/>
+              <w:spacing w:before="0" w:after="0" w:line="360" w:lineRule="auto"/>
               <w:ind w:left="0" w:right="0" w:firstLine="0"/>
               <w:jc w:val="center"/>
             </w:pPr>
             <w:r>
               <w:rPr>
-                <w:rFonts w:ascii="Times New Roman" w:hAnsi="Times New Roman"/>
-                <w:sz w:val="22"/>
-                <w:szCs w:val="22"/>
+                <w:rFonts w:ascii="Times New Roman" w:hAnsi="Times New Roman" w:eastAsia="Times New Roman" w:cs="Times New Roman"/>
+                <w:sz w:val="24"/>
+                <w:szCs w:val="24"/>
               </w:rPr>
               <w:t>0,000000</w:t>
             </w:r>
@@ -9397,12 +9563,12 @@
         <w:jc w:val="center"/>
         <w:tblLayout w:type="fixed"/>
         <w:tblBorders>
-          <w:top w:val="single" w:sz="4" w:color="D9D9D9"/>
-          <w:left w:val="single" w:sz="4" w:color="D9D9D9"/>
-          <w:bottom w:val="single" w:sz="4" w:color="D9D9D9"/>
-          <w:right w:val="single" w:sz="4" w:color="D9D9D9"/>
-          <w:insideH w:val="single" w:sz="4" w:color="D9D9D9"/>
-          <w:insideV w:val="single" w:sz="4" w:color="D9D9D9"/>
+          <w:top w:val="single" w:sz="4" w:color="D9D9D9" w:space="0"/>
+          <w:left w:val="single" w:sz="4" w:color="D9D9D9" w:space="0"/>
+          <w:bottom w:val="single" w:sz="4" w:color="D9D9D9" w:space="0"/>
+          <w:right w:val="single" w:sz="4" w:color="D9D9D9" w:space="0"/>
+          <w:insideH w:val="single" w:sz="4" w:color="D9D9D9" w:space="0"/>
+          <w:insideV w:val="single" w:sz="4" w:color="D9D9D9" w:space="0"/>
         </w:tblBorders>
         <w:tblCellMar>
           <w:top w:w="75" w:type="dxa"/>
@@ -9420,27 +9586,28 @@
       <w:tr>
         <w:trPr>
           <w:cantSplit/>
-          <w:tblHeader/>
+          <w:tblHeader w:val="1"/>
         </w:trPr>
         <w:tc>
           <w:tcPr>
             <w:tcW w:w="2700" w:type="dxa"/>
             <w:vAlign w:val="center"/>
-            <w:shd w:val="clear" w:fill="E7EDF3"/>
+            <w:shd w:val="clear" w:fill="E7EDF3" w:color="auto"/>
           </w:tcPr>
           <w:p>
             <w:pPr>
-              <w:spacing w:before="0" w:after="0" w:line="264" w:lineRule="auto"/>
+              <w:spacing w:before="0" w:after="0" w:line="360" w:lineRule="auto"/>
               <w:ind w:left="0" w:right="0" w:firstLine="0"/>
-              <w:jc w:val="left"/>
+              <w:jc w:val="center"/>
               <w:keepNext w:val="1"/>
             </w:pPr>
             <w:r>
               <w:rPr>
-                <w:rFonts w:ascii="Times New Roman" w:hAnsi="Times New Roman"/>
-                <w:sz w:val="22"/>
-                <w:szCs w:val="22"/>
+                <w:rFonts w:ascii="Times New Roman" w:hAnsi="Times New Roman" w:eastAsia="Times New Roman" w:cs="Times New Roman"/>
+                <w:sz w:val="24"/>
+                <w:szCs w:val="24"/>
                 <w:b w:val="1"/>
+                <w:bCs w:val="1"/>
               </w:rPr>
               <w:t>Modelo</w:t>
             </w:r>
@@ -9450,21 +9617,22 @@
           <w:tcPr>
             <w:tcW w:w="2100" w:type="dxa"/>
             <w:vAlign w:val="center"/>
-            <w:shd w:val="clear" w:fill="E7EDF3"/>
+            <w:shd w:val="clear" w:fill="E7EDF3" w:color="auto"/>
           </w:tcPr>
           <w:p>
             <w:pPr>
-              <w:spacing w:before="0" w:after="0" w:line="264" w:lineRule="auto"/>
+              <w:spacing w:before="0" w:after="0" w:line="360" w:lineRule="auto"/>
               <w:ind w:left="0" w:right="0" w:firstLine="0"/>
               <w:jc w:val="center"/>
               <w:keepNext w:val="1"/>
             </w:pPr>
             <w:r>
               <w:rPr>
-                <w:rFonts w:ascii="Times New Roman" w:hAnsi="Times New Roman"/>
-                <w:sz w:val="22"/>
-                <w:szCs w:val="22"/>
+                <w:rFonts w:ascii="Times New Roman" w:hAnsi="Times New Roman" w:eastAsia="Times New Roman" w:cs="Times New Roman"/>
+                <w:sz w:val="24"/>
+                <w:szCs w:val="24"/>
                 <w:b w:val="1"/>
+                <w:bCs w:val="1"/>
               </w:rPr>
               <w:t>Resultado real</w:t>
             </w:r>
@@ -9474,21 +9642,22 @@
           <w:tcPr>
             <w:tcW w:w="2280" w:type="dxa"/>
             <w:vAlign w:val="center"/>
-            <w:shd w:val="clear" w:fill="E7EDF3"/>
+            <w:shd w:val="clear" w:fill="E7EDF3" w:color="auto"/>
           </w:tcPr>
           <w:p>
             <w:pPr>
-              <w:spacing w:before="0" w:after="0" w:line="264" w:lineRule="auto"/>
+              <w:spacing w:before="0" w:after="0" w:line="360" w:lineRule="auto"/>
               <w:ind w:left="0" w:right="0" w:firstLine="0"/>
               <w:jc w:val="center"/>
               <w:keepNext w:val="1"/>
             </w:pPr>
             <w:r>
               <w:rPr>
-                <w:rFonts w:ascii="Times New Roman" w:hAnsi="Times New Roman"/>
-                <w:sz w:val="22"/>
-                <w:szCs w:val="22"/>
+                <w:rFonts w:ascii="Times New Roman" w:hAnsi="Times New Roman" w:eastAsia="Times New Roman" w:cs="Times New Roman"/>
+                <w:sz w:val="24"/>
+                <w:szCs w:val="24"/>
                 <w:b w:val="1"/>
+                <w:bCs w:val="1"/>
               </w:rPr>
               <w:t>Predicho No Fail</w:t>
             </w:r>
@@ -9498,21 +9667,22 @@
           <w:tcPr>
             <w:tcW w:w="2280" w:type="dxa"/>
             <w:vAlign w:val="center"/>
-            <w:shd w:val="clear" w:fill="E7EDF3"/>
+            <w:shd w:val="clear" w:fill="E7EDF3" w:color="auto"/>
           </w:tcPr>
           <w:p>
             <w:pPr>
-              <w:spacing w:before="0" w:after="0" w:line="264" w:lineRule="auto"/>
+              <w:spacing w:before="0" w:after="0" w:line="360" w:lineRule="auto"/>
               <w:ind w:left="0" w:right="0" w:firstLine="0"/>
               <w:jc w:val="center"/>
               <w:keepNext w:val="1"/>
             </w:pPr>
             <w:r>
               <w:rPr>
-                <w:rFonts w:ascii="Times New Roman" w:hAnsi="Times New Roman"/>
-                <w:sz w:val="22"/>
-                <w:szCs w:val="22"/>
+                <w:rFonts w:ascii="Times New Roman" w:hAnsi="Times New Roman" w:eastAsia="Times New Roman" w:cs="Times New Roman"/>
+                <w:sz w:val="24"/>
+                <w:szCs w:val="24"/>
                 <w:b w:val="1"/>
+                <w:bCs w:val="1"/>
               </w:rPr>
               <w:t>Predicho Fail</w:t>
             </w:r>
@@ -9530,16 +9700,16 @@
           </w:tcPr>
           <w:p>
             <w:pPr>
-              <w:spacing w:before="0" w:after="0" w:line="264" w:lineRule="auto"/>
+              <w:spacing w:before="0" w:after="0" w:line="360" w:lineRule="auto"/>
               <w:ind w:left="0" w:right="0" w:firstLine="0"/>
               <w:jc w:val="left"/>
               <w:keepNext w:val="1"/>
             </w:pPr>
             <w:r>
               <w:rPr>
-                <w:rFonts w:ascii="Times New Roman" w:hAnsi="Times New Roman"/>
-                <w:sz w:val="22"/>
-                <w:szCs w:val="22"/>
+                <w:rFonts w:ascii="Times New Roman" w:hAnsi="Times New Roman" w:eastAsia="Times New Roman" w:cs="Times New Roman"/>
+                <w:sz w:val="24"/>
+                <w:szCs w:val="24"/>
               </w:rPr>
               <w:t>Regresión Logística</w:t>
             </w:r>
@@ -9552,16 +9722,16 @@
           </w:tcPr>
           <w:p>
             <w:pPr>
-              <w:spacing w:before="0" w:after="0" w:line="264" w:lineRule="auto"/>
+              <w:spacing w:before="0" w:after="0" w:line="360" w:lineRule="auto"/>
               <w:ind w:left="0" w:right="0" w:firstLine="0"/>
               <w:jc w:val="center"/>
               <w:keepNext w:val="1"/>
             </w:pPr>
             <w:r>
               <w:rPr>
-                <w:rFonts w:ascii="Times New Roman" w:hAnsi="Times New Roman"/>
-                <w:sz w:val="22"/>
-                <w:szCs w:val="22"/>
+                <w:rFonts w:ascii="Times New Roman" w:hAnsi="Times New Roman" w:eastAsia="Times New Roman" w:cs="Times New Roman"/>
+                <w:sz w:val="24"/>
+                <w:szCs w:val="24"/>
               </w:rPr>
               <w:t>No Fail</w:t>
             </w:r>
@@ -9574,16 +9744,16 @@
           </w:tcPr>
           <w:p>
             <w:pPr>
-              <w:spacing w:before="0" w:after="0" w:line="264" w:lineRule="auto"/>
+              <w:spacing w:before="0" w:after="0" w:line="360" w:lineRule="auto"/>
               <w:ind w:left="0" w:right="0" w:firstLine="0"/>
               <w:jc w:val="center"/>
               <w:keepNext w:val="1"/>
             </w:pPr>
             <w:r>
               <w:rPr>
-                <w:rFonts w:ascii="Times New Roman" w:hAnsi="Times New Roman"/>
-                <w:sz w:val="22"/>
-                <w:szCs w:val="22"/>
+                <w:rFonts w:ascii="Times New Roman" w:hAnsi="Times New Roman" w:eastAsia="Times New Roman" w:cs="Times New Roman"/>
+                <w:sz w:val="24"/>
+                <w:szCs w:val="24"/>
               </w:rPr>
               <w:t>6.883</w:t>
             </w:r>
@@ -9596,16 +9766,16 @@
           </w:tcPr>
           <w:p>
             <w:pPr>
-              <w:spacing w:before="0" w:after="0" w:line="264" w:lineRule="auto"/>
+              <w:spacing w:before="0" w:after="0" w:line="360" w:lineRule="auto"/>
               <w:ind w:left="0" w:right="0" w:firstLine="0"/>
               <w:jc w:val="center"/>
               <w:keepNext w:val="1"/>
             </w:pPr>
             <w:r>
               <w:rPr>
-                <w:rFonts w:ascii="Times New Roman" w:hAnsi="Times New Roman"/>
-                <w:sz w:val="22"/>
-                <w:szCs w:val="22"/>
+                <w:rFonts w:ascii="Times New Roman" w:hAnsi="Times New Roman" w:eastAsia="Times New Roman" w:cs="Times New Roman"/>
+                <w:sz w:val="24"/>
+                <w:szCs w:val="24"/>
               </w:rPr>
               <w:t>5.783</w:t>
             </w:r>
@@ -9623,16 +9793,16 @@
           </w:tcPr>
           <w:p>
             <w:pPr>
-              <w:spacing w:before="0" w:after="0" w:line="264" w:lineRule="auto"/>
+              <w:spacing w:before="0" w:after="0" w:line="360" w:lineRule="auto"/>
               <w:ind w:left="0" w:right="0" w:firstLine="0"/>
               <w:jc w:val="left"/>
               <w:keepNext w:val="1"/>
             </w:pPr>
             <w:r>
               <w:rPr>
-                <w:rFonts w:ascii="Times New Roman" w:hAnsi="Times New Roman"/>
-                <w:sz w:val="22"/>
-                <w:szCs w:val="22"/>
+                <w:rFonts w:ascii="Times New Roman" w:hAnsi="Times New Roman" w:eastAsia="Times New Roman" w:cs="Times New Roman"/>
+                <w:sz w:val="24"/>
+                <w:szCs w:val="24"/>
               </w:rPr>
               <w:t>Regresión Logística</w:t>
             </w:r>
@@ -9645,16 +9815,16 @@
           </w:tcPr>
           <w:p>
             <w:pPr>
-              <w:spacing w:before="0" w:after="0" w:line="264" w:lineRule="auto"/>
+              <w:spacing w:before="0" w:after="0" w:line="360" w:lineRule="auto"/>
               <w:ind w:left="0" w:right="0" w:firstLine="0"/>
               <w:jc w:val="center"/>
               <w:keepNext w:val="1"/>
             </w:pPr>
             <w:r>
               <w:rPr>
-                <w:rFonts w:ascii="Times New Roman" w:hAnsi="Times New Roman"/>
-                <w:sz w:val="22"/>
-                <w:szCs w:val="22"/>
+                <w:rFonts w:ascii="Times New Roman" w:hAnsi="Times New Roman" w:eastAsia="Times New Roman" w:cs="Times New Roman"/>
+                <w:sz w:val="24"/>
+                <w:szCs w:val="24"/>
               </w:rPr>
               <w:t>Fail</w:t>
             </w:r>
@@ -9667,16 +9837,16 @@
           </w:tcPr>
           <w:p>
             <w:pPr>
-              <w:spacing w:before="0" w:after="0" w:line="264" w:lineRule="auto"/>
+              <w:spacing w:before="0" w:after="0" w:line="360" w:lineRule="auto"/>
               <w:ind w:left="0" w:right="0" w:firstLine="0"/>
               <w:jc w:val="center"/>
               <w:keepNext w:val="1"/>
             </w:pPr>
             <w:r>
               <w:rPr>
-                <w:rFonts w:ascii="Times New Roman" w:hAnsi="Times New Roman"/>
-                <w:sz w:val="22"/>
-                <w:szCs w:val="22"/>
+                <w:rFonts w:ascii="Times New Roman" w:hAnsi="Times New Roman" w:eastAsia="Times New Roman" w:cs="Times New Roman"/>
+                <w:sz w:val="24"/>
+                <w:szCs w:val="24"/>
               </w:rPr>
               <w:t>1.675</w:t>
             </w:r>
@@ -9689,16 +9859,16 @@
           </w:tcPr>
           <w:p>
             <w:pPr>
-              <w:spacing w:before="0" w:after="0" w:line="264" w:lineRule="auto"/>
+              <w:spacing w:before="0" w:after="0" w:line="360" w:lineRule="auto"/>
               <w:ind w:left="0" w:right="0" w:firstLine="0"/>
               <w:jc w:val="center"/>
               <w:keepNext w:val="1"/>
             </w:pPr>
             <w:r>
               <w:rPr>
-                <w:rFonts w:ascii="Times New Roman" w:hAnsi="Times New Roman"/>
-                <w:sz w:val="22"/>
-                <w:szCs w:val="22"/>
+                <w:rFonts w:ascii="Times New Roman" w:hAnsi="Times New Roman" w:eastAsia="Times New Roman" w:cs="Times New Roman"/>
+                <w:sz w:val="24"/>
+                <w:szCs w:val="24"/>
               </w:rPr>
               <w:t>1.716</w:t>
             </w:r>
@@ -9716,16 +9886,16 @@
           </w:tcPr>
           <w:p>
             <w:pPr>
-              <w:spacing w:before="0" w:after="0" w:line="264" w:lineRule="auto"/>
+              <w:spacing w:before="0" w:after="0" w:line="360" w:lineRule="auto"/>
               <w:ind w:left="0" w:right="0" w:firstLine="0"/>
               <w:jc w:val="left"/>
               <w:keepNext w:val="1"/>
             </w:pPr>
             <w:r>
               <w:rPr>
-                <w:rFonts w:ascii="Times New Roman" w:hAnsi="Times New Roman"/>
-                <w:sz w:val="22"/>
-                <w:szCs w:val="22"/>
+                <w:rFonts w:ascii="Times New Roman" w:hAnsi="Times New Roman" w:eastAsia="Times New Roman" w:cs="Times New Roman"/>
+                <w:sz w:val="24"/>
+                <w:szCs w:val="24"/>
               </w:rPr>
               <w:t>Árbol de Decisión</w:t>
             </w:r>
@@ -9738,16 +9908,16 @@
           </w:tcPr>
           <w:p>
             <w:pPr>
-              <w:spacing w:before="0" w:after="0" w:line="264" w:lineRule="auto"/>
+              <w:spacing w:before="0" w:after="0" w:line="360" w:lineRule="auto"/>
               <w:ind w:left="0" w:right="0" w:firstLine="0"/>
               <w:jc w:val="center"/>
               <w:keepNext w:val="1"/>
             </w:pPr>
             <w:r>
               <w:rPr>
-                <w:rFonts w:ascii="Times New Roman" w:hAnsi="Times New Roman"/>
-                <w:sz w:val="22"/>
-                <w:szCs w:val="22"/>
+                <w:rFonts w:ascii="Times New Roman" w:hAnsi="Times New Roman" w:eastAsia="Times New Roman" w:cs="Times New Roman"/>
+                <w:sz w:val="24"/>
+                <w:szCs w:val="24"/>
               </w:rPr>
               <w:t>No Fail</w:t>
             </w:r>
@@ -9760,16 +9930,16 @@
           </w:tcPr>
           <w:p>
             <w:pPr>
-              <w:spacing w:before="0" w:after="0" w:line="264" w:lineRule="auto"/>
+              <w:spacing w:before="0" w:after="0" w:line="360" w:lineRule="auto"/>
               <w:ind w:left="0" w:right="0" w:firstLine="0"/>
               <w:jc w:val="center"/>
               <w:keepNext w:val="1"/>
             </w:pPr>
             <w:r>
               <w:rPr>
-                <w:rFonts w:ascii="Times New Roman" w:hAnsi="Times New Roman"/>
-                <w:sz w:val="22"/>
-                <w:szCs w:val="22"/>
+                <w:rFonts w:ascii="Times New Roman" w:hAnsi="Times New Roman" w:eastAsia="Times New Roman" w:cs="Times New Roman"/>
+                <w:sz w:val="24"/>
+                <w:szCs w:val="24"/>
               </w:rPr>
               <w:t>12.248</w:t>
             </w:r>
@@ -9782,16 +9952,16 @@
           </w:tcPr>
           <w:p>
             <w:pPr>
-              <w:spacing w:before="0" w:after="0" w:line="264" w:lineRule="auto"/>
+              <w:spacing w:before="0" w:after="0" w:line="360" w:lineRule="auto"/>
               <w:ind w:left="0" w:right="0" w:firstLine="0"/>
               <w:jc w:val="center"/>
               <w:keepNext w:val="1"/>
             </w:pPr>
             <w:r>
               <w:rPr>
-                <w:rFonts w:ascii="Times New Roman" w:hAnsi="Times New Roman"/>
-                <w:sz w:val="22"/>
-                <w:szCs w:val="22"/>
+                <w:rFonts w:ascii="Times New Roman" w:hAnsi="Times New Roman" w:eastAsia="Times New Roman" w:cs="Times New Roman"/>
+                <w:sz w:val="24"/>
+                <w:szCs w:val="24"/>
               </w:rPr>
               <w:t>418</w:t>
             </w:r>
@@ -9809,16 +9979,16 @@
           </w:tcPr>
           <w:p>
             <w:pPr>
-              <w:spacing w:before="0" w:after="0" w:line="264" w:lineRule="auto"/>
+              <w:spacing w:before="0" w:after="0" w:line="360" w:lineRule="auto"/>
               <w:ind w:left="0" w:right="0" w:firstLine="0"/>
               <w:jc w:val="left"/>
               <w:keepNext w:val="1"/>
             </w:pPr>
             <w:r>
               <w:rPr>
-                <w:rFonts w:ascii="Times New Roman" w:hAnsi="Times New Roman"/>
-                <w:sz w:val="22"/>
-                <w:szCs w:val="22"/>
+                <w:rFonts w:ascii="Times New Roman" w:hAnsi="Times New Roman" w:eastAsia="Times New Roman" w:cs="Times New Roman"/>
+                <w:sz w:val="24"/>
+                <w:szCs w:val="24"/>
               </w:rPr>
               <w:t>Árbol de Decisión</w:t>
             </w:r>
@@ -9831,16 +10001,16 @@
           </w:tcPr>
           <w:p>
             <w:pPr>
-              <w:spacing w:before="0" w:after="0" w:line="264" w:lineRule="auto"/>
+              <w:spacing w:before="0" w:after="0" w:line="360" w:lineRule="auto"/>
               <w:ind w:left="0" w:right="0" w:firstLine="0"/>
               <w:jc w:val="center"/>
               <w:keepNext w:val="1"/>
             </w:pPr>
             <w:r>
               <w:rPr>
-                <w:rFonts w:ascii="Times New Roman" w:hAnsi="Times New Roman"/>
-                <w:sz w:val="22"/>
-                <w:szCs w:val="22"/>
+                <w:rFonts w:ascii="Times New Roman" w:hAnsi="Times New Roman" w:eastAsia="Times New Roman" w:cs="Times New Roman"/>
+                <w:sz w:val="24"/>
+                <w:szCs w:val="24"/>
               </w:rPr>
               <w:t>Fail</w:t>
             </w:r>
@@ -9853,16 +10023,16 @@
           </w:tcPr>
           <w:p>
             <w:pPr>
-              <w:spacing w:before="0" w:after="0" w:line="264" w:lineRule="auto"/>
+              <w:spacing w:before="0" w:after="0" w:line="360" w:lineRule="auto"/>
               <w:ind w:left="0" w:right="0" w:firstLine="0"/>
               <w:jc w:val="center"/>
               <w:keepNext w:val="1"/>
             </w:pPr>
             <w:r>
               <w:rPr>
-                <w:rFonts w:ascii="Times New Roman" w:hAnsi="Times New Roman"/>
-                <w:sz w:val="22"/>
-                <w:szCs w:val="22"/>
+                <w:rFonts w:ascii="Times New Roman" w:hAnsi="Times New Roman" w:eastAsia="Times New Roman" w:cs="Times New Roman"/>
+                <w:sz w:val="24"/>
+                <w:szCs w:val="24"/>
               </w:rPr>
               <w:t>3.247</w:t>
             </w:r>
@@ -9875,16 +10045,16 @@
           </w:tcPr>
           <w:p>
             <w:pPr>
-              <w:spacing w:before="0" w:after="0" w:line="264" w:lineRule="auto"/>
+              <w:spacing w:before="0" w:after="0" w:line="360" w:lineRule="auto"/>
               <w:ind w:left="0" w:right="0" w:firstLine="0"/>
               <w:jc w:val="center"/>
               <w:keepNext w:val="1"/>
             </w:pPr>
             <w:r>
               <w:rPr>
-                <w:rFonts w:ascii="Times New Roman" w:hAnsi="Times New Roman"/>
-                <w:sz w:val="22"/>
-                <w:szCs w:val="22"/>
+                <w:rFonts w:ascii="Times New Roman" w:hAnsi="Times New Roman" w:eastAsia="Times New Roman" w:cs="Times New Roman"/>
+                <w:sz w:val="24"/>
+                <w:szCs w:val="24"/>
               </w:rPr>
               <w:t>144</w:t>
             </w:r>
@@ -9902,16 +10072,16 @@
           </w:tcPr>
           <w:p>
             <w:pPr>
-              <w:spacing w:before="0" w:after="0" w:line="264" w:lineRule="auto"/>
+              <w:spacing w:before="0" w:after="0" w:line="360" w:lineRule="auto"/>
               <w:ind w:left="0" w:right="0" w:firstLine="0"/>
               <w:jc w:val="left"/>
               <w:keepNext w:val="1"/>
             </w:pPr>
             <w:r>
               <w:rPr>
-                <w:rFonts w:ascii="Times New Roman" w:hAnsi="Times New Roman"/>
-                <w:sz w:val="22"/>
-                <w:szCs w:val="22"/>
+                <w:rFonts w:ascii="Times New Roman" w:hAnsi="Times New Roman" w:eastAsia="Times New Roman" w:cs="Times New Roman"/>
+                <w:sz w:val="24"/>
+                <w:szCs w:val="24"/>
               </w:rPr>
               <w:t>Baseline No Fail</w:t>
             </w:r>
@@ -9924,16 +10094,16 @@
           </w:tcPr>
           <w:p>
             <w:pPr>
-              <w:spacing w:before="0" w:after="0" w:line="264" w:lineRule="auto"/>
+              <w:spacing w:before="0" w:after="0" w:line="360" w:lineRule="auto"/>
               <w:ind w:left="0" w:right="0" w:firstLine="0"/>
               <w:jc w:val="center"/>
               <w:keepNext w:val="1"/>
             </w:pPr>
             <w:r>
               <w:rPr>
-                <w:rFonts w:ascii="Times New Roman" w:hAnsi="Times New Roman"/>
-                <w:sz w:val="22"/>
-                <w:szCs w:val="22"/>
+                <w:rFonts w:ascii="Times New Roman" w:hAnsi="Times New Roman" w:eastAsia="Times New Roman" w:cs="Times New Roman"/>
+                <w:sz w:val="24"/>
+                <w:szCs w:val="24"/>
               </w:rPr>
               <w:t>No Fail</w:t>
             </w:r>
@@ -9946,16 +10116,16 @@
           </w:tcPr>
           <w:p>
             <w:pPr>
-              <w:spacing w:before="0" w:after="0" w:line="264" w:lineRule="auto"/>
+              <w:spacing w:before="0" w:after="0" w:line="360" w:lineRule="auto"/>
               <w:ind w:left="0" w:right="0" w:firstLine="0"/>
               <w:jc w:val="center"/>
               <w:keepNext w:val="1"/>
             </w:pPr>
             <w:r>
               <w:rPr>
-                <w:rFonts w:ascii="Times New Roman" w:hAnsi="Times New Roman"/>
-                <w:sz w:val="22"/>
-                <w:szCs w:val="22"/>
+                <w:rFonts w:ascii="Times New Roman" w:hAnsi="Times New Roman" w:eastAsia="Times New Roman" w:cs="Times New Roman"/>
+                <w:sz w:val="24"/>
+                <w:szCs w:val="24"/>
               </w:rPr>
               <w:t>12.666</w:t>
             </w:r>
@@ -9968,16 +10138,16 @@
           </w:tcPr>
           <w:p>
             <w:pPr>
-              <w:spacing w:before="0" w:after="0" w:line="264" w:lineRule="auto"/>
+              <w:spacing w:before="0" w:after="0" w:line="360" w:lineRule="auto"/>
               <w:ind w:left="0" w:right="0" w:firstLine="0"/>
               <w:jc w:val="center"/>
               <w:keepNext w:val="1"/>
             </w:pPr>
             <w:r>
               <w:rPr>
-                <w:rFonts w:ascii="Times New Roman" w:hAnsi="Times New Roman"/>
-                <w:sz w:val="22"/>
-                <w:szCs w:val="22"/>
+                <w:rFonts w:ascii="Times New Roman" w:hAnsi="Times New Roman" w:eastAsia="Times New Roman" w:cs="Times New Roman"/>
+                <w:sz w:val="24"/>
+                <w:szCs w:val="24"/>
               </w:rPr>
               <w:t>0</w:t>
             </w:r>
@@ -9995,15 +10165,15 @@
           </w:tcPr>
           <w:p>
             <w:pPr>
-              <w:spacing w:before="0" w:after="0" w:line="264" w:lineRule="auto"/>
+              <w:spacing w:before="0" w:after="0" w:line="360" w:lineRule="auto"/>
               <w:ind w:left="0" w:right="0" w:firstLine="0"/>
               <w:jc w:val="left"/>
             </w:pPr>
             <w:r>
               <w:rPr>
-                <w:rFonts w:ascii="Times New Roman" w:hAnsi="Times New Roman"/>
-                <w:sz w:val="22"/>
-                <w:szCs w:val="22"/>
+                <w:rFonts w:ascii="Times New Roman" w:hAnsi="Times New Roman" w:eastAsia="Times New Roman" w:cs="Times New Roman"/>
+                <w:sz w:val="24"/>
+                <w:szCs w:val="24"/>
               </w:rPr>
               <w:t>Baseline No Fail</w:t>
             </w:r>
@@ -10016,15 +10186,15 @@
           </w:tcPr>
           <w:p>
             <w:pPr>
-              <w:spacing w:before="0" w:after="0" w:line="264" w:lineRule="auto"/>
+              <w:spacing w:before="0" w:after="0" w:line="360" w:lineRule="auto"/>
               <w:ind w:left="0" w:right="0" w:firstLine="0"/>
               <w:jc w:val="center"/>
             </w:pPr>
             <w:r>
               <w:rPr>
-                <w:rFonts w:ascii="Times New Roman" w:hAnsi="Times New Roman"/>
-                <w:sz w:val="22"/>
-                <w:szCs w:val="22"/>
+                <w:rFonts w:ascii="Times New Roman" w:hAnsi="Times New Roman" w:eastAsia="Times New Roman" w:cs="Times New Roman"/>
+                <w:sz w:val="24"/>
+                <w:szCs w:val="24"/>
               </w:rPr>
               <w:t>Fail</w:t>
             </w:r>
@@ -10037,15 +10207,15 @@
           </w:tcPr>
           <w:p>
             <w:pPr>
-              <w:spacing w:before="0" w:after="0" w:line="264" w:lineRule="auto"/>
+              <w:spacing w:before="0" w:after="0" w:line="360" w:lineRule="auto"/>
               <w:ind w:left="0" w:right="0" w:firstLine="0"/>
               <w:jc w:val="center"/>
             </w:pPr>
             <w:r>
               <w:rPr>
-                <w:rFonts w:ascii="Times New Roman" w:hAnsi="Times New Roman"/>
-                <w:sz w:val="22"/>
-                <w:szCs w:val="22"/>
+                <w:rFonts w:ascii="Times New Roman" w:hAnsi="Times New Roman" w:eastAsia="Times New Roman" w:cs="Times New Roman"/>
+                <w:sz w:val="24"/>
+                <w:szCs w:val="24"/>
               </w:rPr>
               <w:t>3.391</w:t>
             </w:r>
@@ -10058,15 +10228,15 @@
           </w:tcPr>
           <w:p>
             <w:pPr>
-              <w:spacing w:before="0" w:after="0" w:line="264" w:lineRule="auto"/>
+              <w:spacing w:before="0" w:after="0" w:line="360" w:lineRule="auto"/>
               <w:ind w:left="0" w:right="0" w:firstLine="0"/>
               <w:jc w:val="center"/>
             </w:pPr>
             <w:r>
               <w:rPr>
-                <w:rFonts w:ascii="Times New Roman" w:hAnsi="Times New Roman"/>
-                <w:sz w:val="22"/>
-                <w:szCs w:val="22"/>
+                <w:rFonts w:ascii="Times New Roman" w:hAnsi="Times New Roman" w:eastAsia="Times New Roman" w:cs="Times New Roman"/>
+                <w:sz w:val="24"/>
+                <w:szCs w:val="24"/>
               </w:rPr>
               <w:t>0</w:t>
             </w:r>
@@ -10096,6 +10266,19 @@
       </w:pPr>
       <w:r>
         <w:t>Limitaciones: La precisión de la Regresión Logística fue baja (22,88 %) y produjo 5.783 falsos positivos. Un establecimiento puede aparecer varias veces, incluso en ambos periodos; la evaluación no corresponde exclusivamente a locales nuevos. Hay categorías raras y nuevas, y se asume que los atributos estaban disponibles antes del resultado, pues CLEAN no conserva su historial. Son asociaciones predictivas, no causales. Los resultados no justifican uso operativo.</w:t>
+      </w:r>
+    </w:p>
+    <w:p>
+      <w:pPr>
+        <w:spacing w:line="360" w:lineRule="auto" w:before="0" w:after="120"/>
+        <w:ind w:firstLine="720"/>
+      </w:pPr>
+      <w:r>
+        <w:rPr>
+          <w:rFonts w:ascii="Times New Roman" w:hAnsi="Times New Roman"/>
+          <w:sz w:val="24"/>
+        </w:rPr>
+        <w:t>Para reproducir el experimento, Oracle XE local debe tener CLEAN disponible para GRUPO2. Desde la carpeta del proyecto, se instalan las dependencias con py -3.14 -m pip install -r python/requirements.txt y se ejecuta py -3.14 python/03_evaluate.py --preparar. Este comando prepara la vista con sql/05science_dataset.sql, utiliza los dos módulos anteriores y solicita la contraseña en consola, sin guardarla.</w:t>
       </w:r>
     </w:p>
     <w:p>
@@ -10147,7 +10330,7 @@
         <w:widowControl w:val="1"/>
       </w:pPr>
       <w:r>
-        <w:t>La limpieza y transformación generó FOOD_INSPECTIONS_CLEAN con 316.961 registros y 17 columnas, sin eliminar filas. Se normalizaron FACILITY_TYPE e INSPECTION_TYPE, se aplicó TRIM a ADDRESS y se convirtieron las coordenadas a NUMBER. CLEAN entregó a Data Analytics una fuente validada; sus consultas produjeron indicadores y asociaciones descriptivas, como 61.038 Fail (19,26 % de todos los registros).</w:t>
+        <w:t>La limpieza y transformación generó FOOD_INSPECTIONS_CLEAN con 316.961 registros y 17 columnas, sin eliminar filas. Se normalizaron FACILITY_TYPE e INSPECTION_TYPE, se aplicó TRIM a ADDRESS y se convirtieron las coordenadas a NUMBER. CLEAN entregó a Data Analytics una fuente validada; SQL produjo indicadores y asociaciones descriptivas, como 61.038 Fail (19,26 % de todos los registros), y Power BI permitió presentarlos y explorarlos con filtros.</w:t>
       </w:r>
     </w:p>
     <w:p>
@@ -10269,7 +10452,138 @@
         <w:widowControl w:val="1"/>
       </w:pPr>
       <w:r>
-        <w:t>Oracle permitió conservar RAW como referencia, crear CLEAN mediante reglas SQL y consultar y validar los 316.961 registros. Las comparaciones RAW/CLEAN, los scripts y las salidas guardadas aportan trazabilidad de las transformaciones. Analytics consultó CLEAN y Science recibió una vista de solo lectura sobre esa misma fuente, sin duplicarla ni modificarla; así, los datos preparados y los filtros del experimento pueden revisarse y reproducirse.</w:t>
+        <w:t>Oracle permitió conservar RAW como referencia, crear CLEAN mediante reglas SQL y consultar y validar los 316.961 registros. Las comparaciones RAW/CLEAN, los scripts y las salidas guardadas aportan trazabilidad de las transformaciones. Analytics consultó CLEAN mediante SQL y Power BI, y Science recibió una vista de solo lectura sobre esa misma fuente, sin duplicarla ni modificarla; así, los datos preparados y los filtros del experimento pueden revisarse y reproducirse.</w:t>
+      </w:r>
+    </w:p>
+    <w:p>
+      <w:pPr>
+        <w:pStyle w:val="Heading1"/>
+        <w:keepNext/>
+        <w:keepLines/>
+        <w:pageBreakBefore/>
+        <w:spacing w:before="0" w:after="120" w:line="360" w:lineRule="auto"/>
+        <w:ind w:left="0" w:right="0" w:firstLine="0"/>
+        <w:jc w:val="center"/>
+      </w:pPr>
+      <w:r>
+        <w:rPr>
+          <w:rFonts w:ascii="Times New Roman" w:hAnsi="Times New Roman" w:eastAsia="Times New Roman" w:cs="Times New Roman"/>
+          <w:sz w:val="24"/>
+          <w:szCs w:val="24"/>
+          <w:b/>
+          <w:bCs/>
+        </w:rPr>
+        <w:t xml:space="preserve">Conclusiones</w:t>
+      </w:r>
+    </w:p>
+    <w:p>
+      <w:pPr>
+        <w:spacing w:before="0" w:after="200" w:line="360" w:lineRule="auto"/>
+        <w:ind w:left="0" w:right="0" w:firstLine="720"/>
+        <w:jc w:val="both"/>
+      </w:pPr>
+      <w:r>
+        <w:rPr>
+          <w:rFonts w:ascii="Times New Roman" w:hAnsi="Times New Roman" w:eastAsia="Times New Roman" w:cs="Times New Roman"/>
+          <w:sz w:val="24"/>
+          <w:szCs w:val="24"/>
+        </w:rPr>
+        <w:t xml:space="preserve">El caso práctico permitió ver cómo Data Engineering, Data Analytics y Data Science se complementan, ya que cada etapa recibe el trabajo de la anterior y lo utiliza con un propósito distinto. La preparación de los datos hizo posible analizar las inspecciones y después evaluar modelos para predecir Fail.</w:t>
+      </w:r>
+    </w:p>
+    <w:p>
+      <w:pPr>
+        <w:spacing w:before="0" w:after="200" w:line="360" w:lineRule="auto"/>
+        <w:ind w:left="0" w:right="0" w:firstLine="720"/>
+        <w:jc w:val="both"/>
+      </w:pPr>
+      <w:r>
+        <w:rPr>
+          <w:rFonts w:ascii="Times New Roman" w:hAnsi="Times New Roman" w:eastAsia="Times New Roman" w:cs="Times New Roman"/>
+          <w:sz w:val="24"/>
+          <w:szCs w:val="24"/>
+        </w:rPr>
+        <w:t xml:space="preserve">Conservar FOOD_INSPECTIONS_RAW sin cambios permitió mantener una referencia del CSV original, mientras que las validaciones de FOOD_INSPECTIONS_CLEAN confirmaron que la limpieza conservó los 316.961 registros y las 17 columnas. Las transformaciones aprobadas mejoraron la presentación y los tipos de datos sin eliminar filas ni asumir que los posibles duplicados debían borrarse.</w:t>
+      </w:r>
+    </w:p>
+    <w:p>
+      <w:pPr>
+        <w:spacing w:before="0" w:after="200" w:line="360" w:lineRule="auto"/>
+        <w:ind w:left="0" w:right="0" w:firstLine="720"/>
+        <w:jc w:val="both"/>
+      </w:pPr>
+      <w:r>
+        <w:rPr>
+          <w:rFonts w:ascii="Times New Roman" w:hAnsi="Times New Roman" w:eastAsia="Times New Roman" w:cs="Times New Roman"/>
+          <w:sz w:val="24"/>
+          <w:szCs w:val="24"/>
+        </w:rPr>
+        <w:t>En Analytics se identificaron 61.038 resultados Fail de 316.961 registros, equivalentes al 19,26 %. Power BI permitió explorar visualmente los resultados previamente validados con SQL. También se observaron diferencias según el riesgo, el tipo de inspección, el tipo de establecimiento y el año, pero estas asociaciones no permiten afirmar que esas características sean la causa del resultado.</w:t>
+      </w:r>
+    </w:p>
+    <w:p>
+      <w:pPr>
+        <w:spacing w:before="0" w:after="200" w:line="360" w:lineRule="auto"/>
+        <w:ind w:left="0" w:right="0" w:firstLine="720"/>
+        <w:jc w:val="both"/>
+      </w:pPr>
+      <w:r>
+        <w:rPr>
+          <w:rFonts w:ascii="Times New Roman" w:hAnsi="Times New Roman" w:eastAsia="Times New Roman" w:cs="Times New Roman"/>
+          <w:sz w:val="24"/>
+          <w:szCs w:val="24"/>
+        </w:rPr>
+        <w:t xml:space="preserve">En Data Science se eligió la Regresión Logística por su mayor recall y F1 para Fail frente al Árbol de Decisión, aunque su baja precisión y sus falsos positivos muestran un rendimiento limitado que no justifica un uso operativo. El proyecto dejó claro que conservar, validar e interpretar correctamente los datos en cada etapa es necesario para que los resultados de las etapas siguientes tengan sentido.</w:t>
+      </w:r>
+    </w:p>
+    <w:p>
+      <w:pPr>
+        <w:pStyle w:val="Heading1"/>
+        <w:keepNext/>
+        <w:keepLines/>
+        <w:spacing w:before="240" w:after="120" w:line="360" w:lineRule="auto"/>
+        <w:ind w:left="0" w:right="0" w:firstLine="0"/>
+        <w:jc w:val="center"/>
+      </w:pPr>
+      <w:r>
+        <w:rPr>
+          <w:rFonts w:ascii="Times New Roman" w:hAnsi="Times New Roman" w:eastAsia="Times New Roman" w:cs="Times New Roman"/>
+          <w:sz w:val="24"/>
+          <w:szCs w:val="24"/>
+          <w:b/>
+          <w:bCs/>
+        </w:rPr>
+        <w:t xml:space="preserve">Uso de herramientas de inteligencia artificial</w:t>
+      </w:r>
+    </w:p>
+    <w:p>
+      <w:pPr>
+        <w:spacing w:before="0" w:after="200" w:line="360" w:lineRule="auto"/>
+        <w:ind w:left="0" w:right="0" w:firstLine="720"/>
+        <w:jc w:val="both"/>
+      </w:pPr>
+      <w:r>
+        <w:rPr>
+          <w:rFonts w:ascii="Times New Roman" w:hAnsi="Times New Roman" w:eastAsia="Times New Roman" w:cs="Times New Roman"/>
+          <w:sz w:val="24"/>
+          <w:szCs w:val="24"/>
+        </w:rPr>
+        <w:t>Se utilizaron ChatGPT y Codex, de OpenAI, como apoyo para elaborar y revisar SQL y Python, configurar Power BI y preparar la documentación. También se generó una ilustración didáctica identificada como ficticia; las capturas del dashboard corresponden al informe real.</w:t>
+      </w:r>
+    </w:p>
+    <w:p>
+      <w:pPr>
+        <w:spacing w:before="0" w:after="200" w:line="360" w:lineRule="auto"/>
+        <w:ind w:left="0" w:right="0" w:firstLine="720"/>
+        <w:jc w:val="both"/>
+      </w:pPr>
+      <w:r>
+        <w:rPr>
+          <w:rFonts w:ascii="Times New Roman" w:hAnsi="Times New Roman" w:eastAsia="Times New Roman" w:cs="Times New Roman"/>
+          <w:sz w:val="24"/>
+          <w:szCs w:val="24"/>
+        </w:rPr>
+        <w:t>SQL se ejecutó y verificó en Oracle; Python se ejecutó y reprodujo los mismos resultados tras dividirse en tres scripts. Power BI se contrastó con SQL sin filtros y para 2025. El grupo conserva la responsabilidad de revisar el código, interpretar los resultados y comprobar la versión final del trabajo.</w:t>
       </w:r>
     </w:p>
     <w:p>
@@ -10294,8 +10608,37 @@
     </w:p>
     <w:p>
       <w:pPr>
+        <w:spacing w:line="360" w:lineRule="auto" w:after="120"/>
+        <w:ind w:left="720" w:hanging="720"/>
+        <w:jc w:val="left"/>
+      </w:pPr>
+      <w:r>
+        <w:rPr>
+          <w:rFonts w:ascii="Times New Roman" w:hAnsi="Times New Roman"/>
+          <w:sz w:val="24"/>
+        </w:rPr>
+        <w:t xml:space="preserve">Amazon Web Services. (s. f.). </w:t>
+      </w:r>
+      <w:r>
+        <w:rPr>
+          <w:rFonts w:ascii="Times New Roman" w:hAnsi="Times New Roman"/>
+          <w:i/>
+          <w:sz w:val="24"/>
+        </w:rPr>
+        <w:t>What is Amazon Redshift?</w:t>
+      </w:r>
+      <w:r>
+        <w:rPr>
+          <w:rFonts w:ascii="Times New Roman" w:hAnsi="Times New Roman"/>
+          <w:sz w:val="24"/>
+        </w:rPr>
+        <w:t xml:space="preserve"> https://docs.aws.amazon.com/redshift/latest/mgmt/welcome.html</w:t>
+      </w:r>
+    </w:p>
+    <w:p>
+      <w:pPr>
         <w:keepLines/>
-        <w:spacing w:before="0" w:after="200" w:line="360" w:lineRule="auto"/>
+        <w:spacing w:before="0" w:after="120" w:line="360" w:lineRule="auto"/>
         <w:ind w:left="720" w:hanging="720"/>
         <w:jc w:val="left"/>
       </w:pPr>
@@ -10305,7 +10648,7 @@
           <w:sz w:val="24"/>
           <w:szCs w:val="24"/>
         </w:rPr>
-        <w:t xml:space="preserve">Heck, P. (2024). What about the data? A mapping study on data engineering for AI systems. En </w:t>
+        <w:t xml:space="preserve">Azevedo, A., &amp; Santos, M. F. (2008). KDD, SEMMA and CRISP-DM: A parallel overview. En H. Weghorn &amp; A. P. Abraham (Eds.), </w:t>
       </w:r>
       <w:r>
         <w:rPr>
@@ -10315,21 +10658,21 @@
           <w:i/>
           <w:iCs/>
         </w:rPr>
-        <w:t xml:space="preserve">Proceedings of the 2024 IEEE/ACM 3rd International Conference on AI Engineering – Software Engineering for AI (CAIN 2024)</w:t>
-      </w:r>
-      <w:r>
-        <w:rPr>
-          <w:rFonts w:ascii="Times New Roman" w:hAnsi="Times New Roman" w:eastAsia="Times New Roman" w:cs="Times New Roman"/>
-          <w:sz w:val="24"/>
-          <w:szCs w:val="24"/>
-        </w:rPr>
-        <w:t xml:space="preserve"> (pp. 43–52). Association for Computing Machinery. https://doi.org/10.1145/3644815.3644954</w:t>
+        <w:t xml:space="preserve">IADIS European Conference Data Mining 2008</w:t>
+      </w:r>
+      <w:r>
+        <w:rPr>
+          <w:rFonts w:ascii="Times New Roman" w:hAnsi="Times New Roman" w:eastAsia="Times New Roman" w:cs="Times New Roman"/>
+          <w:sz w:val="24"/>
+          <w:szCs w:val="24"/>
+        </w:rPr>
+        <w:t xml:space="preserve"> (pp. 182–185). IADIS. https://recipp.ipp.pt/handle/10400.22/136</w:t>
       </w:r>
     </w:p>
     <w:p>
       <w:pPr>
         <w:keepLines/>
-        <w:spacing w:before="0" w:after="200" w:line="360" w:lineRule="auto"/>
+        <w:spacing w:before="0" w:after="120" w:line="360" w:lineRule="auto"/>
         <w:ind w:left="720" w:hanging="720"/>
         <w:jc w:val="left"/>
       </w:pPr>
@@ -10339,7 +10682,7 @@
           <w:sz w:val="24"/>
           <w:szCs w:val="24"/>
         </w:rPr>
-        <w:t xml:space="preserve">Huyen, C. (2023). </w:t>
+        <w:t xml:space="preserve">Brickclay Team. (2026, 29 de septiembre). </w:t>
       </w:r>
       <w:r>
         <w:rPr>
@@ -10349,21 +10692,50 @@
           <w:i/>
           <w:iCs/>
         </w:rPr>
-        <w:t xml:space="preserve">Diseño de sistemas de machine learning</w:t>
-      </w:r>
-      <w:r>
-        <w:rPr>
-          <w:rFonts w:ascii="Times New Roman" w:hAnsi="Times New Roman" w:eastAsia="Times New Roman" w:cs="Times New Roman"/>
-          <w:sz w:val="24"/>
-          <w:szCs w:val="24"/>
-        </w:rPr>
-        <w:t xml:space="preserve"> (M. Á. Torres, Trad.). Marcombo.</w:t>
+        <w:t xml:space="preserve">Data engineering vs data science vs BI: 2026 guide.</w:t>
+      </w:r>
+      <w:r>
+        <w:rPr>
+          <w:rFonts w:ascii="Times New Roman" w:hAnsi="Times New Roman" w:eastAsia="Times New Roman" w:cs="Times New Roman"/>
+          <w:sz w:val="24"/>
+          <w:szCs w:val="24"/>
+        </w:rPr>
+        <w:t xml:space="preserve"> Brickclay. https://www.brickclay.com/data-engineering-vs-data-science-vs-business-intelligence/</w:t>
+      </w:r>
+    </w:p>
+    <w:p>
+      <w:pPr>
+        <w:spacing w:line="360" w:lineRule="auto" w:after="120"/>
+        <w:ind w:left="720" w:hanging="720"/>
+        <w:jc w:val="left"/>
+      </w:pPr>
+      <w:r>
+        <w:rPr>
+          <w:rFonts w:ascii="Times New Roman" w:hAnsi="Times New Roman"/>
+          <w:sz w:val="24"/>
+        </w:rPr>
+        <w:t xml:space="preserve">Canales Luna, J. (2024, 22 de agosto). </w:t>
+      </w:r>
+      <w:r>
+        <w:rPr>
+          <w:rFonts w:ascii="Times New Roman" w:hAnsi="Times New Roman"/>
+          <w:i/>
+          <w:sz w:val="24"/>
+        </w:rPr>
+        <w:t>The 10 best data analytics tools for data analysts in 2026.</w:t>
+      </w:r>
+      <w:r>
+        <w:rPr>
+          <w:rFonts w:ascii="Times New Roman" w:hAnsi="Times New Roman"/>
+          <w:sz w:val="24"/>
+        </w:rPr>
+        <w:t xml:space="preserve"> DataCamp. https://www.datacamp.com/blog/the-9-best-data-analytics-tools-for-data-analysts-in-2023</w:t>
       </w:r>
     </w:p>
     <w:p>
       <w:pPr>
         <w:keepLines/>
-        <w:spacing w:before="0" w:after="200" w:line="360" w:lineRule="auto"/>
+        <w:spacing w:before="0" w:after="120" w:line="360" w:lineRule="auto"/>
         <w:ind w:left="720" w:hanging="720"/>
         <w:jc w:val="left"/>
       </w:pPr>
@@ -10373,7 +10745,7 @@
           <w:sz w:val="24"/>
           <w:szCs w:val="24"/>
         </w:rPr>
-        <w:t xml:space="preserve">Kleppmann, M. (2017). </w:t>
+        <w:t xml:space="preserve">Cao, L. (2017). Data science: A comprehensive overview. </w:t>
       </w:r>
       <w:r>
         <w:rPr>
@@ -10383,21 +10755,21 @@
           <w:i/>
           <w:iCs/>
         </w:rPr>
-        <w:t xml:space="preserve">Designing data-intensive applications: The big ideas behind reliable, scalable, and maintainable systems</w:t>
-      </w:r>
-      <w:r>
-        <w:rPr>
-          <w:rFonts w:ascii="Times New Roman" w:hAnsi="Times New Roman" w:eastAsia="Times New Roman" w:cs="Times New Roman"/>
-          <w:sz w:val="24"/>
-          <w:szCs w:val="24"/>
-        </w:rPr>
-        <w:t xml:space="preserve">. O’Reilly Media.</w:t>
+        <w:t xml:space="preserve">ACM Computing Surveys, 50</w:t>
+      </w:r>
+      <w:r>
+        <w:rPr>
+          <w:rFonts w:ascii="Times New Roman" w:hAnsi="Times New Roman" w:eastAsia="Times New Roman" w:cs="Times New Roman"/>
+          <w:sz w:val="24"/>
+          <w:szCs w:val="24"/>
+        </w:rPr>
+        <w:t xml:space="preserve">(3), Artículo 43. https://doi.org/10.1145/3076253</w:t>
       </w:r>
     </w:p>
     <w:p>
       <w:pPr>
         <w:keepLines/>
-        <w:spacing w:before="0" w:after="200" w:line="360" w:lineRule="auto"/>
+        <w:spacing w:before="0" w:after="120" w:line="360" w:lineRule="auto"/>
         <w:ind w:left="720" w:hanging="720"/>
         <w:jc w:val="left"/>
       </w:pPr>
@@ -10407,7 +10779,7 @@
           <w:sz w:val="24"/>
           <w:szCs w:val="24"/>
         </w:rPr>
-        <w:t xml:space="preserve">Mazumdar, D., Hughes, J., &amp; Onofré, J.-B. (2023). </w:t>
+        <w:t xml:space="preserve">Challenger-Pérez, I., Díaz-Ricardo, Y., &amp; Becerra-García, R. A. (2014). El lenguaje de programación Python. </w:t>
       </w:r>
       <w:r>
         <w:rPr>
@@ -10417,21 +10789,21 @@
           <w:i/>
           <w:iCs/>
         </w:rPr>
-        <w:t xml:space="preserve">The data lakehouse: Data warehousing and more</w:t>
-      </w:r>
-      <w:r>
-        <w:rPr>
-          <w:rFonts w:ascii="Times New Roman" w:hAnsi="Times New Roman" w:eastAsia="Times New Roman" w:cs="Times New Roman"/>
-          <w:sz w:val="24"/>
-          <w:szCs w:val="24"/>
-        </w:rPr>
-        <w:t xml:space="preserve"> [Prepublicación]. arXiv. https://doi.org/10.48550/arXiv.2310.08697</w:t>
+        <w:t xml:space="preserve">Ciencias Holguín, 20</w:t>
+      </w:r>
+      <w:r>
+        <w:rPr>
+          <w:rFonts w:ascii="Times New Roman" w:hAnsi="Times New Roman" w:eastAsia="Times New Roman" w:cs="Times New Roman"/>
+          <w:sz w:val="24"/>
+          <w:szCs w:val="24"/>
+        </w:rPr>
+        <w:t xml:space="preserve">(2), 1–13. https://www.redalyc.org/pdf/1815/181531232001.pdf</w:t>
       </w:r>
     </w:p>
     <w:p>
       <w:pPr>
         <w:keepLines/>
-        <w:spacing w:before="0" w:after="200" w:line="360" w:lineRule="auto"/>
+        <w:spacing w:before="0" w:after="120" w:line="360" w:lineRule="auto"/>
         <w:ind w:left="720" w:hanging="720"/>
         <w:jc w:val="left"/>
       </w:pPr>
@@ -10441,7 +10813,7 @@
           <w:sz w:val="24"/>
           <w:szCs w:val="24"/>
         </w:rPr>
-        <w:t xml:space="preserve">Reis, J., &amp; Housley, M. (2022). </w:t>
+        <w:t xml:space="preserve">Chen, T., &amp; Guestrin, C. (2016). XGBoost: A scalable tree boosting system. En </w:t>
       </w:r>
       <w:r>
         <w:rPr>
@@ -10451,21 +10823,21 @@
           <w:i/>
           <w:iCs/>
         </w:rPr>
-        <w:t xml:space="preserve">Fundamentals of data engineering: Plan and build robust data systems</w:t>
-      </w:r>
-      <w:r>
-        <w:rPr>
-          <w:rFonts w:ascii="Times New Roman" w:hAnsi="Times New Roman" w:eastAsia="Times New Roman" w:cs="Times New Roman"/>
-          <w:sz w:val="24"/>
-          <w:szCs w:val="24"/>
-        </w:rPr>
-        <w:t xml:space="preserve">. O’Reilly Media.</w:t>
+        <w:t xml:space="preserve">Proceedings of the 22nd ACM SIGKDD International Conference on Knowledge Discovery and Data Mining</w:t>
+      </w:r>
+      <w:r>
+        <w:rPr>
+          <w:rFonts w:ascii="Times New Roman" w:hAnsi="Times New Roman" w:eastAsia="Times New Roman" w:cs="Times New Roman"/>
+          <w:sz w:val="24"/>
+          <w:szCs w:val="24"/>
+        </w:rPr>
+        <w:t xml:space="preserve"> (pp. 785–794). Association for Computing Machinery. https://doi.org/10.1145/2939672.2939785</w:t>
       </w:r>
     </w:p>
     <w:p>
       <w:pPr>
         <w:keepLines/>
-        <w:spacing w:before="0" w:after="200" w:line="360" w:lineRule="auto"/>
+        <w:spacing w:before="0" w:after="120" w:line="360" w:lineRule="auto"/>
         <w:ind w:left="720" w:hanging="720"/>
         <w:jc w:val="left"/>
       </w:pPr>
@@ -10475,7 +10847,7 @@
           <w:sz w:val="24"/>
           <w:szCs w:val="24"/>
         </w:rPr>
-        <w:t xml:space="preserve">Wells, D. (2020). </w:t>
+        <w:t xml:space="preserve">City of Chicago. (s. f.-a). </w:t>
       </w:r>
       <w:r>
         <w:rPr>
@@ -10485,6 +10857,1526 @@
           <w:i/>
           <w:iCs/>
         </w:rPr>
+        <w:t xml:space="preserve">Food inspections</w:t>
+      </w:r>
+      <w:r>
+        <w:rPr>
+          <w:rFonts w:ascii="Times New Roman" w:hAnsi="Times New Roman" w:eastAsia="Times New Roman" w:cs="Times New Roman"/>
+          <w:sz w:val="24"/>
+          <w:szCs w:val="24"/>
+        </w:rPr>
+        <w:t xml:space="preserve"> [Conjunto de datos]. Chicago Data Portal. Recuperado el 18 de octubre de 2026, de https://data.cityofchicago.org/Health-Human-Services/Food-Inspections/4ijn-s7e5</w:t>
+      </w:r>
+    </w:p>
+    <w:p>
+      <w:pPr>
+        <w:spacing w:line="360" w:lineRule="auto" w:after="120"/>
+        <w:ind w:left="720" w:hanging="720"/>
+        <w:jc w:val="left"/>
+      </w:pPr>
+      <w:r>
+        <w:rPr>
+          <w:rFonts w:ascii="Times New Roman" w:hAnsi="Times New Roman"/>
+          <w:sz w:val="24"/>
+        </w:rPr>
+        <w:t xml:space="preserve">City of Chicago. (s. f.-b). </w:t>
+      </w:r>
+      <w:r>
+        <w:rPr>
+          <w:rFonts w:ascii="Times New Roman" w:hAnsi="Times New Roman"/>
+          <w:i/>
+          <w:sz w:val="24"/>
+        </w:rPr>
+        <w:t>Food inspections</w:t>
+      </w:r>
+      <w:r>
+        <w:rPr>
+          <w:rFonts w:ascii="Times New Roman" w:hAnsi="Times New Roman"/>
+          <w:sz w:val="24"/>
+        </w:rPr>
+        <w:t xml:space="preserve"> [Diccionario de datos]. https://data.cityofchicago.org/api/assets/BAD5301B-681A-4202-9D25-51B2CAE672FF</w:t>
+      </w:r>
+    </w:p>
+    <w:p>
+      <w:pPr>
+        <w:keepLines/>
+        <w:spacing w:before="0" w:after="120" w:line="360" w:lineRule="auto"/>
+        <w:ind w:left="720" w:hanging="720"/>
+        <w:jc w:val="left"/>
+      </w:pPr>
+      <w:r>
+        <w:rPr>
+          <w:rFonts w:ascii="Times New Roman" w:hAnsi="Times New Roman" w:eastAsia="Times New Roman" w:cs="Times New Roman"/>
+          <w:sz w:val="24"/>
+          <w:szCs w:val="24"/>
+        </w:rPr>
+        <w:t xml:space="preserve">Crabtree, M., &amp; Nehme, A. (2024, 26 de abril). </w:t>
+      </w:r>
+      <w:r>
+        <w:rPr>
+          <w:rFonts w:ascii="Times New Roman" w:hAnsi="Times New Roman" w:eastAsia="Times New Roman" w:cs="Times New Roman"/>
+          <w:sz w:val="24"/>
+          <w:szCs w:val="24"/>
+          <w:i/>
+          <w:iCs/>
+        </w:rPr>
+        <w:t xml:space="preserve">¿Qué es el análisis de datos? Una guía experta con ejemplos.</w:t>
+      </w:r>
+      <w:r>
+        <w:rPr>
+          <w:rFonts w:ascii="Times New Roman" w:hAnsi="Times New Roman" w:eastAsia="Times New Roman" w:cs="Times New Roman"/>
+          <w:sz w:val="24"/>
+          <w:szCs w:val="24"/>
+        </w:rPr>
+        <w:t xml:space="preserve"> DataCamp. https://www.datacamp.com/es/blog/what-is-data-analysis-expert-guide</w:t>
+      </w:r>
+    </w:p>
+    <w:p>
+      <w:pPr>
+        <w:keepLines/>
+        <w:spacing w:before="0" w:after="120" w:line="360" w:lineRule="auto"/>
+        <w:ind w:left="720" w:hanging="720"/>
+        <w:jc w:val="left"/>
+      </w:pPr>
+      <w:r>
+        <w:rPr>
+          <w:rFonts w:ascii="Times New Roman" w:hAnsi="Times New Roman" w:eastAsia="Times New Roman" w:cs="Times New Roman"/>
+          <w:sz w:val="24"/>
+          <w:szCs w:val="24"/>
+        </w:rPr>
+        <w:t xml:space="preserve">Crabtree, M., &amp; Nehme, A. (2026, 26 de marzo). </w:t>
+      </w:r>
+      <w:r>
+        <w:rPr>
+          <w:rFonts w:ascii="Times New Roman" w:hAnsi="Times New Roman" w:eastAsia="Times New Roman" w:cs="Times New Roman"/>
+          <w:sz w:val="24"/>
+          <w:szCs w:val="24"/>
+          <w:i/>
+          <w:iCs/>
+        </w:rPr>
+        <w:t xml:space="preserve">What is data analysis? An expert guide with examples.</w:t>
+      </w:r>
+      <w:r>
+        <w:rPr>
+          <w:rFonts w:ascii="Times New Roman" w:hAnsi="Times New Roman" w:eastAsia="Times New Roman" w:cs="Times New Roman"/>
+          <w:sz w:val="24"/>
+          <w:szCs w:val="24"/>
+        </w:rPr>
+        <w:t xml:space="preserve"> DataCamp. https://www.datacamp.com/blog/what-is-data-analysis-expert-guide</w:t>
+      </w:r>
+    </w:p>
+    <w:p>
+      <w:pPr>
+        <w:keepLines/>
+        <w:spacing w:before="0" w:after="120" w:line="360" w:lineRule="auto"/>
+        <w:ind w:left="720" w:hanging="720"/>
+        <w:jc w:val="left"/>
+      </w:pPr>
+      <w:r>
+        <w:rPr>
+          <w:rFonts w:ascii="Times New Roman" w:hAnsi="Times New Roman" w:eastAsia="Times New Roman" w:cs="Times New Roman"/>
+          <w:sz w:val="24"/>
+          <w:szCs w:val="24"/>
+        </w:rPr>
+        <w:t xml:space="preserve">Davenport, T. H., &amp; Patil, D. J. (2012, octubre). Data scientist: The sexiest job of the 21st century. </w:t>
+      </w:r>
+      <w:r>
+        <w:rPr>
+          <w:rFonts w:ascii="Times New Roman" w:hAnsi="Times New Roman" w:eastAsia="Times New Roman" w:cs="Times New Roman"/>
+          <w:sz w:val="24"/>
+          <w:szCs w:val="24"/>
+          <w:i/>
+          <w:iCs/>
+        </w:rPr>
+        <w:t xml:space="preserve">Harvard Business Review</w:t>
+      </w:r>
+      <w:r>
+        <w:rPr>
+          <w:rFonts w:ascii="Times New Roman" w:hAnsi="Times New Roman" w:eastAsia="Times New Roman" w:cs="Times New Roman"/>
+          <w:sz w:val="24"/>
+          <w:szCs w:val="24"/>
+        </w:rPr>
+        <w:t xml:space="preserve">. https://hbr.org/2012/10/data-scientist-the-sexiest-job-of-the-21st-century</w:t>
+      </w:r>
+    </w:p>
+    <w:p>
+      <w:pPr>
+        <w:keepLines/>
+        <w:spacing w:before="0" w:after="120" w:line="360" w:lineRule="auto"/>
+        <w:ind w:left="720" w:hanging="720"/>
+        <w:jc w:val="left"/>
+      </w:pPr>
+      <w:r>
+        <w:rPr>
+          <w:rFonts w:ascii="Times New Roman" w:hAnsi="Times New Roman" w:eastAsia="Times New Roman" w:cs="Times New Roman"/>
+          <w:sz w:val="24"/>
+          <w:szCs w:val="24"/>
+        </w:rPr>
+        <w:t xml:space="preserve">Domo. (2026, 12 de mayo). </w:t>
+      </w:r>
+      <w:r>
+        <w:rPr>
+          <w:rFonts w:ascii="Times New Roman" w:hAnsi="Times New Roman" w:eastAsia="Times New Roman" w:cs="Times New Roman"/>
+          <w:sz w:val="24"/>
+          <w:szCs w:val="24"/>
+          <w:i/>
+          <w:iCs/>
+        </w:rPr>
+        <w:t xml:space="preserve">10 best cloud reporting tools in 2026.</w:t>
+      </w:r>
+      <w:r>
+        <w:rPr>
+          <w:rFonts w:ascii="Times New Roman" w:hAnsi="Times New Roman" w:eastAsia="Times New Roman" w:cs="Times New Roman"/>
+          <w:sz w:val="24"/>
+          <w:szCs w:val="24"/>
+        </w:rPr>
+        <w:t xml:space="preserve"> https://www.domo.com/learn/article/cloud-reporting-tools</w:t>
+      </w:r>
+    </w:p>
+    <w:p>
+      <w:pPr>
+        <w:keepLines/>
+        <w:spacing w:before="0" w:after="120" w:line="360" w:lineRule="auto"/>
+        <w:ind w:left="720" w:hanging="720"/>
+        <w:jc w:val="left"/>
+      </w:pPr>
+      <w:r>
+        <w:rPr>
+          <w:rFonts w:ascii="Times New Roman" w:hAnsi="Times New Roman" w:eastAsia="Times New Roman" w:cs="Times New Roman"/>
+          <w:sz w:val="24"/>
+          <w:szCs w:val="24"/>
+        </w:rPr>
+        <w:t xml:space="preserve">Educación Continua del Tecnológico de Monterrey. (2026, 24 de agosto). </w:t>
+      </w:r>
+      <w:r>
+        <w:rPr>
+          <w:rFonts w:ascii="Times New Roman" w:hAnsi="Times New Roman" w:eastAsia="Times New Roman" w:cs="Times New Roman"/>
+          <w:sz w:val="24"/>
+          <w:szCs w:val="24"/>
+          <w:i/>
+          <w:iCs/>
+        </w:rPr>
+        <w:t xml:space="preserve">Habilidades de un Data Analyst y cómo aprenderlas.</w:t>
+      </w:r>
+      <w:r>
+        <w:rPr>
+          <w:rFonts w:ascii="Times New Roman" w:hAnsi="Times New Roman" w:eastAsia="Times New Roman" w:cs="Times New Roman"/>
+          <w:sz w:val="24"/>
+          <w:szCs w:val="24"/>
+        </w:rPr>
+        <w:t xml:space="preserve"> https://blog.maestriasydiplomados.tec.mx/habilidades-data-analyst</w:t>
+      </w:r>
+    </w:p>
+    <w:p>
+      <w:pPr>
+        <w:keepLines/>
+        <w:spacing w:before="0" w:after="120" w:line="360" w:lineRule="auto"/>
+        <w:ind w:left="720" w:hanging="720"/>
+        <w:jc w:val="left"/>
+      </w:pPr>
+      <w:r>
+        <w:rPr>
+          <w:rFonts w:ascii="Times New Roman" w:hAnsi="Times New Roman" w:eastAsia="Times New Roman" w:cs="Times New Roman"/>
+          <w:sz w:val="24"/>
+          <w:szCs w:val="24"/>
+        </w:rPr>
+        <w:t xml:space="preserve">Fayyad, U., Piatetsky-Shapiro, G., &amp; Smyth, P. (1996). From data mining to knowledge discovery in databases. </w:t>
+      </w:r>
+      <w:r>
+        <w:rPr>
+          <w:rFonts w:ascii="Times New Roman" w:hAnsi="Times New Roman" w:eastAsia="Times New Roman" w:cs="Times New Roman"/>
+          <w:sz w:val="24"/>
+          <w:szCs w:val="24"/>
+          <w:i/>
+          <w:iCs/>
+        </w:rPr>
+        <w:t xml:space="preserve">AI Magazine, 17</w:t>
+      </w:r>
+      <w:r>
+        <w:rPr>
+          <w:rFonts w:ascii="Times New Roman" w:hAnsi="Times New Roman" w:eastAsia="Times New Roman" w:cs="Times New Roman"/>
+          <w:sz w:val="24"/>
+          <w:szCs w:val="24"/>
+        </w:rPr>
+        <w:t xml:space="preserve">(3), 37–54. https://doi.org/10.1609/aimag.v17i3.1230</w:t>
+      </w:r>
+    </w:p>
+    <w:p>
+      <w:pPr>
+        <w:keepLines/>
+        <w:spacing w:before="0" w:after="120" w:line="360" w:lineRule="auto"/>
+        <w:ind w:left="720" w:hanging="720"/>
+        <w:jc w:val="left"/>
+      </w:pPr>
+      <w:r>
+        <w:rPr>
+          <w:rFonts w:ascii="Times New Roman" w:hAnsi="Times New Roman" w:eastAsia="Times New Roman" w:cs="Times New Roman"/>
+          <w:sz w:val="24"/>
+          <w:szCs w:val="24"/>
+        </w:rPr>
+        <w:t xml:space="preserve">Few, S. (2013). </w:t>
+      </w:r>
+      <w:r>
+        <w:rPr>
+          <w:rFonts w:ascii="Times New Roman" w:hAnsi="Times New Roman" w:eastAsia="Times New Roman" w:cs="Times New Roman"/>
+          <w:sz w:val="24"/>
+          <w:szCs w:val="24"/>
+          <w:i/>
+          <w:iCs/>
+        </w:rPr>
+        <w:t xml:space="preserve">Information dashboard design: Displaying data for at-a-glance monitoring</w:t>
+      </w:r>
+      <w:r>
+        <w:rPr>
+          <w:rFonts w:ascii="Times New Roman" w:hAnsi="Times New Roman" w:eastAsia="Times New Roman" w:cs="Times New Roman"/>
+          <w:sz w:val="24"/>
+          <w:szCs w:val="24"/>
+        </w:rPr>
+        <w:t xml:space="preserve"> (2.ª ed.). Analytics Press.</w:t>
+      </w:r>
+    </w:p>
+    <w:p>
+      <w:pPr>
+        <w:keepLines/>
+        <w:spacing w:before="0" w:after="120" w:line="360" w:lineRule="auto"/>
+        <w:ind w:left="720" w:hanging="720"/>
+        <w:jc w:val="left"/>
+      </w:pPr>
+      <w:r>
+        <w:rPr>
+          <w:rFonts w:ascii="Times New Roman" w:hAnsi="Times New Roman" w:eastAsia="Times New Roman" w:cs="Times New Roman"/>
+          <w:sz w:val="24"/>
+          <w:szCs w:val="24"/>
+        </w:rPr>
+        <w:t xml:space="preserve">Google Cloud. (s. f.). </w:t>
+      </w:r>
+      <w:r>
+        <w:rPr>
+          <w:rFonts w:ascii="Times New Roman" w:hAnsi="Times New Roman" w:eastAsia="Times New Roman" w:cs="Times New Roman"/>
+          <w:sz w:val="24"/>
+          <w:szCs w:val="24"/>
+          <w:i/>
+          <w:iCs/>
+        </w:rPr>
+        <w:t xml:space="preserve">BigQuery documentation.</w:t>
+      </w:r>
+      <w:r>
+        <w:rPr>
+          <w:rFonts w:ascii="Times New Roman" w:hAnsi="Times New Roman" w:eastAsia="Times New Roman" w:cs="Times New Roman"/>
+          <w:sz w:val="24"/>
+          <w:szCs w:val="24"/>
+        </w:rPr>
+        <w:t xml:space="preserve"> https://cloud.google.com/bigquery/docs</w:t>
+      </w:r>
+    </w:p>
+    <w:p>
+      <w:pPr>
+        <w:keepLines/>
+        <w:spacing w:before="0" w:after="120" w:line="360" w:lineRule="auto"/>
+        <w:ind w:left="720" w:hanging="720"/>
+        <w:jc w:val="left"/>
+      </w:pPr>
+      <w:r>
+        <w:rPr>
+          <w:rFonts w:ascii="Times New Roman" w:hAnsi="Times New Roman" w:eastAsia="Times New Roman" w:cs="Times New Roman"/>
+          <w:sz w:val="24"/>
+          <w:szCs w:val="24"/>
+        </w:rPr>
+        <w:t xml:space="preserve">Heck, P. (2024). What about the data? A mapping study on data engineering for AI systems. En </w:t>
+      </w:r>
+      <w:r>
+        <w:rPr>
+          <w:rFonts w:ascii="Times New Roman" w:hAnsi="Times New Roman" w:eastAsia="Times New Roman" w:cs="Times New Roman"/>
+          <w:sz w:val="24"/>
+          <w:szCs w:val="24"/>
+          <w:i/>
+          <w:iCs/>
+        </w:rPr>
+        <w:t xml:space="preserve">Proceedings of the 2024 IEEE/ACM 3rd International Conference on AI Engineering – Software Engineering for AI (CAIN 2024)</w:t>
+      </w:r>
+      <w:r>
+        <w:rPr>
+          <w:rFonts w:ascii="Times New Roman" w:hAnsi="Times New Roman" w:eastAsia="Times New Roman" w:cs="Times New Roman"/>
+          <w:sz w:val="24"/>
+          <w:szCs w:val="24"/>
+        </w:rPr>
+        <w:t xml:space="preserve"> (pp. 43–52). Association for Computing Machinery. https://doi.org/10.1145/3644815.3644954</w:t>
+      </w:r>
+    </w:p>
+    <w:p>
+      <w:pPr>
+        <w:keepLines/>
+        <w:spacing w:before="0" w:after="120" w:line="360" w:lineRule="auto"/>
+        <w:ind w:left="720" w:hanging="720"/>
+        <w:jc w:val="left"/>
+      </w:pPr>
+      <w:r>
+        <w:rPr>
+          <w:rFonts w:ascii="Times New Roman" w:hAnsi="Times New Roman" w:eastAsia="Times New Roman" w:cs="Times New Roman"/>
+          <w:sz w:val="24"/>
+          <w:szCs w:val="24"/>
+        </w:rPr>
+        <w:t xml:space="preserve">Huyen, C. (2023). </w:t>
+      </w:r>
+      <w:r>
+        <w:rPr>
+          <w:rFonts w:ascii="Times New Roman" w:hAnsi="Times New Roman" w:eastAsia="Times New Roman" w:cs="Times New Roman"/>
+          <w:sz w:val="24"/>
+          <w:szCs w:val="24"/>
+          <w:i/>
+          <w:iCs/>
+        </w:rPr>
+        <w:t xml:space="preserve">Diseño de sistemas de machine learning</w:t>
+      </w:r>
+      <w:r>
+        <w:rPr>
+          <w:rFonts w:ascii="Times New Roman" w:hAnsi="Times New Roman" w:eastAsia="Times New Roman" w:cs="Times New Roman"/>
+          <w:sz w:val="24"/>
+          <w:szCs w:val="24"/>
+        </w:rPr>
+        <w:t xml:space="preserve"> (M. Á. Torres, Trad.). Marcombo.</w:t>
+      </w:r>
+    </w:p>
+    <w:p>
+      <w:pPr>
+        <w:keepLines/>
+        <w:spacing w:before="0" w:after="120" w:line="360" w:lineRule="auto"/>
+        <w:ind w:left="720" w:hanging="720"/>
+        <w:jc w:val="left"/>
+      </w:pPr>
+      <w:r>
+        <w:rPr>
+          <w:rFonts w:ascii="Times New Roman" w:hAnsi="Times New Roman" w:eastAsia="Times New Roman" w:cs="Times New Roman"/>
+          <w:sz w:val="24"/>
+          <w:szCs w:val="24"/>
+        </w:rPr>
+        <w:t xml:space="preserve">IBISWorld. (s. f.). </w:t>
+      </w:r>
+      <w:r>
+        <w:rPr>
+          <w:rFonts w:ascii="Times New Roman" w:hAnsi="Times New Roman" w:eastAsia="Times New Roman" w:cs="Times New Roman"/>
+          <w:sz w:val="24"/>
+          <w:szCs w:val="24"/>
+          <w:i/>
+          <w:iCs/>
+        </w:rPr>
+        <w:t xml:space="preserve">What is stakeholder analysis and how can it benefit your project?</w:t>
+      </w:r>
+      <w:r>
+        <w:rPr>
+          <w:rFonts w:ascii="Times New Roman" w:hAnsi="Times New Roman" w:eastAsia="Times New Roman" w:cs="Times New Roman"/>
+          <w:sz w:val="24"/>
+          <w:szCs w:val="24"/>
+        </w:rPr>
+        <w:t xml:space="preserve"> https://www.ibisworld.com/blog/stakeholder-analysis/99/1127/</w:t>
+      </w:r>
+    </w:p>
+    <w:p>
+      <w:pPr>
+        <w:keepLines/>
+        <w:spacing w:before="0" w:after="120" w:line="360" w:lineRule="auto"/>
+        <w:ind w:left="720" w:hanging="720"/>
+        <w:jc w:val="left"/>
+      </w:pPr>
+      <w:r>
+        <w:rPr>
+          <w:rFonts w:ascii="Times New Roman" w:hAnsi="Times New Roman" w:eastAsia="Times New Roman" w:cs="Times New Roman"/>
+          <w:sz w:val="24"/>
+          <w:szCs w:val="24"/>
+        </w:rPr>
+        <w:t xml:space="preserve">Intone. (2026, 24 de julio). </w:t>
+      </w:r>
+      <w:r>
+        <w:rPr>
+          <w:rFonts w:ascii="Times New Roman" w:hAnsi="Times New Roman" w:eastAsia="Times New Roman" w:cs="Times New Roman"/>
+          <w:sz w:val="24"/>
+          <w:szCs w:val="24"/>
+          <w:i/>
+          <w:iCs/>
+        </w:rPr>
+        <w:t xml:space="preserve">How data analytics improves decision-making across business functions.</w:t>
+      </w:r>
+      <w:r>
+        <w:rPr>
+          <w:rFonts w:ascii="Times New Roman" w:hAnsi="Times New Roman" w:eastAsia="Times New Roman" w:cs="Times New Roman"/>
+          <w:sz w:val="24"/>
+          <w:szCs w:val="24"/>
+        </w:rPr>
+        <w:t xml:space="preserve"> https://intone.com/resources/blogs/how-data-analytics-improves-decision-making-across-business-functions/</w:t>
+      </w:r>
+    </w:p>
+    <w:p>
+      <w:pPr>
+        <w:keepLines/>
+        <w:spacing w:before="0" w:after="120" w:line="360" w:lineRule="auto"/>
+        <w:ind w:left="720" w:hanging="720"/>
+        <w:jc w:val="left"/>
+      </w:pPr>
+      <w:r>
+        <w:rPr>
+          <w:rFonts w:ascii="Times New Roman" w:hAnsi="Times New Roman" w:eastAsia="Times New Roman" w:cs="Times New Roman"/>
+          <w:sz w:val="24"/>
+          <w:szCs w:val="24"/>
+        </w:rPr>
+        <w:t xml:space="preserve">Kelleher, J. D., &amp; Tierney, B. (2018). </w:t>
+      </w:r>
+      <w:r>
+        <w:rPr>
+          <w:rFonts w:ascii="Times New Roman" w:hAnsi="Times New Roman" w:eastAsia="Times New Roman" w:cs="Times New Roman"/>
+          <w:sz w:val="24"/>
+          <w:szCs w:val="24"/>
+          <w:i/>
+          <w:iCs/>
+        </w:rPr>
+        <w:t xml:space="preserve">Data science</w:t>
+      </w:r>
+      <w:r>
+        <w:rPr>
+          <w:rFonts w:ascii="Times New Roman" w:hAnsi="Times New Roman" w:eastAsia="Times New Roman" w:cs="Times New Roman"/>
+          <w:sz w:val="24"/>
+          <w:szCs w:val="24"/>
+        </w:rPr>
+        <w:t xml:space="preserve">. The MIT Press.</w:t>
+      </w:r>
+    </w:p>
+    <w:p>
+      <w:pPr>
+        <w:keepLines/>
+        <w:spacing w:before="0" w:after="120" w:line="360" w:lineRule="auto"/>
+        <w:ind w:left="720" w:hanging="720"/>
+        <w:jc w:val="left"/>
+      </w:pPr>
+      <w:r>
+        <w:rPr>
+          <w:rFonts w:ascii="Times New Roman" w:hAnsi="Times New Roman" w:eastAsia="Times New Roman" w:cs="Times New Roman"/>
+          <w:sz w:val="24"/>
+          <w:szCs w:val="24"/>
+        </w:rPr>
+        <w:t xml:space="preserve">Khatu Shyam. (2026, 29 de septiembre). </w:t>
+      </w:r>
+      <w:r>
+        <w:rPr>
+          <w:rFonts w:ascii="Times New Roman" w:hAnsi="Times New Roman" w:eastAsia="Times New Roman" w:cs="Times New Roman"/>
+          <w:sz w:val="24"/>
+          <w:szCs w:val="24"/>
+          <w:i/>
+          <w:iCs/>
+        </w:rPr>
+        <w:t xml:space="preserve">Data analyst specializations: Product, marketing, finance, operations &amp; BI.</w:t>
+      </w:r>
+      <w:r>
+        <w:rPr>
+          <w:rFonts w:ascii="Times New Roman" w:hAnsi="Times New Roman" w:eastAsia="Times New Roman" w:cs="Times New Roman"/>
+          <w:sz w:val="24"/>
+          <w:szCs w:val="24"/>
+        </w:rPr>
+        <w:t xml:space="preserve"> IQlancer. https://iqlancer.com/data-analyst-specializations/</w:t>
+      </w:r>
+    </w:p>
+    <w:p>
+      <w:pPr>
+        <w:keepLines/>
+        <w:spacing w:before="0" w:after="120" w:line="360" w:lineRule="auto"/>
+        <w:ind w:left="720" w:hanging="720"/>
+        <w:jc w:val="left"/>
+      </w:pPr>
+      <w:r>
+        <w:rPr>
+          <w:rFonts w:ascii="Times New Roman" w:hAnsi="Times New Roman" w:eastAsia="Times New Roman" w:cs="Times New Roman"/>
+          <w:sz w:val="24"/>
+          <w:szCs w:val="24"/>
+        </w:rPr>
+        <w:t xml:space="preserve">Kim, M., Zimmermann, T., DeLine, R., &amp; Begel, A. (2016). The emerging role of data scientists on software development teams. En </w:t>
+      </w:r>
+      <w:r>
+        <w:rPr>
+          <w:rFonts w:ascii="Times New Roman" w:hAnsi="Times New Roman" w:eastAsia="Times New Roman" w:cs="Times New Roman"/>
+          <w:sz w:val="24"/>
+          <w:szCs w:val="24"/>
+          <w:i/>
+          <w:iCs/>
+        </w:rPr>
+        <w:t xml:space="preserve">Proceedings of the 38th International Conference on Software Engineering</w:t>
+      </w:r>
+      <w:r>
+        <w:rPr>
+          <w:rFonts w:ascii="Times New Roman" w:hAnsi="Times New Roman" w:eastAsia="Times New Roman" w:cs="Times New Roman"/>
+          <w:sz w:val="24"/>
+          <w:szCs w:val="24"/>
+        </w:rPr>
+        <w:t xml:space="preserve"> (pp. 96–107). Association for Computing Machinery. https://doi.org/10.1145/2884781.2884783</w:t>
+      </w:r>
+    </w:p>
+    <w:p>
+      <w:pPr>
+        <w:keepLines/>
+        <w:spacing w:before="0" w:after="120" w:line="360" w:lineRule="auto"/>
+        <w:ind w:left="720" w:hanging="720"/>
+        <w:jc w:val="left"/>
+      </w:pPr>
+      <w:r>
+        <w:rPr>
+          <w:rFonts w:ascii="Times New Roman" w:hAnsi="Times New Roman" w:eastAsia="Times New Roman" w:cs="Times New Roman"/>
+          <w:sz w:val="24"/>
+          <w:szCs w:val="24"/>
+        </w:rPr>
+        <w:t xml:space="preserve">Kleppmann, M. (2017). </w:t>
+      </w:r>
+      <w:r>
+        <w:rPr>
+          <w:rFonts w:ascii="Times New Roman" w:hAnsi="Times New Roman" w:eastAsia="Times New Roman" w:cs="Times New Roman"/>
+          <w:sz w:val="24"/>
+          <w:szCs w:val="24"/>
+          <w:i/>
+          <w:iCs/>
+        </w:rPr>
+        <w:t xml:space="preserve">Designing data-intensive applications: The big ideas behind reliable, scalable, and maintainable systems</w:t>
+      </w:r>
+      <w:r>
+        <w:rPr>
+          <w:rFonts w:ascii="Times New Roman" w:hAnsi="Times New Roman" w:eastAsia="Times New Roman" w:cs="Times New Roman"/>
+          <w:sz w:val="24"/>
+          <w:szCs w:val="24"/>
+        </w:rPr>
+        <w:t xml:space="preserve">. O’Reilly Media.</w:t>
+      </w:r>
+    </w:p>
+    <w:p>
+      <w:pPr>
+        <w:keepLines/>
+        <w:spacing w:before="0" w:after="120" w:line="360" w:lineRule="auto"/>
+        <w:ind w:left="720" w:hanging="720"/>
+        <w:jc w:val="left"/>
+      </w:pPr>
+      <w:r>
+        <w:rPr>
+          <w:rFonts w:ascii="Times New Roman" w:hAnsi="Times New Roman" w:eastAsia="Times New Roman" w:cs="Times New Roman"/>
+          <w:sz w:val="24"/>
+          <w:szCs w:val="24"/>
+        </w:rPr>
+        <w:t xml:space="preserve">Martín López, M. (2025, 29 de enero). </w:t>
+      </w:r>
+      <w:r>
+        <w:rPr>
+          <w:rFonts w:ascii="Times New Roman" w:hAnsi="Times New Roman" w:eastAsia="Times New Roman" w:cs="Times New Roman"/>
+          <w:sz w:val="24"/>
+          <w:szCs w:val="24"/>
+          <w:i/>
+          <w:iCs/>
+        </w:rPr>
+        <w:t xml:space="preserve">¿Qué es un data analyst y cómo ser uno?</w:t>
+      </w:r>
+      <w:r>
+        <w:rPr>
+          <w:rFonts w:ascii="Times New Roman" w:hAnsi="Times New Roman" w:eastAsia="Times New Roman" w:cs="Times New Roman"/>
+          <w:sz w:val="24"/>
+          <w:szCs w:val="24"/>
+        </w:rPr>
+        <w:t xml:space="preserve"> KeepCoding. https://keepcoding.io/blog/data-analyst-que-es-y-como-convertirte-en-uno/</w:t>
+      </w:r>
+    </w:p>
+    <w:p>
+      <w:pPr>
+        <w:keepLines/>
+        <w:spacing w:before="0" w:after="120" w:line="360" w:lineRule="auto"/>
+        <w:ind w:left="720" w:hanging="720"/>
+        <w:jc w:val="left"/>
+      </w:pPr>
+      <w:r>
+        <w:rPr>
+          <w:rFonts w:ascii="Times New Roman" w:hAnsi="Times New Roman" w:eastAsia="Times New Roman" w:cs="Times New Roman"/>
+          <w:sz w:val="24"/>
+          <w:szCs w:val="24"/>
+        </w:rPr>
+        <w:t xml:space="preserve">Mazumdar, D., Hughes, J., &amp; Onofré, J.-B. (2023). </w:t>
+      </w:r>
+      <w:r>
+        <w:rPr>
+          <w:rFonts w:ascii="Times New Roman" w:hAnsi="Times New Roman" w:eastAsia="Times New Roman" w:cs="Times New Roman"/>
+          <w:sz w:val="24"/>
+          <w:szCs w:val="24"/>
+          <w:i/>
+          <w:iCs/>
+        </w:rPr>
+        <w:t xml:space="preserve">The data lakehouse: Data warehousing and more</w:t>
+      </w:r>
+      <w:r>
+        <w:rPr>
+          <w:rFonts w:ascii="Times New Roman" w:hAnsi="Times New Roman" w:eastAsia="Times New Roman" w:cs="Times New Roman"/>
+          <w:sz w:val="24"/>
+          <w:szCs w:val="24"/>
+        </w:rPr>
+        <w:t xml:space="preserve"> [Prepublicación]. arXiv. https://doi.org/10.48550/arXiv.2310.08697</w:t>
+      </w:r>
+    </w:p>
+    <w:p>
+      <w:pPr>
+        <w:keepLines/>
+        <w:spacing w:before="0" w:after="120" w:line="360" w:lineRule="auto"/>
+        <w:ind w:left="720" w:hanging="720"/>
+        <w:jc w:val="left"/>
+      </w:pPr>
+      <w:r>
+        <w:rPr>
+          <w:rFonts w:ascii="Times New Roman" w:hAnsi="Times New Roman" w:eastAsia="Times New Roman" w:cs="Times New Roman"/>
+          <w:sz w:val="24"/>
+          <w:szCs w:val="24"/>
+        </w:rPr>
+        <w:t xml:space="preserve">McKinney, W. (2018). </w:t>
+      </w:r>
+      <w:r>
+        <w:rPr>
+          <w:rFonts w:ascii="Times New Roman" w:hAnsi="Times New Roman" w:eastAsia="Times New Roman" w:cs="Times New Roman"/>
+          <w:sz w:val="24"/>
+          <w:szCs w:val="24"/>
+          <w:i/>
+          <w:iCs/>
+        </w:rPr>
+        <w:t xml:space="preserve">Python for data analysis: Data wrangling with pandas, NumPy, and IPython</w:t>
+      </w:r>
+      <w:r>
+        <w:rPr>
+          <w:rFonts w:ascii="Times New Roman" w:hAnsi="Times New Roman" w:eastAsia="Times New Roman" w:cs="Times New Roman"/>
+          <w:sz w:val="24"/>
+          <w:szCs w:val="24"/>
+        </w:rPr>
+        <w:t xml:space="preserve"> (2.ª ed.). O’Reilly Media.</w:t>
+      </w:r>
+    </w:p>
+    <w:p>
+      <w:pPr>
+        <w:keepLines/>
+        <w:spacing w:before="0" w:after="120" w:line="360" w:lineRule="auto"/>
+        <w:ind w:left="720" w:hanging="720"/>
+        <w:jc w:val="left"/>
+      </w:pPr>
+      <w:r>
+        <w:rPr>
+          <w:rFonts w:ascii="Times New Roman" w:hAnsi="Times New Roman" w:eastAsia="Times New Roman" w:cs="Times New Roman"/>
+          <w:sz w:val="24"/>
+          <w:szCs w:val="24"/>
+        </w:rPr>
+        <w:t xml:space="preserve">Metabase. (s. f.). </w:t>
+      </w:r>
+      <w:r>
+        <w:rPr>
+          <w:rFonts w:ascii="Times New Roman" w:hAnsi="Times New Roman" w:eastAsia="Times New Roman" w:cs="Times New Roman"/>
+          <w:sz w:val="24"/>
+          <w:szCs w:val="24"/>
+          <w:i/>
+          <w:iCs/>
+        </w:rPr>
+        <w:t xml:space="preserve">Types of databases.</w:t>
+      </w:r>
+      <w:r>
+        <w:rPr>
+          <w:rFonts w:ascii="Times New Roman" w:hAnsi="Times New Roman" w:eastAsia="Times New Roman" w:cs="Times New Roman"/>
+          <w:sz w:val="24"/>
+          <w:szCs w:val="24"/>
+        </w:rPr>
+        <w:t xml:space="preserve"> https://www.metabase.com/learn/grow-your-data-skills/data-landscape/types-of-databases</w:t>
+      </w:r>
+    </w:p>
+    <w:p>
+      <w:pPr>
+        <w:spacing w:line="360" w:lineRule="auto" w:after="120"/>
+        <w:ind w:left="720" w:hanging="720"/>
+        <w:jc w:val="left"/>
+      </w:pPr>
+      <w:r>
+        <w:rPr>
+          <w:rFonts w:ascii="Times New Roman" w:hAnsi="Times New Roman"/>
+          <w:sz w:val="24"/>
+        </w:rPr>
+        <w:t xml:space="preserve">Microsoft. (2025, 1 de diciembre). </w:t>
+      </w:r>
+      <w:r>
+        <w:rPr>
+          <w:rFonts w:ascii="Times New Roman" w:hAnsi="Times New Roman"/>
+          <w:i/>
+          <w:sz w:val="24"/>
+        </w:rPr>
+        <w:t>Introduction to dashboards for Power BI designers.</w:t>
+      </w:r>
+      <w:r>
+        <w:rPr>
+          <w:rFonts w:ascii="Times New Roman" w:hAnsi="Times New Roman"/>
+          <w:sz w:val="24"/>
+        </w:rPr>
+        <w:t xml:space="preserve"> Microsoft Learn. https://learn.microsoft.com/en-us/power-bi/create-reports/service-dashboards</w:t>
+      </w:r>
+    </w:p>
+    <w:p>
+      <w:pPr>
+        <w:keepLines/>
+        <w:spacing w:before="0" w:after="120" w:line="360" w:lineRule="auto"/>
+        <w:ind w:left="720" w:hanging="720"/>
+        <w:jc w:val="left"/>
+      </w:pPr>
+      <w:r>
+        <w:rPr>
+          <w:rFonts w:ascii="Times New Roman" w:hAnsi="Times New Roman" w:eastAsia="Times New Roman" w:cs="Times New Roman"/>
+          <w:sz w:val="24"/>
+          <w:szCs w:val="24"/>
+        </w:rPr>
+        <w:t xml:space="preserve">Microsoft. (2026a, 14 de mayo). </w:t>
+      </w:r>
+      <w:r>
+        <w:rPr>
+          <w:rFonts w:ascii="Times New Roman" w:hAnsi="Times New Roman" w:eastAsia="Times New Roman" w:cs="Times New Roman"/>
+          <w:sz w:val="24"/>
+          <w:szCs w:val="24"/>
+          <w:i/>
+          <w:iCs/>
+        </w:rPr>
+        <w:t xml:space="preserve">Plantilla de revisión de insights de Viva Glint Do-it-yourself.</w:t>
+      </w:r>
+      <w:r>
+        <w:rPr>
+          <w:rFonts w:ascii="Times New Roman" w:hAnsi="Times New Roman" w:eastAsia="Times New Roman" w:cs="Times New Roman"/>
+          <w:sz w:val="24"/>
+          <w:szCs w:val="24"/>
+        </w:rPr>
+        <w:t xml:space="preserve"> Microsoft Learn. https://learn.microsoft.com/es-es/viva/glint/communicate/diy-presentation-template</w:t>
+      </w:r>
+    </w:p>
+    <w:p>
+      <w:pPr>
+        <w:keepLines/>
+        <w:spacing w:before="0" w:after="120" w:line="360" w:lineRule="auto"/>
+        <w:ind w:left="720" w:hanging="720"/>
+        <w:jc w:val="left"/>
+      </w:pPr>
+      <w:r>
+        <w:rPr>
+          <w:rFonts w:ascii="Times New Roman" w:hAnsi="Times New Roman" w:eastAsia="Times New Roman" w:cs="Times New Roman"/>
+          <w:sz w:val="24"/>
+          <w:szCs w:val="24"/>
+        </w:rPr>
+        <w:t xml:space="preserve">Microsoft. (2026b, 22 de julio). </w:t>
+      </w:r>
+      <w:r>
+        <w:rPr>
+          <w:rFonts w:ascii="Times New Roman" w:hAnsi="Times New Roman" w:eastAsia="Times New Roman" w:cs="Times New Roman"/>
+          <w:sz w:val="24"/>
+          <w:szCs w:val="24"/>
+          <w:i/>
+          <w:iCs/>
+        </w:rPr>
+        <w:t xml:space="preserve">¿Qué es SQL Server?</w:t>
+      </w:r>
+      <w:r>
+        <w:rPr>
+          <w:rFonts w:ascii="Times New Roman" w:hAnsi="Times New Roman" w:eastAsia="Times New Roman" w:cs="Times New Roman"/>
+          <w:sz w:val="24"/>
+          <w:szCs w:val="24"/>
+        </w:rPr>
+        <w:t xml:space="preserve"> Microsoft Learn. https://learn.microsoft.com/es-es/sql/sql-server/what-is-sql-server?view=sql-server-ver17</w:t>
+      </w:r>
+    </w:p>
+    <w:p>
+      <w:pPr>
+        <w:keepLines/>
+        <w:spacing w:before="0" w:after="120" w:line="360" w:lineRule="auto"/>
+        <w:ind w:left="720" w:hanging="720"/>
+        <w:jc w:val="left"/>
+      </w:pPr>
+      <w:r>
+        <w:rPr>
+          <w:rFonts w:ascii="Times New Roman" w:hAnsi="Times New Roman" w:eastAsia="Times New Roman" w:cs="Times New Roman"/>
+          <w:sz w:val="24"/>
+          <w:szCs w:val="24"/>
+        </w:rPr>
+        <w:t xml:space="preserve">Mitchell, M., Wu, S., Zaldivar, A., Barnes, P., Vasserman, L., Hutchinson, B., Spitzer, E., Raji, I. D., &amp; Gebru, T. (2019). Model cards for model reporting. En </w:t>
+      </w:r>
+      <w:r>
+        <w:rPr>
+          <w:rFonts w:ascii="Times New Roman" w:hAnsi="Times New Roman" w:eastAsia="Times New Roman" w:cs="Times New Roman"/>
+          <w:sz w:val="24"/>
+          <w:szCs w:val="24"/>
+          <w:i/>
+          <w:iCs/>
+        </w:rPr>
+        <w:t xml:space="preserve">Proceedings of the Conference on Fairness, Accountability, and Transparency</w:t>
+      </w:r>
+      <w:r>
+        <w:rPr>
+          <w:rFonts w:ascii="Times New Roman" w:hAnsi="Times New Roman" w:eastAsia="Times New Roman" w:cs="Times New Roman"/>
+          <w:sz w:val="24"/>
+          <w:szCs w:val="24"/>
+        </w:rPr>
+        <w:t xml:space="preserve"> (pp. 220–229). Association for Computing Machinery. https://doi.org/10.1145/3287560.3287596</w:t>
+      </w:r>
+    </w:p>
+    <w:p>
+      <w:pPr>
+        <w:keepLines/>
+        <w:spacing w:before="0" w:after="120" w:line="360" w:lineRule="auto"/>
+        <w:ind w:left="720" w:hanging="720"/>
+        <w:jc w:val="left"/>
+      </w:pPr>
+      <w:r>
+        <w:rPr>
+          <w:rFonts w:ascii="Times New Roman" w:hAnsi="Times New Roman" w:eastAsia="Times New Roman" w:cs="Times New Roman"/>
+          <w:sz w:val="24"/>
+          <w:szCs w:val="24"/>
+        </w:rPr>
+        <w:t xml:space="preserve">MySQL. (s. f.-a). </w:t>
+      </w:r>
+      <w:r>
+        <w:rPr>
+          <w:rFonts w:ascii="Times New Roman" w:hAnsi="Times New Roman" w:eastAsia="Times New Roman" w:cs="Times New Roman"/>
+          <w:sz w:val="24"/>
+          <w:szCs w:val="24"/>
+          <w:i/>
+          <w:iCs/>
+        </w:rPr>
+        <w:t xml:space="preserve">MySQL database.</w:t>
+      </w:r>
+      <w:r>
+        <w:rPr>
+          <w:rFonts w:ascii="Times New Roman" w:hAnsi="Times New Roman" w:eastAsia="Times New Roman" w:cs="Times New Roman"/>
+          <w:sz w:val="24"/>
+          <w:szCs w:val="24"/>
+        </w:rPr>
+        <w:t xml:space="preserve"> https://www.mysql.com/products/enterprise/database/</w:t>
+      </w:r>
+    </w:p>
+    <w:p>
+      <w:pPr>
+        <w:keepLines/>
+        <w:spacing w:before="0" w:after="120" w:line="360" w:lineRule="auto"/>
+        <w:ind w:left="720" w:hanging="720"/>
+        <w:jc w:val="left"/>
+      </w:pPr>
+      <w:r>
+        <w:rPr>
+          <w:rFonts w:ascii="Times New Roman" w:hAnsi="Times New Roman" w:eastAsia="Times New Roman" w:cs="Times New Roman"/>
+          <w:sz w:val="24"/>
+          <w:szCs w:val="24"/>
+        </w:rPr>
+        <w:t xml:space="preserve">MySQL. (s. f.-b). </w:t>
+      </w:r>
+      <w:r>
+        <w:rPr>
+          <w:rFonts w:ascii="Times New Roman" w:hAnsi="Times New Roman" w:eastAsia="Times New Roman" w:cs="Times New Roman"/>
+          <w:sz w:val="24"/>
+          <w:szCs w:val="24"/>
+          <w:i/>
+          <w:iCs/>
+        </w:rPr>
+        <w:t xml:space="preserve">Notebooks.</w:t>
+      </w:r>
+      <w:r>
+        <w:rPr>
+          <w:rFonts w:ascii="Times New Roman" w:hAnsi="Times New Roman" w:eastAsia="Times New Roman" w:cs="Times New Roman"/>
+          <w:sz w:val="24"/>
+          <w:szCs w:val="24"/>
+        </w:rPr>
+        <w:t xml:space="preserve"> MySQL Studio Documentation. https://dev.mysql.com/doc/dev/mysql-studio/latest/notebooks.html</w:t>
+      </w:r>
+    </w:p>
+    <w:p>
+      <w:pPr>
+        <w:keepLines/>
+        <w:spacing w:before="0" w:after="120" w:line="360" w:lineRule="auto"/>
+        <w:ind w:left="720" w:hanging="720"/>
+        <w:jc w:val="left"/>
+      </w:pPr>
+      <w:r>
+        <w:rPr>
+          <w:rFonts w:ascii="Times New Roman" w:hAnsi="Times New Roman" w:eastAsia="Times New Roman" w:cs="Times New Roman"/>
+          <w:sz w:val="24"/>
+          <w:szCs w:val="24"/>
+        </w:rPr>
+        <w:t xml:space="preserve">Oficina Nacional de Estadística. (2025). </w:t>
+      </w:r>
+      <w:r>
+        <w:rPr>
+          <w:rFonts w:ascii="Times New Roman" w:hAnsi="Times New Roman" w:eastAsia="Times New Roman" w:cs="Times New Roman"/>
+          <w:sz w:val="24"/>
+          <w:szCs w:val="24"/>
+          <w:i/>
+          <w:iCs/>
+        </w:rPr>
+        <w:t xml:space="preserve">Lineamientos y recomendaciones para documentar el diccionario de datos.</w:t>
+      </w:r>
+      <w:r>
+        <w:rPr>
+          <w:rFonts w:ascii="Times New Roman" w:hAnsi="Times New Roman" w:eastAsia="Times New Roman" w:cs="Times New Roman"/>
+          <w:sz w:val="24"/>
+          <w:szCs w:val="24"/>
+        </w:rPr>
+        <w:t xml:space="preserve"> https://www.one.gob.do/publicaciones/2025/lineamientos-y-recomendaciones-para-documentar-el-diccionario-de-datos/</w:t>
+      </w:r>
+    </w:p>
+    <w:p>
+      <w:pPr>
+        <w:keepLines/>
+        <w:spacing w:before="0" w:after="120" w:line="360" w:lineRule="auto"/>
+        <w:ind w:left="720" w:hanging="720"/>
+        <w:jc w:val="left"/>
+      </w:pPr>
+      <w:r>
+        <w:rPr>
+          <w:rFonts w:ascii="Times New Roman" w:hAnsi="Times New Roman" w:eastAsia="Times New Roman" w:cs="Times New Roman"/>
+          <w:sz w:val="24"/>
+          <w:szCs w:val="24"/>
+        </w:rPr>
+        <w:t xml:space="preserve">Olivera Cokan, C. A. (2024). </w:t>
+      </w:r>
+      <w:r>
+        <w:rPr>
+          <w:rFonts w:ascii="Times New Roman" w:hAnsi="Times New Roman" w:eastAsia="Times New Roman" w:cs="Times New Roman"/>
+          <w:sz w:val="24"/>
+          <w:szCs w:val="24"/>
+          <w:i/>
+          <w:iCs/>
+        </w:rPr>
+        <w:t xml:space="preserve">Marco de trabajo para el desarrollo de proyectos de analítica de datos</w:t>
+      </w:r>
+      <w:r>
+        <w:rPr>
+          <w:rFonts w:ascii="Times New Roman" w:hAnsi="Times New Roman" w:eastAsia="Times New Roman" w:cs="Times New Roman"/>
+          <w:sz w:val="24"/>
+          <w:szCs w:val="24"/>
+        </w:rPr>
+        <w:t xml:space="preserve"> [Trabajo de investigación de maestría, Pontificia Universidad Católica del Perú]. Repositorio Institucional PUCP. http://hdl.handle.net/20.500.12404/28564</w:t>
+      </w:r>
+    </w:p>
+    <w:p>
+      <w:pPr>
+        <w:keepLines/>
+        <w:spacing w:before="0" w:after="120" w:line="360" w:lineRule="auto"/>
+        <w:ind w:left="720" w:hanging="720"/>
+        <w:jc w:val="left"/>
+      </w:pPr>
+      <w:r>
+        <w:rPr>
+          <w:rFonts w:ascii="Times New Roman" w:hAnsi="Times New Roman" w:eastAsia="Times New Roman" w:cs="Times New Roman"/>
+          <w:sz w:val="24"/>
+          <w:szCs w:val="24"/>
+        </w:rPr>
+        <w:t xml:space="preserve">Oracle. (s. f.-a). </w:t>
+      </w:r>
+      <w:r>
+        <w:rPr>
+          <w:rFonts w:ascii="Times New Roman" w:hAnsi="Times New Roman" w:eastAsia="Times New Roman" w:cs="Times New Roman"/>
+          <w:sz w:val="24"/>
+          <w:szCs w:val="24"/>
+          <w:i/>
+          <w:iCs/>
+        </w:rPr>
+        <w:t xml:space="preserve">AI database.</w:t>
+      </w:r>
+      <w:r>
+        <w:rPr>
+          <w:rFonts w:ascii="Times New Roman" w:hAnsi="Times New Roman" w:eastAsia="Times New Roman" w:cs="Times New Roman"/>
+          <w:sz w:val="24"/>
+          <w:szCs w:val="24"/>
+        </w:rPr>
+        <w:t xml:space="preserve"> https://www.oracle.com/database/</w:t>
+      </w:r>
+    </w:p>
+    <w:p>
+      <w:pPr>
+        <w:keepLines/>
+        <w:spacing w:before="0" w:after="120" w:line="360" w:lineRule="auto"/>
+        <w:ind w:left="720" w:hanging="720"/>
+        <w:jc w:val="left"/>
+      </w:pPr>
+      <w:r>
+        <w:rPr>
+          <w:rFonts w:ascii="Times New Roman" w:hAnsi="Times New Roman" w:eastAsia="Times New Roman" w:cs="Times New Roman"/>
+          <w:sz w:val="24"/>
+          <w:szCs w:val="24"/>
+        </w:rPr>
+        <w:t xml:space="preserve">Oracle. (s. f.-b). </w:t>
+      </w:r>
+      <w:r>
+        <w:rPr>
+          <w:rFonts w:ascii="Times New Roman" w:hAnsi="Times New Roman" w:eastAsia="Times New Roman" w:cs="Times New Roman"/>
+          <w:sz w:val="24"/>
+          <w:szCs w:val="24"/>
+          <w:i/>
+          <w:iCs/>
+        </w:rPr>
+        <w:t xml:space="preserve">SQL*Loader control file reference</w:t>
+      </w:r>
+      <w:r>
+        <w:rPr>
+          <w:rFonts w:ascii="Times New Roman" w:hAnsi="Times New Roman" w:eastAsia="Times New Roman" w:cs="Times New Roman"/>
+          <w:sz w:val="24"/>
+          <w:szCs w:val="24"/>
+        </w:rPr>
+        <w:t xml:space="preserve">. Oracle Database Utilities (21c). https://docs.oracle.com/en/database/oracle/oracle-database/21/sutil/oracle-sql-loader-control-file-contents.html</w:t>
+      </w:r>
+    </w:p>
+    <w:p>
+      <w:pPr>
+        <w:keepLines/>
+        <w:spacing w:before="0" w:after="120" w:line="360" w:lineRule="auto"/>
+        <w:ind w:left="720" w:hanging="720"/>
+        <w:jc w:val="left"/>
+      </w:pPr>
+      <w:r>
+        <w:rPr>
+          <w:rFonts w:ascii="Times New Roman" w:hAnsi="Times New Roman" w:eastAsia="Times New Roman" w:cs="Times New Roman"/>
+          <w:sz w:val="24"/>
+          <w:szCs w:val="24"/>
+        </w:rPr>
+        <w:t xml:space="preserve">Pedregosa, F., Varoquaux, G., Gramfort, A., Michel, V., Thirion, B., Grisel, O., Blondel, M., Prettenhofer, P., Weiss, R., Dubourg, V., Vanderplas, J., Passos, A., Cournapeau, D., Brucher, M., Perrot, M., &amp; Duchesnay, É. (2011). Scikit-learn: Machine learning in Python. </w:t>
+      </w:r>
+      <w:r>
+        <w:rPr>
+          <w:rFonts w:ascii="Times New Roman" w:hAnsi="Times New Roman" w:eastAsia="Times New Roman" w:cs="Times New Roman"/>
+          <w:sz w:val="24"/>
+          <w:szCs w:val="24"/>
+          <w:i/>
+          <w:iCs/>
+        </w:rPr>
+        <w:t xml:space="preserve">Journal of Machine Learning Research, 12</w:t>
+      </w:r>
+      <w:r>
+        <w:rPr>
+          <w:rFonts w:ascii="Times New Roman" w:hAnsi="Times New Roman" w:eastAsia="Times New Roman" w:cs="Times New Roman"/>
+          <w:sz w:val="24"/>
+          <w:szCs w:val="24"/>
+        </w:rPr>
+        <w:t xml:space="preserve">, 2825–2830. https://www.jmlr.org/papers/v12/pedregosa11a.html</w:t>
+      </w:r>
+    </w:p>
+    <w:p>
+      <w:pPr>
+        <w:keepLines/>
+        <w:spacing w:before="0" w:after="120" w:line="360" w:lineRule="auto"/>
+        <w:ind w:left="720" w:hanging="720"/>
+        <w:jc w:val="left"/>
+      </w:pPr>
+      <w:r>
+        <w:rPr>
+          <w:rFonts w:ascii="Times New Roman" w:hAnsi="Times New Roman" w:eastAsia="Times New Roman" w:cs="Times New Roman"/>
+          <w:sz w:val="24"/>
+          <w:szCs w:val="24"/>
+        </w:rPr>
+        <w:t xml:space="preserve">PostgreSQL. (s. f.). </w:t>
+      </w:r>
+      <w:r>
+        <w:rPr>
+          <w:rFonts w:ascii="Times New Roman" w:hAnsi="Times New Roman" w:eastAsia="Times New Roman" w:cs="Times New Roman"/>
+          <w:sz w:val="24"/>
+          <w:szCs w:val="24"/>
+          <w:i/>
+          <w:iCs/>
+        </w:rPr>
+        <w:t xml:space="preserve">About.</w:t>
+      </w:r>
+      <w:r>
+        <w:rPr>
+          <w:rFonts w:ascii="Times New Roman" w:hAnsi="Times New Roman" w:eastAsia="Times New Roman" w:cs="Times New Roman"/>
+          <w:sz w:val="24"/>
+          <w:szCs w:val="24"/>
+        </w:rPr>
+        <w:t xml:space="preserve"> https://www.postgresql.org/about/</w:t>
+      </w:r>
+    </w:p>
+    <w:p>
+      <w:pPr>
+        <w:keepLines/>
+        <w:spacing w:before="0" w:after="120" w:line="360" w:lineRule="auto"/>
+        <w:ind w:left="720" w:hanging="720"/>
+        <w:jc w:val="left"/>
+      </w:pPr>
+      <w:r>
+        <w:rPr>
+          <w:rFonts w:ascii="Times New Roman" w:hAnsi="Times New Roman" w:eastAsia="Times New Roman" w:cs="Times New Roman"/>
+          <w:sz w:val="24"/>
+          <w:szCs w:val="24"/>
+        </w:rPr>
+        <w:t xml:space="preserve">Provost, F., &amp; Fawcett, T. (2013). </w:t>
+      </w:r>
+      <w:r>
+        <w:rPr>
+          <w:rFonts w:ascii="Times New Roman" w:hAnsi="Times New Roman" w:eastAsia="Times New Roman" w:cs="Times New Roman"/>
+          <w:sz w:val="24"/>
+          <w:szCs w:val="24"/>
+          <w:i/>
+          <w:iCs/>
+        </w:rPr>
+        <w:t xml:space="preserve">Data science for business: What you need to know about data mining and data-analytic thinking</w:t>
+      </w:r>
+      <w:r>
+        <w:rPr>
+          <w:rFonts w:ascii="Times New Roman" w:hAnsi="Times New Roman" w:eastAsia="Times New Roman" w:cs="Times New Roman"/>
+          <w:sz w:val="24"/>
+          <w:szCs w:val="24"/>
+        </w:rPr>
+        <w:t xml:space="preserve">. O’Reilly Media.</w:t>
+      </w:r>
+    </w:p>
+    <w:p>
+      <w:pPr>
+        <w:keepLines/>
+        <w:spacing w:before="0" w:after="120" w:line="360" w:lineRule="auto"/>
+        <w:ind w:left="720" w:hanging="720"/>
+        <w:jc w:val="left"/>
+      </w:pPr>
+      <w:r>
+        <w:rPr>
+          <w:rFonts w:ascii="Times New Roman" w:hAnsi="Times New Roman" w:eastAsia="Times New Roman" w:cs="Times New Roman"/>
+          <w:sz w:val="24"/>
+          <w:szCs w:val="24"/>
+        </w:rPr>
+        <w:t xml:space="preserve">Reis, J., &amp; Housley, M. (2022). </w:t>
+      </w:r>
+      <w:r>
+        <w:rPr>
+          <w:rFonts w:ascii="Times New Roman" w:hAnsi="Times New Roman" w:eastAsia="Times New Roman" w:cs="Times New Roman"/>
+          <w:sz w:val="24"/>
+          <w:szCs w:val="24"/>
+          <w:i/>
+          <w:iCs/>
+        </w:rPr>
+        <w:t xml:space="preserve">Fundamentals of data engineering: Plan and build robust data systems</w:t>
+      </w:r>
+      <w:r>
+        <w:rPr>
+          <w:rFonts w:ascii="Times New Roman" w:hAnsi="Times New Roman" w:eastAsia="Times New Roman" w:cs="Times New Roman"/>
+          <w:sz w:val="24"/>
+          <w:szCs w:val="24"/>
+        </w:rPr>
+        <w:t xml:space="preserve">. O’Reilly Media.</w:t>
+      </w:r>
+    </w:p>
+    <w:p>
+      <w:pPr>
+        <w:keepLines/>
+        <w:spacing w:before="0" w:after="120" w:line="360" w:lineRule="auto"/>
+        <w:ind w:left="720" w:hanging="720"/>
+        <w:jc w:val="left"/>
+      </w:pPr>
+      <w:r>
+        <w:rPr>
+          <w:rFonts w:ascii="Times New Roman" w:hAnsi="Times New Roman" w:eastAsia="Times New Roman" w:cs="Times New Roman"/>
+          <w:sz w:val="24"/>
+          <w:szCs w:val="24"/>
+        </w:rPr>
+        <w:t xml:space="preserve">Russell, S., &amp; Norvig, P. (2020). </w:t>
+      </w:r>
+      <w:r>
+        <w:rPr>
+          <w:rFonts w:ascii="Times New Roman" w:hAnsi="Times New Roman" w:eastAsia="Times New Roman" w:cs="Times New Roman"/>
+          <w:sz w:val="24"/>
+          <w:szCs w:val="24"/>
+          <w:i/>
+          <w:iCs/>
+        </w:rPr>
+        <w:t xml:space="preserve">Artificial intelligence: A modern approach</w:t>
+      </w:r>
+      <w:r>
+        <w:rPr>
+          <w:rFonts w:ascii="Times New Roman" w:hAnsi="Times New Roman" w:eastAsia="Times New Roman" w:cs="Times New Roman"/>
+          <w:sz w:val="24"/>
+          <w:szCs w:val="24"/>
+        </w:rPr>
+        <w:t xml:space="preserve"> (4.ª ed.). Pearson.</w:t>
+      </w:r>
+    </w:p>
+    <w:p>
+      <w:pPr>
+        <w:keepLines/>
+        <w:spacing w:before="0" w:after="120" w:line="360" w:lineRule="auto"/>
+        <w:ind w:left="720" w:hanging="720"/>
+        <w:jc w:val="left"/>
+      </w:pPr>
+      <w:r>
+        <w:rPr>
+          <w:rFonts w:ascii="Times New Roman" w:hAnsi="Times New Roman" w:eastAsia="Times New Roman" w:cs="Times New Roman"/>
+          <w:sz w:val="24"/>
+          <w:szCs w:val="24"/>
+        </w:rPr>
+        <w:t xml:space="preserve">Sadalage, P. J., &amp; Fowler, M. (2013). </w:t>
+      </w:r>
+      <w:r>
+        <w:rPr>
+          <w:rFonts w:ascii="Times New Roman" w:hAnsi="Times New Roman" w:eastAsia="Times New Roman" w:cs="Times New Roman"/>
+          <w:sz w:val="24"/>
+          <w:szCs w:val="24"/>
+          <w:i/>
+          <w:iCs/>
+        </w:rPr>
+        <w:t xml:space="preserve">NoSQL distilled: A brief guide to the emerging world of polyglot persistence</w:t>
+      </w:r>
+      <w:r>
+        <w:rPr>
+          <w:rFonts w:ascii="Times New Roman" w:hAnsi="Times New Roman" w:eastAsia="Times New Roman" w:cs="Times New Roman"/>
+          <w:sz w:val="24"/>
+          <w:szCs w:val="24"/>
+        </w:rPr>
+        <w:t xml:space="preserve">. Addison-Wesley.</w:t>
+      </w:r>
+    </w:p>
+    <w:p>
+      <w:pPr>
+        <w:keepLines/>
+        <w:spacing w:before="0" w:after="120" w:line="360" w:lineRule="auto"/>
+        <w:ind w:left="720" w:hanging="720"/>
+        <w:jc w:val="left"/>
+      </w:pPr>
+      <w:r>
+        <w:rPr>
+          <w:rFonts w:ascii="Times New Roman" w:hAnsi="Times New Roman" w:eastAsia="Times New Roman" w:cs="Times New Roman"/>
+          <w:sz w:val="24"/>
+          <w:szCs w:val="24"/>
+        </w:rPr>
+        <w:t xml:space="preserve">Sculley, D., Holt, G., Golovin, D., Davydov, E., Phillips, T., Ebner, D., Chaudhary, V., Young, M., Crespo, J.-F., &amp; Dennison, D. (2015). Hidden technical debt in machine learning systems. En C. Cortes, N. Lawrence, D. Lee, M. Sugiyama &amp; R. Garnett (Eds.), </w:t>
+      </w:r>
+      <w:r>
+        <w:rPr>
+          <w:rFonts w:ascii="Times New Roman" w:hAnsi="Times New Roman" w:eastAsia="Times New Roman" w:cs="Times New Roman"/>
+          <w:sz w:val="24"/>
+          <w:szCs w:val="24"/>
+          <w:i/>
+          <w:iCs/>
+        </w:rPr>
+        <w:t xml:space="preserve">Advances in neural information processing systems</w:t>
+      </w:r>
+      <w:r>
+        <w:rPr>
+          <w:rFonts w:ascii="Times New Roman" w:hAnsi="Times New Roman" w:eastAsia="Times New Roman" w:cs="Times New Roman"/>
+          <w:sz w:val="24"/>
+          <w:szCs w:val="24"/>
+        </w:rPr>
+        <w:t xml:space="preserve"> (Vol. 28). Curran Associates. https://proceedings.neurips.cc/paper_files/paper/2015/hash/86df7dcfd896fcaf2674f757a2463eba-Abstract.html</w:t>
+      </w:r>
+    </w:p>
+    <w:p>
+      <w:pPr>
+        <w:keepLines/>
+        <w:spacing w:before="0" w:after="120" w:line="360" w:lineRule="auto"/>
+        <w:ind w:left="720" w:hanging="720"/>
+        <w:jc w:val="left"/>
+      </w:pPr>
+      <w:r>
+        <w:rPr>
+          <w:rFonts w:ascii="Times New Roman" w:hAnsi="Times New Roman" w:eastAsia="Times New Roman" w:cs="Times New Roman"/>
+          <w:sz w:val="24"/>
+          <w:szCs w:val="24"/>
+        </w:rPr>
+        <w:t xml:space="preserve">Sievert, C. (2020). </w:t>
+      </w:r>
+      <w:r>
+        <w:rPr>
+          <w:rFonts w:ascii="Times New Roman" w:hAnsi="Times New Roman" w:eastAsia="Times New Roman" w:cs="Times New Roman"/>
+          <w:sz w:val="24"/>
+          <w:szCs w:val="24"/>
+          <w:i/>
+          <w:iCs/>
+        </w:rPr>
+        <w:t xml:space="preserve">Interactive web-based data visualization with R, plotly, and shiny</w:t>
+      </w:r>
+      <w:r>
+        <w:rPr>
+          <w:rFonts w:ascii="Times New Roman" w:hAnsi="Times New Roman" w:eastAsia="Times New Roman" w:cs="Times New Roman"/>
+          <w:sz w:val="24"/>
+          <w:szCs w:val="24"/>
+        </w:rPr>
+        <w:t xml:space="preserve">. Chapman &amp; Hall/CRC. https://plotly-r.com/</w:t>
+      </w:r>
+    </w:p>
+    <w:p>
+      <w:pPr>
+        <w:keepLines/>
+        <w:spacing w:before="0" w:after="120" w:line="360" w:lineRule="auto"/>
+        <w:ind w:left="720" w:hanging="720"/>
+        <w:jc w:val="left"/>
+      </w:pPr>
+      <w:r>
+        <w:rPr>
+          <w:rFonts w:ascii="Times New Roman" w:hAnsi="Times New Roman" w:eastAsia="Times New Roman" w:cs="Times New Roman"/>
+          <w:sz w:val="24"/>
+          <w:szCs w:val="24"/>
+        </w:rPr>
+        <w:t xml:space="preserve">Silberschatz, A., Korth, H. F., &amp; Sudarshan, S. (2020). </w:t>
+      </w:r>
+      <w:r>
+        <w:rPr>
+          <w:rFonts w:ascii="Times New Roman" w:hAnsi="Times New Roman" w:eastAsia="Times New Roman" w:cs="Times New Roman"/>
+          <w:sz w:val="24"/>
+          <w:szCs w:val="24"/>
+          <w:i/>
+          <w:iCs/>
+        </w:rPr>
+        <w:t xml:space="preserve">Database system concepts</w:t>
+      </w:r>
+      <w:r>
+        <w:rPr>
+          <w:rFonts w:ascii="Times New Roman" w:hAnsi="Times New Roman" w:eastAsia="Times New Roman" w:cs="Times New Roman"/>
+          <w:sz w:val="24"/>
+          <w:szCs w:val="24"/>
+        </w:rPr>
+        <w:t xml:space="preserve"> (7.ª ed.). McGraw-Hill Education.</w:t>
+      </w:r>
+    </w:p>
+    <w:p>
+      <w:pPr>
+        <w:keepLines/>
+        <w:spacing w:before="0" w:after="120" w:line="360" w:lineRule="auto"/>
+        <w:ind w:left="720" w:hanging="720"/>
+        <w:jc w:val="left"/>
+      </w:pPr>
+      <w:r>
+        <w:rPr>
+          <w:rFonts w:ascii="Times New Roman" w:hAnsi="Times New Roman" w:eastAsia="Times New Roman" w:cs="Times New Roman"/>
+          <w:sz w:val="24"/>
+          <w:szCs w:val="24"/>
+        </w:rPr>
+        <w:t xml:space="preserve">Simba. (2026, 29 de mayo). </w:t>
+      </w:r>
+      <w:r>
+        <w:rPr>
+          <w:rFonts w:ascii="Times New Roman" w:hAnsi="Times New Roman" w:eastAsia="Times New Roman" w:cs="Times New Roman"/>
+          <w:sz w:val="24"/>
+          <w:szCs w:val="24"/>
+          <w:i/>
+          <w:iCs/>
+        </w:rPr>
+        <w:t xml:space="preserve">Tipos de análisis de datos: Comparación entre el análisis descriptivo, predictivo, prescriptivo y diagnóstico.</w:t>
+      </w:r>
+      <w:r>
+        <w:rPr>
+          <w:rFonts w:ascii="Times New Roman" w:hAnsi="Times New Roman" w:eastAsia="Times New Roman" w:cs="Times New Roman"/>
+          <w:sz w:val="24"/>
+          <w:szCs w:val="24"/>
+        </w:rPr>
+        <w:t xml:space="preserve"> insightsoftware. https://www.insightsoftware.com/es/blog/comparing-descriptive-predictive-prescriptive-and-diagnostic-analytics/</w:t>
+      </w:r>
+    </w:p>
+    <w:p>
+      <w:pPr>
+        <w:keepLines/>
+        <w:spacing w:before="0" w:after="120" w:line="360" w:lineRule="auto"/>
+        <w:ind w:left="720" w:hanging="720"/>
+        <w:jc w:val="left"/>
+      </w:pPr>
+      <w:r>
+        <w:rPr>
+          <w:rFonts w:ascii="Times New Roman" w:hAnsi="Times New Roman" w:eastAsia="Times New Roman" w:cs="Times New Roman"/>
+          <w:sz w:val="24"/>
+          <w:szCs w:val="24"/>
+        </w:rPr>
+        <w:t xml:space="preserve">Snowflake. (s. f.). </w:t>
+      </w:r>
+      <w:r>
+        <w:rPr>
+          <w:rFonts w:ascii="Times New Roman" w:hAnsi="Times New Roman" w:eastAsia="Times New Roman" w:cs="Times New Roman"/>
+          <w:sz w:val="24"/>
+          <w:szCs w:val="24"/>
+          <w:i/>
+          <w:iCs/>
+        </w:rPr>
+        <w:t xml:space="preserve">Snowflake documentation.</w:t>
+      </w:r>
+      <w:r>
+        <w:rPr>
+          <w:rFonts w:ascii="Times New Roman" w:hAnsi="Times New Roman" w:eastAsia="Times New Roman" w:cs="Times New Roman"/>
+          <w:sz w:val="24"/>
+          <w:szCs w:val="24"/>
+        </w:rPr>
+        <w:t xml:space="preserve"> https://docs.snowflake.com/</w:t>
+      </w:r>
+    </w:p>
+    <w:p>
+      <w:pPr>
+        <w:keepLines/>
+        <w:spacing w:before="0" w:after="120" w:line="360" w:lineRule="auto"/>
+        <w:ind w:left="720" w:hanging="720"/>
+        <w:jc w:val="left"/>
+      </w:pPr>
+      <w:r>
+        <w:rPr>
+          <w:rFonts w:ascii="Times New Roman" w:hAnsi="Times New Roman" w:eastAsia="Times New Roman" w:cs="Times New Roman"/>
+          <w:sz w:val="24"/>
+          <w:szCs w:val="24"/>
+        </w:rPr>
+        <w:t xml:space="preserve">Treveil, M., Omont, N., Stenac, C., Lefevre, K., Phan, D., Zentici, J., Lavoillotte, A., Miyazaki, M., &amp; Heidmann, L. (2020). </w:t>
+      </w:r>
+      <w:r>
+        <w:rPr>
+          <w:rFonts w:ascii="Times New Roman" w:hAnsi="Times New Roman" w:eastAsia="Times New Roman" w:cs="Times New Roman"/>
+          <w:sz w:val="24"/>
+          <w:szCs w:val="24"/>
+          <w:i/>
+          <w:iCs/>
+        </w:rPr>
+        <w:t xml:space="preserve">Introducing MLOps</w:t>
+      </w:r>
+      <w:r>
+        <w:rPr>
+          <w:rFonts w:ascii="Times New Roman" w:hAnsi="Times New Roman" w:eastAsia="Times New Roman" w:cs="Times New Roman"/>
+          <w:sz w:val="24"/>
+          <w:szCs w:val="24"/>
+        </w:rPr>
+        <w:t xml:space="preserve">. O’Reilly Media.</w:t>
+      </w:r>
+    </w:p>
+    <w:p>
+      <w:pPr>
+        <w:keepLines/>
+        <w:spacing w:before="0" w:after="120" w:line="360" w:lineRule="auto"/>
+        <w:ind w:left="720" w:hanging="720"/>
+        <w:jc w:val="left"/>
+      </w:pPr>
+      <w:r>
+        <w:rPr>
+          <w:rFonts w:ascii="Times New Roman" w:hAnsi="Times New Roman" w:eastAsia="Times New Roman" w:cs="Times New Roman"/>
+          <w:sz w:val="24"/>
+          <w:szCs w:val="24"/>
+        </w:rPr>
+        <w:t xml:space="preserve">Tunnell, S. (2022, 7 de septiembre). </w:t>
+      </w:r>
+      <w:r>
+        <w:rPr>
+          <w:rFonts w:ascii="Times New Roman" w:hAnsi="Times New Roman" w:eastAsia="Times New Roman" w:cs="Times New Roman"/>
+          <w:sz w:val="24"/>
+          <w:szCs w:val="24"/>
+          <w:i/>
+          <w:iCs/>
+        </w:rPr>
+        <w:t xml:space="preserve">¿Qué es el análisis de datos?</w:t>
+      </w:r>
+      <w:r>
+        <w:rPr>
+          <w:rFonts w:ascii="Times New Roman" w:hAnsi="Times New Roman" w:eastAsia="Times New Roman" w:cs="Times New Roman"/>
+          <w:sz w:val="24"/>
+          <w:szCs w:val="24"/>
+        </w:rPr>
+        <w:t xml:space="preserve"> Datademia. https://datademia.es/blog/que-es-el-analisis-de-datos</w:t>
+      </w:r>
+    </w:p>
+    <w:p>
+      <w:pPr>
+        <w:keepLines/>
+        <w:spacing w:before="0" w:after="120" w:line="360" w:lineRule="auto"/>
+        <w:ind w:left="720" w:hanging="720"/>
+        <w:jc w:val="left"/>
+      </w:pPr>
+      <w:r>
+        <w:rPr>
+          <w:rFonts w:ascii="Times New Roman" w:hAnsi="Times New Roman" w:eastAsia="Times New Roman" w:cs="Times New Roman"/>
+          <w:sz w:val="24"/>
+          <w:szCs w:val="24"/>
+        </w:rPr>
+        <w:t xml:space="preserve">Wells, D. (2020). </w:t>
+      </w:r>
+      <w:r>
+        <w:rPr>
+          <w:rFonts w:ascii="Times New Roman" w:hAnsi="Times New Roman" w:eastAsia="Times New Roman" w:cs="Times New Roman"/>
+          <w:sz w:val="24"/>
+          <w:szCs w:val="24"/>
+          <w:i/>
+          <w:iCs/>
+        </w:rPr>
         <w:t xml:space="preserve">Architecting and automating data pipelines: A guide to efficient data engineering for BI and data science</w:t>
       </w:r>
       <w:r>
@@ -10494,6 +12386,35 @@
           <w:szCs w:val="24"/>
         </w:rPr>
         <w:t xml:space="preserve">. Eckerson Group. https://info.minitab.com/hubfs/pdf/minitab-eckerson-report-architecting-automating-data-pipelines.pdf</w:t>
+      </w:r>
+    </w:p>
+    <w:p>
+      <w:pPr>
+        <w:spacing w:line="360" w:lineRule="auto" w:after="120"/>
+        <w:ind w:left="720" w:hanging="720"/>
+        <w:jc w:val="left"/>
+      </w:pPr>
+      <w:r>
+        <w:rPr>
+          <w:rFonts w:ascii="Times New Roman" w:hAnsi="Times New Roman"/>
+          <w:sz w:val="24"/>
+        </w:rPr>
+        <w:t xml:space="preserve">Wirth, R., &amp; Hipp, J. (2000). </w:t>
+      </w:r>
+      <w:r>
+        <w:rPr>
+          <w:rFonts w:ascii="Times New Roman" w:hAnsi="Times New Roman"/>
+          <w:i/>
+          <w:sz w:val="24"/>
+        </w:rPr>
+        <w:t>CRISP-DM: Towards a standard process model for data mining.</w:t>
+      </w:r>
+      <w:r>
+        <w:rPr>
+          <w:rFonts w:ascii="Times New Roman" w:hAnsi="Times New Roman"/>
+          <w:sz w:val="24"/>
+        </w:rPr>
+        <w:t xml:space="preserve"> https://cs.unibo.it/montesi/CBD/Beatriz/10.1.1.198.5133.pdf</w:t>
       </w:r>
     </w:p>
     <w:sectPr>

--- a/documento/Investigacion (1).docx
+++ b/documento/Investigacion (1).docx
@@ -1303,7 +1303,7 @@
         <w:rPr>
           <w:rtl w:val="0"/>
         </w:rPr>
-        <w:t xml:space="preserve">Keepcoding</w:t>
+        <w:t xml:space="preserve">Martín López</w:t>
       </w:r>
       <w:r>
         <w:rPr>
@@ -2380,7 +2380,7 @@
         <w:rPr>
           <w:rtl w:val="0"/>
         </w:rPr>
-        <w:t xml:space="preserve">Los líderes principales y directivos necesitan ver informes claros y resumidos para tomar decisiones estratégicas importantes. Como señalan los autores de IbisWorld (2024), este grupo tiene un alto nivel de poder e influencia sobre el rumbo de la organización, por lo que dependen de estos datos para planificar el futuro y orientar los recursos de forma correcta sin tener que adivinar.</w:t>
+        <w:t xml:space="preserve">Los líderes principales y directivos necesitan ver informes claros y resumidos para tomar decisiones estratégicas importantes. Como señala IBISWorld (2024), este grupo tiene un alto nivel de poder e influencia sobre el rumbo de la organización, por lo que dependen de estos datos para planificar el futuro y orientar los recursos de forma correcta sin tener que adivinar.</w:t>
       </w:r>
     </w:p>
     <w:p>
@@ -2419,7 +2419,7 @@
         <w:rPr>
           <w:rtl w:val="0"/>
         </w:rPr>
-        <w:t xml:space="preserve">Estos equipos necesitan saber cómo interactúan las personas con los servicios o aplicaciones para decidir qué mejoras o funciones nuevas, se deben programar primero. Según Khatu (2026), un analista especializado en producto ayuda a estudiar estos recorridos para que los desarrolladores sepan exactamente en qué trabajar. </w:t>
+        <w:t xml:space="preserve">Estos equipos necesitan saber cómo interactúan las personas con los servicios o aplicaciones para decidir qué mejoras o funciones nuevas, se deben programar primero. Según Khatu Shyam (2026), un analista especializado en producto ayuda a estudiar estos recorridos para que los desarrolladores sepan exactamente en qué trabajar. </w:t>
       </w:r>
     </w:p>
     <w:p>
@@ -2798,7 +2798,7 @@
         <w:rPr>
           <w:rtl w:val="0"/>
         </w:rPr>
-        <w:t xml:space="preserve">Como destacan Few (2013) y Davenport (2018), su consumo se centra en paneles de control interactivos, resúmenes ejecutivos e indicadores clave de rendimiento para tomar decisiones de alto nivel, evaluar el rendimiento general de la empresa y definir la dirección estratégica del negocio.</w:t>
+        <w:t xml:space="preserve">Como explica Few (2013), su consumo se centra en paneles de control interactivos, resúmenes ejecutivos e indicadores clave de rendimiento para tomar decisiones de alto nivel, evaluar el rendimiento general de la empresa y definir la dirección estratégica del negocio.</w:t>
       </w:r>
     </w:p>
     <w:p>
@@ -3004,7 +3004,7 @@
         <w:rPr>
           <w:rtl w:val="0"/>
         </w:rPr>
-        <w:t xml:space="preserve">También se puede hablar de aquellos lenguajes como SQL, cuyo enfoque es la consulta estructurada de los datos, el cual resulta indispensable en el área de ciencia de datos. SQL proporciona una gran variedad de recursos para consultas de datos en bases relacionales, tanto sencillas como aquellas que son complejas y requieren ya sea combinaciones entre datos de diferentes contextos o filtros muy específicos. Cabe mencionar, además, la combinación de Julia / Scala, siendo respectivamente un lenguaje que incluye sencillez de escritura con velocidad de ejecución alta y otro un lenguaje para trabajar con eficiencia con volúmenes de datos que sobrepasa la capacidad de una sola computadora y en su lugar, se encuentran almacenados en muchos servidores. Según Pal et al. (2024), el lenguaje de programación Julia fue creado principalmente para superar las deficiencias de otros lenguajes científicos como Python, R y MATLAB, los cuales suelen presentar limitaciones al procesar grandes volúmenes de datos y cálculos matemáticos complejos, convirtiendo a Julia en una opción destacada para la computación científica y el aprendizaje automático gracias a su simplicidad y alto rendimiento (p. 144). </w:t>
+        <w:t xml:space="preserve">También se puede hablar de aquellos lenguajes como SQL, cuyo enfoque es la consulta estructurada de los datos, el cual resulta indispensable en el área de ciencia de datos. SQL proporciona una gran variedad de recursos para consultas de datos en bases relacionales, tanto sencillas como aquellas que son complejas y requieren ya sea combinaciones entre datos de diferentes contextos o filtros muy específicos. Cabe mencionar, además, la combinación de Julia / Scala, siendo respectivamente un lenguaje que incluye sencillez de escritura con velocidad de ejecución alta y otro un lenguaje para trabajar con eficiencia con volúmenes de datos que sobrepasa la capacidad de una sola computadora y en su lugar, se encuentran almacenados en muchos servidores. Según Pal et al. (2024), el lenguaje de programación Julia fue creado principalmente para superar las deficiencias de otros lenguajes científicos como Python, R y MATLAB, los cuales suelen presentar limitaciones al procesar grandes volúmenes de datos y cálculos matemáticos complejos, convirtiendo a Julia en una opción destacada para la computación científica y el aprendizaje automático gracias a su simplicidad y alto rendimiento. </w:t>
       </w:r>
     </w:p>
     <w:p>
@@ -3264,13 +3264,13 @@
         <w:rPr>
           <w:rtl w:val="0"/>
         </w:rPr>
-        <w:t xml:space="preserve">Existe una metodología, además, que toma el modelo CRISP-DM y lo enriquece para adaptarlo a las necesidades empresariales modernas. Esta es TDSP (</w:t>
-      </w:r>
-      <w:r>
-        <w:rPr>
-          <w:rtl w:val="0"/>
-        </w:rPr>
-        <w:t xml:space="preserve">Team Data Science Process), introducida por Microsoft en 2017. Según explican Saltz y Shamshurin (2019), este marco toma la estructura cíclica de procesos tradicionales como CRISP-DM y la integra con prácticas de desarrollo ágil (Scrum/Kanban) y MLOps, lo que facilita la colaboración entre equipos multidisciplinarios, la estandarización de artefactos de código y el despliegue eficiente de modelos en arquitecturas en la nube. </w:t>
+        <w:t xml:space="preserve">Existe también TDSP (</w:t>
+      </w:r>
+      <w:r>
+        <w:rPr>
+          <w:rtl w:val="0"/>
+        </w:rPr>
+        <w:t xml:space="preserve">Team Data Science Process), un proceso ágil e iterativo propuesto por Microsoft para organizar proyectos de ciencia de datos. Su documentación incluye un ciclo de vida, una estructura estandarizada del proyecto, infraestructura y herramientas para facilitar la colaboración y la ejecución del trabajo (Microsoft, 2017). Por su parte, Saltz y Shamshurin (2019) estudian la evolución de la metodología ágil de un equipo de Big Data.</w:t>
       </w:r>
     </w:p>
     <w:p>
@@ -3545,7 +3545,7 @@
         <w:rPr>
           <w:rtl w:val="0"/>
         </w:rPr>
-        <w:t xml:space="preserve">El objetivo principal de la ingeniería de datos es lograr que los datos estén disponibles, sean confiables, y se encuentren listos para su utilización. Para lograr esto se diseñan infraestructuras para así tener un mejor manejo sobre los datos, junto con procesos los cuales nos permiten recopilar, transformar y almacenar los datos de una manera organizada, facilitando así, el uso de estos datos en áreas como Data Analytics, Business Intelligence, Data Science o Machine Learning (University of the West of Scotland [UWS], s. f.). </w:t>
+        <w:t xml:space="preserve">El objetivo principal de la ingeniería de datos es lograr que los datos estén disponibles, sean confiables, y se encuentren listos para su utilización. Para lograr esto se diseñan infraestructuras para así tener un mejor manejo sobre los datos, junto con procesos los cuales nos permiten recopilar, transformar y almacenar los datos de una manera organizada, facilitando así, el uso de estos datos en áreas como Data Analytics, Business Intelligence, Data Science o Machine Learning (Reis y Housley, 2022). </w:t>
       </w:r>
     </w:p>
     <w:p>
@@ -3624,7 +3624,7 @@
         <w:rPr>
           <w:rtl w:val="0"/>
         </w:rPr>
-        <w:t xml:space="preserve">Entre sus responsabilidades se encuentra el tener que garantizar que los datos tengan niveles adecuados de calidad, consistencia y disponibilidad, así como también debe administrar y supervisar tanto las estructuras donde serán almacenados los datos, como también los procesos que los transportan. Algo importante a tener en cuenta es que también puede participar en la implementación técnica de políticas relacionadas con seguridad, gobernanza y trazabilidad de datos (University of the West of Scotland [UWS], s. f.).</w:t>
+        <w:t xml:space="preserve">Entre sus responsabilidades se encuentra el tener que garantizar que los datos tengan niveles adecuados de calidad, consistencia y disponibilidad, así como también debe administrar y supervisar tanto las estructuras donde serán almacenados los datos, como también los procesos que los transportan. Algo importante a tener en cuenta es que también puede participar en la implementación técnica de políticas relacionadas con seguridad, gobernanza y trazabilidad de datos (Reis y Housley, 2022).</w:t>
       </w:r>
     </w:p>
     <w:p>
@@ -3650,7 +3650,7 @@
         <w:rPr>
           <w:rtl w:val="0"/>
         </w:rPr>
-        <w:t xml:space="preserve">Para realizar su trabajo un Ingeniero de datos (Data Engineer) recibe datos de distintas fuentes como base de datos, aplicaciones, APIs, archivos o dispositivos. A partir de esta información obtenida, se encarga de producir canalizaciones funcionales, estructuras de almacenamiento y conjuntos de datos limpios, integrados y preparados para su uso posterior (Wells, 2020; University of the West of Scotland [UWS], s. f.).</w:t>
+        <w:t xml:space="preserve">Para realizar su trabajo un Ingeniero de datos (Data Engineer) recibe datos de distintas fuentes como base de datos, aplicaciones, APIs, archivos o dispositivos. A partir de esta información obtenida, se encarga de producir canalizaciones funcionales, estructuras de almacenamiento y conjuntos de datos limpios, integrados y preparados para su uso posterior (Wells, 2020).</w:t>
       </w:r>
     </w:p>
     <w:p>
@@ -3742,7 +3742,7 @@
           <w:rtl w:val="0"/>
         </w:rPr>
         <w:t xml:space="preserve"/>
-        <w:t xml:space="preserve">La Ingeniería de datos (Data Engineering) utiliza distintos lenguajes y tecnologías para gestionar el movimiento, procesamiento y almacenamiento de la información. Los lenguajes más utilizados son SQL y Python, SQL se utiliza principalmente para hacer consultas, estructurar y transformar los datos que se encuentran en la base de datos y sistemas analíticos, mientras que Python se utiliza para agilizar procesos, desarrollar data pipelines personalizados e integrar distintas fuentes de información (Wells, 2020; University of the West of Scotland [UWS], s. f.; Heck, 2024). </w:t>
+        <w:t xml:space="preserve">La Ingeniería de datos (Data Engineering) utiliza distintos lenguajes y tecnologías para gestionar el movimiento, procesamiento y almacenamiento de la información. Los lenguajes más utilizados son SQL y Python, SQL se utiliza principalmente para hacer consultas, estructurar y transformar los datos que se encuentran en la base de datos y sistemas analíticos, mientras que Python se utiliza para agilizar procesos, desarrollar data pipelines personalizados e integrar distintas fuentes de información (Wells, 2020; Heck, 2024). </w:t>
       </w:r>
     </w:p>
     <w:p>
@@ -3758,7 +3758,7 @@
           <w:rtl w:val="0"/>
         </w:rPr>
         <w:t xml:space="preserve"/>
-        <w:t xml:space="preserve">En cuanto al almacenamiento, los Ingenieros de Datos trabajan con diferentes tipos de sistemas según las necesidades del proyecto, por lo que utilizan bases de datos relacionales, bases NoSQL, Data Warehouses, Data Lakes entre otras, también se utilizan servicios de almacenamiento como la nube en Amazon S3, Azure Storage o Google Cloud Storage, todo esto mayormente cuando se quiere manejar grandes volúmenes de información de manera escalable (Wells, 2020; UWS, s. f.). </w:t>
+        <w:t xml:space="preserve">En cuanto al almacenamiento, los Ingenieros de Datos trabajan con diferentes tipos de sistemas según las necesidades del proyecto, por lo que utilizan bases de datos relacionales, bases NoSQL, Data Warehouses, Data Lakes entre otras, también se utilizan servicios de almacenamiento como la nube en Amazon S3, Azure Storage o Google Cloud Storage, todo esto mayormente cuando se quiere manejar grandes volúmenes de información de manera escalable (Wells, 2020). </w:t>
       </w:r>
     </w:p>
     <w:p>
@@ -3788,7 +3788,7 @@
         <w:rPr>
           <w:rtl w:val="0"/>
         </w:rPr>
-        <w:t xml:space="preserve">Un dato importante a conocer es que algunas de estas herramientas mencionadas son compartidas con otras disciplinas. Por ejemplo, SQL y Python son utilizados tanto en Data Analytics como en Data Science, aunque con objetivos diferentes. En Data Engineering se utilizan principalmente para construir y automatizar procesos de datos (Heck, 2024; UWS, s. f.).</w:t>
+        <w:t xml:space="preserve">Un dato importante a conocer es que algunas de estas herramientas mencionadas son compartidas con otras disciplinas. Por ejemplo, SQL y Python son utilizados tanto en Data Analytics como en Data Science, aunque con objetivos diferentes. En Data Engineering se utilizan principalmente para construir y automatizar procesos de datos (Heck, 2024).</w:t>
       </w:r>
     </w:p>
     <w:p>
@@ -3847,7 +3847,7 @@
         <w:rPr>
           <w:rtl w:val="0"/>
         </w:rPr>
-        <w:t xml:space="preserve">&amp; Housley, como se citó en Heck, 2024; UWS, s. f.).</w:t>
+        <w:t xml:space="preserve">&amp; Housley, como se citó en Heck, 2024).</w:t>
       </w:r>
       <w:r>
         <w:rPr>
@@ -5973,7 +5973,7 @@
         <w:rPr>
           <w:rtl w:val="0"/>
         </w:rPr>
-        <w:t>Para el desarrollo del caso práctico se escogió el conjunto de datos Chicago Food Inspections, publicado por la Ciudad de Chicago (City of Chicago, s. f.-a). El conjunto contiene información relacionada con inspecciones sanitarias realizadas a establecimientos de alimentos.</w:t>
+        <w:t xml:space="preserve">Para el desarrollo del caso práctico se escogió el conjunto de datos Chicago Food Inspections, publicado por la Ciudad de Chicago (City of Chicago, s. f.). El conjunto contiene información relacionada con inspecciones sanitarias realizadas a establecimientos de alimentos.</w:t>
       </w:r>
     </w:p>
     <w:p>
@@ -10847,7 +10847,7 @@
           <w:sz w:val="24"/>
           <w:szCs w:val="24"/>
         </w:rPr>
-        <w:t xml:space="preserve">City of Chicago. (s. f.-a). </w:t>
+        <w:t xml:space="preserve">City of Chicago. (s. f.). </w:t>
       </w:r>
       <w:r>
         <w:rPr>
@@ -10866,35 +10866,6 @@
           <w:szCs w:val="24"/>
         </w:rPr>
         <w:t xml:space="preserve"> [Conjunto de datos]. Chicago Data Portal. Recuperado el 18 de octubre de 2026, de https://data.cityofchicago.org/Health-Human-Services/Food-Inspections/4ijn-s7e5</w:t>
-      </w:r>
-    </w:p>
-    <w:p>
-      <w:pPr>
-        <w:spacing w:line="360" w:lineRule="auto" w:after="120"/>
-        <w:ind w:left="720" w:hanging="720"/>
-        <w:jc w:val="left"/>
-      </w:pPr>
-      <w:r>
-        <w:rPr>
-          <w:rFonts w:ascii="Times New Roman" w:hAnsi="Times New Roman"/>
-          <w:sz w:val="24"/>
-        </w:rPr>
-        <w:t xml:space="preserve">City of Chicago. (s. f.-b). </w:t>
-      </w:r>
-      <w:r>
-        <w:rPr>
-          <w:rFonts w:ascii="Times New Roman" w:hAnsi="Times New Roman"/>
-          <w:i/>
-          <w:sz w:val="24"/>
-        </w:rPr>
-        <w:t>Food inspections</w:t>
-      </w:r>
-      <w:r>
-        <w:rPr>
-          <w:rFonts w:ascii="Times New Roman" w:hAnsi="Times New Roman"/>
-          <w:sz w:val="24"/>
-        </w:rPr>
-        <w:t xml:space="preserve"> [Diccionario de datos]. https://data.cityofchicago.org/api/assets/BAD5301B-681A-4202-9D25-51B2CAE672FF</w:t>
       </w:r>
     </w:p>
     <w:p>
@@ -10944,7 +10915,7 @@
           <w:sz w:val="24"/>
           <w:szCs w:val="24"/>
         </w:rPr>
-        <w:t xml:space="preserve">Crabtree, M., &amp; Nehme, A. (2026, 26 de marzo). </w:t>
+        <w:t xml:space="preserve">Davenport, T. H., &amp; Patil, D. J. (2012, octubre). Data scientist: The sexiest job of the 21st century. </w:t>
       </w:r>
       <w:r>
         <w:rPr>
@@ -10954,15 +10925,15 @@
           <w:i/>
           <w:iCs/>
         </w:rPr>
-        <w:t xml:space="preserve">What is data analysis? An expert guide with examples.</w:t>
-      </w:r>
-      <w:r>
-        <w:rPr>
-          <w:rFonts w:ascii="Times New Roman" w:hAnsi="Times New Roman" w:eastAsia="Times New Roman" w:cs="Times New Roman"/>
-          <w:sz w:val="24"/>
-          <w:szCs w:val="24"/>
-        </w:rPr>
-        <w:t xml:space="preserve"> DataCamp. https://www.datacamp.com/blog/what-is-data-analysis-expert-guide</w:t>
+        <w:t xml:space="preserve">Harvard Business Review</w:t>
+      </w:r>
+      <w:r>
+        <w:rPr>
+          <w:rFonts w:ascii="Times New Roman" w:hAnsi="Times New Roman" w:eastAsia="Times New Roman" w:cs="Times New Roman"/>
+          <w:sz w:val="24"/>
+          <w:szCs w:val="24"/>
+        </w:rPr>
+        <w:t xml:space="preserve">. https://hbr.org/2012/10/data-scientist-the-sexiest-job-of-the-21st-century</w:t>
       </w:r>
     </w:p>
     <w:p>
@@ -10978,7 +10949,7 @@
           <w:sz w:val="24"/>
           <w:szCs w:val="24"/>
         </w:rPr>
-        <w:t xml:space="preserve">Davenport, T. H., &amp; Patil, D. J. (2012, octubre). Data scientist: The sexiest job of the 21st century. </w:t>
+        <w:t xml:space="preserve">Domo. (2026, 12 de mayo). </w:t>
       </w:r>
       <w:r>
         <w:rPr>
@@ -10988,15 +10959,15 @@
           <w:i/>
           <w:iCs/>
         </w:rPr>
-        <w:t xml:space="preserve">Harvard Business Review</w:t>
-      </w:r>
-      <w:r>
-        <w:rPr>
-          <w:rFonts w:ascii="Times New Roman" w:hAnsi="Times New Roman" w:eastAsia="Times New Roman" w:cs="Times New Roman"/>
-          <w:sz w:val="24"/>
-          <w:szCs w:val="24"/>
-        </w:rPr>
-        <w:t xml:space="preserve">. https://hbr.org/2012/10/data-scientist-the-sexiest-job-of-the-21st-century</w:t>
+        <w:t xml:space="preserve">10 best cloud reporting tools in 2026.</w:t>
+      </w:r>
+      <w:r>
+        <w:rPr>
+          <w:rFonts w:ascii="Times New Roman" w:hAnsi="Times New Roman" w:eastAsia="Times New Roman" w:cs="Times New Roman"/>
+          <w:sz w:val="24"/>
+          <w:szCs w:val="24"/>
+        </w:rPr>
+        <w:t xml:space="preserve"> https://www.domo.com/learn/article/cloud-reporting-tools</w:t>
       </w:r>
     </w:p>
     <w:p>
@@ -11012,7 +10983,7 @@
           <w:sz w:val="24"/>
           <w:szCs w:val="24"/>
         </w:rPr>
-        <w:t xml:space="preserve">Domo. (2026, 12 de mayo). </w:t>
+        <w:t xml:space="preserve">Educación Continua del Tecnológico de Monterrey. (2026, 24 de agosto). </w:t>
       </w:r>
       <w:r>
         <w:rPr>
@@ -11022,15 +10993,15 @@
           <w:i/>
           <w:iCs/>
         </w:rPr>
-        <w:t xml:space="preserve">10 best cloud reporting tools in 2026.</w:t>
-      </w:r>
-      <w:r>
-        <w:rPr>
-          <w:rFonts w:ascii="Times New Roman" w:hAnsi="Times New Roman" w:eastAsia="Times New Roman" w:cs="Times New Roman"/>
-          <w:sz w:val="24"/>
-          <w:szCs w:val="24"/>
-        </w:rPr>
-        <w:t xml:space="preserve"> https://www.domo.com/learn/article/cloud-reporting-tools</w:t>
+        <w:t xml:space="preserve">Habilidades de un Data Analyst y cómo aprenderlas.</w:t>
+      </w:r>
+      <w:r>
+        <w:rPr>
+          <w:rFonts w:ascii="Times New Roman" w:hAnsi="Times New Roman" w:eastAsia="Times New Roman" w:cs="Times New Roman"/>
+          <w:sz w:val="24"/>
+          <w:szCs w:val="24"/>
+        </w:rPr>
+        <w:t xml:space="preserve"> https://blog.maestriasydiplomados.tec.mx/habilidades-data-analyst</w:t>
       </w:r>
     </w:p>
     <w:p>
@@ -11046,7 +11017,7 @@
           <w:sz w:val="24"/>
           <w:szCs w:val="24"/>
         </w:rPr>
-        <w:t xml:space="preserve">Educación Continua del Tecnológico de Monterrey. (2026, 24 de agosto). </w:t>
+        <w:t xml:space="preserve">Fayyad, U., Piatetsky-Shapiro, G., &amp; Smyth, P. (1996). From data mining to knowledge discovery in databases. </w:t>
       </w:r>
       <w:r>
         <w:rPr>
@@ -11056,15 +11027,15 @@
           <w:i/>
           <w:iCs/>
         </w:rPr>
-        <w:t xml:space="preserve">Habilidades de un Data Analyst y cómo aprenderlas.</w:t>
-      </w:r>
-      <w:r>
-        <w:rPr>
-          <w:rFonts w:ascii="Times New Roman" w:hAnsi="Times New Roman" w:eastAsia="Times New Roman" w:cs="Times New Roman"/>
-          <w:sz w:val="24"/>
-          <w:szCs w:val="24"/>
-        </w:rPr>
-        <w:t xml:space="preserve"> https://blog.maestriasydiplomados.tec.mx/habilidades-data-analyst</w:t>
+        <w:t xml:space="preserve">AI Magazine, 17</w:t>
+      </w:r>
+      <w:r>
+        <w:rPr>
+          <w:rFonts w:ascii="Times New Roman" w:hAnsi="Times New Roman" w:eastAsia="Times New Roman" w:cs="Times New Roman"/>
+          <w:sz w:val="24"/>
+          <w:szCs w:val="24"/>
+        </w:rPr>
+        <w:t xml:space="preserve">(3), 37–54. https://doi.org/10.1609/aimag.v17i3.1230</w:t>
       </w:r>
     </w:p>
     <w:p>
@@ -11080,7 +11051,7 @@
           <w:sz w:val="24"/>
           <w:szCs w:val="24"/>
         </w:rPr>
-        <w:t xml:space="preserve">Fayyad, U., Piatetsky-Shapiro, G., &amp; Smyth, P. (1996). From data mining to knowledge discovery in databases. </w:t>
+        <w:t xml:space="preserve">Few, S. (2013). </w:t>
       </w:r>
       <w:r>
         <w:rPr>
@@ -11090,15 +11061,15 @@
           <w:i/>
           <w:iCs/>
         </w:rPr>
-        <w:t xml:space="preserve">AI Magazine, 17</w:t>
-      </w:r>
-      <w:r>
-        <w:rPr>
-          <w:rFonts w:ascii="Times New Roman" w:hAnsi="Times New Roman" w:eastAsia="Times New Roman" w:cs="Times New Roman"/>
-          <w:sz w:val="24"/>
-          <w:szCs w:val="24"/>
-        </w:rPr>
-        <w:t xml:space="preserve">(3), 37–54. https://doi.org/10.1609/aimag.v17i3.1230</w:t>
+        <w:t xml:space="preserve">Information dashboard design: Displaying data for at-a-glance monitoring</w:t>
+      </w:r>
+      <w:r>
+        <w:rPr>
+          <w:rFonts w:ascii="Times New Roman" w:hAnsi="Times New Roman" w:eastAsia="Times New Roman" w:cs="Times New Roman"/>
+          <w:sz w:val="24"/>
+          <w:szCs w:val="24"/>
+        </w:rPr>
+        <w:t xml:space="preserve"> (2.ª ed.). Analytics Press.</w:t>
       </w:r>
     </w:p>
     <w:p>
@@ -11114,7 +11085,7 @@
           <w:sz w:val="24"/>
           <w:szCs w:val="24"/>
         </w:rPr>
-        <w:t xml:space="preserve">Few, S. (2013). </w:t>
+        <w:t xml:space="preserve">Google Cloud. (s. f.). </w:t>
       </w:r>
       <w:r>
         <w:rPr>
@@ -11124,15 +11095,15 @@
           <w:i/>
           <w:iCs/>
         </w:rPr>
-        <w:t xml:space="preserve">Information dashboard design: Displaying data for at-a-glance monitoring</w:t>
-      </w:r>
-      <w:r>
-        <w:rPr>
-          <w:rFonts w:ascii="Times New Roman" w:hAnsi="Times New Roman" w:eastAsia="Times New Roman" w:cs="Times New Roman"/>
-          <w:sz w:val="24"/>
-          <w:szCs w:val="24"/>
-        </w:rPr>
-        <w:t xml:space="preserve"> (2.ª ed.). Analytics Press.</w:t>
+        <w:t xml:space="preserve">BigQuery documentation.</w:t>
+      </w:r>
+      <w:r>
+        <w:rPr>
+          <w:rFonts w:ascii="Times New Roman" w:hAnsi="Times New Roman" w:eastAsia="Times New Roman" w:cs="Times New Roman"/>
+          <w:sz w:val="24"/>
+          <w:szCs w:val="24"/>
+        </w:rPr>
+        <w:t xml:space="preserve"> https://cloud.google.com/bigquery/docs</w:t>
       </w:r>
     </w:p>
     <w:p>
@@ -11148,7 +11119,7 @@
           <w:sz w:val="24"/>
           <w:szCs w:val="24"/>
         </w:rPr>
-        <w:t xml:space="preserve">Google Cloud. (s. f.). </w:t>
+        <w:t xml:space="preserve">Heck, P. (2024). What about the data? A mapping study on data engineering for AI systems. En </w:t>
       </w:r>
       <w:r>
         <w:rPr>
@@ -11158,15 +11129,15 @@
           <w:i/>
           <w:iCs/>
         </w:rPr>
-        <w:t xml:space="preserve">BigQuery documentation.</w:t>
-      </w:r>
-      <w:r>
-        <w:rPr>
-          <w:rFonts w:ascii="Times New Roman" w:hAnsi="Times New Roman" w:eastAsia="Times New Roman" w:cs="Times New Roman"/>
-          <w:sz w:val="24"/>
-          <w:szCs w:val="24"/>
-        </w:rPr>
-        <w:t xml:space="preserve"> https://cloud.google.com/bigquery/docs</w:t>
+        <w:t xml:space="preserve">Proceedings of the 2024 IEEE/ACM 3rd International Conference on AI Engineering – Software Engineering for AI (CAIN 2024)</w:t>
+      </w:r>
+      <w:r>
+        <w:rPr>
+          <w:rFonts w:ascii="Times New Roman" w:hAnsi="Times New Roman" w:eastAsia="Times New Roman" w:cs="Times New Roman"/>
+          <w:sz w:val="24"/>
+          <w:szCs w:val="24"/>
+        </w:rPr>
+        <w:t xml:space="preserve"> (pp. 43–52). Association for Computing Machinery. https://doi.org/10.1145/3644815.3644954</w:t>
       </w:r>
     </w:p>
     <w:p>
@@ -11182,7 +11153,7 @@
           <w:sz w:val="24"/>
           <w:szCs w:val="24"/>
         </w:rPr>
-        <w:t xml:space="preserve">Heck, P. (2024). What about the data? A mapping study on data engineering for AI systems. En </w:t>
+        <w:t xml:space="preserve">IBISWorld. (2024, 19 de febrero). </w:t>
       </w:r>
       <w:r>
         <w:rPr>
@@ -11192,15 +11163,15 @@
           <w:i/>
           <w:iCs/>
         </w:rPr>
-        <w:t xml:space="preserve">Proceedings of the 2024 IEEE/ACM 3rd International Conference on AI Engineering – Software Engineering for AI (CAIN 2024)</w:t>
-      </w:r>
-      <w:r>
-        <w:rPr>
-          <w:rFonts w:ascii="Times New Roman" w:hAnsi="Times New Roman" w:eastAsia="Times New Roman" w:cs="Times New Roman"/>
-          <w:sz w:val="24"/>
-          <w:szCs w:val="24"/>
-        </w:rPr>
-        <w:t xml:space="preserve"> (pp. 43–52). Association for Computing Machinery. https://doi.org/10.1145/3644815.3644954</w:t>
+        <w:t xml:space="preserve">What is stakeholder analysis and how can it benefit your project?</w:t>
+      </w:r>
+      <w:r>
+        <w:rPr>
+          <w:rFonts w:ascii="Times New Roman" w:hAnsi="Times New Roman" w:eastAsia="Times New Roman" w:cs="Times New Roman"/>
+          <w:sz w:val="24"/>
+          <w:szCs w:val="24"/>
+        </w:rPr>
+        <w:t xml:space="preserve"> https://www.ibisworld.com/blog/stakeholder-analysis/99/1127/</w:t>
       </w:r>
     </w:p>
     <w:p>
@@ -11216,7 +11187,7 @@
           <w:sz w:val="24"/>
           <w:szCs w:val="24"/>
         </w:rPr>
-        <w:t xml:space="preserve">Huyen, C. (2023). </w:t>
+        <w:t xml:space="preserve">Intone. (2026, 24 de julio). </w:t>
       </w:r>
       <w:r>
         <w:rPr>
@@ -11226,15 +11197,15 @@
           <w:i/>
           <w:iCs/>
         </w:rPr>
-        <w:t xml:space="preserve">Diseño de sistemas de machine learning</w:t>
-      </w:r>
-      <w:r>
-        <w:rPr>
-          <w:rFonts w:ascii="Times New Roman" w:hAnsi="Times New Roman" w:eastAsia="Times New Roman" w:cs="Times New Roman"/>
-          <w:sz w:val="24"/>
-          <w:szCs w:val="24"/>
-        </w:rPr>
-        <w:t xml:space="preserve"> (M. Á. Torres, Trad.). Marcombo.</w:t>
+        <w:t xml:space="preserve">How data analytics improves decision-making across business functions.</w:t>
+      </w:r>
+      <w:r>
+        <w:rPr>
+          <w:rFonts w:ascii="Times New Roman" w:hAnsi="Times New Roman" w:eastAsia="Times New Roman" w:cs="Times New Roman"/>
+          <w:sz w:val="24"/>
+          <w:szCs w:val="24"/>
+        </w:rPr>
+        <w:t xml:space="preserve"> https://intone.com/resources/blogs/how-data-analytics-improves-decision-making-across-business-functions/</w:t>
       </w:r>
     </w:p>
     <w:p>
@@ -11250,7 +11221,7 @@
           <w:sz w:val="24"/>
           <w:szCs w:val="24"/>
         </w:rPr>
-        <w:t xml:space="preserve">IBISWorld. (s. f.). </w:t>
+        <w:t xml:space="preserve">Kelleher, J. D., &amp; Tierney, B. (2018). </w:t>
       </w:r>
       <w:r>
         <w:rPr>
@@ -11260,15 +11231,15 @@
           <w:i/>
           <w:iCs/>
         </w:rPr>
-        <w:t xml:space="preserve">What is stakeholder analysis and how can it benefit your project?</w:t>
-      </w:r>
-      <w:r>
-        <w:rPr>
-          <w:rFonts w:ascii="Times New Roman" w:hAnsi="Times New Roman" w:eastAsia="Times New Roman" w:cs="Times New Roman"/>
-          <w:sz w:val="24"/>
-          <w:szCs w:val="24"/>
-        </w:rPr>
-        <w:t xml:space="preserve"> https://www.ibisworld.com/blog/stakeholder-analysis/99/1127/</w:t>
+        <w:t xml:space="preserve">Data science</w:t>
+      </w:r>
+      <w:r>
+        <w:rPr>
+          <w:rFonts w:ascii="Times New Roman" w:hAnsi="Times New Roman" w:eastAsia="Times New Roman" w:cs="Times New Roman"/>
+          <w:sz w:val="24"/>
+          <w:szCs w:val="24"/>
+        </w:rPr>
+        <w:t xml:space="preserve">. The MIT Press.</w:t>
       </w:r>
     </w:p>
     <w:p>
@@ -11284,7 +11255,7 @@
           <w:sz w:val="24"/>
           <w:szCs w:val="24"/>
         </w:rPr>
-        <w:t xml:space="preserve">Intone. (2026, 24 de julio). </w:t>
+        <w:t xml:space="preserve">Khatu Shyam. (2026, 29 de septiembre). </w:t>
       </w:r>
       <w:r>
         <w:rPr>
@@ -11294,15 +11265,15 @@
           <w:i/>
           <w:iCs/>
         </w:rPr>
-        <w:t xml:space="preserve">How data analytics improves decision-making across business functions.</w:t>
-      </w:r>
-      <w:r>
-        <w:rPr>
-          <w:rFonts w:ascii="Times New Roman" w:hAnsi="Times New Roman" w:eastAsia="Times New Roman" w:cs="Times New Roman"/>
-          <w:sz w:val="24"/>
-          <w:szCs w:val="24"/>
-        </w:rPr>
-        <w:t xml:space="preserve"> https://intone.com/resources/blogs/how-data-analytics-improves-decision-making-across-business-functions/</w:t>
+        <w:t xml:space="preserve">Data analyst specializations: Product, marketing, finance, operations &amp; BI.</w:t>
+      </w:r>
+      <w:r>
+        <w:rPr>
+          <w:rFonts w:ascii="Times New Roman" w:hAnsi="Times New Roman" w:eastAsia="Times New Roman" w:cs="Times New Roman"/>
+          <w:sz w:val="24"/>
+          <w:szCs w:val="24"/>
+        </w:rPr>
+        <w:t xml:space="preserve"> IQlancer. https://iqlancer.com/data-analyst-specializations/</w:t>
       </w:r>
     </w:p>
     <w:p>
@@ -11318,7 +11289,7 @@
           <w:sz w:val="24"/>
           <w:szCs w:val="24"/>
         </w:rPr>
-        <w:t xml:space="preserve">Kelleher, J. D., &amp; Tierney, B. (2018). </w:t>
+        <w:t xml:space="preserve">Kim, M., Zimmermann, T., DeLine, R., &amp; Begel, A. (2016). The emerging role of data scientists on software development teams. En </w:t>
       </w:r>
       <w:r>
         <w:rPr>
@@ -11328,15 +11299,15 @@
           <w:i/>
           <w:iCs/>
         </w:rPr>
-        <w:t xml:space="preserve">Data science</w:t>
-      </w:r>
-      <w:r>
-        <w:rPr>
-          <w:rFonts w:ascii="Times New Roman" w:hAnsi="Times New Roman" w:eastAsia="Times New Roman" w:cs="Times New Roman"/>
-          <w:sz w:val="24"/>
-          <w:szCs w:val="24"/>
-        </w:rPr>
-        <w:t xml:space="preserve">. The MIT Press.</w:t>
+        <w:t xml:space="preserve">Proceedings of the 38th International Conference on Software Engineering</w:t>
+      </w:r>
+      <w:r>
+        <w:rPr>
+          <w:rFonts w:ascii="Times New Roman" w:hAnsi="Times New Roman" w:eastAsia="Times New Roman" w:cs="Times New Roman"/>
+          <w:sz w:val="24"/>
+          <w:szCs w:val="24"/>
+        </w:rPr>
+        <w:t xml:space="preserve"> (pp. 96–107). Association for Computing Machinery. https://doi.org/10.1145/2884781.2884783</w:t>
       </w:r>
     </w:p>
     <w:p>
@@ -11352,7 +11323,7 @@
           <w:sz w:val="24"/>
           <w:szCs w:val="24"/>
         </w:rPr>
-        <w:t xml:space="preserve">Khatu Shyam. (2026, 29 de septiembre). </w:t>
+        <w:t xml:space="preserve">Martín López, M. (2025, 29 de enero). </w:t>
       </w:r>
       <w:r>
         <w:rPr>
@@ -11362,15 +11333,15 @@
           <w:i/>
           <w:iCs/>
         </w:rPr>
-        <w:t xml:space="preserve">Data analyst specializations: Product, marketing, finance, operations &amp; BI.</w:t>
-      </w:r>
-      <w:r>
-        <w:rPr>
-          <w:rFonts w:ascii="Times New Roman" w:hAnsi="Times New Roman" w:eastAsia="Times New Roman" w:cs="Times New Roman"/>
-          <w:sz w:val="24"/>
-          <w:szCs w:val="24"/>
-        </w:rPr>
-        <w:t xml:space="preserve"> IQlancer. https://iqlancer.com/data-analyst-specializations/</w:t>
+        <w:t xml:space="preserve">¿Qué es un data analyst y cómo ser uno?</w:t>
+      </w:r>
+      <w:r>
+        <w:rPr>
+          <w:rFonts w:ascii="Times New Roman" w:hAnsi="Times New Roman" w:eastAsia="Times New Roman" w:cs="Times New Roman"/>
+          <w:sz w:val="24"/>
+          <w:szCs w:val="24"/>
+        </w:rPr>
+        <w:t xml:space="preserve"> KeepCoding. https://keepcoding.io/blog/data-analyst-que-es-y-como-convertirte-en-uno/</w:t>
       </w:r>
     </w:p>
     <w:p>
@@ -11386,7 +11357,7 @@
           <w:sz w:val="24"/>
           <w:szCs w:val="24"/>
         </w:rPr>
-        <w:t xml:space="preserve">Kim, M., Zimmermann, T., DeLine, R., &amp; Begel, A. (2016). The emerging role of data scientists on software development teams. En </w:t>
+        <w:t xml:space="preserve">Mazumdar, D., Hughes, J., &amp; Onofré, J.-B. (2023). </w:t>
       </w:r>
       <w:r>
         <w:rPr>
@@ -11396,15 +11367,15 @@
           <w:i/>
           <w:iCs/>
         </w:rPr>
-        <w:t xml:space="preserve">Proceedings of the 38th International Conference on Software Engineering</w:t>
-      </w:r>
-      <w:r>
-        <w:rPr>
-          <w:rFonts w:ascii="Times New Roman" w:hAnsi="Times New Roman" w:eastAsia="Times New Roman" w:cs="Times New Roman"/>
-          <w:sz w:val="24"/>
-          <w:szCs w:val="24"/>
-        </w:rPr>
-        <w:t xml:space="preserve"> (pp. 96–107). Association for Computing Machinery. https://doi.org/10.1145/2884781.2884783</w:t>
+        <w:t xml:space="preserve">The data lakehouse: Data warehousing and more</w:t>
+      </w:r>
+      <w:r>
+        <w:rPr>
+          <w:rFonts w:ascii="Times New Roman" w:hAnsi="Times New Roman" w:eastAsia="Times New Roman" w:cs="Times New Roman"/>
+          <w:sz w:val="24"/>
+          <w:szCs w:val="24"/>
+        </w:rPr>
+        <w:t xml:space="preserve"> [Prepublicación]. arXiv. https://doi.org/10.48550/arXiv.2310.08697</w:t>
       </w:r>
     </w:p>
     <w:p>
@@ -11420,7 +11391,7 @@
           <w:sz w:val="24"/>
           <w:szCs w:val="24"/>
         </w:rPr>
-        <w:t xml:space="preserve">Kleppmann, M. (2017). </w:t>
+        <w:t xml:space="preserve">McKinney, W. (2018). </w:t>
       </w:r>
       <w:r>
         <w:rPr>
@@ -11430,15 +11401,15 @@
           <w:i/>
           <w:iCs/>
         </w:rPr>
-        <w:t xml:space="preserve">Designing data-intensive applications: The big ideas behind reliable, scalable, and maintainable systems</w:t>
-      </w:r>
-      <w:r>
-        <w:rPr>
-          <w:rFonts w:ascii="Times New Roman" w:hAnsi="Times New Roman" w:eastAsia="Times New Roman" w:cs="Times New Roman"/>
-          <w:sz w:val="24"/>
-          <w:szCs w:val="24"/>
-        </w:rPr>
-        <w:t xml:space="preserve">. O’Reilly Media.</w:t>
+        <w:t xml:space="preserve">Python for data analysis: Data wrangling with pandas, NumPy, and IPython</w:t>
+      </w:r>
+      <w:r>
+        <w:rPr>
+          <w:rFonts w:ascii="Times New Roman" w:hAnsi="Times New Roman" w:eastAsia="Times New Roman" w:cs="Times New Roman"/>
+          <w:sz w:val="24"/>
+          <w:szCs w:val="24"/>
+        </w:rPr>
+        <w:t xml:space="preserve"> (2.ª ed.). O’Reilly Media.</w:t>
       </w:r>
     </w:p>
     <w:p>
@@ -11454,7 +11425,7 @@
           <w:sz w:val="24"/>
           <w:szCs w:val="24"/>
         </w:rPr>
-        <w:t xml:space="preserve">Martín López, M. (2025, 29 de enero). </w:t>
+        <w:t xml:space="preserve">Metabase. (s. f.). </w:t>
       </w:r>
       <w:r>
         <w:rPr>
@@ -11464,15 +11435,77 @@
           <w:i/>
           <w:iCs/>
         </w:rPr>
-        <w:t xml:space="preserve">¿Qué es un data analyst y cómo ser uno?</w:t>
-      </w:r>
-      <w:r>
-        <w:rPr>
-          <w:rFonts w:ascii="Times New Roman" w:hAnsi="Times New Roman" w:eastAsia="Times New Roman" w:cs="Times New Roman"/>
-          <w:sz w:val="24"/>
-          <w:szCs w:val="24"/>
-        </w:rPr>
-        <w:t xml:space="preserve"> KeepCoding. https://keepcoding.io/blog/data-analyst-que-es-y-como-convertirte-en-uno/</w:t>
+        <w:t xml:space="preserve">Types of databases.</w:t>
+      </w:r>
+      <w:r>
+        <w:rPr>
+          <w:rFonts w:ascii="Times New Roman" w:hAnsi="Times New Roman" w:eastAsia="Times New Roman" w:cs="Times New Roman"/>
+          <w:sz w:val="24"/>
+          <w:szCs w:val="24"/>
+        </w:rPr>
+        <w:t xml:space="preserve"> https://www.metabase.com/learn/grow-your-data-skills/data-landscape/types-of-databases</w:t>
+      </w:r>
+    </w:p>
+    <w:p>
+      <w:pPr>
+        <w:spacing w:line="360" w:lineRule="auto" w:after="120"/>
+        <w:ind w:left="720" w:hanging="720"/>
+        <w:jc w:val="left"/>
+      </w:pPr>
+      <w:r>
+        <w:rPr>
+          <w:rFonts w:ascii="Times New Roman" w:hAnsi="Times New Roman" w:eastAsia="Times New Roman" w:cs="Times New Roman"/>
+          <w:sz w:val="24"/>
+          <w:szCs w:val="24"/>
+        </w:rPr>
+        <w:t xml:space="preserve">Microsoft. (2017, 15 de agosto). </w:t>
+      </w:r>
+      <w:r>
+        <w:rPr>
+          <w:rFonts w:ascii="Times New Roman" w:hAnsi="Times New Roman" w:eastAsia="Times New Roman" w:cs="Times New Roman"/>
+          <w:sz w:val="24"/>
+          <w:szCs w:val="24"/>
+          <w:i/>
+          <w:iCs/>
+        </w:rPr>
+        <w:t xml:space="preserve">Team Data Science Process from Microsoft</w:t>
+      </w:r>
+      <w:r>
+        <w:rPr>
+          <w:rFonts w:ascii="Times New Roman" w:hAnsi="Times New Roman" w:eastAsia="Times New Roman" w:cs="Times New Roman"/>
+          <w:sz w:val="24"/>
+          <w:szCs w:val="24"/>
+        </w:rPr>
+        <w:t xml:space="preserve"> [Documentación de software]. GitHub. https://github.com/Azure/Microsoft-TDSP/blob/master/Readme_Deprecated.md</w:t>
+      </w:r>
+    </w:p>
+    <w:p>
+      <w:pPr>
+        <w:spacing w:line="360" w:lineRule="auto" w:after="120"/>
+        <w:ind w:left="720" w:hanging="720"/>
+        <w:jc w:val="left"/>
+      </w:pPr>
+      <w:r>
+        <w:rPr>
+          <w:rFonts w:ascii="Times New Roman" w:hAnsi="Times New Roman"/>
+          <w:sz w:val="24"/>
+        </w:rPr>
+        <w:t xml:space="preserve">Microsoft. (2025, 1 de diciembre). </w:t>
+      </w:r>
+      <w:r>
+        <w:rPr>
+          <w:rFonts w:ascii="Times New Roman" w:hAnsi="Times New Roman"/>
+          <w:i/>
+          <w:sz w:val="24"/>
+        </w:rPr>
+        <w:t>Introduction to dashboards for Power BI designers.</w:t>
+      </w:r>
+      <w:r>
+        <w:rPr>
+          <w:rFonts w:ascii="Times New Roman" w:hAnsi="Times New Roman"/>
+          <w:sz w:val="24"/>
+        </w:rPr>
+        <w:t xml:space="preserve"> Microsoft Learn. https://learn.microsoft.com/en-us/power-bi/create-reports/service-dashboards</w:t>
       </w:r>
     </w:p>
     <w:p>
@@ -11488,7 +11521,7 @@
           <w:sz w:val="24"/>
           <w:szCs w:val="24"/>
         </w:rPr>
-        <w:t xml:space="preserve">Mazumdar, D., Hughes, J., &amp; Onofré, J.-B. (2023). </w:t>
+        <w:t xml:space="preserve">Microsoft. (2026a, 14 de mayo). </w:t>
       </w:r>
       <w:r>
         <w:rPr>
@@ -11498,15 +11531,15 @@
           <w:i/>
           <w:iCs/>
         </w:rPr>
-        <w:t xml:space="preserve">The data lakehouse: Data warehousing and more</w:t>
-      </w:r>
-      <w:r>
-        <w:rPr>
-          <w:rFonts w:ascii="Times New Roman" w:hAnsi="Times New Roman" w:eastAsia="Times New Roman" w:cs="Times New Roman"/>
-          <w:sz w:val="24"/>
-          <w:szCs w:val="24"/>
-        </w:rPr>
-        <w:t xml:space="preserve"> [Prepublicación]. arXiv. https://doi.org/10.48550/arXiv.2310.08697</w:t>
+        <w:t xml:space="preserve">Plantilla de revisión de insights de Viva Glint Do-it-yourself.</w:t>
+      </w:r>
+      <w:r>
+        <w:rPr>
+          <w:rFonts w:ascii="Times New Roman" w:hAnsi="Times New Roman" w:eastAsia="Times New Roman" w:cs="Times New Roman"/>
+          <w:sz w:val="24"/>
+          <w:szCs w:val="24"/>
+        </w:rPr>
+        <w:t xml:space="preserve"> Microsoft Learn. https://learn.microsoft.com/es-es/viva/glint/communicate/diy-presentation-template</w:t>
       </w:r>
     </w:p>
     <w:p>
@@ -11522,7 +11555,7 @@
           <w:sz w:val="24"/>
           <w:szCs w:val="24"/>
         </w:rPr>
-        <w:t xml:space="preserve">McKinney, W. (2018). </w:t>
+        <w:t xml:space="preserve">Microsoft. (2026b, 22 de julio). </w:t>
       </w:r>
       <w:r>
         <w:rPr>
@@ -11532,15 +11565,15 @@
           <w:i/>
           <w:iCs/>
         </w:rPr>
-        <w:t xml:space="preserve">Python for data analysis: Data wrangling with pandas, NumPy, and IPython</w:t>
-      </w:r>
-      <w:r>
-        <w:rPr>
-          <w:rFonts w:ascii="Times New Roman" w:hAnsi="Times New Roman" w:eastAsia="Times New Roman" w:cs="Times New Roman"/>
-          <w:sz w:val="24"/>
-          <w:szCs w:val="24"/>
-        </w:rPr>
-        <w:t xml:space="preserve"> (2.ª ed.). O’Reilly Media.</w:t>
+        <w:t xml:space="preserve">¿Qué es SQL Server?</w:t>
+      </w:r>
+      <w:r>
+        <w:rPr>
+          <w:rFonts w:ascii="Times New Roman" w:hAnsi="Times New Roman" w:eastAsia="Times New Roman" w:cs="Times New Roman"/>
+          <w:sz w:val="24"/>
+          <w:szCs w:val="24"/>
+        </w:rPr>
+        <w:t xml:space="preserve"> Microsoft Learn. https://learn.microsoft.com/es-es/sql/sql-server/what-is-sql-server?view=sql-server-ver17</w:t>
       </w:r>
     </w:p>
     <w:p>
@@ -11556,7 +11589,7 @@
           <w:sz w:val="24"/>
           <w:szCs w:val="24"/>
         </w:rPr>
-        <w:t xml:space="preserve">Metabase. (s. f.). </w:t>
+        <w:t xml:space="preserve">Mitchell, M., Wu, S., Zaldivar, A., Barnes, P., Vasserman, L., Hutchinson, B., Spitzer, E., Raji, I. D., &amp; Gebru, T. (2019). Model cards for model reporting. En </w:t>
       </w:r>
       <w:r>
         <w:rPr>
@@ -11566,44 +11599,15 @@
           <w:i/>
           <w:iCs/>
         </w:rPr>
-        <w:t xml:space="preserve">Types of databases.</w:t>
-      </w:r>
-      <w:r>
-        <w:rPr>
-          <w:rFonts w:ascii="Times New Roman" w:hAnsi="Times New Roman" w:eastAsia="Times New Roman" w:cs="Times New Roman"/>
-          <w:sz w:val="24"/>
-          <w:szCs w:val="24"/>
-        </w:rPr>
-        <w:t xml:space="preserve"> https://www.metabase.com/learn/grow-your-data-skills/data-landscape/types-of-databases</w:t>
-      </w:r>
-    </w:p>
-    <w:p>
-      <w:pPr>
-        <w:spacing w:line="360" w:lineRule="auto" w:after="120"/>
-        <w:ind w:left="720" w:hanging="720"/>
-        <w:jc w:val="left"/>
-      </w:pPr>
-      <w:r>
-        <w:rPr>
-          <w:rFonts w:ascii="Times New Roman" w:hAnsi="Times New Roman"/>
-          <w:sz w:val="24"/>
-        </w:rPr>
-        <w:t xml:space="preserve">Microsoft. (2025, 1 de diciembre). </w:t>
-      </w:r>
-      <w:r>
-        <w:rPr>
-          <w:rFonts w:ascii="Times New Roman" w:hAnsi="Times New Roman"/>
-          <w:i/>
-          <w:sz w:val="24"/>
-        </w:rPr>
-        <w:t>Introduction to dashboards for Power BI designers.</w:t>
-      </w:r>
-      <w:r>
-        <w:rPr>
-          <w:rFonts w:ascii="Times New Roman" w:hAnsi="Times New Roman"/>
-          <w:sz w:val="24"/>
-        </w:rPr>
-        <w:t xml:space="preserve"> Microsoft Learn. https://learn.microsoft.com/en-us/power-bi/create-reports/service-dashboards</w:t>
+        <w:t xml:space="preserve">Proceedings of the Conference on Fairness, Accountability, and Transparency</w:t>
+      </w:r>
+      <w:r>
+        <w:rPr>
+          <w:rFonts w:ascii="Times New Roman" w:hAnsi="Times New Roman" w:eastAsia="Times New Roman" w:cs="Times New Roman"/>
+          <w:sz w:val="24"/>
+          <w:szCs w:val="24"/>
+        </w:rPr>
+        <w:t xml:space="preserve"> (pp. 220–229). Association for Computing Machinery. https://doi.org/10.1145/3287560.3287596</w:t>
       </w:r>
     </w:p>
     <w:p>
@@ -11619,7 +11623,7 @@
           <w:sz w:val="24"/>
           <w:szCs w:val="24"/>
         </w:rPr>
-        <w:t xml:space="preserve">Microsoft. (2026a, 14 de mayo). </w:t>
+        <w:t xml:space="preserve">MySQL. (s. f.-a). </w:t>
       </w:r>
       <w:r>
         <w:rPr>
@@ -11629,15 +11633,15 @@
           <w:i/>
           <w:iCs/>
         </w:rPr>
-        <w:t xml:space="preserve">Plantilla de revisión de insights de Viva Glint Do-it-yourself.</w:t>
-      </w:r>
-      <w:r>
-        <w:rPr>
-          <w:rFonts w:ascii="Times New Roman" w:hAnsi="Times New Roman" w:eastAsia="Times New Roman" w:cs="Times New Roman"/>
-          <w:sz w:val="24"/>
-          <w:szCs w:val="24"/>
-        </w:rPr>
-        <w:t xml:space="preserve"> Microsoft Learn. https://learn.microsoft.com/es-es/viva/glint/communicate/diy-presentation-template</w:t>
+        <w:t xml:space="preserve">MySQL database.</w:t>
+      </w:r>
+      <w:r>
+        <w:rPr>
+          <w:rFonts w:ascii="Times New Roman" w:hAnsi="Times New Roman" w:eastAsia="Times New Roman" w:cs="Times New Roman"/>
+          <w:sz w:val="24"/>
+          <w:szCs w:val="24"/>
+        </w:rPr>
+        <w:t xml:space="preserve"> https://www.mysql.com/products/enterprise/database/</w:t>
       </w:r>
     </w:p>
     <w:p>
@@ -11653,7 +11657,7 @@
           <w:sz w:val="24"/>
           <w:szCs w:val="24"/>
         </w:rPr>
-        <w:t xml:space="preserve">Microsoft. (2026b, 22 de julio). </w:t>
+        <w:t xml:space="preserve">MySQL. (s. f.-b). </w:t>
       </w:r>
       <w:r>
         <w:rPr>
@@ -11663,15 +11667,15 @@
           <w:i/>
           <w:iCs/>
         </w:rPr>
-        <w:t xml:space="preserve">¿Qué es SQL Server?</w:t>
-      </w:r>
-      <w:r>
-        <w:rPr>
-          <w:rFonts w:ascii="Times New Roman" w:hAnsi="Times New Roman" w:eastAsia="Times New Roman" w:cs="Times New Roman"/>
-          <w:sz w:val="24"/>
-          <w:szCs w:val="24"/>
-        </w:rPr>
-        <w:t xml:space="preserve"> Microsoft Learn. https://learn.microsoft.com/es-es/sql/sql-server/what-is-sql-server?view=sql-server-ver17</w:t>
+        <w:t xml:space="preserve">Notebooks.</w:t>
+      </w:r>
+      <w:r>
+        <w:rPr>
+          <w:rFonts w:ascii="Times New Roman" w:hAnsi="Times New Roman" w:eastAsia="Times New Roman" w:cs="Times New Roman"/>
+          <w:sz w:val="24"/>
+          <w:szCs w:val="24"/>
+        </w:rPr>
+        <w:t xml:space="preserve"> MySQL Studio Documentation. https://dev.mysql.com/doc/dev/mysql-studio/latest/notebooks.html</w:t>
       </w:r>
     </w:p>
     <w:p>
@@ -11687,7 +11691,7 @@
           <w:sz w:val="24"/>
           <w:szCs w:val="24"/>
         </w:rPr>
-        <w:t xml:space="preserve">Mitchell, M., Wu, S., Zaldivar, A., Barnes, P., Vasserman, L., Hutchinson, B., Spitzer, E., Raji, I. D., &amp; Gebru, T. (2019). Model cards for model reporting. En </w:t>
+        <w:t xml:space="preserve">Oficina Nacional de Estadística. (2025). </w:t>
       </w:r>
       <w:r>
         <w:rPr>
@@ -11697,15 +11701,15 @@
           <w:i/>
           <w:iCs/>
         </w:rPr>
-        <w:t xml:space="preserve">Proceedings of the Conference on Fairness, Accountability, and Transparency</w:t>
-      </w:r>
-      <w:r>
-        <w:rPr>
-          <w:rFonts w:ascii="Times New Roman" w:hAnsi="Times New Roman" w:eastAsia="Times New Roman" w:cs="Times New Roman"/>
-          <w:sz w:val="24"/>
-          <w:szCs w:val="24"/>
-        </w:rPr>
-        <w:t xml:space="preserve"> (pp. 220–229). Association for Computing Machinery. https://doi.org/10.1145/3287560.3287596</w:t>
+        <w:t xml:space="preserve">Lineamientos y recomendaciones para documentar el diccionario de datos.</w:t>
+      </w:r>
+      <w:r>
+        <w:rPr>
+          <w:rFonts w:ascii="Times New Roman" w:hAnsi="Times New Roman" w:eastAsia="Times New Roman" w:cs="Times New Roman"/>
+          <w:sz w:val="24"/>
+          <w:szCs w:val="24"/>
+        </w:rPr>
+        <w:t xml:space="preserve"> https://www.one.gob.do/publicaciones/2025/lineamientos-y-recomendaciones-para-documentar-el-diccionario-de-datos/</w:t>
       </w:r>
     </w:p>
     <w:p>
@@ -11721,7 +11725,7 @@
           <w:sz w:val="24"/>
           <w:szCs w:val="24"/>
         </w:rPr>
-        <w:t xml:space="preserve">MySQL. (s. f.-a). </w:t>
+        <w:t xml:space="preserve">Olivera Cokan, C. A. (2024). </w:t>
       </w:r>
       <w:r>
         <w:rPr>
@@ -11731,15 +11735,15 @@
           <w:i/>
           <w:iCs/>
         </w:rPr>
-        <w:t xml:space="preserve">MySQL database.</w:t>
-      </w:r>
-      <w:r>
-        <w:rPr>
-          <w:rFonts w:ascii="Times New Roman" w:hAnsi="Times New Roman" w:eastAsia="Times New Roman" w:cs="Times New Roman"/>
-          <w:sz w:val="24"/>
-          <w:szCs w:val="24"/>
-        </w:rPr>
-        <w:t xml:space="preserve"> https://www.mysql.com/products/enterprise/database/</w:t>
+        <w:t xml:space="preserve">Marco de trabajo para el desarrollo de proyectos de analítica de datos</w:t>
+      </w:r>
+      <w:r>
+        <w:rPr>
+          <w:rFonts w:ascii="Times New Roman" w:hAnsi="Times New Roman" w:eastAsia="Times New Roman" w:cs="Times New Roman"/>
+          <w:sz w:val="24"/>
+          <w:szCs w:val="24"/>
+        </w:rPr>
+        <w:t xml:space="preserve"> [Trabajo de investigación de maestría, Pontificia Universidad Católica del Perú]. Repositorio Institucional PUCP. http://hdl.handle.net/20.500.12404/28564</w:t>
       </w:r>
     </w:p>
     <w:p>
@@ -11755,7 +11759,7 @@
           <w:sz w:val="24"/>
           <w:szCs w:val="24"/>
         </w:rPr>
-        <w:t xml:space="preserve">MySQL. (s. f.-b). </w:t>
+        <w:t xml:space="preserve">Oracle. (s. f.-a). </w:t>
       </w:r>
       <w:r>
         <w:rPr>
@@ -11765,15 +11769,15 @@
           <w:i/>
           <w:iCs/>
         </w:rPr>
-        <w:t xml:space="preserve">Notebooks.</w:t>
-      </w:r>
-      <w:r>
-        <w:rPr>
-          <w:rFonts w:ascii="Times New Roman" w:hAnsi="Times New Roman" w:eastAsia="Times New Roman" w:cs="Times New Roman"/>
-          <w:sz w:val="24"/>
-          <w:szCs w:val="24"/>
-        </w:rPr>
-        <w:t xml:space="preserve"> MySQL Studio Documentation. https://dev.mysql.com/doc/dev/mysql-studio/latest/notebooks.html</w:t>
+        <w:t xml:space="preserve">AI database.</w:t>
+      </w:r>
+      <w:r>
+        <w:rPr>
+          <w:rFonts w:ascii="Times New Roman" w:hAnsi="Times New Roman" w:eastAsia="Times New Roman" w:cs="Times New Roman"/>
+          <w:sz w:val="24"/>
+          <w:szCs w:val="24"/>
+        </w:rPr>
+        <w:t xml:space="preserve"> https://www.oracle.com/database/</w:t>
       </w:r>
     </w:p>
     <w:p>
@@ -11789,7 +11793,7 @@
           <w:sz w:val="24"/>
           <w:szCs w:val="24"/>
         </w:rPr>
-        <w:t xml:space="preserve">Oficina Nacional de Estadística. (2025). </w:t>
+        <w:t xml:space="preserve">Oracle. (s. f.-b). </w:t>
       </w:r>
       <w:r>
         <w:rPr>
@@ -11799,15 +11803,48 @@
           <w:i/>
           <w:iCs/>
         </w:rPr>
-        <w:t xml:space="preserve">Lineamientos y recomendaciones para documentar el diccionario de datos.</w:t>
-      </w:r>
-      <w:r>
-        <w:rPr>
-          <w:rFonts w:ascii="Times New Roman" w:hAnsi="Times New Roman" w:eastAsia="Times New Roman" w:cs="Times New Roman"/>
-          <w:sz w:val="24"/>
-          <w:szCs w:val="24"/>
-        </w:rPr>
-        <w:t xml:space="preserve"> https://www.one.gob.do/publicaciones/2025/lineamientos-y-recomendaciones-para-documentar-el-diccionario-de-datos/</w:t>
+        <w:t xml:space="preserve">SQL*Loader control file reference</w:t>
+      </w:r>
+      <w:r>
+        <w:rPr>
+          <w:rFonts w:ascii="Times New Roman" w:hAnsi="Times New Roman" w:eastAsia="Times New Roman" w:cs="Times New Roman"/>
+          <w:sz w:val="24"/>
+          <w:szCs w:val="24"/>
+        </w:rPr>
+        <w:t xml:space="preserve">. Oracle Database Utilities (21c). https://docs.oracle.com/en/database/oracle/oracle-database/21/sutil/oracle-sql-loader-control-file-contents.html</w:t>
+      </w:r>
+    </w:p>
+    <w:p>
+      <w:pPr>
+        <w:spacing w:line="360" w:lineRule="auto" w:after="120"/>
+        <w:ind w:left="720" w:hanging="720"/>
+        <w:jc w:val="left"/>
+      </w:pPr>
+      <w:r>
+        <w:rPr>
+          <w:rFonts w:ascii="Times New Roman" w:hAnsi="Times New Roman" w:eastAsia="Times New Roman" w:cs="Times New Roman"/>
+          <w:sz w:val="24"/>
+          <w:szCs w:val="24"/>
+        </w:rPr>
+        <w:t xml:space="preserve">Pal, S., Bhattacharya, M., Dash, S., Lee, S.-S., &amp; Chakraborty, C. (2024). A next-generation dynamic programming language Julia: Its features and applications in biological science. </w:t>
+      </w:r>
+      <w:r>
+        <w:rPr>
+          <w:rFonts w:ascii="Times New Roman" w:hAnsi="Times New Roman" w:eastAsia="Times New Roman" w:cs="Times New Roman"/>
+          <w:sz w:val="24"/>
+          <w:szCs w:val="24"/>
+          <w:i/>
+          <w:iCs/>
+        </w:rPr>
+        <w:t xml:space="preserve">Journal of Advanced Research, 64</w:t>
+      </w:r>
+      <w:r>
+        <w:rPr>
+          <w:rFonts w:ascii="Times New Roman" w:hAnsi="Times New Roman" w:eastAsia="Times New Roman" w:cs="Times New Roman"/>
+          <w:sz w:val="24"/>
+          <w:szCs w:val="24"/>
+        </w:rPr>
+        <w:t xml:space="preserve">, 143–154. https://doi.org/10.1016/j.jare.2023.11.015</w:t>
       </w:r>
     </w:p>
     <w:p>
@@ -11823,7 +11860,7 @@
           <w:sz w:val="24"/>
           <w:szCs w:val="24"/>
         </w:rPr>
-        <w:t xml:space="preserve">Olivera Cokan, C. A. (2024). </w:t>
+        <w:t xml:space="preserve">Pedregosa, F., Varoquaux, G., Gramfort, A., Michel, V., Thirion, B., Grisel, O., Blondel, M., Prettenhofer, P., Weiss, R., Dubourg, V., Vanderplas, J., Passos, A., Cournapeau, D., Brucher, M., Perrot, M., &amp; Duchesnay, É. (2011). Scikit-learn: Machine learning in Python. </w:t>
       </w:r>
       <w:r>
         <w:rPr>
@@ -11833,15 +11870,15 @@
           <w:i/>
           <w:iCs/>
         </w:rPr>
-        <w:t xml:space="preserve">Marco de trabajo para el desarrollo de proyectos de analítica de datos</w:t>
-      </w:r>
-      <w:r>
-        <w:rPr>
-          <w:rFonts w:ascii="Times New Roman" w:hAnsi="Times New Roman" w:eastAsia="Times New Roman" w:cs="Times New Roman"/>
-          <w:sz w:val="24"/>
-          <w:szCs w:val="24"/>
-        </w:rPr>
-        <w:t xml:space="preserve"> [Trabajo de investigación de maestría, Pontificia Universidad Católica del Perú]. Repositorio Institucional PUCP. http://hdl.handle.net/20.500.12404/28564</w:t>
+        <w:t xml:space="preserve">Journal of Machine Learning Research, 12</w:t>
+      </w:r>
+      <w:r>
+        <w:rPr>
+          <w:rFonts w:ascii="Times New Roman" w:hAnsi="Times New Roman" w:eastAsia="Times New Roman" w:cs="Times New Roman"/>
+          <w:sz w:val="24"/>
+          <w:szCs w:val="24"/>
+        </w:rPr>
+        <w:t xml:space="preserve">, 2825–2830. https://www.jmlr.org/papers/v12/pedregosa11a.html</w:t>
       </w:r>
     </w:p>
     <w:p>
@@ -11857,7 +11894,7 @@
           <w:sz w:val="24"/>
           <w:szCs w:val="24"/>
         </w:rPr>
-        <w:t xml:space="preserve">Oracle. (s. f.-a). </w:t>
+        <w:t xml:space="preserve">PostgreSQL. (s. f.). </w:t>
       </w:r>
       <w:r>
         <w:rPr>
@@ -11867,15 +11904,15 @@
           <w:i/>
           <w:iCs/>
         </w:rPr>
-        <w:t xml:space="preserve">AI database.</w:t>
-      </w:r>
-      <w:r>
-        <w:rPr>
-          <w:rFonts w:ascii="Times New Roman" w:hAnsi="Times New Roman" w:eastAsia="Times New Roman" w:cs="Times New Roman"/>
-          <w:sz w:val="24"/>
-          <w:szCs w:val="24"/>
-        </w:rPr>
-        <w:t xml:space="preserve"> https://www.oracle.com/database/</w:t>
+        <w:t xml:space="preserve">About.</w:t>
+      </w:r>
+      <w:r>
+        <w:rPr>
+          <w:rFonts w:ascii="Times New Roman" w:hAnsi="Times New Roman" w:eastAsia="Times New Roman" w:cs="Times New Roman"/>
+          <w:sz w:val="24"/>
+          <w:szCs w:val="24"/>
+        </w:rPr>
+        <w:t xml:space="preserve"> https://www.postgresql.org/about/</w:t>
       </w:r>
     </w:p>
     <w:p>
@@ -11891,7 +11928,7 @@
           <w:sz w:val="24"/>
           <w:szCs w:val="24"/>
         </w:rPr>
-        <w:t xml:space="preserve">Oracle. (s. f.-b). </w:t>
+        <w:t xml:space="preserve">Provost, F., &amp; Fawcett, T. (2013). </w:t>
       </w:r>
       <w:r>
         <w:rPr>
@@ -11901,15 +11938,15 @@
           <w:i/>
           <w:iCs/>
         </w:rPr>
-        <w:t xml:space="preserve">SQL*Loader control file reference</w:t>
-      </w:r>
-      <w:r>
-        <w:rPr>
-          <w:rFonts w:ascii="Times New Roman" w:hAnsi="Times New Roman" w:eastAsia="Times New Roman" w:cs="Times New Roman"/>
-          <w:sz w:val="24"/>
-          <w:szCs w:val="24"/>
-        </w:rPr>
-        <w:t xml:space="preserve">. Oracle Database Utilities (21c). https://docs.oracle.com/en/database/oracle/oracle-database/21/sutil/oracle-sql-loader-control-file-contents.html</w:t>
+        <w:t xml:space="preserve">Data science for business: What you need to know about data mining and data-analytic thinking</w:t>
+      </w:r>
+      <w:r>
+        <w:rPr>
+          <w:rFonts w:ascii="Times New Roman" w:hAnsi="Times New Roman" w:eastAsia="Times New Roman" w:cs="Times New Roman"/>
+          <w:sz w:val="24"/>
+          <w:szCs w:val="24"/>
+        </w:rPr>
+        <w:t xml:space="preserve">. O’Reilly Media.</w:t>
       </w:r>
     </w:p>
     <w:p>
@@ -11925,7 +11962,7 @@
           <w:sz w:val="24"/>
           <w:szCs w:val="24"/>
         </w:rPr>
-        <w:t xml:space="preserve">Pedregosa, F., Varoquaux, G., Gramfort, A., Michel, V., Thirion, B., Grisel, O., Blondel, M., Prettenhofer, P., Weiss, R., Dubourg, V., Vanderplas, J., Passos, A., Cournapeau, D., Brucher, M., Perrot, M., &amp; Duchesnay, É. (2011). Scikit-learn: Machine learning in Python. </w:t>
+        <w:t xml:space="preserve">Reis, J., &amp; Housley, M. (2022). </w:t>
       </w:r>
       <w:r>
         <w:rPr>
@@ -11935,15 +11972,15 @@
           <w:i/>
           <w:iCs/>
         </w:rPr>
-        <w:t xml:space="preserve">Journal of Machine Learning Research, 12</w:t>
-      </w:r>
-      <w:r>
-        <w:rPr>
-          <w:rFonts w:ascii="Times New Roman" w:hAnsi="Times New Roman" w:eastAsia="Times New Roman" w:cs="Times New Roman"/>
-          <w:sz w:val="24"/>
-          <w:szCs w:val="24"/>
-        </w:rPr>
-        <w:t xml:space="preserve">, 2825–2830. https://www.jmlr.org/papers/v12/pedregosa11a.html</w:t>
+        <w:t xml:space="preserve">Fundamentals of data engineering: Plan and build robust data systems</w:t>
+      </w:r>
+      <w:r>
+        <w:rPr>
+          <w:rFonts w:ascii="Times New Roman" w:hAnsi="Times New Roman" w:eastAsia="Times New Roman" w:cs="Times New Roman"/>
+          <w:sz w:val="24"/>
+          <w:szCs w:val="24"/>
+        </w:rPr>
+        <w:t xml:space="preserve">. O’Reilly Media.</w:t>
       </w:r>
     </w:p>
     <w:p>
@@ -11959,7 +11996,7 @@
           <w:sz w:val="24"/>
           <w:szCs w:val="24"/>
         </w:rPr>
-        <w:t xml:space="preserve">PostgreSQL. (s. f.). </w:t>
+        <w:t xml:space="preserve">Russell, S., &amp; Norvig, P. (2020). </w:t>
       </w:r>
       <w:r>
         <w:rPr>
@@ -11969,15 +12006,15 @@
           <w:i/>
           <w:iCs/>
         </w:rPr>
-        <w:t xml:space="preserve">About.</w:t>
-      </w:r>
-      <w:r>
-        <w:rPr>
-          <w:rFonts w:ascii="Times New Roman" w:hAnsi="Times New Roman" w:eastAsia="Times New Roman" w:cs="Times New Roman"/>
-          <w:sz w:val="24"/>
-          <w:szCs w:val="24"/>
-        </w:rPr>
-        <w:t xml:space="preserve"> https://www.postgresql.org/about/</w:t>
+        <w:t xml:space="preserve">Artificial intelligence: A modern approach</w:t>
+      </w:r>
+      <w:r>
+        <w:rPr>
+          <w:rFonts w:ascii="Times New Roman" w:hAnsi="Times New Roman" w:eastAsia="Times New Roman" w:cs="Times New Roman"/>
+          <w:sz w:val="24"/>
+          <w:szCs w:val="24"/>
+        </w:rPr>
+        <w:t xml:space="preserve"> (4.ª ed.). Pearson.</w:t>
       </w:r>
     </w:p>
     <w:p>
@@ -11993,7 +12030,7 @@
           <w:sz w:val="24"/>
           <w:szCs w:val="24"/>
         </w:rPr>
-        <w:t xml:space="preserve">Provost, F., &amp; Fawcett, T. (2013). </w:t>
+        <w:t xml:space="preserve">Sadalage, P. J., &amp; Fowler, M. (2013). </w:t>
       </w:r>
       <w:r>
         <w:rPr>
@@ -12003,21 +12040,20 @@
           <w:i/>
           <w:iCs/>
         </w:rPr>
-        <w:t xml:space="preserve">Data science for business: What you need to know about data mining and data-analytic thinking</w:t>
-      </w:r>
-      <w:r>
-        <w:rPr>
-          <w:rFonts w:ascii="Times New Roman" w:hAnsi="Times New Roman" w:eastAsia="Times New Roman" w:cs="Times New Roman"/>
-          <w:sz w:val="24"/>
-          <w:szCs w:val="24"/>
-        </w:rPr>
-        <w:t xml:space="preserve">. O’Reilly Media.</w:t>
-      </w:r>
-    </w:p>
-    <w:p>
-      <w:pPr>
-        <w:keepLines/>
-        <w:spacing w:before="0" w:after="120" w:line="360" w:lineRule="auto"/>
+        <w:t xml:space="preserve">NoSQL distilled: A brief guide to the emerging world of polyglot persistence</w:t>
+      </w:r>
+      <w:r>
+        <w:rPr>
+          <w:rFonts w:ascii="Times New Roman" w:hAnsi="Times New Roman" w:eastAsia="Times New Roman" w:cs="Times New Roman"/>
+          <w:sz w:val="24"/>
+          <w:szCs w:val="24"/>
+        </w:rPr>
+        <w:t xml:space="preserve">. Addison-Wesley.</w:t>
+      </w:r>
+    </w:p>
+    <w:p>
+      <w:pPr>
+        <w:spacing w:line="360" w:lineRule="auto" w:after="120"/>
         <w:ind w:left="720" w:hanging="720"/>
         <w:jc w:val="left"/>
       </w:pPr>
@@ -12027,7 +12063,7 @@
           <w:sz w:val="24"/>
           <w:szCs w:val="24"/>
         </w:rPr>
-        <w:t xml:space="preserve">Reis, J., &amp; Housley, M. (2022). </w:t>
+        <w:t xml:space="preserve">Saltz, J. S., &amp; Shamshurin, I. (2019). Achieving agile big data science: The evolution of a team’s agile process methodology. En </w:t>
       </w:r>
       <w:r>
         <w:rPr>
@@ -12037,83 +12073,15 @@
           <w:i/>
           <w:iCs/>
         </w:rPr>
-        <w:t xml:space="preserve">Fundamentals of data engineering: Plan and build robust data systems</w:t>
-      </w:r>
-      <w:r>
-        <w:rPr>
-          <w:rFonts w:ascii="Times New Roman" w:hAnsi="Times New Roman" w:eastAsia="Times New Roman" w:cs="Times New Roman"/>
-          <w:sz w:val="24"/>
-          <w:szCs w:val="24"/>
-        </w:rPr>
-        <w:t xml:space="preserve">. O’Reilly Media.</w:t>
-      </w:r>
-    </w:p>
-    <w:p>
-      <w:pPr>
-        <w:keepLines/>
-        <w:spacing w:before="0" w:after="120" w:line="360" w:lineRule="auto"/>
-        <w:ind w:left="720" w:hanging="720"/>
-        <w:jc w:val="left"/>
-      </w:pPr>
-      <w:r>
-        <w:rPr>
-          <w:rFonts w:ascii="Times New Roman" w:hAnsi="Times New Roman" w:eastAsia="Times New Roman" w:cs="Times New Roman"/>
-          <w:sz w:val="24"/>
-          <w:szCs w:val="24"/>
-        </w:rPr>
-        <w:t xml:space="preserve">Russell, S., &amp; Norvig, P. (2020). </w:t>
-      </w:r>
-      <w:r>
-        <w:rPr>
-          <w:rFonts w:ascii="Times New Roman" w:hAnsi="Times New Roman" w:eastAsia="Times New Roman" w:cs="Times New Roman"/>
-          <w:sz w:val="24"/>
-          <w:szCs w:val="24"/>
-          <w:i/>
-          <w:iCs/>
-        </w:rPr>
-        <w:t xml:space="preserve">Artificial intelligence: A modern approach</w:t>
-      </w:r>
-      <w:r>
-        <w:rPr>
-          <w:rFonts w:ascii="Times New Roman" w:hAnsi="Times New Roman" w:eastAsia="Times New Roman" w:cs="Times New Roman"/>
-          <w:sz w:val="24"/>
-          <w:szCs w:val="24"/>
-        </w:rPr>
-        <w:t xml:space="preserve"> (4.ª ed.). Pearson.</w:t>
-      </w:r>
-    </w:p>
-    <w:p>
-      <w:pPr>
-        <w:keepLines/>
-        <w:spacing w:before="0" w:after="120" w:line="360" w:lineRule="auto"/>
-        <w:ind w:left="720" w:hanging="720"/>
-        <w:jc w:val="left"/>
-      </w:pPr>
-      <w:r>
-        <w:rPr>
-          <w:rFonts w:ascii="Times New Roman" w:hAnsi="Times New Roman" w:eastAsia="Times New Roman" w:cs="Times New Roman"/>
-          <w:sz w:val="24"/>
-          <w:szCs w:val="24"/>
-        </w:rPr>
-        <w:t xml:space="preserve">Sadalage, P. J., &amp; Fowler, M. (2013). </w:t>
-      </w:r>
-      <w:r>
-        <w:rPr>
-          <w:rFonts w:ascii="Times New Roman" w:hAnsi="Times New Roman" w:eastAsia="Times New Roman" w:cs="Times New Roman"/>
-          <w:sz w:val="24"/>
-          <w:szCs w:val="24"/>
-          <w:i/>
-          <w:iCs/>
-        </w:rPr>
-        <w:t xml:space="preserve">NoSQL distilled: A brief guide to the emerging world of polyglot persistence</w:t>
-      </w:r>
-      <w:r>
-        <w:rPr>
-          <w:rFonts w:ascii="Times New Roman" w:hAnsi="Times New Roman" w:eastAsia="Times New Roman" w:cs="Times New Roman"/>
-          <w:sz w:val="24"/>
-          <w:szCs w:val="24"/>
-        </w:rPr>
-        <w:t xml:space="preserve">. Addison-Wesley.</w:t>
+        <w:t xml:space="preserve">2019 IEEE International Conference on Big Data (Big Data)</w:t>
+      </w:r>
+      <w:r>
+        <w:rPr>
+          <w:rFonts w:ascii="Times New Roman" w:hAnsi="Times New Roman" w:eastAsia="Times New Roman" w:cs="Times New Roman"/>
+          <w:sz w:val="24"/>
+          <w:szCs w:val="24"/>
+        </w:rPr>
+        <w:t xml:space="preserve"> (pp. 3477–3485). IEEE. https://doi.org/10.1109/BigData47090.2019.9005493</w:t>
       </w:r>
     </w:p>
     <w:p>

--- a/documento/Investigacion (1).docx
+++ b/documento/Investigacion (1).docx
@@ -6090,7 +6090,7 @@
         <w:rPr>
           <w:rtl w:val="0"/>
         </w:rPr>
-        <w:t xml:space="preserve">La primera etapa del caso práctico corresponde a Data Engineering. En esta etapa se realizó la carga del conjunto de datos original dentro de un sistema gestor de bases de datos, utilizando Oracle Database y SQL Developer.</w:t>
+        <w:t xml:space="preserve">La primera etapa del caso práctico corresponde a Data Engineering. En esta etapa se realizó la carga del conjunto de datos original en Oracle Database mediante SQL*Loader, con SQL Developer como apoyo para consultar y validar los datos.</w:t>
       </w:r>
     </w:p>
     <w:p>
@@ -6232,7 +6232,7 @@
         <w:rPr>
           <w:rtl w:val="0"/>
         </w:rPr>
-        <w:t>Para la exposición se implementó y verificó una demostración reproducible de SQL*Loader (Oracle, s. f.-b) con 500 filas: CSV de muestra → archivo .ctl → SQL*Loader → FOOD_INSPECTIONS_RAW_LOADER_TEST → validación. Se obtuvieron 500 IDs únicos, cero rechazos y cero diferencias frente a RAW. La prueba anterior de carga completa con SQL*Loader alcanzó el límite de 12 GB de Oracle XE (ORA-12954) al intentar crear otra copia completa; la implementación para exposición utiliza únicamente la muestra.</w:t>
+        <w:t>La carga oficial se realizó con SQL*Loader (Oracle, s. f.-b), utilizando el CSV completo y sql/loader/food_inspections.ctl directamente sobre FOOD_INSPECTIONS_RAW. El log sql/loader/carga_raw.log confirmó 316.961 filas cargadas, cero rechazadas y cero descartadas; Oracle verificó 316.961 IDs distintos. Una prueba anterior que intentaba crear otra copia completa alcanzó el límite de 12 GB de Oracle XE (ORA-12954), pero la reconstrucción posterior de RAW y la revalidación del pipeline completo terminaron correctamente.</w:t>
       </w:r>
     </w:p>
     <w:p>
@@ -8776,7 +8776,7 @@
           <w:rFonts w:ascii="Times New Roman" w:hAnsi="Times New Roman"/>
           <w:sz w:val="24"/>
         </w:rPr>
-        <w:t>Después se utilizó Power BI para presentar y explorar los resultados validados con SQL. El proyecto Data Analytics codex.pbip consume CLEAN desde Oracle, sin repetir la limpieza principal. Es un informe de dos páginas en Desktop, utilizado como dashboard para la exposición.</w:t>
+        <w:t>Después se utilizó Power BI para presentar y explorar los resultados validados con SQL. El archivo powerbi/Data Analytics final.pbix consume CLEAN desde Oracle, sin repetir la limpieza principal. Es un informe de dos páginas en Desktop, utilizado como dashboard para la exposición.</w:t>
       </w:r>
     </w:p>
     <w:p>
@@ -9042,7 +9042,7 @@
         <w:keepNext w:val="1"/>
       </w:pPr>
       <w:r>
-        <w:t>Evaluación: El baseline predijo siempre No Fail, la clase mayoritaria de train. Las métricas siguientes corresponden a test, con Fail como clase positiva, y se expresan de 0 a 1.</w:t>
+        <w:t>Evaluación: Se compararon dos reglas de referencia: siempre No Fail, la clase mayoritaria de train, y Siempre Fail. Las métricas y matrices siguientes corresponden al mismo test de 2025, con Fail como clase positiva, y las métricas se expresan de 0 a 1.</w:t>
       </w:r>
     </w:p>
     <w:tbl>
@@ -9543,6 +9543,116 @@
           </w:p>
         </w:tc>
       </w:tr>
+      <w:tr>
+        <w:trPr>
+          <w:cantSplit/>
+        </w:trPr>
+        <w:tc>
+          <w:tcPr>
+            <w:tcW w:w="2760" w:type="dxa"/>
+            <w:vAlign w:val="center"/>
+          </w:tcPr>
+          <w:p>
+            <w:pPr>
+              <w:spacing w:before="0" w:after="0" w:line="360" w:lineRule="auto"/>
+              <w:ind w:left="0" w:right="0" w:firstLine="0"/>
+              <w:jc w:val="left"/>
+            </w:pPr>
+            <w:r>
+              <w:rPr>
+                <w:rFonts w:ascii="Times New Roman" w:hAnsi="Times New Roman" w:eastAsia="Times New Roman" w:cs="Times New Roman"/>
+                <w:sz w:val="24"/>
+                <w:szCs w:val="24"/>
+              </w:rPr>
+              <w:t>Baseline Siempre Fail</w:t>
+            </w:r>
+          </w:p>
+        </w:tc>
+        <w:tc>
+          <w:tcPr>
+            <w:tcW w:w="1650" w:type="dxa"/>
+            <w:vAlign w:val="center"/>
+          </w:tcPr>
+          <w:p>
+            <w:pPr>
+              <w:spacing w:before="0" w:after="0" w:line="360" w:lineRule="auto"/>
+              <w:ind w:left="0" w:right="0" w:firstLine="0"/>
+              <w:jc w:val="center"/>
+            </w:pPr>
+            <w:r>
+              <w:rPr>
+                <w:rFonts w:ascii="Times New Roman" w:hAnsi="Times New Roman" w:eastAsia="Times New Roman" w:cs="Times New Roman"/>
+                <w:sz w:val="24"/>
+                <w:szCs w:val="24"/>
+              </w:rPr>
+              <w:t>0,211185</w:t>
+            </w:r>
+          </w:p>
+        </w:tc>
+        <w:tc>
+          <w:tcPr>
+            <w:tcW w:w="1650" w:type="dxa"/>
+            <w:vAlign w:val="center"/>
+          </w:tcPr>
+          <w:p>
+            <w:pPr>
+              <w:spacing w:before="0" w:after="0" w:line="360" w:lineRule="auto"/>
+              <w:ind w:left="0" w:right="0" w:firstLine="0"/>
+              <w:jc w:val="center"/>
+            </w:pPr>
+            <w:r>
+              <w:rPr>
+                <w:rFonts w:ascii="Times New Roman" w:hAnsi="Times New Roman" w:eastAsia="Times New Roman" w:cs="Times New Roman"/>
+                <w:sz w:val="24"/>
+                <w:szCs w:val="24"/>
+              </w:rPr>
+              <w:t>0,211185</w:t>
+            </w:r>
+          </w:p>
+        </w:tc>
+        <w:tc>
+          <w:tcPr>
+            <w:tcW w:w="1650" w:type="dxa"/>
+            <w:vAlign w:val="center"/>
+          </w:tcPr>
+          <w:p>
+            <w:pPr>
+              <w:spacing w:before="0" w:after="0" w:line="360" w:lineRule="auto"/>
+              <w:ind w:left="0" w:right="0" w:firstLine="0"/>
+              <w:jc w:val="center"/>
+            </w:pPr>
+            <w:r>
+              <w:rPr>
+                <w:rFonts w:ascii="Times New Roman" w:hAnsi="Times New Roman" w:eastAsia="Times New Roman" w:cs="Times New Roman"/>
+                <w:sz w:val="24"/>
+                <w:szCs w:val="24"/>
+              </w:rPr>
+              <w:t>1,000000</w:t>
+            </w:r>
+          </w:p>
+        </w:tc>
+        <w:tc>
+          <w:tcPr>
+            <w:tcW w:w="1650" w:type="dxa"/>
+            <w:vAlign w:val="center"/>
+          </w:tcPr>
+          <w:p>
+            <w:pPr>
+              <w:spacing w:before="0" w:after="0" w:line="360" w:lineRule="auto"/>
+              <w:ind w:left="0" w:right="0" w:firstLine="0"/>
+              <w:jc w:val="center"/>
+            </w:pPr>
+            <w:r>
+              <w:rPr>
+                <w:rFonts w:ascii="Times New Roman" w:hAnsi="Times New Roman" w:eastAsia="Times New Roman" w:cs="Times New Roman"/>
+                <w:sz w:val="24"/>
+                <w:szCs w:val="24"/>
+              </w:rPr>
+              <w:t>0,348725</w:t>
+            </w:r>
+          </w:p>
+        </w:tc>
+      </w:tr>
     </w:tbl>
     <w:p>
       <w:pPr>
@@ -10243,6 +10353,184 @@
           </w:p>
         </w:tc>
       </w:tr>
+      <w:tr>
+        <w:trPr>
+          <w:cantSplit/>
+        </w:trPr>
+        <w:tc>
+          <w:tcPr>
+            <w:tcW w:w="2700" w:type="dxa"/>
+            <w:vAlign w:val="center"/>
+          </w:tcPr>
+          <w:p>
+            <w:pPr>
+              <w:spacing w:before="0" w:after="0" w:line="360" w:lineRule="auto"/>
+              <w:ind w:left="0" w:right="0" w:firstLine="0"/>
+              <w:jc w:val="left"/>
+            </w:pPr>
+            <w:r>
+              <w:rPr>
+                <w:rFonts w:ascii="Times New Roman" w:hAnsi="Times New Roman" w:eastAsia="Times New Roman" w:cs="Times New Roman"/>
+                <w:sz w:val="24"/>
+                <w:szCs w:val="24"/>
+              </w:rPr>
+              <w:t>Baseline Siempre Fail</w:t>
+            </w:r>
+          </w:p>
+        </w:tc>
+        <w:tc>
+          <w:tcPr>
+            <w:tcW w:w="2100" w:type="dxa"/>
+            <w:vAlign w:val="center"/>
+          </w:tcPr>
+          <w:p>
+            <w:pPr>
+              <w:spacing w:before="0" w:after="0" w:line="360" w:lineRule="auto"/>
+              <w:ind w:left="0" w:right="0" w:firstLine="0"/>
+              <w:jc w:val="center"/>
+            </w:pPr>
+            <w:r>
+              <w:rPr>
+                <w:rFonts w:ascii="Times New Roman" w:hAnsi="Times New Roman" w:eastAsia="Times New Roman" w:cs="Times New Roman"/>
+                <w:sz w:val="24"/>
+                <w:szCs w:val="24"/>
+              </w:rPr>
+              <w:t>No Fail</w:t>
+            </w:r>
+          </w:p>
+        </w:tc>
+        <w:tc>
+          <w:tcPr>
+            <w:tcW w:w="2280" w:type="dxa"/>
+            <w:vAlign w:val="center"/>
+          </w:tcPr>
+          <w:p>
+            <w:pPr>
+              <w:spacing w:before="0" w:after="0" w:line="360" w:lineRule="auto"/>
+              <w:ind w:left="0" w:right="0" w:firstLine="0"/>
+              <w:jc w:val="center"/>
+            </w:pPr>
+            <w:r>
+              <w:rPr>
+                <w:rFonts w:ascii="Times New Roman" w:hAnsi="Times New Roman" w:eastAsia="Times New Roman" w:cs="Times New Roman"/>
+                <w:sz w:val="24"/>
+                <w:szCs w:val="24"/>
+              </w:rPr>
+              <w:t>0</w:t>
+            </w:r>
+          </w:p>
+        </w:tc>
+        <w:tc>
+          <w:tcPr>
+            <w:tcW w:w="2280" w:type="dxa"/>
+            <w:vAlign w:val="center"/>
+          </w:tcPr>
+          <w:p>
+            <w:pPr>
+              <w:spacing w:before="0" w:after="0" w:line="360" w:lineRule="auto"/>
+              <w:ind w:left="0" w:right="0" w:firstLine="0"/>
+              <w:jc w:val="center"/>
+            </w:pPr>
+            <w:r>
+              <w:rPr>
+                <w:rFonts w:ascii="Times New Roman" w:hAnsi="Times New Roman" w:eastAsia="Times New Roman" w:cs="Times New Roman"/>
+                <w:sz w:val="24"/>
+                <w:szCs w:val="24"/>
+              </w:rPr>
+              <w:t>12.666</w:t>
+            </w:r>
+          </w:p>
+        </w:tc>
+      </w:tr>
+      <w:tr>
+        <w:trPr>
+          <w:cantSplit/>
+        </w:trPr>
+        <w:tc>
+          <w:tcPr>
+            <w:tcW w:w="2700" w:type="dxa"/>
+            <w:vAlign w:val="center"/>
+          </w:tcPr>
+          <w:p>
+            <w:pPr>
+              <w:spacing w:before="0" w:after="0" w:line="360" w:lineRule="auto"/>
+              <w:ind w:left="0" w:right="0" w:firstLine="0"/>
+              <w:jc w:val="left"/>
+            </w:pPr>
+            <w:r>
+              <w:rPr>
+                <w:rFonts w:ascii="Times New Roman" w:hAnsi="Times New Roman" w:eastAsia="Times New Roman" w:cs="Times New Roman"/>
+                <w:sz w:val="24"/>
+                <w:szCs w:val="24"/>
+              </w:rPr>
+              <w:t>Baseline Siempre Fail</w:t>
+            </w:r>
+          </w:p>
+        </w:tc>
+        <w:tc>
+          <w:tcPr>
+            <w:tcW w:w="2100" w:type="dxa"/>
+            <w:vAlign w:val="center"/>
+          </w:tcPr>
+          <w:p>
+            <w:pPr>
+              <w:spacing w:before="0" w:after="0" w:line="360" w:lineRule="auto"/>
+              <w:ind w:left="0" w:right="0" w:firstLine="0"/>
+              <w:jc w:val="center"/>
+            </w:pPr>
+            <w:r>
+              <w:rPr>
+                <w:rFonts w:ascii="Times New Roman" w:hAnsi="Times New Roman" w:eastAsia="Times New Roman" w:cs="Times New Roman"/>
+                <w:sz w:val="24"/>
+                <w:szCs w:val="24"/>
+              </w:rPr>
+              <w:t>Fail</w:t>
+            </w:r>
+          </w:p>
+        </w:tc>
+        <w:tc>
+          <w:tcPr>
+            <w:tcW w:w="2280" w:type="dxa"/>
+            <w:vAlign w:val="center"/>
+          </w:tcPr>
+          <w:p>
+            <w:pPr>
+              <w:spacing w:before="0" w:after="0" w:line="360" w:lineRule="auto"/>
+              <w:ind w:left="0" w:right="0" w:firstLine="0"/>
+              <w:jc w:val="center"/>
+            </w:pPr>
+            <w:r>
+              <w:rPr>
+                <w:rFonts w:ascii="Times New Roman" w:hAnsi="Times New Roman" w:eastAsia="Times New Roman" w:cs="Times New Roman"/>
+                <w:sz w:val="24"/>
+                <w:szCs w:val="24"/>
+              </w:rPr>
+              <w:t>0</w:t>
+            </w:r>
+          </w:p>
+        </w:tc>
+        <w:tc>
+          <w:tcPr>
+            <w:tcW w:w="2280" w:type="dxa"/>
+            <w:vAlign w:val="center"/>
+          </w:tcPr>
+          <w:p>
+            <w:pPr>
+              <w:spacing w:before="0" w:after="0" w:line="360" w:lineRule="auto"/>
+              <w:ind w:left="0" w:right="0" w:firstLine="0"/>
+              <w:jc w:val="center"/>
+            </w:pPr>
+            <w:r>
+              <w:rPr>
+                <w:rFonts w:ascii="Times New Roman" w:hAnsi="Times New Roman" w:eastAsia="Times New Roman" w:cs="Times New Roman"/>
+                <w:sz w:val="24"/>
+                <w:szCs w:val="24"/>
+              </w:rPr>
+              <w:t>3.391</w:t>
+            </w:r>
+          </w:p>
+        </w:tc>
+      </w:tr>
     </w:tbl>
     <w:p>
       <w:pPr>
@@ -10253,7 +10541,7 @@
         <w:widowControl w:val="1"/>
       </w:pPr>
       <w:r>
-        <w:t>Interpretación: Se eligió Regresión Logística como modelo principal por su mayor recall (50,60 %) y F1 para Fail (0,315152): detectó 1.716 Fail, frente a 144 del árbol. Accuracy sola resulta insuficiente: el baseline obtuvo 78,88 %, pero no detectó ningún Fail. Los pesos balanceados favorecen la atención a Fail y pueden reducir accuracy.</w:t>
+        <w:t>Interpretación: La Regresión Logística superó al árbol en recall y F1 para Fail, detectando 1.716 casos frente a 144. Siempre Fail logró recall del 100 % y F1 de 0,348725, superior al de la logística (0,315152), pero produjo 12.666 falsas alarmas frente a 5.783 de la logística. Se mantuvo la logística como modelo principal al considerar este costo y su mayor detección frente al árbol. Siempre No Fail obtuvo 78,88 % de accuracy sin detectar ningún Fail.</w:t>
       </w:r>
     </w:p>
     <w:p>
@@ -10265,7 +10553,7 @@
         <w:widowControl w:val="1"/>
       </w:pPr>
       <w:r>
-        <w:t>Limitaciones: La precisión de la Regresión Logística fue baja (22,88 %) y produjo 5.783 falsos positivos. Un establecimiento puede aparecer varias veces, incluso en ambos periodos; la evaluación no corresponde exclusivamente a locales nuevos. Hay categorías raras y nuevas, y se asume que los atributos estaban disponibles antes del resultado, pues CLEAN no conserva su historial. Son asociaciones predictivas, no causales. Los resultados no justifican uso operativo.</w:t>
+        <w:t>Limitaciones: La precisión de la Regresión Logística fue baja (22,88 %) y produjo 5.783 falsos positivos. Un establecimiento puede aparecer varias veces, incluso en ambos periodos; la evaluación no corresponde exclusivamente a locales nuevos. Hay categorías raras y nuevas, y se asume que los atributos estaban disponibles antes del resultado, pues CLEAN no conserva su historial. Son asociaciones predictivas, no causales. La capacidad predictiva es modesta: es un experimento académico y no justifica uso operativo.</w:t>
       </w:r>
     </w:p>
     <w:p>
@@ -10318,7 +10606,7 @@
         <w:widowControl w:val="1"/>
       </w:pPr>
       <w:r>
-        <w:t>El CSV original se conservó sin editar y se cargó en FOOD_INSPECTIONS_RAW. El perfilado entregó controles de registros, IDs, fechas, NULL, categorías, coordenadas y VIOLATIONS; permitió definir la limpieza sin modificar RAW.</w:t>
+        <w:t>El CSV original se conservó sin editar y se cargó mediante SQL*Loader en FOOD_INSPECTIONS_RAW. El perfilado entregó controles de registros, IDs, fechas, NULL, categorías, coordenadas y VIOLATIONS; permitió definir la limpieza sin modificar RAW.</w:t>
       </w:r>
     </w:p>
     <w:p>
@@ -10342,7 +10630,7 @@
         <w:widowControl w:val="1"/>
       </w:pPr>
       <w:r>
-        <w:t>A partir de CLEAN, FOOD_INSPECTIONS_SCIENCE preparó 103.596 registros para predecir Fail, con los filtros y predictores aprobados. Analytics aportó contexto para definir el problema; sus porcentajes no se usaron como predictores. Data Science recibió la vista, entrenó con 2019–2024 y evaluó con 2025. Entregó métricas y matrices de confusión: Regresión Logística fue el modelo principal por recall y F1, aunque los resultados no justifican uso operativo.</w:t>
+        <w:t>A partir de CLEAN, FOOD_INSPECTIONS_SCIENCE preparó 103.596 registros para predecir Fail, con los filtros y predictores aprobados. Analytics aportó contexto para definir el problema; sus porcentajes no se usaron como predictores. Data Science recibió la vista, entrenó con 2019–2024 y evaluó con 2025. Entregó métricas y matrices de confusión: se mantuvo la Regresión Logística por su recall y F1 frente al árbol y sus menores falsas alarmas frente a Siempre Fail, con resultados que no justifican uso operativo.</w:t>
       </w:r>
     </w:p>
     <w:p>
@@ -10533,7 +10821,7 @@
           <w:sz w:val="24"/>
           <w:szCs w:val="24"/>
         </w:rPr>
-        <w:t xml:space="preserve">En Data Science se eligió la Regresión Logística por su mayor recall y F1 para Fail frente al Árbol de Decisión, aunque su baja precisión y sus falsos positivos muestran un rendimiento limitado que no justifica un uso operativo. El proyecto dejó claro que conservar, validar e interpretar correctamente los datos en cada etapa es necesario para que los resultados de las etapas siguientes tengan sentido.</w:t>
+        <w:t xml:space="preserve">En Data Science, la Regresión Logística superó al árbol en recall y F1 y produjo menos falsas alarmas que Siempre Fail, aunque este último obtuvo mayor recall y F1. La capacidad predictiva fue modesta y no justifica uso operativo. Conservar, validar e interpretar los datos en cada etapa permitió dar sentido a los resultados siguientes.</w:t>
       </w:r>
     </w:p>
     <w:p>
